--- a/smf80_documentazione_tecnica.docx
+++ b/smf80_documentazione_tecnica.docx
@@ -64,7 +64,7 @@
         <w:rPr>
           <w:sz w:val="22"/>
         </w:rPr>
-        <w:t>Versione documento generata il 08/07/2026</w:t>
+        <w:t>Versione documento aggiornata il 04/10/2026</w:t>
         <w:br/>
       </w:r>
       <w:r>
@@ -232,7 +232,7 @@
     <w:p/>
     <w:p>
       <w:r>
-        <w:t>Entrambi i programmi filtro condividono la stessa logica di parsing dei criteri e si appoggiano a un insieme di funzioni di supporto compilate in una libreria statica (myext.a). L'ordine delle schede segue l'elenco MYMEMB dei makefile smf80dmp.mk / smf80ext.mk, cioè l'ordine effettivo di compilazione della libreria statica myext.a, con l'aggiunta in coda dei file non referenziati dai makefile (createDta.c, box.c) segnalati come tali.</w:t>
+        <w:t>Entrambi i programmi filtro condividono la stessa logica di parsing dei criteri e si appoggiano a un insieme di funzioni di supporto: smf80dmp le usa tramite la libreria statica myext.a (makefile smf80dmp.mk), mentre smf80ext linka direttamente i singoli oggetti insieme alle routine Metal C per l'accesso a RACF (makefile smf80ext.mk, vedi 4.1). L'elenco delle classi RACF non viene più letto da un membro del PDS di controllo (getCls.c, membro SM80CLS prodotto da REXX): è ricavato in diretta dalla Class Descriptor Table, statica e dinamica, tramite RACROUTE REQUEST=STAT (get_CDT.c). Le schede del capitolo 3 seguono l'ordine di compilazione; quelle delle nuove funzioni RACF (get_CDT.c, irrcdt.c, irrauth.c e routine Metal C) sono inserite al posto di getCls.c, con in coda i file non referenziati dai makefile.</w:t>
       </w:r>
     </w:p>
     <w:p>
@@ -382,18 +382,216 @@
           </w:p>
         </w:tc>
       </w:tr>
+      <w:tr>
+        <w:tc>
+          <w:tcPr>
+            <w:tcW w:type="dxa" w:w="1984"/>
+          </w:tcPr>
+          <w:p>
+            <w:r>
+              <w:t>get_CDT.h</w:t>
+            </w:r>
+          </w:p>
+        </w:tc>
+        <w:tc>
+          <w:tcPr>
+            <w:tcW w:type="dxa" w:w="7370"/>
+          </w:tcPr>
+          <w:p>
+            <w:r>
+              <w:t>Prototipi e descrizione delle funzioni statiche di get_CDT.c (accesso ai campi di RacseqField, costruzione dei nodi st_sm80_cls).</w:t>
+            </w:r>
+          </w:p>
+        </w:tc>
+      </w:tr>
+      <w:tr>
+        <w:tc>
+          <w:tcPr>
+            <w:tcW w:type="dxa" w:w="1984"/>
+          </w:tcPr>
+          <w:p>
+            <w:r>
+              <w:t>irrcseq.h</w:t>
+            </w:r>
+          </w:p>
+        </w:tc>
+        <w:tc>
+          <w:tcPr>
+            <w:tcW w:type="dxa" w:w="7370"/>
+          </w:tcPr>
+          <w:p>
+            <w:r>
+              <w:t>Strutture comuni di output dei profili RACF: RacseqProfile, RacseqSegment, RacseqEntry, RacseqField, RacseqStatus e i codici di ritorno RacseqRC (RACSEQ_OK, RACSEQ_NO_MORE, RACSEQ_GHOST_GENERIC, RACSEQ_ERROR...).</w:t>
+            </w:r>
+          </w:p>
+        </w:tc>
+      </w:tr>
+      <w:tr>
+        <w:tc>
+          <w:tcPr>
+            <w:tcW w:type="dxa" w:w="1984"/>
+          </w:tcPr>
+          <w:p>
+            <w:r>
+              <w:t>irrcdt.h</w:t>
+            </w:r>
+          </w:p>
+        </w:tc>
+        <w:tc>
+          <w:tcPr>
+            <w:tcW w:type="dxa" w:w="7370"/>
+          </w:tcPr>
+          <w:p>
+            <w:r>
+              <w:t>Prototipi della pseudo-classe "_CDT": lettura delle voci della CDT presentate nella forma RacseqProfile (irrcdt_extract, irrcdt_extract_next).</w:t>
+            </w:r>
+          </w:p>
+        </w:tc>
+      </w:tr>
+      <w:tr>
+        <w:tc>
+          <w:tcPr>
+            <w:tcW w:type="dxa" w:w="1984"/>
+          </w:tcPr>
+          <w:p>
+            <w:r>
+              <w:t>irrauth.h</w:t>
+            </w:r>
+          </w:p>
+        </w:tc>
+        <w:tc>
+          <w:tcPr>
+            <w:tcW w:type="dxa" w:w="7370"/>
+          </w:tcPr>
+          <w:p>
+            <w:r>
+              <w:t>Prototipo di irrauth_check_auth, verifica di autorizzazione RACF tramite RACROUTE REQUEST=AUTH.</w:t>
+            </w:r>
+          </w:p>
+        </w:tc>
+      </w:tr>
+      <w:tr>
+        <w:tc>
+          <w:tcPr>
+            <w:tcW w:type="dxa" w:w="1984"/>
+          </w:tcPr>
+          <w:p>
+            <w:r>
+              <w:t>racstat.h</w:t>
+            </w:r>
+          </w:p>
+        </w:tc>
+        <w:tc>
+          <w:tcPr>
+            <w:tcW w:type="dxa" w:w="7370"/>
+          </w:tcPr>
+          <w:p>
+            <w:r>
+              <w:t>Interfaccia della routine Metal C r_admin_stat_class (RACROUTE REQUEST=STAT), con linkage OS e nome esterno RSQFSTAT; lunghezza della voce CNST+CNSX (180 byte).</w:t>
+            </w:r>
+          </w:p>
+        </w:tc>
+      </w:tr>
+      <w:tr>
+        <w:tc>
+          <w:tcPr>
+            <w:tcW w:type="dxa" w:w="1984"/>
+          </w:tcPr>
+          <w:p>
+            <w:r>
+              <w:t>racauth.h</w:t>
+            </w:r>
+          </w:p>
+        </w:tc>
+        <w:tc>
+          <w:tcPr>
+            <w:tcW w:type="dxa" w:w="7370"/>
+          </w:tcPr>
+          <w:p>
+            <w:r>
+              <w:t>Interfaccia della routine Metal C r_admin_check_auth (RACROUTE REQUEST=AUTH, nome esterno RSQFAUTH), struttura RacauthStatus (SAF RC, RACF RC, RACF reason) e costanti RACAUTH_ATTR_*.</w:t>
+            </w:r>
+          </w:p>
+        </w:tc>
+      </w:tr>
+      <w:tr>
+        <w:tc>
+          <w:tcPr>
+            <w:tcW w:type="dxa" w:w="1984"/>
+          </w:tcPr>
+          <w:p>
+            <w:r>
+              <w:t>racfree.h</w:t>
+            </w:r>
+          </w:p>
+        </w:tc>
+        <w:tc>
+          <w:tcPr>
+            <w:tcW w:type="dxa" w:w="7370"/>
+          </w:tcPr>
+          <w:p>
+            <w:r>
+              <w:t>Interfaccia della routine Metal C r_admin_freemain (FREEMAIN dello storage restituito da R_admin, nome esterno RSQFREEM).</w:t>
+            </w:r>
+          </w:p>
+        </w:tc>
+      </w:tr>
+      <w:tr>
+        <w:tc>
+          <w:tcPr>
+            <w:tcW w:type="dxa" w:w="1984"/>
+          </w:tcPr>
+          <w:p>
+            <w:r>
+              <w:t>racmode.h</w:t>
+            </w:r>
+          </w:p>
+        </w:tc>
+        <w:tc>
+          <w:tcPr>
+            <w:tcW w:type="dxa" w:w="7370"/>
+          </w:tcPr>
+          <w:p>
+            <w:r>
+              <w:t>Interfaccia delle routine Metal C r_admin_is_authorized (TESTAUTH), r_admin_enter_supervisor e r_admin_leave_supervisor (MODESET), nomi esterni RSQAUTH/RSQENSUP/RSQLVSUP.</w:t>
+            </w:r>
+          </w:p>
+        </w:tc>
+      </w:tr>
+      <w:tr>
+        <w:tc>
+          <w:tcPr>
+            <w:tcW w:type="dxa" w:w="1984"/>
+          </w:tcPr>
+          <w:p>
+            <w:r>
+              <w:t>racseq.h</w:t>
+            </w:r>
+          </w:p>
+        </w:tc>
+        <w:tc>
+          <w:tcPr>
+            <w:tcW w:type="dxa" w:w="7370"/>
+          </w:tcPr>
+          <w:p>
+            <w:r>
+              <w:t>Mappatura C delle strutture R_admin (IRRSEQ00): ADMN_PROF_MAP e relative, usate per individuare lunghezza e subpool dello storage da rilasciare.</w:t>
+            </w:r>
+          </w:p>
+        </w:tc>
+      </w:tr>
     </w:tbl>
     <w:p>
       <w:pPr>
         <w:pStyle w:val="Heading2"/>
       </w:pPr>
       <w:r>
-        <w:t>2.2 Funzioni di libreria (myext.a)</w:t>
-      </w:r>
-    </w:p>
-    <w:p>
-      <w:r>
-        <w:t>Le funzioni sono compilate individualmente e archiviate nella libreria statica myext.a, linkata sia da smf80dmp sia da smf80ext.</w:t>
+        <w:t>2.2 Funzioni di supporto</w:t>
+      </w:r>
+    </w:p>
+    <w:p>
+      <w:r>
+        <w:t>Le funzioni sono compilate individualmente. smf80dmp.mk le archivia nella libreria statica myext.a; smf80ext.mk linka direttamente gli oggetti (.o) insieme a quelli delle routine Metal C descritte in 2.3.</w:t>
       </w:r>
     </w:p>
     <w:tbl>
@@ -666,7 +864,7 @@
           </w:tcPr>
           <w:p>
             <w:r>
-              <w:t>getCls.c</w:t>
+              <w:t>get_CDT.c</w:t>
             </w:r>
           </w:p>
         </w:tc>
@@ -676,7 +874,7 @@
           </w:tcPr>
           <w:p>
             <w:r>
-              <w:t>Lettura delle classi RACF definite nel sistema (estratte da REXX XCDTPROF).</w:t>
+              <w:t>Costruzione della linked list delle classi RACF leggendo in diretta la Class Descriptor Table (sostituisce getCls.c).</w:t>
             </w:r>
           </w:p>
         </w:tc>
@@ -688,7 +886,7 @@
           </w:tcPr>
           <w:p>
             <w:r>
-              <w:t>getSez.c</w:t>
+              <w:t>irrcdt.c</w:t>
             </w:r>
           </w:p>
         </w:tc>
@@ -698,7 +896,7 @@
           </w:tcPr>
           <w:p>
             <w:r>
-              <w:t>Lettura delle descrizioni delle sezioni rilocabili dei record SMF 80.</w:t>
+              <w:t>Pseudo-classe "_CDT": legge le voci della CDT con RACROUTE REQUEST=STAT e le restituisce come RacseqProfile con un unico segmento "CDT".</w:t>
             </w:r>
           </w:p>
         </w:tc>
@@ -710,7 +908,7 @@
           </w:tcPr>
           <w:p>
             <w:r>
-              <w:t>makeargv.c</w:t>
+              <w:t>irrauth.c</w:t>
             </w:r>
           </w:p>
         </w:tc>
@@ -720,7 +918,7 @@
           </w:tcPr>
           <w:p>
             <w:r>
-              <w:t>Tokenizzazione di una stringa con spazio come separatore.</w:t>
+              <w:t>Verifica di autorizzazione dell'utente corrente su una risorsa RACF (RACROUTE REQUEST=AUTH); compilata ma non richiamata da smf80ext.</w:t>
             </w:r>
           </w:p>
         </w:tc>
@@ -732,6 +930,50 @@
           </w:tcPr>
           <w:p>
             <w:r>
+              <w:t>getSez.c</w:t>
+            </w:r>
+          </w:p>
+        </w:tc>
+        <w:tc>
+          <w:tcPr>
+            <w:tcW w:type="dxa" w:w="7370"/>
+          </w:tcPr>
+          <w:p>
+            <w:r>
+              <w:t>Lettura delle descrizioni delle sezioni rilocabili dei record SMF 80.</w:t>
+            </w:r>
+          </w:p>
+        </w:tc>
+      </w:tr>
+      <w:tr>
+        <w:tc>
+          <w:tcPr>
+            <w:tcW w:type="dxa" w:w="1984"/>
+          </w:tcPr>
+          <w:p>
+            <w:r>
+              <w:t>makeargv.c</w:t>
+            </w:r>
+          </w:p>
+        </w:tc>
+        <w:tc>
+          <w:tcPr>
+            <w:tcW w:type="dxa" w:w="7370"/>
+          </w:tcPr>
+          <w:p>
+            <w:r>
+              <w:t>Tokenizzazione di una stringa con spazio come separatore.</w:t>
+            </w:r>
+          </w:p>
+        </w:tc>
+      </w:tr>
+      <w:tr>
+        <w:tc>
+          <w:tcPr>
+            <w:tcW w:type="dxa" w:w="1984"/>
+          </w:tcPr>
+          <w:p>
+            <w:r>
               <w:t>crfilter.c</w:t>
             </w:r>
           </w:p>
@@ -743,6 +985,28 @@
           <w:p>
             <w:r>
               <w:t>Costruttore della linked list dei filtri collegati a un parametro.</w:t>
+            </w:r>
+          </w:p>
+        </w:tc>
+      </w:tr>
+      <w:tr>
+        <w:tc>
+          <w:tcPr>
+            <w:tcW w:type="dxa" w:w="1984"/>
+          </w:tcPr>
+          <w:p>
+            <w:r>
+              <w:t>fltparm.c</w:t>
+            </w:r>
+          </w:p>
+        </w:tc>
+        <w:tc>
+          <w:tcPr>
+            <w:tcW w:type="dxa" w:w="7370"/>
+          </w:tcPr>
+          <w:p>
+            <w:r>
+              <w:t>Verifica di un valore del record rispetto ai filtri richiesti per una caratteristica.</w:t>
             </w:r>
           </w:p>
         </w:tc>
@@ -885,12 +1149,12 @@
         <w:pStyle w:val="Heading2"/>
       </w:pPr>
       <w:r>
-        <w:t>2.3 File non referenziati dai makefile attuali</w:t>
-      </w:r>
-    </w:p>
-    <w:p>
-      <w:r>
-        <w:t>I seguenti file sono presenti nel repository ma non compaiono nell'elenco MYMEMB di smf80dmp.mk / smf80ext.mk, quindi non vengono attualmente compilati nella libreria:</w:t>
+        <w:t>2.3 Routine Metal C per l'accesso a RACF</w:t>
+      </w:r>
+    </w:p>
+    <w:p>
+      <w:r>
+        <w:t>Le macro RACROUTE, FREEMAIN, TESTAUTH e MODESET non sono richiamabili direttamente dal C con Language Environment. Sono quindi incapsulate in piccole funzioni Metal C, compilate a parte (xlc -S -qmetal) e richiamate dal C normale con linkage OS (#pragma linkage(..., OS)). Ogni funzione ha un nome esterno di massimo 8 caratteri assegnato con #pragma map, dichiarato nell'header comune a chiamante e chiamato: un prototipo dichiarato in locale, senza l'header, produce un riferimento al nome lungo che il binder non risolve (IEW2456E).</w:t>
       </w:r>
     </w:p>
     <w:tbl>
@@ -931,7 +1195,7 @@
                 <w:b/>
                 <w:color w:val="FFFFFF"/>
               </w:rPr>
-              <w:t>Motivo</w:t>
+              <w:t>Descrizione</w:t>
             </w:r>
           </w:p>
         </w:tc>
@@ -943,7 +1207,7 @@
           </w:tcPr>
           <w:p>
             <w:r>
-              <w:t>createDta.c</w:t>
+              <w:t>racstat_metal.c</w:t>
             </w:r>
           </w:p>
         </w:tc>
@@ -953,7 +1217,7 @@
           </w:tcPr>
           <w:p>
             <w:r>
-              <w:t>Prima versione di createDta/createDt2 (firma a un solo parametro, senza concatenamento in lista né numero di record). Sostituita da creDTA_2.c, che espone le stesse funzioni con firma estesa (3 parametri) e viene effettivamente inclusa nella build.</w:t>
+              <w:t>r_admin_stat_class (RSQFSTAT): RACROUTE REQUEST=STAT, lettura puntuale (CLASS=) o sequenziale (NEXT=) delle voci CNST+CNSX della CDT.</w:t>
             </w:r>
           </w:p>
         </w:tc>
@@ -965,7 +1229,7 @@
           </w:tcPr>
           <w:p>
             <w:r>
-              <w:t>box.c</w:t>
+              <w:t>racauth_metal.c</w:t>
             </w:r>
           </w:p>
         </w:tc>
@@ -975,18 +1239,235 @@
           </w:tcPr>
           <w:p>
             <w:r>
-              <w:t>File segnaposto: contiene solo l'intestazione standard e gli include di base, nessuna funzione implementata.</w:t>
+              <w:t>r_admin_check_auth (RSQFAUTH): RACROUTE REQUEST=AUTH sull'utente corrente.</w:t>
+            </w:r>
+          </w:p>
+        </w:tc>
+      </w:tr>
+      <w:tr>
+        <w:tc>
+          <w:tcPr>
+            <w:tcW w:type="dxa" w:w="1984"/>
+          </w:tcPr>
+          <w:p>
+            <w:r>
+              <w:t>racfree_metal.c</w:t>
+            </w:r>
+          </w:p>
+        </w:tc>
+        <w:tc>
+          <w:tcPr>
+            <w:tcW w:type="dxa" w:w="7370"/>
+          </w:tcPr>
+          <w:p>
+            <w:r>
+              <w:t>r_admin_freemain (RSQFREEM): FREEMAIN dello storage ottenuto da R_admin (IRRSEQ00), che non appartiene allo heap C e non può essere liberato con free().</w:t>
+            </w:r>
+          </w:p>
+        </w:tc>
+      </w:tr>
+      <w:tr>
+        <w:tc>
+          <w:tcPr>
+            <w:tcW w:type="dxa" w:w="1984"/>
+          </w:tcPr>
+          <w:p>
+            <w:r>
+              <w:t>racmode_metal.c</w:t>
+            </w:r>
+          </w:p>
+        </w:tc>
+        <w:tc>
+          <w:tcPr>
+            <w:tcW w:type="dxa" w:w="7370"/>
+          </w:tcPr>
+          <w:p>
+            <w:r>
+              <w:t>r_admin_is_authorized (RSQAUTH), r_admin_enter_supervisor (RSQENSUP), r_admin_leave_supervisor (RSQLVSUP): TESTAUTH e MODESET; richiedono un modulo APF-authorized e non sono richiamate da smf80ext.</w:t>
+            </w:r>
+          </w:p>
+        </w:tc>
+      </w:tr>
+      <w:tr>
+        <w:tc>
+          <w:tcPr>
+            <w:tcW w:type="dxa" w:w="1984"/>
+          </w:tcPr>
+          <w:p>
+            <w:r>
+              <w:t>metalc_prolog.mac</w:t>
+            </w:r>
+          </w:p>
+        </w:tc>
+        <w:tc>
+          <w:tcPr>
+            <w:tcW w:type="dxa" w:w="7370"/>
+          </w:tcPr>
+          <w:p>
+            <w:r>
+              <w:t>Macro HLASM MYPROLOG/MYEPILOG (campioni IBM) concatenate in testa a ogni .s generato prima dell'assemblaggio.</w:t>
             </w:r>
           </w:p>
         </w:tc>
       </w:tr>
     </w:tbl>
+    <w:p>
+      <w:r>
+        <w:t>Il prolog Metal C di default, per le funzioni diverse da main, prende la propria DSA dal campo NAB della save area del chiamante, che il C con LE non valorizza: ne derivava un abend U4094-18 per scrittura fuori dallo storage. Per questo ogni routine dichiara #pragma prolog/epilog con MYPROLOG/MYEPILOG, che ottengono e rilasciano la DSA con STORAGE OBTAIN/RELEASE.</w:t>
+      </w:r>
+    </w:p>
+    <w:p/>
     <w:p>
       <w:pPr>
         <w:pStyle w:val="Heading2"/>
       </w:pPr>
       <w:r>
-        <w:t>2.4 Formati dei record (strutture dati)</w:t>
+        <w:t>2.4 File non referenziati dai makefile attuali</w:t>
+      </w:r>
+    </w:p>
+    <w:p>
+      <w:r>
+        <w:t>I seguenti file sono presenti nel repository ma non compaiono nell'elenco dei sorgenti di smf80ext.mk, quindi non vengono compilati:</w:t>
+      </w:r>
+    </w:p>
+    <w:tbl>
+      <w:tblPr>
+        <w:tblStyle w:val="LightGrid-Accent1"/>
+        <w:tblW w:type="auto" w:w="0"/>
+        <w:jc w:val="center"/>
+        <w:tblLook w:firstColumn="1" w:firstRow="1" w:lastColumn="0" w:lastRow="0" w:noHBand="0" w:noVBand="1" w:val="04A0"/>
+      </w:tblPr>
+      <w:tblGrid>
+        <w:gridCol w:w="4873"/>
+        <w:gridCol w:w="4873"/>
+      </w:tblGrid>
+      <w:tr>
+        <w:tc>
+          <w:tcPr>
+            <w:tcW w:type="dxa" w:w="1984"/>
+            <w:shd w:val="clear" w:color="auto" w:fill="1F3A5F"/>
+          </w:tcPr>
+          <w:p>
+            <w:r>
+              <w:rPr>
+                <w:b/>
+                <w:color w:val="FFFFFF"/>
+              </w:rPr>
+              <w:t>File</w:t>
+            </w:r>
+          </w:p>
+        </w:tc>
+        <w:tc>
+          <w:tcPr>
+            <w:tcW w:type="dxa" w:w="7370"/>
+            <w:shd w:val="clear" w:color="auto" w:fill="1F3A5F"/>
+          </w:tcPr>
+          <w:p>
+            <w:r>
+              <w:rPr>
+                <w:b/>
+                <w:color w:val="FFFFFF"/>
+              </w:rPr>
+              <w:t>Motivo</w:t>
+            </w:r>
+          </w:p>
+        </w:tc>
+      </w:tr>
+      <w:tr>
+        <w:tc>
+          <w:tcPr>
+            <w:tcW w:type="dxa" w:w="1984"/>
+          </w:tcPr>
+          <w:p>
+            <w:r>
+              <w:t>createDta.c</w:t>
+            </w:r>
+          </w:p>
+        </w:tc>
+        <w:tc>
+          <w:tcPr>
+            <w:tcW w:type="dxa" w:w="7370"/>
+          </w:tcPr>
+          <w:p>
+            <w:r>
+              <w:t>Prima versione di createDta/createDt2 (firma a un solo parametro, senza concatenamento in lista né numero di record). Sostituita da creDTA_2.c, che espone le stesse funzioni con firma estesa (3 parametri) e viene effettivamente inclusa nella build.</w:t>
+            </w:r>
+          </w:p>
+        </w:tc>
+      </w:tr>
+      <w:tr>
+        <w:tc>
+          <w:tcPr>
+            <w:tcW w:type="dxa" w:w="1984"/>
+          </w:tcPr>
+          <w:p>
+            <w:r>
+              <w:t>getCls.c</w:t>
+            </w:r>
+          </w:p>
+        </w:tc>
+        <w:tc>
+          <w:tcPr>
+            <w:tcW w:type="dxa" w:w="7370"/>
+          </w:tcPr>
+          <w:p>
+            <w:r>
+              <w:t>Versione precedente della lettura delle classi RACF dal membro SM80CLS del PDS di controllo (prodotto dal REXX XCDTPROF). Sostituita da get_CDT.c; è ancora nell'elenco MYMEMB di smf80dmp.mk (vedi 4.1).</w:t>
+            </w:r>
+          </w:p>
+        </w:tc>
+      </w:tr>
+      <w:tr>
+        <w:tc>
+          <w:tcPr>
+            <w:tcW w:type="dxa" w:w="1984"/>
+          </w:tcPr>
+          <w:p>
+            <w:r>
+              <w:t>box.prolog</w:t>
+            </w:r>
+          </w:p>
+        </w:tc>
+        <w:tc>
+          <w:tcPr>
+            <w:tcW w:type="dxa" w:w="7370"/>
+          </w:tcPr>
+          <w:p>
+            <w:r>
+              <w:t>Modello dell'intestazione standard (ex box.c) da usare come base per nuovi sorgenti: contiene solo commento di testata e include di base.</w:t>
+            </w:r>
+          </w:p>
+        </w:tc>
+      </w:tr>
+      <w:tr>
+        <w:tc>
+          <w:tcPr>
+            <w:tcW w:type="dxa" w:w="1984"/>
+          </w:tcPr>
+          <w:p>
+            <w:r>
+              <w:t>strevt.h</w:t>
+            </w:r>
+          </w:p>
+        </w:tc>
+        <w:tc>
+          <w:tcPr>
+            <w:tcW w:type="dxa" w:w="7370"/>
+          </w:tcPr>
+          <w:p>
+            <w:r>
+              <w:t>Header non incluso da alcun sorgente (dipende da uintdef.h, non presente nel repository).</w:t>
+            </w:r>
+          </w:p>
+        </w:tc>
+      </w:tr>
+    </w:tbl>
+    <w:p>
+      <w:pPr>
+        <w:pStyle w:val="Heading2"/>
+      </w:pPr>
+      <w:r>
+        <w:t>2.5 Formati dei record (strutture dati)</w:t>
       </w:r>
     </w:p>
     <w:tbl>
@@ -7394,7 +7875,7 @@
         <w:pStyle w:val="Heading2"/>
       </w:pPr>
       <w:r>
-        <w:t>getCls.c</w:t>
+        <w:t>get_CDT.c</w:t>
       </w:r>
     </w:p>
     <w:p>
@@ -7402,7 +7883,7 @@
         <w:rPr>
           <w:i/>
         </w:rPr>
-        <w:t>Lettura delle classi RACF definite nel sistema (estratte da REXX XCDTPROF).</w:t>
+        <w:t>Costruzione della linked list delle classi RACF dalla Class Descriptor Table (statica e dinamica), letta in diretta tramite RACROUTE REQUEST=STAT.</w:t>
       </w:r>
     </w:p>
     <w:p>
@@ -7410,7 +7891,7 @@
         <w:pStyle w:val="Heading3"/>
       </w:pPr>
       <w:r>
-        <w:t>getCls()</w:t>
+        <w:t>get_CDT()</w:t>
       </w:r>
     </w:p>
     <w:p>
@@ -7420,7 +7901,7 @@
           <w:i/>
           <w:sz w:val="19"/>
         </w:rPr>
-        <w:t>st_sm80_cls *getCls(char *filename, char *member)</w:t>
+        <w:t>st_sm80_cls *get_CDT(void)</w:t>
       </w:r>
     </w:p>
     <w:p>
@@ -7431,7 +7912,7 @@
         <w:t xml:space="preserve">File: </w:t>
       </w:r>
       <w:r>
-        <w:t>getCls.c</w:t>
+        <w:t>get_CDT.c</w:t>
       </w:r>
     </w:p>
     <w:p>
@@ -7442,7 +7923,70 @@
         <w:t xml:space="preserve">Scopo: </w:t>
       </w:r>
       <w:r>
-        <w:t>Inserisce manualmente la classe DATASET (non presente nell'estrazione REXX), poi legge il membro PDS (tipicamente SM80CLS) con le proprietà di ciascuna classe RACF (attiva, lunghezza massima profilo, onora OPERATIONS, mixed case, default RC, grouping class con relativa member class) e ne costruisce la linked list.</w:t>
+        <w:t>Inserisce manualmente la classe DATASET (non presente nella CDT), poi scandisce l'intera CDT con irrcdt_extract_next, usando la stessa variabile come profilo precedente e successivo, e per ogni classe richiama extract_data. Al termine stampa il numero di classi trovate, o i codici SAF/RACF in caso di errore.</w:t>
+      </w:r>
+    </w:p>
+    <w:p>
+      <w:r>
+        <w:rPr>
+          <w:b/>
+        </w:rPr>
+        <w:t xml:space="preserve">Valore di ritorno: </w:t>
+      </w:r>
+      <w:r>
+        <w:t>st_sm80_cls* — radice della linked list globale root_cls</w:t>
+      </w:r>
+    </w:p>
+    <w:p>
+      <w:r>
+        <w:rPr>
+          <w:b/>
+        </w:rPr>
+        <w:t xml:space="preserve">Note: </w:t>
+      </w:r>
+      <w:r>
+        <w:t>Sostituisce getCls(filename, member): non serve più il membro SM80CLS né il REXX che lo produceva. Richiamata da getParm.</w:t>
+      </w:r>
+    </w:p>
+    <w:p/>
+    <w:p>
+      <w:pPr>
+        <w:pStyle w:val="Heading3"/>
+      </w:pPr>
+      <w:r>
+        <w:t>extract_data()</w:t>
+      </w:r>
+    </w:p>
+    <w:p>
+      <w:r>
+        <w:rPr>
+          <w:rFonts w:ascii="Consolas" w:hAnsi="Consolas"/>
+          <w:i/>
+          <w:sz w:val="19"/>
+        </w:rPr>
+        <w:t>void extract_data(RacseqProfile *p)</w:t>
+      </w:r>
+    </w:p>
+    <w:p>
+      <w:r>
+        <w:rPr>
+          <w:b/>
+        </w:rPr>
+        <w:t xml:space="preserve">File: </w:t>
+      </w:r>
+      <w:r>
+        <w:t>get_CDT.c</w:t>
+      </w:r>
+    </w:p>
+    <w:p>
+      <w:r>
+        <w:rPr>
+          <w:b/>
+        </w:rPr>
+        <w:t xml:space="preserve">Scopo: </w:t>
+      </w:r>
+      <w:r>
+        <w:t>Ricava dal segmento "CDT" del profilo i dati della classe: ACTIVE (testo YES/NO), MAXLEN, PRESCASE (mixed case), OPERATTR (onora OPERATIONS), DEFRC, RESGROUP (grouping class) e, per le grouping class, XREF (member class). Compone la descrizione testuale e accoda il nodo con push_cls.</w:t>
       </w:r>
     </w:p>
     <w:p>
@@ -7503,7 +8047,7 @@
           </w:tcPr>
           <w:p>
             <w:r>
-              <w:t>filename</w:t>
+              <w:t>p</w:t>
             </w:r>
           </w:p>
         </w:tc>
@@ -7513,29 +8057,7 @@
           </w:tcPr>
           <w:p>
             <w:r>
-              <w:t>DD o path del PDS di controllo</w:t>
-            </w:r>
-          </w:p>
-        </w:tc>
-      </w:tr>
-      <w:tr>
-        <w:tc>
-          <w:tcPr>
-            <w:tcW w:type="dxa" w:w="1984"/>
-          </w:tcPr>
-          <w:p>
-            <w:r>
-              <w:t>member</w:t>
-            </w:r>
-          </w:p>
-        </w:tc>
-        <w:tc>
-          <w:tcPr>
-            <w:tcW w:type="dxa" w:w="7087"/>
-          </w:tcPr>
-          <w:p>
-            <w:r>
-              <w:t>nome del membro da leggere ("SM80CLS")</w:t>
+              <w:t>profilo della pseudo-classe _CDT appena letto (non ancora liberato)</w:t>
             </w:r>
           </w:p>
         </w:tc>
@@ -7549,7 +8071,7 @@
         <w:t xml:space="preserve">Valore di ritorno: </w:t>
       </w:r>
       <w:r>
-        <w:t>st_sm80_cls* — radice della linked list delle classi</w:t>
+        <w:t>void</w:t>
       </w:r>
     </w:p>
     <w:p>
@@ -7560,7 +8082,7 @@
         <w:t xml:space="preserve">Note: </w:t>
       </w:r>
       <w:r>
-        <w:t>Termina il programma (exit(4)) se il file non può essere aperto.</w:t>
+        <w:t>I campi del profilo puntano dentro il buffer della voce CDT: vanno copiati prima della successiva irrcdt_extract_next, che libera il profilo.</w:t>
       </w:r>
     </w:p>
     <w:p/>
@@ -7590,7 +8112,7 @@
         <w:t xml:space="preserve">File: </w:t>
       </w:r>
       <w:r>
-        <w:t>getCls.c</w:t>
+        <w:t>get_CDT.c</w:t>
       </w:r>
     </w:p>
     <w:p>
@@ -7601,7 +8123,7 @@
         <w:t xml:space="preserve">Scopo: </w:t>
       </w:r>
       <w:r>
-        <w:t>Accoda un nuovo nodo classe in fondo alla linked list globale root_cls, costruendo anche la stringa descrittiva completa.</w:t>
+        <w:t>Accoda un nuovo nodo classe in fondo alla linked list globale root_cls; descrizione, default RC e member class sono copiati con createStr.</w:t>
       </w:r>
     </w:p>
     <w:p>
@@ -7873,32 +8395,16 @@
         <w:t xml:space="preserve">Note: </w:t>
       </w:r>
       <w:r>
-        <w:t>Funzione di supporto interna a getCls.</w:t>
+        <w:t>Stessa firma della versione in getCls.c, per compatibilità con chkparm e getParm.</w:t>
       </w:r>
     </w:p>
     <w:p/>
-    <w:p>
-      <w:pPr>
-        <w:pStyle w:val="Heading2"/>
-      </w:pPr>
-      <w:r>
-        <w:t>getSez.c</w:t>
-      </w:r>
-    </w:p>
-    <w:p>
-      <w:r>
-        <w:rPr>
-          <w:i/>
-        </w:rPr>
-        <w:t>Lettura delle descrizioni delle sezioni rilocabili dei record SMF 80.</w:t>
-      </w:r>
-    </w:p>
     <w:p>
       <w:pPr>
         <w:pStyle w:val="Heading3"/>
       </w:pPr>
       <w:r>
-        <w:t>getSez()</w:t>
+        <w:t>find_field()</w:t>
       </w:r>
     </w:p>
     <w:p>
@@ -7908,7 +8414,7 @@
           <w:i/>
           <w:sz w:val="19"/>
         </w:rPr>
-        <w:t>st_sm80_sez *getSez(char *filename, char *member)</w:t>
+        <w:t>static const RacseqField *find_field(const RacseqSegment *s, const char *name)</w:t>
       </w:r>
     </w:p>
     <w:p>
@@ -7919,7 +8425,7 @@
         <w:t xml:space="preserve">File: </w:t>
       </w:r>
       <w:r>
-        <w:t>getSez.c</w:t>
+        <w:t>get_CDT.c</w:t>
       </w:r>
     </w:p>
     <w:p>
@@ -7930,7 +8436,7 @@
         <w:t xml:space="preserve">Scopo: </w:t>
       </w:r>
       <w:r>
-        <w:t>Legge il membro PDS (tipicamente SM80REL) con numero e descrizione di ciascuna sezione rilocabile, costruendo la relativa linked list usata per arricchire il dump esadecimale (smf80dmp) con la descrizione di ogni sezione trovata.</w:t>
+        <w:t>Cerca per nome un campo semplice (non repeat group) all'interno di un segmento.</w:t>
       </w:r>
     </w:p>
     <w:p>
@@ -7991,7 +8497,7 @@
           </w:tcPr>
           <w:p>
             <w:r>
-              <w:t>filename</w:t>
+              <w:t>s</w:t>
             </w:r>
           </w:p>
         </w:tc>
@@ -8001,7 +8507,7 @@
           </w:tcPr>
           <w:p>
             <w:r>
-              <w:t>DD o path del PDS di controllo</w:t>
+              <w:t>segmento del profilo</w:t>
             </w:r>
           </w:p>
         </w:tc>
@@ -8013,7 +8519,7 @@
           </w:tcPr>
           <w:p>
             <w:r>
-              <w:t>member</w:t>
+              <w:t>name</w:t>
             </w:r>
           </w:p>
         </w:tc>
@@ -8023,7 +8529,7 @@
           </w:tcPr>
           <w:p>
             <w:r>
-              <w:t>nome del membro da leggere ("SM80REL")</w:t>
+              <w:t>nome del campo (es. "MAXLEN")</w:t>
             </w:r>
           </w:p>
         </w:tc>
@@ -8037,7 +8543,7 @@
         <w:t xml:space="preserve">Valore di ritorno: </w:t>
       </w:r>
       <w:r>
-        <w:t>st_sm80_sez* — radice della linked list delle sezioni</w:t>
+        <w:t>const RacseqField* — campo trovato, NULL se assente</w:t>
       </w:r>
     </w:p>
     <w:p>
@@ -8048,7 +8554,7 @@
         <w:t xml:space="preserve">Note: </w:t>
       </w:r>
       <w:r>
-        <w:t>Termina il programma (exit(4)) se il file non può essere aperto.</w:t>
+        <w:t>Funzione locale a get_CDT.c.</w:t>
       </w:r>
     </w:p>
     <w:p/>
@@ -8057,7 +8563,7 @@
         <w:pStyle w:val="Heading3"/>
       </w:pPr>
       <w:r>
-        <w:t>push_sez()</w:t>
+        <w:t>field2long()</w:t>
       </w:r>
     </w:p>
     <w:p>
@@ -8067,7 +8573,7 @@
           <w:i/>
           <w:sz w:val="19"/>
         </w:rPr>
-        <w:t>void push_sez(const int numb, char *desc)</w:t>
+        <w:t>static long field2long(const RacseqField *f, int *ok)</w:t>
       </w:r>
     </w:p>
     <w:p>
@@ -8078,7 +8584,7 @@
         <w:t xml:space="preserve">File: </w:t>
       </w:r>
       <w:r>
-        <w:t>getSez.c</w:t>
+        <w:t>get_CDT.c</w:t>
       </w:r>
     </w:p>
     <w:p>
@@ -8089,7 +8595,7 @@
         <w:t xml:space="preserve">Scopo: </w:t>
       </w:r>
       <w:r>
-        <w:t>Accoda un nuovo nodo sezione, mantenendo l'ordine di lettura, in fondo alla linked list globale root_sez.</w:t>
+        <w:t>Converte in intero un campo testuale che il chiamante sa essere numerico, copiandolo prima in un buffer locale perché il valore non è terminato da NUL.</w:t>
       </w:r>
     </w:p>
     <w:p>
@@ -8150,7 +8656,7 @@
           </w:tcPr>
           <w:p>
             <w:r>
-              <w:t>numb</w:t>
+              <w:t>f</w:t>
             </w:r>
           </w:p>
         </w:tc>
@@ -8160,7 +8666,7 @@
           </w:tcPr>
           <w:p>
             <w:r>
-              <w:t>numero della sezione rilocabile</w:t>
+              <w:t>campo da convertire</w:t>
             </w:r>
           </w:p>
         </w:tc>
@@ -8172,7 +8678,7 @@
           </w:tcPr>
           <w:p>
             <w:r>
-              <w:t>desc</w:t>
+              <w:t>ok</w:t>
             </w:r>
           </w:p>
         </w:tc>
@@ -8182,7 +8688,7 @@
           </w:tcPr>
           <w:p>
             <w:r>
-              <w:t>descrizione della sezione</w:t>
+              <w:t>impostato a 1 se la conversione è riuscita, 0 altrimenti</w:t>
             </w:r>
           </w:p>
         </w:tc>
@@ -8196,7 +8702,7 @@
         <w:t xml:space="preserve">Valore di ritorno: </w:t>
       </w:r>
       <w:r>
-        <w:t>void</w:t>
+        <w:t>long — valore convertito, 0 in caso di errore</w:t>
       </w:r>
     </w:p>
     <w:p>
@@ -8207,32 +8713,16 @@
         <w:t xml:space="preserve">Note: </w:t>
       </w:r>
       <w:r>
-        <w:t>Funzione di supporto interna a getSez; la lista risultante è ordinata per numero crescente (il file di input è atteso ordinato), sfruttato da findsez per uscire anticipatamente dalla ricerca.</w:t>
+        <w:t>Funzione locale a get_CDT.c.</w:t>
       </w:r>
     </w:p>
     <w:p/>
-    <w:p>
-      <w:pPr>
-        <w:pStyle w:val="Heading2"/>
-      </w:pPr>
-      <w:r>
-        <w:t>makeargv.c</w:t>
-      </w:r>
-    </w:p>
-    <w:p>
-      <w:r>
-        <w:rPr>
-          <w:i/>
-        </w:rPr>
-        <w:t>Tokenizzazione di una stringa con spazio come separatore.</w:t>
-      </w:r>
-    </w:p>
     <w:p>
       <w:pPr>
         <w:pStyle w:val="Heading3"/>
       </w:pPr>
       <w:r>
-        <w:t>makeargv()</w:t>
+        <w:t>text2bool()</w:t>
       </w:r>
     </w:p>
     <w:p>
@@ -8242,7 +8732,7 @@
           <w:i/>
           <w:sz w:val="19"/>
         </w:rPr>
-        <w:t>int makeargv(char *string, char *argv[], int argvsize, int max_argc)</w:t>
+        <w:t>static int text2bool(const RacseqField *f, const char *yes_value)</w:t>
       </w:r>
     </w:p>
     <w:p>
@@ -8253,7 +8743,7 @@
         <w:t xml:space="preserve">File: </w:t>
       </w:r>
       <w:r>
-        <w:t>makeargv.c</w:t>
+        <w:t>get_CDT.c</w:t>
       </w:r>
     </w:p>
     <w:p>
@@ -8264,7 +8754,7 @@
         <w:t xml:space="preserve">Scopo: </w:t>
       </w:r>
       <w:r>
-        <w:t>Suddivide la stringa in token separati da blank, popolando l'array argv. Se max_argc è diverso da 0, i primi (max_argc-1) token sono estratti singolarmente e l'ultimo token contiene il resto della stringa non ancora tokenizzata (utile per estrarre 'caratteristica operatore &lt;resto della lista valori&gt;').</w:t>
+        <w:t>Vero se il campo testuale vale esattamente yes_value; usata per ACTIVE ("YES"/"NO").</w:t>
       </w:r>
     </w:p>
     <w:p>
@@ -8325,7 +8815,7 @@
           </w:tcPr>
           <w:p>
             <w:r>
-              <w:t>string</w:t>
+              <w:t>f</w:t>
             </w:r>
           </w:p>
         </w:tc>
@@ -8335,7 +8825,7 @@
           </w:tcPr>
           <w:p>
             <w:r>
-              <w:t>stringa da tokenizzare (modificata in place: gli spazi separatori diventano '\0')</w:t>
+              <w:t>campo testuale</w:t>
             </w:r>
           </w:p>
         </w:tc>
@@ -8347,7 +8837,7 @@
           </w:tcPr>
           <w:p>
             <w:r>
-              <w:t>argv</w:t>
+              <w:t>yes_value</w:t>
             </w:r>
           </w:p>
         </w:tc>
@@ -8357,51 +8847,7 @@
           </w:tcPr>
           <w:p>
             <w:r>
-              <w:t>array di puntatori di output, un elemento per token</w:t>
-            </w:r>
-          </w:p>
-        </w:tc>
-      </w:tr>
-      <w:tr>
-        <w:tc>
-          <w:tcPr>
-            <w:tcW w:type="dxa" w:w="1984"/>
-          </w:tcPr>
-          <w:p>
-            <w:r>
-              <w:t>argvsize</w:t>
-            </w:r>
-          </w:p>
-        </w:tc>
-        <w:tc>
-          <w:tcPr>
-            <w:tcW w:type="dxa" w:w="7087"/>
-          </w:tcPr>
-          <w:p>
-            <w:r>
-              <w:t>dimensione massima dell'array argv</w:t>
-            </w:r>
-          </w:p>
-        </w:tc>
-      </w:tr>
-      <w:tr>
-        <w:tc>
-          <w:tcPr>
-            <w:tcW w:type="dxa" w:w="1984"/>
-          </w:tcPr>
-          <w:p>
-            <w:r>
-              <w:t>max_argc</w:t>
-            </w:r>
-          </w:p>
-        </w:tc>
-        <w:tc>
-          <w:tcPr>
-            <w:tcW w:type="dxa" w:w="7087"/>
-          </w:tcPr>
-          <w:p>
-            <w:r>
-              <w:t>numero di token oltre i quali il resto viene considerato un unico token (0 = nessun limite)</w:t>
+              <w:t>valore considerato vero</w:t>
             </w:r>
           </w:p>
         </w:tc>
@@ -8415,32 +8861,27 @@
         <w:t xml:space="preserve">Valore di ritorno: </w:t>
       </w:r>
       <w:r>
-        <w:t>int — numero di token estratti (argc)</w:t>
+        <w:t>int — 1 se uguale, 0 altrimenti</w:t>
+      </w:r>
+    </w:p>
+    <w:p>
+      <w:r>
+        <w:rPr>
+          <w:b/>
+        </w:rPr>
+        <w:t xml:space="preserve">Note: </w:t>
+      </w:r>
+      <w:r>
+        <w:t>Funzione locale a get_CDT.c.</w:t>
       </w:r>
     </w:p>
     <w:p/>
-    <w:p>
-      <w:pPr>
-        <w:pStyle w:val="Heading2"/>
-      </w:pPr>
-      <w:r>
-        <w:t>crfilter.c</w:t>
-      </w:r>
-    </w:p>
-    <w:p>
-      <w:r>
-        <w:rPr>
-          <w:i/>
-        </w:rPr>
-        <w:t>Costruttore della linked list dei filtri collegati a un parametro.</w:t>
-      </w:r>
-    </w:p>
     <w:p>
       <w:pPr>
         <w:pStyle w:val="Heading3"/>
       </w:pPr>
       <w:r>
-        <w:t>crfilter()</w:t>
+        <w:t>dup_field_text()</w:t>
       </w:r>
     </w:p>
     <w:p>
@@ -8450,7 +8891,7 @@
           <w:i/>
           <w:sz w:val="19"/>
         </w:rPr>
-        <w:t>list_filter *crfilter(uint32_t value, char *name, char *desc)</w:t>
+        <w:t>static char *dup_field_text(const RacseqField *f)</w:t>
       </w:r>
     </w:p>
     <w:p>
@@ -8461,7 +8902,7 @@
         <w:t xml:space="preserve">File: </w:t>
       </w:r>
       <w:r>
-        <w:t>crfilter.c</w:t>
+        <w:t>get_CDT.c</w:t>
       </w:r>
     </w:p>
     <w:p>
@@ -8472,7 +8913,7 @@
         <w:t xml:space="preserve">Scopo: </w:t>
       </w:r>
       <w:r>
-        <w:t>Alloca e popola un nodo filtro (valore numerico opzionale, nome testuale, descrizione opzionale) da agganciare alla lista dei filtri di un parametro.</w:t>
+        <w:t>Copia un campo testuale in una stringa allocata con malloc e terminata da NUL, posseduta dal chiamante.</w:t>
       </w:r>
     </w:p>
     <w:p>
@@ -8533,7 +8974,7 @@
           </w:tcPr>
           <w:p>
             <w:r>
-              <w:t>value</w:t>
+              <w:t>f</w:t>
             </w:r>
           </w:p>
         </w:tc>
@@ -8543,51 +8984,7 @@
           </w:tcPr>
           <w:p>
             <w:r>
-              <w:t>valore numerico del filtro (se applicabile)</w:t>
-            </w:r>
-          </w:p>
-        </w:tc>
-      </w:tr>
-      <w:tr>
-        <w:tc>
-          <w:tcPr>
-            <w:tcW w:type="dxa" w:w="1984"/>
-          </w:tcPr>
-          <w:p>
-            <w:r>
-              <w:t>name</w:t>
-            </w:r>
-          </w:p>
-        </w:tc>
-        <w:tc>
-          <w:tcPr>
-            <w:tcW w:type="dxa" w:w="7087"/>
-          </w:tcPr>
-          <w:p>
-            <w:r>
-              <w:t>valore testuale del filtro come fornito da input</w:t>
-            </w:r>
-          </w:p>
-        </w:tc>
-      </w:tr>
-      <w:tr>
-        <w:tc>
-          <w:tcPr>
-            <w:tcW w:type="dxa" w:w="1984"/>
-          </w:tcPr>
-          <w:p>
-            <w:r>
-              <w:t>desc</w:t>
-            </w:r>
-          </w:p>
-        </w:tc>
-        <w:tc>
-          <w:tcPr>
-            <w:tcW w:type="dxa" w:w="7087"/>
-          </w:tcPr>
-          <w:p>
-            <w:r>
-              <w:t>descrizione opzionale (NULL se non ancora nota, valorizzata poi da chkparm)</w:t>
+              <w:t>campo testuale da copiare</w:t>
             </w:r>
           </w:p>
         </w:tc>
@@ -8601,32 +8998,27 @@
         <w:t xml:space="preserve">Valore di ritorno: </w:t>
       </w:r>
       <w:r>
-        <w:t>list_filter* — puntatore al nuovo nodo (next = NULL)</w:t>
+        <w:t>char* — copia del valore, NULL se il campo non esiste o è vuoto</w:t>
+      </w:r>
+    </w:p>
+    <w:p>
+      <w:r>
+        <w:rPr>
+          <w:b/>
+        </w:rPr>
+        <w:t xml:space="preserve">Note: </w:t>
+      </w:r>
+      <w:r>
+        <w:t>Funzione locale a get_CDT.c.</w:t>
       </w:r>
     </w:p>
     <w:p/>
-    <w:p>
-      <w:pPr>
-        <w:pStyle w:val="Heading2"/>
-      </w:pPr>
-      <w:r>
-        <w:t>crparm.c</w:t>
-      </w:r>
-    </w:p>
-    <w:p>
-      <w:r>
-        <w:rPr>
-          <w:i/>
-        </w:rPr>
-        <w:t>Costruttore della linked list dei parametri di input, e relativa ricerca.</w:t>
-      </w:r>
-    </w:p>
     <w:p>
       <w:pPr>
         <w:pStyle w:val="Heading3"/>
       </w:pPr>
       <w:r>
-        <w:t>crparm()</w:t>
+        <w:t>racseq_free_profile()</w:t>
       </w:r>
     </w:p>
     <w:p>
@@ -8636,7 +9028,7 @@
           <w:i/>
           <w:sz w:val="19"/>
         </w:rPr>
-        <w:t>list_parameter *crparm(char *name, int num, char *oper, uint8_t opnum, char *desc)</w:t>
+        <w:t>void racseq_free_profile(RacseqProfile *p)</w:t>
       </w:r>
     </w:p>
     <w:p>
@@ -8647,7 +9039,7 @@
         <w:t xml:space="preserve">File: </w:t>
       </w:r>
       <w:r>
-        <w:t>crparm.c</w:t>
+        <w:t>get_CDT.c</w:t>
       </w:r>
     </w:p>
     <w:p>
@@ -8658,7 +9050,7 @@
         <w:t xml:space="preserve">Scopo: </w:t>
       </w:r>
       <w:r>
-        <w:t>Alloca e popola un nodo parametro (caratteristica) con nome, codice interno, operatore testuale/numerico e tipo di filtro associato (da tabella l_parm_num).</w:t>
+        <w:t>Libera un profilo: prima le strutture analizzate (segmenti, campi, occorrenze, con free_profile_parsed), poi il buffer grezzo con free_raw_buffer, che usa free() per i buffer della pseudo-classe _CDT e r_admin_freemain per lo storage restituito da R_admin.</w:t>
       </w:r>
     </w:p>
     <w:p>
@@ -8719,7 +9111,7 @@
           </w:tcPr>
           <w:p>
             <w:r>
-              <w:t>name</w:t>
+              <w:t>p</w:t>
             </w:r>
           </w:p>
         </w:tc>
@@ -8729,95 +9121,7 @@
           </w:tcPr>
           <w:p>
             <w:r>
-              <w:t>nome della caratteristica (es. EVENT, CLASS...)</w:t>
-            </w:r>
-          </w:p>
-        </w:tc>
-      </w:tr>
-      <w:tr>
-        <w:tc>
-          <w:tcPr>
-            <w:tcW w:type="dxa" w:w="1984"/>
-          </w:tcPr>
-          <w:p>
-            <w:r>
-              <w:t>num</w:t>
-            </w:r>
-          </w:p>
-        </w:tc>
-        <w:tc>
-          <w:tcPr>
-            <w:tcW w:type="dxa" w:w="7087"/>
-          </w:tcPr>
-          <w:p>
-            <w:r>
-              <w:t>codice interno posizionale della caratteristica</w:t>
-            </w:r>
-          </w:p>
-        </w:tc>
-      </w:tr>
-      <w:tr>
-        <w:tc>
-          <w:tcPr>
-            <w:tcW w:type="dxa" w:w="1984"/>
-          </w:tcPr>
-          <w:p>
-            <w:r>
-              <w:t>oper</w:t>
-            </w:r>
-          </w:p>
-        </w:tc>
-        <w:tc>
-          <w:tcPr>
-            <w:tcW w:type="dxa" w:w="7087"/>
-          </w:tcPr>
-          <w:p>
-            <w:r>
-              <w:t>operatore testuale (=, &lt;&gt;, ABR)</w:t>
-            </w:r>
-          </w:p>
-        </w:tc>
-      </w:tr>
-      <w:tr>
-        <w:tc>
-          <w:tcPr>
-            <w:tcW w:type="dxa" w:w="1984"/>
-          </w:tcPr>
-          <w:p>
-            <w:r>
-              <w:t>opnum</w:t>
-            </w:r>
-          </w:p>
-        </w:tc>
-        <w:tc>
-          <w:tcPr>
-            <w:tcW w:type="dxa" w:w="7087"/>
-          </w:tcPr>
-          <w:p>
-            <w:r>
-              <w:t>codice interno dell'operatore</w:t>
-            </w:r>
-          </w:p>
-        </w:tc>
-      </w:tr>
-      <w:tr>
-        <w:tc>
-          <w:tcPr>
-            <w:tcW w:type="dxa" w:w="1984"/>
-          </w:tcPr>
-          <w:p>
-            <w:r>
-              <w:t>desc</w:t>
-            </w:r>
-          </w:p>
-        </w:tc>
-        <w:tc>
-          <w:tcPr>
-            <w:tcW w:type="dxa" w:w="7087"/>
-          </w:tcPr>
-          <w:p>
-            <w:r>
-              <w:t>descrizione opzionale</w:t>
+              <w:t>profilo da liberare; azzerato al termine</w:t>
             </w:r>
           </w:p>
         </w:tc>
@@ -8831,16 +9135,43 @@
         <w:t xml:space="preserve">Valore di ritorno: </w:t>
       </w:r>
       <w:r>
-        <w:t>list_parameter* — puntatore al nuovo nodo (param_filter = NULL, next = NULL)</w:t>
+        <w:t>void</w:t>
+      </w:r>
+    </w:p>
+    <w:p>
+      <w:r>
+        <w:rPr>
+          <w:b/>
+        </w:rPr>
+        <w:t xml:space="preserve">Note: </w:t>
+      </w:r>
+      <w:r>
+        <w:t>Richiamata da irrcdt_extract_next per liberare il profilo precedente.</w:t>
       </w:r>
     </w:p>
     <w:p/>
+    <w:p>
+      <w:pPr>
+        <w:pStyle w:val="Heading2"/>
+      </w:pPr>
+      <w:r>
+        <w:t>irrcdt.c</w:t>
+      </w:r>
+    </w:p>
+    <w:p>
+      <w:r>
+        <w:rPr>
+          <w:i/>
+        </w:rPr>
+        <w:t>Pseudo-classe "_CDT": voci della Class Descriptor Table presentate come RacseqProfile con un unico segmento "CDT".</w:t>
+      </w:r>
+    </w:p>
     <w:p>
       <w:pPr>
         <w:pStyle w:val="Heading3"/>
       </w:pPr>
       <w:r>
-        <w:t>findparm()</w:t>
+        <w:t>irrcdt_is_pseudo_class()</w:t>
       </w:r>
     </w:p>
     <w:p>
@@ -8850,7 +9181,7 @@
           <w:i/>
           <w:sz w:val="19"/>
         </w:rPr>
-        <w:t>list_parameter *findparm(char *name, uint8_t num, list_parameter *root_parameter)</w:t>
+        <w:t>int irrcdt_is_pseudo_class(const char *class_name)</w:t>
       </w:r>
     </w:p>
     <w:p>
@@ -8861,7 +9192,7 @@
         <w:t xml:space="preserve">File: </w:t>
       </w:r>
       <w:r>
-        <w:t>crparm.c</w:t>
+        <w:t>irrcdt.c</w:t>
       </w:r>
     </w:p>
     <w:p>
@@ -8872,7 +9203,7 @@
         <w:t xml:space="preserve">Scopo: </w:t>
       </w:r>
       <w:r>
-        <w:t>Cerca nella linked list dei parametri il nodo con nome o numero corrispondente.</w:t>
+        <w:t>Indica se il nome classe richiesto corrisponde alla pseudo-classe "_CDT".</w:t>
       </w:r>
     </w:p>
     <w:p>
@@ -8933,7 +9264,7 @@
           </w:tcPr>
           <w:p>
             <w:r>
-              <w:t>name</w:t>
+              <w:t>class_name</w:t>
             </w:r>
           </w:p>
         </w:tc>
@@ -8943,51 +9274,7 @@
           </w:tcPr>
           <w:p>
             <w:r>
-              <w:t>nome da cercare (se non NULL, la ricerca è per nome)</w:t>
-            </w:r>
-          </w:p>
-        </w:tc>
-      </w:tr>
-      <w:tr>
-        <w:tc>
-          <w:tcPr>
-            <w:tcW w:type="dxa" w:w="1984"/>
-          </w:tcPr>
-          <w:p>
-            <w:r>
-              <w:t>num</w:t>
-            </w:r>
-          </w:p>
-        </w:tc>
-        <w:tc>
-          <w:tcPr>
-            <w:tcW w:type="dxa" w:w="7087"/>
-          </w:tcPr>
-          <w:p>
-            <w:r>
-              <w:t>codice numerico da cercare (usato se name è NULL)</w:t>
-            </w:r>
-          </w:p>
-        </w:tc>
-      </w:tr>
-      <w:tr>
-        <w:tc>
-          <w:tcPr>
-            <w:tcW w:type="dxa" w:w="1984"/>
-          </w:tcPr>
-          <w:p>
-            <w:r>
-              <w:t>root_parameter</w:t>
-            </w:r>
-          </w:p>
-        </w:tc>
-        <w:tc>
-          <w:tcPr>
-            <w:tcW w:type="dxa" w:w="7087"/>
-          </w:tcPr>
-          <w:p>
-            <w:r>
-              <w:t>radice della lista da scorrere</w:t>
+              <w:t>nome classe da verificare</w:t>
             </w:r>
           </w:p>
         </w:tc>
@@ -9001,43 +9288,16 @@
         <w:t xml:space="preserve">Valore di ritorno: </w:t>
       </w:r>
       <w:r>
-        <w:t>list_parameter* — nodo trovato, o NULL</w:t>
-      </w:r>
-    </w:p>
-    <w:p>
-      <w:r>
-        <w:rPr>
-          <w:b/>
-        </w:rPr>
-        <w:t xml:space="preserve">Note: </w:t>
-      </w:r>
-      <w:r>
-        <w:t>⚠ Il ciclo while non avanza il puntatore p quando la condizione di ricerca non è soddisfatta: la funzione non è attualmente richiamata da alcun altro modulo del progetto.</w:t>
+        <w:t>int — 1 se "_CDT", 0 altrimenti</w:t>
       </w:r>
     </w:p>
     <w:p/>
-    <w:p>
-      <w:pPr>
-        <w:pStyle w:val="Heading2"/>
-      </w:pPr>
-      <w:r>
-        <w:t>getlrow.c</w:t>
-      </w:r>
-    </w:p>
-    <w:p>
-      <w:r>
-        <w:rPr>
-          <w:i/>
-        </w:rPr>
-        <w:t>Ricostruzione di una riga logica di parametri, concatenando le righe continuate con '+'.</w:t>
-      </w:r>
-    </w:p>
     <w:p>
       <w:pPr>
         <w:pStyle w:val="Heading3"/>
       </w:pPr>
       <w:r>
-        <w:t>getlrow()</w:t>
+        <w:t>irrcdt_extract()</w:t>
       </w:r>
     </w:p>
     <w:p>
@@ -9047,7 +9307,7 @@
           <w:i/>
           <w:sz w:val="19"/>
         </w:rPr>
-        <w:t>char *getlrow(char *buff, FILE *parm)</w:t>
+        <w:t>RacseqRC irrcdt_extract(const char *class_name_arg, RacseqProfile *out, RacseqStatus *status)</w:t>
       </w:r>
     </w:p>
     <w:p>
@@ -9058,7 +9318,7 @@
         <w:t xml:space="preserve">File: </w:t>
       </w:r>
       <w:r>
-        <w:t>getlrow.c</w:t>
+        <w:t>irrcdt.c</w:t>
       </w:r>
     </w:p>
     <w:p>
@@ -9069,7 +9329,7 @@
         <w:t xml:space="preserve">Scopo: </w:t>
       </w:r>
       <w:r>
-        <w:t>Legge una riga fisica dal file dei parametri; se termina (spazi esclusi) con il carattere '+', continua a leggere e concatenare le righe successive (ignorando quelle che iniziano per '*', considerate commento) finché non trova una riga che non richiede continuazione. Segnala l'EOF restituendo una stringa vuota.</w:t>
+        <w:t>Legge la voce della CDT di una classe specifica (RACROUTE STAT con CLASS=) e la converte in RacseqProfile.</w:t>
       </w:r>
     </w:p>
     <w:p>
@@ -9130,7 +9390,7 @@
           </w:tcPr>
           <w:p>
             <w:r>
-              <w:t>buff</w:t>
+              <w:t>class_name_arg</w:t>
             </w:r>
           </w:p>
         </w:tc>
@@ -9140,7 +9400,7 @@
           </w:tcPr>
           <w:p>
             <w:r>
-              <w:t>buffer riallocabile in cui viene restituita la riga logica completa</w:t>
+              <w:t>nome della classe RACF da cercare</w:t>
             </w:r>
           </w:p>
         </w:tc>
@@ -9152,7 +9412,7 @@
           </w:tcPr>
           <w:p>
             <w:r>
-              <w:t>parm</w:t>
+              <w:t>out</w:t>
             </w:r>
           </w:p>
         </w:tc>
@@ -9162,7 +9422,29 @@
           </w:tcPr>
           <w:p>
             <w:r>
-              <w:t>file handle del file dei parametri (DD:UTIPARM)</w:t>
+              <w:t>profilo restituito</w:t>
+            </w:r>
+          </w:p>
+        </w:tc>
+      </w:tr>
+      <w:tr>
+        <w:tc>
+          <w:tcPr>
+            <w:tcW w:type="dxa" w:w="1984"/>
+          </w:tcPr>
+          <w:p>
+            <w:r>
+              <w:t>status</w:t>
+            </w:r>
+          </w:p>
+        </w:tc>
+        <w:tc>
+          <w:tcPr>
+            <w:tcW w:type="dxa" w:w="7087"/>
+          </w:tcPr>
+          <w:p>
+            <w:r>
+              <w:t>SAF RC, RACF RC e reason della chiamata, a solo scopo diagnostico</w:t>
             </w:r>
           </w:p>
         </w:tc>
@@ -9176,7 +9458,7 @@
         <w:t xml:space="preserve">Valore di ritorno: </w:t>
       </w:r>
       <w:r>
-        <w:t>char* — buff riallocato con la riga logica (stringa vuota a EOF)</w:t>
+        <w:t>RacseqRC — RACSEQ_OK se la voce è stata letta, RACSEQ_ERROR in caso di errore o classe non presente nella CDT</w:t>
       </w:r>
     </w:p>
     <w:p>
@@ -9187,7 +9469,7 @@
         <w:t xml:space="preserve">Note: </w:t>
       </w:r>
       <w:r>
-        <w:t>Termina il programma (exit(8)) se viene richiesta una continuazione ma si incontra EOF prima di trovarla.</w:t>
+        <w:t>L'esito è deciso solo da CNSTLGT (primi 2 byte della voce, 0 = nessuna voce), non dal SAF RC: una scansione può restituire SAF RC 4 anche su voci valide.</w:t>
       </w:r>
     </w:p>
     <w:p/>
@@ -9196,7 +9478,7 @@
         <w:pStyle w:val="Heading3"/>
       </w:pPr>
       <w:r>
-        <w:t>continua()</w:t>
+        <w:t>irrcdt_extract_next()</w:t>
       </w:r>
     </w:p>
     <w:p>
@@ -9206,7 +9488,7 @@
           <w:i/>
           <w:sz w:val="19"/>
         </w:rPr>
-        <w:t>static int continua(char *str)</w:t>
+        <w:t>RacseqRC irrcdt_extract_next(const char *start_after_name, RacseqProfile *previous, RacseqProfile *out, RacseqStatus *status)</w:t>
       </w:r>
     </w:p>
     <w:p>
@@ -9217,7 +9499,7 @@
         <w:t xml:space="preserve">File: </w:t>
       </w:r>
       <w:r>
-        <w:t>getlrow.c</w:t>
+        <w:t>irrcdt.c</w:t>
       </w:r>
     </w:p>
     <w:p>
@@ -9228,7 +9510,7 @@
         <w:t xml:space="preserve">Scopo: </w:t>
       </w:r>
       <w:r>
-        <w:t>Verifica se la riga richiede continuazione: scandisce la stringa dalla fine ignorando gli spazi, e se trova '+' lo azzera (troncando la riga) e segnala continuazione.</w:t>
+        <w:t>Legge la voce successiva della CDT (RACROUTE STAT con NEXT=) partendo dall'ultima classe restituita, o dall'inizio se previous e start_after_name sono NULL.</w:t>
       </w:r>
     </w:p>
     <w:p>
@@ -9289,7 +9571,7 @@
           </w:tcPr>
           <w:p>
             <w:r>
-              <w:t>str</w:t>
+              <w:t>start_after_name</w:t>
             </w:r>
           </w:p>
         </w:tc>
@@ -9299,7 +9581,73 @@
           </w:tcPr>
           <w:p>
             <w:r>
-              <w:t>riga da esaminare (modificata in place se termina con '+')</w:t>
+              <w:t>nome della classe da cui proseguire (alternativo a previous)</w:t>
+            </w:r>
+          </w:p>
+        </w:tc>
+      </w:tr>
+      <w:tr>
+        <w:tc>
+          <w:tcPr>
+            <w:tcW w:type="dxa" w:w="1984"/>
+          </w:tcPr>
+          <w:p>
+            <w:r>
+              <w:t>previous</w:t>
+            </w:r>
+          </w:p>
+        </w:tc>
+        <w:tc>
+          <w:tcPr>
+            <w:tcW w:type="dxa" w:w="7087"/>
+          </w:tcPr>
+          <w:p>
+            <w:r>
+              <w:t>profilo precedente, liberato internamente; può coincidere con out</w:t>
+            </w:r>
+          </w:p>
+        </w:tc>
+      </w:tr>
+      <w:tr>
+        <w:tc>
+          <w:tcPr>
+            <w:tcW w:type="dxa" w:w="1984"/>
+          </w:tcPr>
+          <w:p>
+            <w:r>
+              <w:t>out</w:t>
+            </w:r>
+          </w:p>
+        </w:tc>
+        <w:tc>
+          <w:tcPr>
+            <w:tcW w:type="dxa" w:w="7087"/>
+          </w:tcPr>
+          <w:p>
+            <w:r>
+              <w:t>profilo restituito</w:t>
+            </w:r>
+          </w:p>
+        </w:tc>
+      </w:tr>
+      <w:tr>
+        <w:tc>
+          <w:tcPr>
+            <w:tcW w:type="dxa" w:w="1984"/>
+          </w:tcPr>
+          <w:p>
+            <w:r>
+              <w:t>status</w:t>
+            </w:r>
+          </w:p>
+        </w:tc>
+        <w:tc>
+          <w:tcPr>
+            <w:tcW w:type="dxa" w:w="7087"/>
+          </w:tcPr>
+          <w:p>
+            <w:r>
+              <w:t>SAF RC, RACF RC e reason, a solo scopo diagnostico</w:t>
             </w:r>
           </w:p>
         </w:tc>
@@ -9313,7 +9661,7 @@
         <w:t xml:space="preserve">Valore di ritorno: </w:t>
       </w:r>
       <w:r>
-        <w:t>int — 1 se richiesta continuazione, 0 altrimenti</w:t>
+        <w:t>RacseqRC — RACSEQ_OK, RACSEQ_NO_MORE a fine CDT, RACSEQ_ERROR se manca memoria</w:t>
       </w:r>
     </w:p>
     <w:p>
@@ -9324,7 +9672,7 @@
         <w:t xml:space="preserve">Note: </w:t>
       </w:r>
       <w:r>
-        <w:t>Funzione locale (static) a getlrow.c.</w:t>
+        <w:t>Ogni voce è allocata con malloc insieme a un pool per i campi testuali formattati (ACTIVE, MAXLEN, DEFRC, XREF, FIRSTCH/RESTCH...) e ai flag booleani (RESGROUP, OPERATTR, PRESCASE, RACLIST, GENLIST...).</w:t>
       </w:r>
     </w:p>
     <w:p/>
@@ -9333,7 +9681,7 @@
         <w:pStyle w:val="Heading2"/>
       </w:pPr>
       <w:r>
-        <w:t>findevt.c</w:t>
+        <w:t>irrauth.c</w:t>
       </w:r>
     </w:p>
     <w:p>
@@ -9341,7 +9689,7 @@
         <w:rPr>
           <w:i/>
         </w:rPr>
-        <w:t>Ricerca di un evento nella linked list per nome o per codice.</w:t>
+        <w:t>Verifica di autorizzazione RACF tramite RACROUTE REQUEST=AUTH.</w:t>
       </w:r>
     </w:p>
     <w:p>
@@ -9349,7 +9697,7 @@
         <w:pStyle w:val="Heading3"/>
       </w:pPr>
       <w:r>
-        <w:t>findevt()</w:t>
+        <w:t>irrauth_check_auth()</w:t>
       </w:r>
     </w:p>
     <w:p>
@@ -9359,7 +9707,7 @@
           <w:i/>
           <w:sz w:val="19"/>
         </w:rPr>
-        <w:t>st_sm80_evt *findevt(const char *name, st_sm80_evt *root_evt)</w:t>
+        <w:t>int irrauth_check_auth(const char *entity_name, const char *class_name, unsigned char attr, RacauthStatus *status)</w:t>
       </w:r>
     </w:p>
     <w:p>
@@ -9370,7 +9718,7 @@
         <w:t xml:space="preserve">File: </w:t>
       </w:r>
       <w:r>
-        <w:t>findevt.c</w:t>
+        <w:t>irrauth.c</w:t>
       </w:r>
     </w:p>
     <w:p>
@@ -9381,7 +9729,7 @@
         <w:t xml:space="preserve">Scopo: </w:t>
       </w:r>
       <w:r>
-        <w:t>Scorre la linked list degli eventi cercando quello con nome corrispondente.</w:t>
+        <w:t>Allinea a sinistra e riempie di spazi entità (246 byte) e classe (8 byte) come richiesto da RACROUTE, poi richiama r_admin_check_auth.</w:t>
       </w:r>
     </w:p>
     <w:p>
@@ -9442,7 +9790,7 @@
           </w:tcPr>
           <w:p>
             <w:r>
-              <w:t>name</w:t>
+              <w:t>entity_name</w:t>
             </w:r>
           </w:p>
         </w:tc>
@@ -9452,7 +9800,7 @@
           </w:tcPr>
           <w:p>
             <w:r>
-              <w:t>nome evento da cercare</w:t>
+              <w:t>nome della risorsa</w:t>
             </w:r>
           </w:p>
         </w:tc>
@@ -9464,7 +9812,7 @@
           </w:tcPr>
           <w:p>
             <w:r>
-              <w:t>root_evt</w:t>
+              <w:t>class_name</w:t>
             </w:r>
           </w:p>
         </w:tc>
@@ -9474,7 +9822,51 @@
           </w:tcPr>
           <w:p>
             <w:r>
-              <w:t>radice della linked list eventi</w:t>
+              <w:t>classe RACF</w:t>
+            </w:r>
+          </w:p>
+        </w:tc>
+      </w:tr>
+      <w:tr>
+        <w:tc>
+          <w:tcPr>
+            <w:tcW w:type="dxa" w:w="1984"/>
+          </w:tcPr>
+          <w:p>
+            <w:r>
+              <w:t>attr</w:t>
+            </w:r>
+          </w:p>
+        </w:tc>
+        <w:tc>
+          <w:tcPr>
+            <w:tcW w:type="dxa" w:w="7087"/>
+          </w:tcPr>
+          <w:p>
+            <w:r>
+              <w:t>accesso richiesto (RACAUTH_ATTR_*)</w:t>
+            </w:r>
+          </w:p>
+        </w:tc>
+      </w:tr>
+      <w:tr>
+        <w:tc>
+          <w:tcPr>
+            <w:tcW w:type="dxa" w:w="1984"/>
+          </w:tcPr>
+          <w:p>
+            <w:r>
+              <w:t>status</w:t>
+            </w:r>
+          </w:p>
+        </w:tc>
+        <w:tc>
+          <w:tcPr>
+            <w:tcW w:type="dxa" w:w="7087"/>
+          </w:tcPr>
+          <w:p>
+            <w:r>
+              <w:t>se non NULL, riceve SAF RC, RACF RC e reason</w:t>
             </w:r>
           </w:p>
         </w:tc>
@@ -9488,7 +9880,7 @@
         <w:t xml:space="preserve">Valore di ritorno: </w:t>
       </w:r>
       <w:r>
-        <w:t>st_sm80_evt* — nodo trovato, o NULL</w:t>
+        <w:t>int — SAF RC: 0 autorizzato, 4/8/12 non autorizzato</w:t>
       </w:r>
     </w:p>
     <w:p>
@@ -9499,16 +9891,32 @@
         <w:t xml:space="preserve">Note: </w:t>
       </w:r>
       <w:r>
-        <w:t>Usata da chkparm per validare i valori richiesti nel filtro EVENT.</w:t>
+        <w:t>Compilata ma non richiamata da smf80ext.</w:t>
       </w:r>
     </w:p>
     <w:p/>
+    <w:p>
+      <w:pPr>
+        <w:pStyle w:val="Heading2"/>
+      </w:pPr>
+      <w:r>
+        <w:t>Routine Metal C</w:t>
+      </w:r>
+    </w:p>
+    <w:p>
+      <w:r>
+        <w:rPr>
+          <w:i/>
+        </w:rPr>
+        <w:t>Funzioni compilate con xlc -qmetal, richiamate dal C con linkage OS (vedi 2.3).</w:t>
+      </w:r>
+    </w:p>
     <w:p>
       <w:pPr>
         <w:pStyle w:val="Heading3"/>
       </w:pPr>
       <w:r>
-        <w:t>findevtn()</w:t>
+        <w:t>r_admin_stat_class()</w:t>
       </w:r>
     </w:p>
     <w:p>
@@ -9518,7 +9926,7 @@
           <w:i/>
           <w:sz w:val="19"/>
         </w:rPr>
-        <w:t>st_sm80_evt *findevtn(uint8_t num_evt, st_sm80_evt *root_evt)</w:t>
+        <w:t>int r_admin_stat_class(const unsigned char class_name[8], unsigned char next_name[8], unsigned char copy_area[180], RacauthStatus *status)</w:t>
       </w:r>
     </w:p>
     <w:p>
@@ -9529,7 +9937,7 @@
         <w:t xml:space="preserve">File: </w:t>
       </w:r>
       <w:r>
-        <w:t>findevt.c</w:t>
+        <w:t>racstat_metal.c</w:t>
       </w:r>
     </w:p>
     <w:p>
@@ -9540,7 +9948,7 @@
         <w:t xml:space="preserve">Scopo: </w:t>
       </w:r>
       <w:r>
-        <w:t>Scorre la linked list degli eventi cercando quello con codice numerico corrispondente.</w:t>
+        <w:t>Esegue RACROUTE REQUEST=STAT: con next_name NULL legge la classe class_name (CLASS=), altrimenti la classe successiva a next_name (NEXT=), aggiornando next_name.</w:t>
       </w:r>
     </w:p>
     <w:p>
@@ -9601,7 +10009,7 @@
           </w:tcPr>
           <w:p>
             <w:r>
-              <w:t>num_evt</w:t>
+              <w:t>class_name</w:t>
             </w:r>
           </w:p>
         </w:tc>
@@ -9611,7 +10019,7 @@
           </w:tcPr>
           <w:p>
             <w:r>
-              <w:t>codice evento da cercare (SMF80EVT del record)</w:t>
+              <w:t>nome classe, 8 byte riempiti di spazi</w:t>
             </w:r>
           </w:p>
         </w:tc>
@@ -9623,7 +10031,7 @@
           </w:tcPr>
           <w:p>
             <w:r>
-              <w:t>root_evt</w:t>
+              <w:t>next_name</w:t>
             </w:r>
           </w:p>
         </w:tc>
@@ -9633,7 +10041,51 @@
           </w:tcPr>
           <w:p>
             <w:r>
-              <w:t>radice della linked list eventi</w:t>
+              <w:t>buffer di 8 byte in/out per la scansione, spazi = inizio CDT</w:t>
+            </w:r>
+          </w:p>
+        </w:tc>
+      </w:tr>
+      <w:tr>
+        <w:tc>
+          <w:tcPr>
+            <w:tcW w:type="dxa" w:w="1984"/>
+          </w:tcPr>
+          <w:p>
+            <w:r>
+              <w:t>copy_area</w:t>
+            </w:r>
+          </w:p>
+        </w:tc>
+        <w:tc>
+          <w:tcPr>
+            <w:tcW w:type="dxa" w:w="7087"/>
+          </w:tcPr>
+          <w:p>
+            <w:r>
+              <w:t>riceve la voce CNST+CNSX (180 byte)</w:t>
+            </w:r>
+          </w:p>
+        </w:tc>
+      </w:tr>
+      <w:tr>
+        <w:tc>
+          <w:tcPr>
+            <w:tcW w:type="dxa" w:w="1984"/>
+          </w:tcPr>
+          <w:p>
+            <w:r>
+              <w:t>status</w:t>
+            </w:r>
+          </w:p>
+        </w:tc>
+        <w:tc>
+          <w:tcPr>
+            <w:tcW w:type="dxa" w:w="7087"/>
+          </w:tcPr>
+          <w:p>
+            <w:r>
+              <w:t>SAF RC, RACF RC e reason</w:t>
             </w:r>
           </w:p>
         </w:tc>
@@ -9647,7 +10099,7 @@
         <w:t xml:space="preserve">Valore di ritorno: </w:t>
       </w:r>
       <w:r>
-        <w:t>st_sm80_evt* — nodo trovato, o NULL</w:t>
+        <w:t>int — SAF RC, solo informativo</w:t>
       </w:r>
     </w:p>
     <w:p>
@@ -9658,32 +10110,16 @@
         <w:t xml:space="preserve">Note: </w:t>
       </w:r>
       <w:r>
-        <w:t>Usata dai programmi principali per risolvere il nome/descrizione dell'evento di ogni record letto.</w:t>
+        <w:t>Nome esterno RSQFSTAT.</w:t>
       </w:r>
     </w:p>
     <w:p/>
-    <w:p>
-      <w:pPr>
-        <w:pStyle w:val="Heading2"/>
-      </w:pPr>
-      <w:r>
-        <w:t>gettrow.c</w:t>
-      </w:r>
-    </w:p>
-    <w:p>
-      <w:r>
-        <w:rPr>
-          <w:i/>
-        </w:rPr>
-        <w:t>Estrazione, da una riga logica, di caratteristica, operatore e linked list dei filtri richiesti.</w:t>
-      </w:r>
-    </w:p>
     <w:p>
       <w:pPr>
         <w:pStyle w:val="Heading3"/>
       </w:pPr>
       <w:r>
-        <w:t>gettrow()</w:t>
+        <w:t>r_admin_check_auth()</w:t>
       </w:r>
     </w:p>
     <w:p>
@@ -9693,7 +10129,7 @@
           <w:i/>
           <w:sz w:val="19"/>
         </w:rPr>
-        <w:t>int gettrow(char *buff, runparm *p_param)</w:t>
+        <w:t>int r_admin_check_auth(unsigned char entity[246], unsigned char class_name[8], racf_byte attr, RacauthStatus *status)</w:t>
       </w:r>
     </w:p>
     <w:p>
@@ -9704,7 +10140,7 @@
         <w:t xml:space="preserve">File: </w:t>
       </w:r>
       <w:r>
-        <w:t>gettrow.c</w:t>
+        <w:t>racauth_metal.c</w:t>
       </w:r>
     </w:p>
     <w:p>
@@ -9715,7 +10151,7 @@
         <w:t xml:space="preserve">Scopo: </w:t>
       </w:r>
       <w:r>
-        <w:t>Tokenizza la riga logica (già ricostruita da getlrow), valida il primo token (caratteristica) e il secondo (operatore) contro le tabelle ammesse in smf80sup.h, imposta i flag delle sezioni da ricercare per quella caratteristica (p_param-&gt;smf80sec_fl), crea o recupera il nodo parametro corrispondente (consentendo l'accodamento di ulteriori filtri se l'operatore coincide con quello già impostato) e aggiunge un nodo filtro per ciascun valore rimanente nella riga, verificandone la lunghezza massima ammessa.</w:t>
+        <w:t>Esegue RACROUTE REQUEST=AUTH per l'utente corrente sulla risorsa indicata.</w:t>
       </w:r>
     </w:p>
     <w:p>
@@ -9776,7 +10212,7 @@
           </w:tcPr>
           <w:p>
             <w:r>
-              <w:t>buff</w:t>
+              <w:t>entity</w:t>
             </w:r>
           </w:p>
         </w:tc>
@@ -9786,7 +10222,7 @@
           </w:tcPr>
           <w:p>
             <w:r>
-              <w:t>riga logica dei criteri già concatenata</w:t>
+              <w:t>nome risorsa, 246 byte riempiti di spazi</w:t>
             </w:r>
           </w:p>
         </w:tc>
@@ -9798,7 +10234,7 @@
           </w:tcPr>
           <w:p>
             <w:r>
-              <w:t>p_param</w:t>
+              <w:t>class_name</w:t>
             </w:r>
           </w:p>
         </w:tc>
@@ -9808,7 +10244,51 @@
           </w:tcPr>
           <w:p>
             <w:r>
-              <w:t>struttura runparm in cui accumulare i parametri/filtri</w:t>
+              <w:t>classe, 8 byte</w:t>
+            </w:r>
+          </w:p>
+        </w:tc>
+      </w:tr>
+      <w:tr>
+        <w:tc>
+          <w:tcPr>
+            <w:tcW w:type="dxa" w:w="1984"/>
+          </w:tcPr>
+          <w:p>
+            <w:r>
+              <w:t>attr</w:t>
+            </w:r>
+          </w:p>
+        </w:tc>
+        <w:tc>
+          <w:tcPr>
+            <w:tcW w:type="dxa" w:w="7087"/>
+          </w:tcPr>
+          <w:p>
+            <w:r>
+              <w:t>accesso richiesto</w:t>
+            </w:r>
+          </w:p>
+        </w:tc>
+      </w:tr>
+      <w:tr>
+        <w:tc>
+          <w:tcPr>
+            <w:tcW w:type="dxa" w:w="1984"/>
+          </w:tcPr>
+          <w:p>
+            <w:r>
+              <w:t>status</w:t>
+            </w:r>
+          </w:p>
+        </w:tc>
+        <w:tc>
+          <w:tcPr>
+            <w:tcW w:type="dxa" w:w="7087"/>
+          </w:tcPr>
+          <w:p>
+            <w:r>
+              <w:t>SAF RC, RACF RC e reason</w:t>
             </w:r>
           </w:p>
         </w:tc>
@@ -9822,7 +10302,7 @@
         <w:t xml:space="preserve">Valore di ritorno: </w:t>
       </w:r>
       <w:r>
-        <w:t>int — 0 ok, 4 riga vuota o commento (ignorata), 8 errore grave (caratteristica/operatore invalidi, elemento troppo lungo, operatore ABR su filtro numerico, o operatore incoerente con richiesta precedente)</w:t>
+        <w:t>int — SAF RC (0 = autorizzato)</w:t>
       </w:r>
     </w:p>
     <w:p>
@@ -9833,7 +10313,7 @@
         <w:t xml:space="preserve">Note: </w:t>
       </w:r>
       <w:r>
-        <w:t>Le righe vuote o di commento non causano l'arresto: il chiamante (getParm) tratta rc=4 come 0.</w:t>
+        <w:t>Nome esterno RSQFAUTH.</w:t>
       </w:r>
     </w:p>
     <w:p/>
@@ -9842,7 +10322,7 @@
         <w:pStyle w:val="Heading3"/>
       </w:pPr>
       <w:r>
-        <w:t>put_token()</w:t>
+        <w:t>r_admin_freemain()</w:t>
       </w:r>
     </w:p>
     <w:p>
@@ -9852,7 +10332,7 @@
           <w:i/>
           <w:sz w:val="19"/>
         </w:rPr>
-        <w:t>static void put_token(char *data, uint32_t num, char *desc, list_parameter *pf)</w:t>
+        <w:t>void r_admin_freemain(void *addr, unsigned int *len, unsigned int *subpool)</w:t>
       </w:r>
     </w:p>
     <w:p>
@@ -9863,7 +10343,7 @@
         <w:t xml:space="preserve">File: </w:t>
       </w:r>
       <w:r>
-        <w:t>gettrow.c</w:t>
+        <w:t>racfree_metal.c</w:t>
       </w:r>
     </w:p>
     <w:p>
@@ -9874,7 +10354,7 @@
         <w:t xml:space="preserve">Scopo: </w:t>
       </w:r>
       <w:r>
-        <w:t>Crea un nodo filtro (tramite crfilter) e lo accoda alla lista dei filtri del parametro pf.</w:t>
+        <w:t>Rilascia con FREEMAIN RU lo storage restituito da R_admin.</w:t>
       </w:r>
     </w:p>
     <w:p>
@@ -9935,7 +10415,7 @@
           </w:tcPr>
           <w:p>
             <w:r>
-              <w:t>data</w:t>
+              <w:t>addr</w:t>
             </w:r>
           </w:p>
         </w:tc>
@@ -9945,7 +10425,7 @@
           </w:tcPr>
           <w:p>
             <w:r>
-              <w:t>valore testuale del filtro</w:t>
+              <w:t>indirizzo dello storage</w:t>
             </w:r>
           </w:p>
         </w:tc>
@@ -9957,7 +10437,7 @@
           </w:tcPr>
           <w:p>
             <w:r>
-              <w:t>num</w:t>
+              <w:t>len</w:t>
             </w:r>
           </w:p>
         </w:tc>
@@ -9967,7 +10447,7 @@
           </w:tcPr>
           <w:p>
             <w:r>
-              <w:t>valore numerico (0 in questa fase)</w:t>
+              <w:t>puntatore alla lunghezza</w:t>
             </w:r>
           </w:p>
         </w:tc>
@@ -9979,7 +10459,7 @@
           </w:tcPr>
           <w:p>
             <w:r>
-              <w:t>desc</w:t>
+              <w:t>subpool</w:t>
             </w:r>
           </w:p>
         </w:tc>
@@ -9989,29 +10469,7 @@
           </w:tcPr>
           <w:p>
             <w:r>
-              <w:t>descrizione (NULL in questa fase)</w:t>
-            </w:r>
-          </w:p>
-        </w:tc>
-      </w:tr>
-      <w:tr>
-        <w:tc>
-          <w:tcPr>
-            <w:tcW w:type="dxa" w:w="1984"/>
-          </w:tcPr>
-          <w:p>
-            <w:r>
-              <w:t>pf</w:t>
-            </w:r>
-          </w:p>
-        </w:tc>
-        <w:tc>
-          <w:tcPr>
-            <w:tcW w:type="dxa" w:w="7087"/>
-          </w:tcPr>
-          <w:p>
-            <w:r>
-              <w:t>nodo parametro a cui accodare il filtro</w:t>
+              <w:t>puntatore al subpool</w:t>
             </w:r>
           </w:p>
         </w:tc>
@@ -10036,7 +10494,70 @@
         <w:t xml:space="preserve">Note: </w:t>
       </w:r>
       <w:r>
-        <w:t>Funzione locale (static) a gettrow.c.</w:t>
+        <w:t>Nome esterno RSQFREEM. Lunghezza e subpool sono passati per indirizzo: con linkage OS i parametri scalari passano da temporanei generati dal compilatore, non affidabili.</w:t>
+      </w:r>
+    </w:p>
+    <w:p/>
+    <w:p>
+      <w:pPr>
+        <w:pStyle w:val="Heading3"/>
+      </w:pPr>
+      <w:r>
+        <w:t>r_admin_is_authorized()</w:t>
+      </w:r>
+    </w:p>
+    <w:p>
+      <w:r>
+        <w:rPr>
+          <w:rFonts w:ascii="Consolas" w:hAnsi="Consolas"/>
+          <w:i/>
+          <w:sz w:val="19"/>
+        </w:rPr>
+        <w:t>int r_admin_is_authorized(void)</w:t>
+      </w:r>
+    </w:p>
+    <w:p>
+      <w:r>
+        <w:rPr>
+          <w:b/>
+        </w:rPr>
+        <w:t xml:space="preserve">File: </w:t>
+      </w:r>
+      <w:r>
+        <w:t>racmode_metal.c</w:t>
+      </w:r>
+    </w:p>
+    <w:p>
+      <w:r>
+        <w:rPr>
+          <w:b/>
+        </w:rPr>
+        <w:t xml:space="preserve">Scopo: </w:t>
+      </w:r>
+      <w:r>
+        <w:t>Verifica con TESTAUTH se il programma è APF-authorized, in supervisor state o in system key.</w:t>
+      </w:r>
+    </w:p>
+    <w:p>
+      <w:r>
+        <w:rPr>
+          <w:b/>
+        </w:rPr>
+        <w:t xml:space="preserve">Valore di ritorno: </w:t>
+      </w:r>
+      <w:r>
+        <w:t>int — 1 se autorizzato, 0 altrimenti</w:t>
+      </w:r>
+    </w:p>
+    <w:p>
+      <w:r>
+        <w:rPr>
+          <w:b/>
+        </w:rPr>
+        <w:t xml:space="preserve">Note: </w:t>
+      </w:r>
+      <w:r>
+        <w:t>Nome esterno RSQAUTH. Insieme a r_admin_enter_supervisor/r_admin_leave_supervisor (MODESET MODE=SUP/PROB, RSQENSUP/RSQLVSUP) non è richiamata da smf80ext.</w:t>
       </w:r>
     </w:p>
     <w:p/>
@@ -10045,7 +10566,7 @@
         <w:pStyle w:val="Heading2"/>
       </w:pPr>
       <w:r>
-        <w:t>chkparm.c</w:t>
+        <w:t>getSez.c</w:t>
       </w:r>
     </w:p>
     <w:p>
@@ -10053,7 +10574,7 @@
         <w:rPr>
           <w:i/>
         </w:rPr>
-        <w:t>Controlli di validità logica sull'insieme dei parametri e filtri caricati.</w:t>
+        <w:t>Lettura delle descrizioni delle sezioni rilocabili dei record SMF 80.</w:t>
       </w:r>
     </w:p>
     <w:p>
@@ -10061,7 +10582,7 @@
         <w:pStyle w:val="Heading3"/>
       </w:pPr>
       <w:r>
-        <w:t>chkparm()</w:t>
+        <w:t>getSez()</w:t>
       </w:r>
     </w:p>
     <w:p>
@@ -10071,7 +10592,7 @@
           <w:i/>
           <w:sz w:val="19"/>
         </w:rPr>
-        <w:t>int chkparm(runparm *p_param, st_sm80_cls *root_cls, st_sm80_evt *root_evt, char *fileCNTL)</w:t>
+        <w:t>st_sm80_sez *getSez(char *filename, char *member)</w:t>
       </w:r>
     </w:p>
     <w:p>
@@ -10082,7 +10603,7 @@
         <w:t xml:space="preserve">File: </w:t>
       </w:r>
       <w:r>
-        <w:t>chkparm.c</w:t>
+        <w:t>getSez.c</w:t>
       </w:r>
     </w:p>
     <w:p>
@@ -10093,7 +10614,7 @@
         <w:t xml:space="preserve">Scopo: </w:t>
       </w:r>
       <w:r>
-        <w:t>Esegue le verifiche incrociate tra le caratteristiche richieste, non verificabili in gettrow perché richiedono il quadro completo dei parametri: risoluzione e validazione dei valori EVENT contro la tabella eventi; RESULT richiede un solo EVENT abbinato e ne carica gli Event Qualifier validi (getEvq); DESCR/REASN/AUTH validati contro le tabelle costanti in smf80sup.h; CLASS validata contro le classi RACF caricate (rifiuta le grouping class, suggerendo la member class); USRJES ammessa solo abbinata a CLASS = JESSPOOL con operatore '='.</w:t>
+        <w:t>Legge il membro PDS (tipicamente SM80REL) con numero e descrizione di ciascuna sezione rilocabile, costruendo la relativa linked list usata per arricchire il dump esadecimale (smf80dmp) con la descrizione di ogni sezione trovata.</w:t>
       </w:r>
     </w:p>
     <w:p>
@@ -10154,7 +10675,7 @@
           </w:tcPr>
           <w:p>
             <w:r>
-              <w:t>p_param</w:t>
+              <w:t>filename</w:t>
             </w:r>
           </w:p>
         </w:tc>
@@ -10164,7 +10685,7 @@
           </w:tcPr>
           <w:p>
             <w:r>
-              <w:t>struttura runparm con i parametri/filtri accumulati da gettrow</w:t>
+              <w:t>DD o path del PDS di controllo</w:t>
             </w:r>
           </w:p>
         </w:tc>
@@ -10176,7 +10697,7 @@
           </w:tcPr>
           <w:p>
             <w:r>
-              <w:t>root_cls</w:t>
+              <w:t>member</w:t>
             </w:r>
           </w:p>
         </w:tc>
@@ -10186,51 +10707,7 @@
           </w:tcPr>
           <w:p>
             <w:r>
-              <w:t>linked list delle classi RACF (da getCls)</w:t>
-            </w:r>
-          </w:p>
-        </w:tc>
-      </w:tr>
-      <w:tr>
-        <w:tc>
-          <w:tcPr>
-            <w:tcW w:type="dxa" w:w="1984"/>
-          </w:tcPr>
-          <w:p>
-            <w:r>
-              <w:t>root_evt</w:t>
-            </w:r>
-          </w:p>
-        </w:tc>
-        <w:tc>
-          <w:tcPr>
-            <w:tcW w:type="dxa" w:w="7087"/>
-          </w:tcPr>
-          <w:p>
-            <w:r>
-              <w:t>linked list degli eventi (da getEvt)</w:t>
-            </w:r>
-          </w:p>
-        </w:tc>
-      </w:tr>
-      <w:tr>
-        <w:tc>
-          <w:tcPr>
-            <w:tcW w:type="dxa" w:w="1984"/>
-          </w:tcPr>
-          <w:p>
-            <w:r>
-              <w:t>fileCNTL</w:t>
-            </w:r>
-          </w:p>
-        </w:tc>
-        <w:tc>
-          <w:tcPr>
-            <w:tcW w:type="dxa" w:w="7087"/>
-          </w:tcPr>
-          <w:p>
-            <w:r>
-              <w:t>DD/path del PDS di controllo, usato per caricare gli Event Qualifier</w:t>
+              <w:t>nome del membro da leggere ("SM80REL")</w:t>
             </w:r>
           </w:p>
         </w:tc>
@@ -10244,7 +10721,7 @@
         <w:t xml:space="preserve">Valore di ritorno: </w:t>
       </w:r>
       <w:r>
-        <w:t>int — max return code tra 0 (ok) e 8 (uno o più errori di validazione)</w:t>
+        <w:t>st_sm80_sez* — radice della linked list delle sezioni</w:t>
       </w:r>
     </w:p>
     <w:p>
@@ -10255,32 +10732,16 @@
         <w:t xml:space="preserve">Note: </w:t>
       </w:r>
       <w:r>
-        <w:t>getParm considera l'elaborazione non proseguibile se il return code è diverso da 0.</w:t>
+        <w:t>Termina il programma (exit(4)) se il file non può essere aperto.</w:t>
       </w:r>
     </w:p>
     <w:p/>
-    <w:p>
-      <w:pPr>
-        <w:pStyle w:val="Heading2"/>
-      </w:pPr>
-      <w:r>
-        <w:t>getParm.c</w:t>
-      </w:r>
-    </w:p>
-    <w:p>
-      <w:r>
-        <w:rPr>
-          <w:i/>
-        </w:rPr>
-        <w:t>Lettura e validazione completa del file dei parametri/criteri di estrazione.</w:t>
-      </w:r>
-    </w:p>
     <w:p>
       <w:pPr>
         <w:pStyle w:val="Heading3"/>
       </w:pPr>
       <w:r>
-        <w:t>getParm()</w:t>
+        <w:t>push_sez()</w:t>
       </w:r>
     </w:p>
     <w:p>
@@ -10290,7 +10751,7 @@
           <w:i/>
           <w:sz w:val="19"/>
         </w:rPr>
-        <w:t>runparm *getParm(char *filePARM, char *fileCNTL, st_sm80_evt *root_evt)</w:t>
+        <w:t>void push_sez(const int numb, char *desc)</w:t>
       </w:r>
     </w:p>
     <w:p>
@@ -10301,7 +10762,7 @@
         <w:t xml:space="preserve">File: </w:t>
       </w:r>
       <w:r>
-        <w:t>getParm.c</w:t>
+        <w:t>getSez.c</w:t>
       </w:r>
     </w:p>
     <w:p>
@@ -10312,7 +10773,7 @@
         <w:t xml:space="preserve">Scopo: </w:t>
       </w:r>
       <w:r>
-        <w:t>Funzione di alto livello che orchestra il caricamento dei criteri: apre DD:UTIPARM, carica le classi RACF (getCls), legge riga per riga con getlrow (gestendo concatenazioni), per ciascuna riga richiama gettrow per popolare la struttura runparm, quindi richiama chkparm per la validazione incrociata finale. Se il return code cumulativo è diverso da 0 termina il programma (exit). Se tutto è corretto, stampa il resoconto dei filtri effettivamente richiesti (stampa_filtri) e restituisce la struttura pronta per l'uso.</w:t>
+        <w:t>Accoda un nuovo nodo sezione, mantenendo l'ordine di lettura, in fondo alla linked list globale root_sez.</w:t>
       </w:r>
     </w:p>
     <w:p>
@@ -10373,7 +10834,7 @@
           </w:tcPr>
           <w:p>
             <w:r>
-              <w:t>filePARM</w:t>
+              <w:t>numb</w:t>
             </w:r>
           </w:p>
         </w:tc>
@@ -10383,7 +10844,7 @@
           </w:tcPr>
           <w:p>
             <w:r>
-              <w:t>DD/path del file sequenziale con i criteri (DD:UTIPARM)</w:t>
+              <w:t>numero della sezione rilocabile</w:t>
             </w:r>
           </w:p>
         </w:tc>
@@ -10395,7 +10856,7 @@
           </w:tcPr>
           <w:p>
             <w:r>
-              <w:t>fileCNTL</w:t>
+              <w:t>desc</w:t>
             </w:r>
           </w:p>
         </w:tc>
@@ -10405,29 +10866,7 @@
           </w:tcPr>
           <w:p>
             <w:r>
-              <w:t>DD/path del PDS di controllo (DD:UTICNTL)</w:t>
-            </w:r>
-          </w:p>
-        </w:tc>
-      </w:tr>
-      <w:tr>
-        <w:tc>
-          <w:tcPr>
-            <w:tcW w:type="dxa" w:w="1984"/>
-          </w:tcPr>
-          <w:p>
-            <w:r>
-              <w:t>root_evt</w:t>
-            </w:r>
-          </w:p>
-        </w:tc>
-        <w:tc>
-          <w:tcPr>
-            <w:tcW w:type="dxa" w:w="7087"/>
-          </w:tcPr>
-          <w:p>
-            <w:r>
-              <w:t>linked list degli eventi già caricata dal chiamante</w:t>
+              <w:t>descrizione della sezione</w:t>
             </w:r>
           </w:p>
         </w:tc>
@@ -10441,7 +10880,7 @@
         <w:t xml:space="preserve">Valore di ritorno: </w:t>
       </w:r>
       <w:r>
-        <w:t>runparm* — struttura con i parametri e i flag delle sezioni da cercare, pronta per il filtro</w:t>
+        <w:t>void</w:t>
       </w:r>
     </w:p>
     <w:p>
@@ -10452,16 +10891,32 @@
         <w:t xml:space="preserve">Note: </w:t>
       </w:r>
       <w:r>
-        <w:t>Punto di ingresso unico usato sia da smf80dmp.c sia da smf80ext.c.</w:t>
+        <w:t>Funzione di supporto interna a getSez; la lista risultante è ordinata per numero crescente (il file di input è atteso ordinato), sfruttato da findsez per uscire anticipatamente dalla ricerca.</w:t>
       </w:r>
     </w:p>
     <w:p/>
+    <w:p>
+      <w:pPr>
+        <w:pStyle w:val="Heading2"/>
+      </w:pPr>
+      <w:r>
+        <w:t>makeargv.c</w:t>
+      </w:r>
+    </w:p>
+    <w:p>
+      <w:r>
+        <w:rPr>
+          <w:i/>
+        </w:rPr>
+        <w:t>Tokenizzazione di una stringa con spazio come separatore.</w:t>
+      </w:r>
+    </w:p>
     <w:p>
       <w:pPr>
         <w:pStyle w:val="Heading3"/>
       </w:pPr>
       <w:r>
-        <w:t>stampa_filtri()</w:t>
+        <w:t>makeargv()</w:t>
       </w:r>
     </w:p>
     <w:p>
@@ -10471,7 +10926,7 @@
           <w:i/>
           <w:sz w:val="19"/>
         </w:rPr>
-        <w:t>void stampa_filtri(list_parameter *p_par, int num_car)</w:t>
+        <w:t>int makeargv(char *string, char *argv[], int argvsize, int max_argc)</w:t>
       </w:r>
     </w:p>
     <w:p>
@@ -10482,7 +10937,7 @@
         <w:t xml:space="preserve">File: </w:t>
       </w:r>
       <w:r>
-        <w:t>getParm.c</w:t>
+        <w:t>makeargv.c</w:t>
       </w:r>
     </w:p>
     <w:p>
@@ -10493,7 +10948,7 @@
         <w:t xml:space="preserve">Scopo: </w:t>
       </w:r>
       <w:r>
-        <w:t>Stampa un resoconto leggibile dei filtri caricati per una caratteristica: nome, operatore, e per ciascun valore il codice interno (se numerico) e la descrizione; per il filtro CLASS con operatore ABR, elenca anche tutte le classi RACF che iniziano con l'abbreviazione richiesta (escludendo le grouping class).</w:t>
+        <w:t>Suddivide la stringa in token separati da blank, popolando l'array argv. Se max_argc è diverso da 0, i primi (max_argc-1) token sono estratti singolarmente e l'ultimo token contiene il resto della stringa non ancora tokenizzata (utile per estrarre 'caratteristica operatore &lt;resto della lista valori&gt;').</w:t>
       </w:r>
     </w:p>
     <w:p>
@@ -10554,7 +11009,7 @@
           </w:tcPr>
           <w:p>
             <w:r>
-              <w:t>p_par</w:t>
+              <w:t>string</w:t>
             </w:r>
           </w:p>
         </w:tc>
@@ -10564,7 +11019,7 @@
           </w:tcPr>
           <w:p>
             <w:r>
-              <w:t>nodo parametro (caratteristica) da stampare</w:t>
+              <w:t>stringa da tokenizzare (modificata in place: gli spazi separatori diventano '\0')</w:t>
             </w:r>
           </w:p>
         </w:tc>
@@ -10576,7 +11031,7 @@
           </w:tcPr>
           <w:p>
             <w:r>
-              <w:t>num_car</w:t>
+              <w:t>argv</w:t>
             </w:r>
           </w:p>
         </w:tc>
@@ -10586,7 +11041,51 @@
           </w:tcPr>
           <w:p>
             <w:r>
-              <w:t>posizione della caratteristica nell'array l_parm, per accedere alle tabelle correlate</w:t>
+              <w:t>array di puntatori di output, un elemento per token</w:t>
+            </w:r>
+          </w:p>
+        </w:tc>
+      </w:tr>
+      <w:tr>
+        <w:tc>
+          <w:tcPr>
+            <w:tcW w:type="dxa" w:w="1984"/>
+          </w:tcPr>
+          <w:p>
+            <w:r>
+              <w:t>argvsize</w:t>
+            </w:r>
+          </w:p>
+        </w:tc>
+        <w:tc>
+          <w:tcPr>
+            <w:tcW w:type="dxa" w:w="7087"/>
+          </w:tcPr>
+          <w:p>
+            <w:r>
+              <w:t>dimensione massima dell'array argv</w:t>
+            </w:r>
+          </w:p>
+        </w:tc>
+      </w:tr>
+      <w:tr>
+        <w:tc>
+          <w:tcPr>
+            <w:tcW w:type="dxa" w:w="1984"/>
+          </w:tcPr>
+          <w:p>
+            <w:r>
+              <w:t>max_argc</w:t>
+            </w:r>
+          </w:p>
+        </w:tc>
+        <w:tc>
+          <w:tcPr>
+            <w:tcW w:type="dxa" w:w="7087"/>
+          </w:tcPr>
+          <w:p>
+            <w:r>
+              <w:t>numero di token oltre i quali il resto viene considerato un unico token (0 = nessun limite)</w:t>
             </w:r>
           </w:p>
         </w:tc>
@@ -10600,18 +11099,7 @@
         <w:t xml:space="preserve">Valore di ritorno: </w:t>
       </w:r>
       <w:r>
-        <w:t>void</w:t>
-      </w:r>
-    </w:p>
-    <w:p>
-      <w:r>
-        <w:rPr>
-          <w:b/>
-        </w:rPr>
-        <w:t xml:space="preserve">Note: </w:t>
-      </w:r>
-      <w:r>
-        <w:t>Funzione locale (non extern) a getParm.c.</w:t>
+        <w:t>int — numero di token estratti (argc)</w:t>
       </w:r>
     </w:p>
     <w:p/>
@@ -10620,7 +11108,7 @@
         <w:pStyle w:val="Heading2"/>
       </w:pPr>
       <w:r>
-        <w:t>box.c</w:t>
+        <w:t>crfilter.c</w:t>
       </w:r>
     </w:p>
     <w:p>
@@ -10628,7 +11116,2203 @@
         <w:rPr>
           <w:i/>
         </w:rPr>
-        <w:t>File sorgente segnaposto: solo intestazione e include, nessuna funzione implementata.</w:t>
+        <w:t>Costruttore della linked list dei filtri collegati a un parametro.</w:t>
+      </w:r>
+    </w:p>
+    <w:p>
+      <w:pPr>
+        <w:pStyle w:val="Heading3"/>
+      </w:pPr>
+      <w:r>
+        <w:t>crfilter()</w:t>
+      </w:r>
+    </w:p>
+    <w:p>
+      <w:r>
+        <w:rPr>
+          <w:rFonts w:ascii="Consolas" w:hAnsi="Consolas"/>
+          <w:i/>
+          <w:sz w:val="19"/>
+        </w:rPr>
+        <w:t>list_filter *crfilter(uint32_t value, char *name, char *desc)</w:t>
+      </w:r>
+    </w:p>
+    <w:p>
+      <w:r>
+        <w:rPr>
+          <w:b/>
+        </w:rPr>
+        <w:t xml:space="preserve">File: </w:t>
+      </w:r>
+      <w:r>
+        <w:t>crfilter.c</w:t>
+      </w:r>
+    </w:p>
+    <w:p>
+      <w:r>
+        <w:rPr>
+          <w:b/>
+        </w:rPr>
+        <w:t xml:space="preserve">Scopo: </w:t>
+      </w:r>
+      <w:r>
+        <w:t>Alloca e popola un nodo filtro (valore numerico opzionale, nome testuale, descrizione opzionale) da agganciare alla lista dei filtri di un parametro.</w:t>
+      </w:r>
+    </w:p>
+    <w:p>
+      <w:r>
+        <w:rPr>
+          <w:b/>
+        </w:rPr>
+        <w:t>Parametri:</w:t>
+      </w:r>
+    </w:p>
+    <w:tbl>
+      <w:tblPr>
+        <w:tblStyle w:val="LightGrid-Accent1"/>
+        <w:tblW w:type="auto" w:w="0"/>
+        <w:jc w:val="center"/>
+        <w:tblLook w:firstColumn="1" w:firstRow="1" w:lastColumn="0" w:lastRow="0" w:noHBand="0" w:noVBand="1" w:val="04A0"/>
+      </w:tblPr>
+      <w:tblGrid>
+        <w:gridCol w:w="4873"/>
+        <w:gridCol w:w="4873"/>
+      </w:tblGrid>
+      <w:tr>
+        <w:tc>
+          <w:tcPr>
+            <w:tcW w:type="dxa" w:w="1984"/>
+            <w:shd w:val="clear" w:color="auto" w:fill="1F3A5F"/>
+          </w:tcPr>
+          <w:p>
+            <w:r>
+              <w:rPr>
+                <w:b/>
+                <w:color w:val="FFFFFF"/>
+              </w:rPr>
+              <w:t>Parametro</w:t>
+            </w:r>
+          </w:p>
+        </w:tc>
+        <w:tc>
+          <w:tcPr>
+            <w:tcW w:type="dxa" w:w="7087"/>
+            <w:shd w:val="clear" w:color="auto" w:fill="1F3A5F"/>
+          </w:tcPr>
+          <w:p>
+            <w:r>
+              <w:rPr>
+                <w:b/>
+                <w:color w:val="FFFFFF"/>
+              </w:rPr>
+              <w:t>Descrizione</w:t>
+            </w:r>
+          </w:p>
+        </w:tc>
+      </w:tr>
+      <w:tr>
+        <w:tc>
+          <w:tcPr>
+            <w:tcW w:type="dxa" w:w="1984"/>
+          </w:tcPr>
+          <w:p>
+            <w:r>
+              <w:t>value</w:t>
+            </w:r>
+          </w:p>
+        </w:tc>
+        <w:tc>
+          <w:tcPr>
+            <w:tcW w:type="dxa" w:w="7087"/>
+          </w:tcPr>
+          <w:p>
+            <w:r>
+              <w:t>valore numerico del filtro (se applicabile)</w:t>
+            </w:r>
+          </w:p>
+        </w:tc>
+      </w:tr>
+      <w:tr>
+        <w:tc>
+          <w:tcPr>
+            <w:tcW w:type="dxa" w:w="1984"/>
+          </w:tcPr>
+          <w:p>
+            <w:r>
+              <w:t>name</w:t>
+            </w:r>
+          </w:p>
+        </w:tc>
+        <w:tc>
+          <w:tcPr>
+            <w:tcW w:type="dxa" w:w="7087"/>
+          </w:tcPr>
+          <w:p>
+            <w:r>
+              <w:t>valore testuale del filtro come fornito da input</w:t>
+            </w:r>
+          </w:p>
+        </w:tc>
+      </w:tr>
+      <w:tr>
+        <w:tc>
+          <w:tcPr>
+            <w:tcW w:type="dxa" w:w="1984"/>
+          </w:tcPr>
+          <w:p>
+            <w:r>
+              <w:t>desc</w:t>
+            </w:r>
+          </w:p>
+        </w:tc>
+        <w:tc>
+          <w:tcPr>
+            <w:tcW w:type="dxa" w:w="7087"/>
+          </w:tcPr>
+          <w:p>
+            <w:r>
+              <w:t>descrizione opzionale (NULL se non ancora nota, valorizzata poi da chkparm)</w:t>
+            </w:r>
+          </w:p>
+        </w:tc>
+      </w:tr>
+    </w:tbl>
+    <w:p>
+      <w:r>
+        <w:rPr>
+          <w:b/>
+        </w:rPr>
+        <w:t xml:space="preserve">Valore di ritorno: </w:t>
+      </w:r>
+      <w:r>
+        <w:t>list_filter* — puntatore al nuovo nodo (next = NULL)</w:t>
+      </w:r>
+    </w:p>
+    <w:p/>
+    <w:p>
+      <w:pPr>
+        <w:pStyle w:val="Heading2"/>
+      </w:pPr>
+      <w:r>
+        <w:t>crparm.c</w:t>
+      </w:r>
+    </w:p>
+    <w:p>
+      <w:r>
+        <w:rPr>
+          <w:i/>
+        </w:rPr>
+        <w:t>Costruttore della linked list dei parametri di input, e relativa ricerca.</w:t>
+      </w:r>
+    </w:p>
+    <w:p>
+      <w:pPr>
+        <w:pStyle w:val="Heading3"/>
+      </w:pPr>
+      <w:r>
+        <w:t>crparm()</w:t>
+      </w:r>
+    </w:p>
+    <w:p>
+      <w:r>
+        <w:rPr>
+          <w:rFonts w:ascii="Consolas" w:hAnsi="Consolas"/>
+          <w:i/>
+          <w:sz w:val="19"/>
+        </w:rPr>
+        <w:t>list_parameter *crparm(char *name, int num, char *oper, uint8_t opnum, char *desc)</w:t>
+      </w:r>
+    </w:p>
+    <w:p>
+      <w:r>
+        <w:rPr>
+          <w:b/>
+        </w:rPr>
+        <w:t xml:space="preserve">File: </w:t>
+      </w:r>
+      <w:r>
+        <w:t>crparm.c</w:t>
+      </w:r>
+    </w:p>
+    <w:p>
+      <w:r>
+        <w:rPr>
+          <w:b/>
+        </w:rPr>
+        <w:t xml:space="preserve">Scopo: </w:t>
+      </w:r>
+      <w:r>
+        <w:t>Alloca e popola un nodo parametro (caratteristica) con nome, codice interno, operatore testuale/numerico e tipo di filtro associato (da tabella l_parm_num).</w:t>
+      </w:r>
+    </w:p>
+    <w:p>
+      <w:r>
+        <w:rPr>
+          <w:b/>
+        </w:rPr>
+        <w:t>Parametri:</w:t>
+      </w:r>
+    </w:p>
+    <w:tbl>
+      <w:tblPr>
+        <w:tblStyle w:val="LightGrid-Accent1"/>
+        <w:tblW w:type="auto" w:w="0"/>
+        <w:jc w:val="center"/>
+        <w:tblLook w:firstColumn="1" w:firstRow="1" w:lastColumn="0" w:lastRow="0" w:noHBand="0" w:noVBand="1" w:val="04A0"/>
+      </w:tblPr>
+      <w:tblGrid>
+        <w:gridCol w:w="4873"/>
+        <w:gridCol w:w="4873"/>
+      </w:tblGrid>
+      <w:tr>
+        <w:tc>
+          <w:tcPr>
+            <w:tcW w:type="dxa" w:w="1984"/>
+            <w:shd w:val="clear" w:color="auto" w:fill="1F3A5F"/>
+          </w:tcPr>
+          <w:p>
+            <w:r>
+              <w:rPr>
+                <w:b/>
+                <w:color w:val="FFFFFF"/>
+              </w:rPr>
+              <w:t>Parametro</w:t>
+            </w:r>
+          </w:p>
+        </w:tc>
+        <w:tc>
+          <w:tcPr>
+            <w:tcW w:type="dxa" w:w="7087"/>
+            <w:shd w:val="clear" w:color="auto" w:fill="1F3A5F"/>
+          </w:tcPr>
+          <w:p>
+            <w:r>
+              <w:rPr>
+                <w:b/>
+                <w:color w:val="FFFFFF"/>
+              </w:rPr>
+              <w:t>Descrizione</w:t>
+            </w:r>
+          </w:p>
+        </w:tc>
+      </w:tr>
+      <w:tr>
+        <w:tc>
+          <w:tcPr>
+            <w:tcW w:type="dxa" w:w="1984"/>
+          </w:tcPr>
+          <w:p>
+            <w:r>
+              <w:t>name</w:t>
+            </w:r>
+          </w:p>
+        </w:tc>
+        <w:tc>
+          <w:tcPr>
+            <w:tcW w:type="dxa" w:w="7087"/>
+          </w:tcPr>
+          <w:p>
+            <w:r>
+              <w:t>nome della caratteristica (es. EVENT, CLASS...)</w:t>
+            </w:r>
+          </w:p>
+        </w:tc>
+      </w:tr>
+      <w:tr>
+        <w:tc>
+          <w:tcPr>
+            <w:tcW w:type="dxa" w:w="1984"/>
+          </w:tcPr>
+          <w:p>
+            <w:r>
+              <w:t>num</w:t>
+            </w:r>
+          </w:p>
+        </w:tc>
+        <w:tc>
+          <w:tcPr>
+            <w:tcW w:type="dxa" w:w="7087"/>
+          </w:tcPr>
+          <w:p>
+            <w:r>
+              <w:t>codice interno posizionale della caratteristica</w:t>
+            </w:r>
+          </w:p>
+        </w:tc>
+      </w:tr>
+      <w:tr>
+        <w:tc>
+          <w:tcPr>
+            <w:tcW w:type="dxa" w:w="1984"/>
+          </w:tcPr>
+          <w:p>
+            <w:r>
+              <w:t>oper</w:t>
+            </w:r>
+          </w:p>
+        </w:tc>
+        <w:tc>
+          <w:tcPr>
+            <w:tcW w:type="dxa" w:w="7087"/>
+          </w:tcPr>
+          <w:p>
+            <w:r>
+              <w:t>operatore testuale (=, &lt;&gt;, ABR)</w:t>
+            </w:r>
+          </w:p>
+        </w:tc>
+      </w:tr>
+      <w:tr>
+        <w:tc>
+          <w:tcPr>
+            <w:tcW w:type="dxa" w:w="1984"/>
+          </w:tcPr>
+          <w:p>
+            <w:r>
+              <w:t>opnum</w:t>
+            </w:r>
+          </w:p>
+        </w:tc>
+        <w:tc>
+          <w:tcPr>
+            <w:tcW w:type="dxa" w:w="7087"/>
+          </w:tcPr>
+          <w:p>
+            <w:r>
+              <w:t>codice interno dell'operatore</w:t>
+            </w:r>
+          </w:p>
+        </w:tc>
+      </w:tr>
+      <w:tr>
+        <w:tc>
+          <w:tcPr>
+            <w:tcW w:type="dxa" w:w="1984"/>
+          </w:tcPr>
+          <w:p>
+            <w:r>
+              <w:t>desc</w:t>
+            </w:r>
+          </w:p>
+        </w:tc>
+        <w:tc>
+          <w:tcPr>
+            <w:tcW w:type="dxa" w:w="7087"/>
+          </w:tcPr>
+          <w:p>
+            <w:r>
+              <w:t>descrizione opzionale</w:t>
+            </w:r>
+          </w:p>
+        </w:tc>
+      </w:tr>
+    </w:tbl>
+    <w:p>
+      <w:r>
+        <w:rPr>
+          <w:b/>
+        </w:rPr>
+        <w:t xml:space="preserve">Valore di ritorno: </w:t>
+      </w:r>
+      <w:r>
+        <w:t>list_parameter* — puntatore al nuovo nodo (param_filter = NULL, next = NULL)</w:t>
+      </w:r>
+    </w:p>
+    <w:p/>
+    <w:p>
+      <w:pPr>
+        <w:pStyle w:val="Heading3"/>
+      </w:pPr>
+      <w:r>
+        <w:t>findparm()</w:t>
+      </w:r>
+    </w:p>
+    <w:p>
+      <w:r>
+        <w:rPr>
+          <w:rFonts w:ascii="Consolas" w:hAnsi="Consolas"/>
+          <w:i/>
+          <w:sz w:val="19"/>
+        </w:rPr>
+        <w:t>list_parameter *findparm(char *name, uint8_t num, list_parameter *root_parameter)</w:t>
+      </w:r>
+    </w:p>
+    <w:p>
+      <w:r>
+        <w:rPr>
+          <w:b/>
+        </w:rPr>
+        <w:t xml:space="preserve">File: </w:t>
+      </w:r>
+      <w:r>
+        <w:t>crparm.c</w:t>
+      </w:r>
+    </w:p>
+    <w:p>
+      <w:r>
+        <w:rPr>
+          <w:b/>
+        </w:rPr>
+        <w:t xml:space="preserve">Scopo: </w:t>
+      </w:r>
+      <w:r>
+        <w:t>Cerca nella linked list dei parametri il nodo con nome o numero corrispondente.</w:t>
+      </w:r>
+    </w:p>
+    <w:p>
+      <w:r>
+        <w:rPr>
+          <w:b/>
+        </w:rPr>
+        <w:t>Parametri:</w:t>
+      </w:r>
+    </w:p>
+    <w:tbl>
+      <w:tblPr>
+        <w:tblStyle w:val="LightGrid-Accent1"/>
+        <w:tblW w:type="auto" w:w="0"/>
+        <w:jc w:val="center"/>
+        <w:tblLook w:firstColumn="1" w:firstRow="1" w:lastColumn="0" w:lastRow="0" w:noHBand="0" w:noVBand="1" w:val="04A0"/>
+      </w:tblPr>
+      <w:tblGrid>
+        <w:gridCol w:w="4873"/>
+        <w:gridCol w:w="4873"/>
+      </w:tblGrid>
+      <w:tr>
+        <w:tc>
+          <w:tcPr>
+            <w:tcW w:type="dxa" w:w="1984"/>
+            <w:shd w:val="clear" w:color="auto" w:fill="1F3A5F"/>
+          </w:tcPr>
+          <w:p>
+            <w:r>
+              <w:rPr>
+                <w:b/>
+                <w:color w:val="FFFFFF"/>
+              </w:rPr>
+              <w:t>Parametro</w:t>
+            </w:r>
+          </w:p>
+        </w:tc>
+        <w:tc>
+          <w:tcPr>
+            <w:tcW w:type="dxa" w:w="7087"/>
+            <w:shd w:val="clear" w:color="auto" w:fill="1F3A5F"/>
+          </w:tcPr>
+          <w:p>
+            <w:r>
+              <w:rPr>
+                <w:b/>
+                <w:color w:val="FFFFFF"/>
+              </w:rPr>
+              <w:t>Descrizione</w:t>
+            </w:r>
+          </w:p>
+        </w:tc>
+      </w:tr>
+      <w:tr>
+        <w:tc>
+          <w:tcPr>
+            <w:tcW w:type="dxa" w:w="1984"/>
+          </w:tcPr>
+          <w:p>
+            <w:r>
+              <w:t>name</w:t>
+            </w:r>
+          </w:p>
+        </w:tc>
+        <w:tc>
+          <w:tcPr>
+            <w:tcW w:type="dxa" w:w="7087"/>
+          </w:tcPr>
+          <w:p>
+            <w:r>
+              <w:t>nome da cercare (se non NULL, la ricerca è per nome)</w:t>
+            </w:r>
+          </w:p>
+        </w:tc>
+      </w:tr>
+      <w:tr>
+        <w:tc>
+          <w:tcPr>
+            <w:tcW w:type="dxa" w:w="1984"/>
+          </w:tcPr>
+          <w:p>
+            <w:r>
+              <w:t>num</w:t>
+            </w:r>
+          </w:p>
+        </w:tc>
+        <w:tc>
+          <w:tcPr>
+            <w:tcW w:type="dxa" w:w="7087"/>
+          </w:tcPr>
+          <w:p>
+            <w:r>
+              <w:t>codice numerico da cercare (usato se name è NULL)</w:t>
+            </w:r>
+          </w:p>
+        </w:tc>
+      </w:tr>
+      <w:tr>
+        <w:tc>
+          <w:tcPr>
+            <w:tcW w:type="dxa" w:w="1984"/>
+          </w:tcPr>
+          <w:p>
+            <w:r>
+              <w:t>root_parameter</w:t>
+            </w:r>
+          </w:p>
+        </w:tc>
+        <w:tc>
+          <w:tcPr>
+            <w:tcW w:type="dxa" w:w="7087"/>
+          </w:tcPr>
+          <w:p>
+            <w:r>
+              <w:t>radice della lista da scorrere</w:t>
+            </w:r>
+          </w:p>
+        </w:tc>
+      </w:tr>
+    </w:tbl>
+    <w:p>
+      <w:r>
+        <w:rPr>
+          <w:b/>
+        </w:rPr>
+        <w:t xml:space="preserve">Valore di ritorno: </w:t>
+      </w:r>
+      <w:r>
+        <w:t>list_parameter* — nodo trovato, o NULL</w:t>
+      </w:r>
+    </w:p>
+    <w:p>
+      <w:r>
+        <w:rPr>
+          <w:b/>
+        </w:rPr>
+        <w:t xml:space="preserve">Note: </w:t>
+      </w:r>
+      <w:r>
+        <w:t>⚠ Il ciclo while non avanza il puntatore p quando la condizione di ricerca non è soddisfatta: la funzione non è attualmente richiamata da alcun altro modulo del progetto.</w:t>
+      </w:r>
+    </w:p>
+    <w:p/>
+    <w:p>
+      <w:pPr>
+        <w:pStyle w:val="Heading2"/>
+      </w:pPr>
+      <w:r>
+        <w:t>getlrow.c</w:t>
+      </w:r>
+    </w:p>
+    <w:p>
+      <w:r>
+        <w:rPr>
+          <w:i/>
+        </w:rPr>
+        <w:t>Ricostruzione di una riga logica di parametri, concatenando le righe continuate con '+'.</w:t>
+      </w:r>
+    </w:p>
+    <w:p>
+      <w:pPr>
+        <w:pStyle w:val="Heading3"/>
+      </w:pPr>
+      <w:r>
+        <w:t>getlrow()</w:t>
+      </w:r>
+    </w:p>
+    <w:p>
+      <w:r>
+        <w:rPr>
+          <w:rFonts w:ascii="Consolas" w:hAnsi="Consolas"/>
+          <w:i/>
+          <w:sz w:val="19"/>
+        </w:rPr>
+        <w:t>char *getlrow(char *buff, FILE *parm)</w:t>
+      </w:r>
+    </w:p>
+    <w:p>
+      <w:r>
+        <w:rPr>
+          <w:b/>
+        </w:rPr>
+        <w:t xml:space="preserve">File: </w:t>
+      </w:r>
+      <w:r>
+        <w:t>getlrow.c</w:t>
+      </w:r>
+    </w:p>
+    <w:p>
+      <w:r>
+        <w:rPr>
+          <w:b/>
+        </w:rPr>
+        <w:t xml:space="preserve">Scopo: </w:t>
+      </w:r>
+      <w:r>
+        <w:t>Legge una riga fisica dal file dei parametri; se termina (spazi esclusi) con il carattere '+', continua a leggere e concatenare le righe successive (ignorando quelle che iniziano per '*', considerate commento) finché non trova una riga che non richiede continuazione. Segnala l'EOF restituendo una stringa vuota.</w:t>
+      </w:r>
+    </w:p>
+    <w:p>
+      <w:r>
+        <w:rPr>
+          <w:b/>
+        </w:rPr>
+        <w:t>Parametri:</w:t>
+      </w:r>
+    </w:p>
+    <w:tbl>
+      <w:tblPr>
+        <w:tblStyle w:val="LightGrid-Accent1"/>
+        <w:tblW w:type="auto" w:w="0"/>
+        <w:jc w:val="center"/>
+        <w:tblLook w:firstColumn="1" w:firstRow="1" w:lastColumn="0" w:lastRow="0" w:noHBand="0" w:noVBand="1" w:val="04A0"/>
+      </w:tblPr>
+      <w:tblGrid>
+        <w:gridCol w:w="4873"/>
+        <w:gridCol w:w="4873"/>
+      </w:tblGrid>
+      <w:tr>
+        <w:tc>
+          <w:tcPr>
+            <w:tcW w:type="dxa" w:w="1984"/>
+            <w:shd w:val="clear" w:color="auto" w:fill="1F3A5F"/>
+          </w:tcPr>
+          <w:p>
+            <w:r>
+              <w:rPr>
+                <w:b/>
+                <w:color w:val="FFFFFF"/>
+              </w:rPr>
+              <w:t>Parametro</w:t>
+            </w:r>
+          </w:p>
+        </w:tc>
+        <w:tc>
+          <w:tcPr>
+            <w:tcW w:type="dxa" w:w="7087"/>
+            <w:shd w:val="clear" w:color="auto" w:fill="1F3A5F"/>
+          </w:tcPr>
+          <w:p>
+            <w:r>
+              <w:rPr>
+                <w:b/>
+                <w:color w:val="FFFFFF"/>
+              </w:rPr>
+              <w:t>Descrizione</w:t>
+            </w:r>
+          </w:p>
+        </w:tc>
+      </w:tr>
+      <w:tr>
+        <w:tc>
+          <w:tcPr>
+            <w:tcW w:type="dxa" w:w="1984"/>
+          </w:tcPr>
+          <w:p>
+            <w:r>
+              <w:t>buff</w:t>
+            </w:r>
+          </w:p>
+        </w:tc>
+        <w:tc>
+          <w:tcPr>
+            <w:tcW w:type="dxa" w:w="7087"/>
+          </w:tcPr>
+          <w:p>
+            <w:r>
+              <w:t>buffer riallocabile in cui viene restituita la riga logica completa</w:t>
+            </w:r>
+          </w:p>
+        </w:tc>
+      </w:tr>
+      <w:tr>
+        <w:tc>
+          <w:tcPr>
+            <w:tcW w:type="dxa" w:w="1984"/>
+          </w:tcPr>
+          <w:p>
+            <w:r>
+              <w:t>parm</w:t>
+            </w:r>
+          </w:p>
+        </w:tc>
+        <w:tc>
+          <w:tcPr>
+            <w:tcW w:type="dxa" w:w="7087"/>
+          </w:tcPr>
+          <w:p>
+            <w:r>
+              <w:t>file handle del file dei parametri (DD:UTIPARM)</w:t>
+            </w:r>
+          </w:p>
+        </w:tc>
+      </w:tr>
+    </w:tbl>
+    <w:p>
+      <w:r>
+        <w:rPr>
+          <w:b/>
+        </w:rPr>
+        <w:t xml:space="preserve">Valore di ritorno: </w:t>
+      </w:r>
+      <w:r>
+        <w:t>char* — buff riallocato con la riga logica (stringa vuota a EOF)</w:t>
+      </w:r>
+    </w:p>
+    <w:p>
+      <w:r>
+        <w:rPr>
+          <w:b/>
+        </w:rPr>
+        <w:t xml:space="preserve">Note: </w:t>
+      </w:r>
+      <w:r>
+        <w:t>Termina il programma (exit(8)) se viene richiesta una continuazione ma si incontra EOF prima di trovarla.</w:t>
+      </w:r>
+    </w:p>
+    <w:p/>
+    <w:p>
+      <w:pPr>
+        <w:pStyle w:val="Heading3"/>
+      </w:pPr>
+      <w:r>
+        <w:t>continua()</w:t>
+      </w:r>
+    </w:p>
+    <w:p>
+      <w:r>
+        <w:rPr>
+          <w:rFonts w:ascii="Consolas" w:hAnsi="Consolas"/>
+          <w:i/>
+          <w:sz w:val="19"/>
+        </w:rPr>
+        <w:t>static int continua(char *str)</w:t>
+      </w:r>
+    </w:p>
+    <w:p>
+      <w:r>
+        <w:rPr>
+          <w:b/>
+        </w:rPr>
+        <w:t xml:space="preserve">File: </w:t>
+      </w:r>
+      <w:r>
+        <w:t>getlrow.c</w:t>
+      </w:r>
+    </w:p>
+    <w:p>
+      <w:r>
+        <w:rPr>
+          <w:b/>
+        </w:rPr>
+        <w:t xml:space="preserve">Scopo: </w:t>
+      </w:r>
+      <w:r>
+        <w:t>Verifica se la riga richiede continuazione: scandisce la stringa dalla fine ignorando gli spazi, e se trova '+' lo azzera (troncando la riga) e segnala continuazione.</w:t>
+      </w:r>
+    </w:p>
+    <w:p>
+      <w:r>
+        <w:rPr>
+          <w:b/>
+        </w:rPr>
+        <w:t>Parametri:</w:t>
+      </w:r>
+    </w:p>
+    <w:tbl>
+      <w:tblPr>
+        <w:tblStyle w:val="LightGrid-Accent1"/>
+        <w:tblW w:type="auto" w:w="0"/>
+        <w:jc w:val="center"/>
+        <w:tblLook w:firstColumn="1" w:firstRow="1" w:lastColumn="0" w:lastRow="0" w:noHBand="0" w:noVBand="1" w:val="04A0"/>
+      </w:tblPr>
+      <w:tblGrid>
+        <w:gridCol w:w="4873"/>
+        <w:gridCol w:w="4873"/>
+      </w:tblGrid>
+      <w:tr>
+        <w:tc>
+          <w:tcPr>
+            <w:tcW w:type="dxa" w:w="1984"/>
+            <w:shd w:val="clear" w:color="auto" w:fill="1F3A5F"/>
+          </w:tcPr>
+          <w:p>
+            <w:r>
+              <w:rPr>
+                <w:b/>
+                <w:color w:val="FFFFFF"/>
+              </w:rPr>
+              <w:t>Parametro</w:t>
+            </w:r>
+          </w:p>
+        </w:tc>
+        <w:tc>
+          <w:tcPr>
+            <w:tcW w:type="dxa" w:w="7087"/>
+            <w:shd w:val="clear" w:color="auto" w:fill="1F3A5F"/>
+          </w:tcPr>
+          <w:p>
+            <w:r>
+              <w:rPr>
+                <w:b/>
+                <w:color w:val="FFFFFF"/>
+              </w:rPr>
+              <w:t>Descrizione</w:t>
+            </w:r>
+          </w:p>
+        </w:tc>
+      </w:tr>
+      <w:tr>
+        <w:tc>
+          <w:tcPr>
+            <w:tcW w:type="dxa" w:w="1984"/>
+          </w:tcPr>
+          <w:p>
+            <w:r>
+              <w:t>str</w:t>
+            </w:r>
+          </w:p>
+        </w:tc>
+        <w:tc>
+          <w:tcPr>
+            <w:tcW w:type="dxa" w:w="7087"/>
+          </w:tcPr>
+          <w:p>
+            <w:r>
+              <w:t>riga da esaminare (modificata in place se termina con '+')</w:t>
+            </w:r>
+          </w:p>
+        </w:tc>
+      </w:tr>
+    </w:tbl>
+    <w:p>
+      <w:r>
+        <w:rPr>
+          <w:b/>
+        </w:rPr>
+        <w:t xml:space="preserve">Valore di ritorno: </w:t>
+      </w:r>
+      <w:r>
+        <w:t>int — 1 se richiesta continuazione, 0 altrimenti</w:t>
+      </w:r>
+    </w:p>
+    <w:p>
+      <w:r>
+        <w:rPr>
+          <w:b/>
+        </w:rPr>
+        <w:t xml:space="preserve">Note: </w:t>
+      </w:r>
+      <w:r>
+        <w:t>Funzione locale (static) a getlrow.c.</w:t>
+      </w:r>
+    </w:p>
+    <w:p/>
+    <w:p>
+      <w:pPr>
+        <w:pStyle w:val="Heading2"/>
+      </w:pPr>
+      <w:r>
+        <w:t>findevt.c</w:t>
+      </w:r>
+    </w:p>
+    <w:p>
+      <w:r>
+        <w:rPr>
+          <w:i/>
+        </w:rPr>
+        <w:t>Ricerca di un evento nella linked list per nome o per codice.</w:t>
+      </w:r>
+    </w:p>
+    <w:p>
+      <w:pPr>
+        <w:pStyle w:val="Heading3"/>
+      </w:pPr>
+      <w:r>
+        <w:t>findevt()</w:t>
+      </w:r>
+    </w:p>
+    <w:p>
+      <w:r>
+        <w:rPr>
+          <w:rFonts w:ascii="Consolas" w:hAnsi="Consolas"/>
+          <w:i/>
+          <w:sz w:val="19"/>
+        </w:rPr>
+        <w:t>st_sm80_evt *findevt(const char *name, st_sm80_evt *root_evt)</w:t>
+      </w:r>
+    </w:p>
+    <w:p>
+      <w:r>
+        <w:rPr>
+          <w:b/>
+        </w:rPr>
+        <w:t xml:space="preserve">File: </w:t>
+      </w:r>
+      <w:r>
+        <w:t>findevt.c</w:t>
+      </w:r>
+    </w:p>
+    <w:p>
+      <w:r>
+        <w:rPr>
+          <w:b/>
+        </w:rPr>
+        <w:t xml:space="preserve">Scopo: </w:t>
+      </w:r>
+      <w:r>
+        <w:t>Scorre la linked list degli eventi cercando quello con nome corrispondente.</w:t>
+      </w:r>
+    </w:p>
+    <w:p>
+      <w:r>
+        <w:rPr>
+          <w:b/>
+        </w:rPr>
+        <w:t>Parametri:</w:t>
+      </w:r>
+    </w:p>
+    <w:tbl>
+      <w:tblPr>
+        <w:tblStyle w:val="LightGrid-Accent1"/>
+        <w:tblW w:type="auto" w:w="0"/>
+        <w:jc w:val="center"/>
+        <w:tblLook w:firstColumn="1" w:firstRow="1" w:lastColumn="0" w:lastRow="0" w:noHBand="0" w:noVBand="1" w:val="04A0"/>
+      </w:tblPr>
+      <w:tblGrid>
+        <w:gridCol w:w="4873"/>
+        <w:gridCol w:w="4873"/>
+      </w:tblGrid>
+      <w:tr>
+        <w:tc>
+          <w:tcPr>
+            <w:tcW w:type="dxa" w:w="1984"/>
+            <w:shd w:val="clear" w:color="auto" w:fill="1F3A5F"/>
+          </w:tcPr>
+          <w:p>
+            <w:r>
+              <w:rPr>
+                <w:b/>
+                <w:color w:val="FFFFFF"/>
+              </w:rPr>
+              <w:t>Parametro</w:t>
+            </w:r>
+          </w:p>
+        </w:tc>
+        <w:tc>
+          <w:tcPr>
+            <w:tcW w:type="dxa" w:w="7087"/>
+            <w:shd w:val="clear" w:color="auto" w:fill="1F3A5F"/>
+          </w:tcPr>
+          <w:p>
+            <w:r>
+              <w:rPr>
+                <w:b/>
+                <w:color w:val="FFFFFF"/>
+              </w:rPr>
+              <w:t>Descrizione</w:t>
+            </w:r>
+          </w:p>
+        </w:tc>
+      </w:tr>
+      <w:tr>
+        <w:tc>
+          <w:tcPr>
+            <w:tcW w:type="dxa" w:w="1984"/>
+          </w:tcPr>
+          <w:p>
+            <w:r>
+              <w:t>name</w:t>
+            </w:r>
+          </w:p>
+        </w:tc>
+        <w:tc>
+          <w:tcPr>
+            <w:tcW w:type="dxa" w:w="7087"/>
+          </w:tcPr>
+          <w:p>
+            <w:r>
+              <w:t>nome evento da cercare</w:t>
+            </w:r>
+          </w:p>
+        </w:tc>
+      </w:tr>
+      <w:tr>
+        <w:tc>
+          <w:tcPr>
+            <w:tcW w:type="dxa" w:w="1984"/>
+          </w:tcPr>
+          <w:p>
+            <w:r>
+              <w:t>root_evt</w:t>
+            </w:r>
+          </w:p>
+        </w:tc>
+        <w:tc>
+          <w:tcPr>
+            <w:tcW w:type="dxa" w:w="7087"/>
+          </w:tcPr>
+          <w:p>
+            <w:r>
+              <w:t>radice della linked list eventi</w:t>
+            </w:r>
+          </w:p>
+        </w:tc>
+      </w:tr>
+    </w:tbl>
+    <w:p>
+      <w:r>
+        <w:rPr>
+          <w:b/>
+        </w:rPr>
+        <w:t xml:space="preserve">Valore di ritorno: </w:t>
+      </w:r>
+      <w:r>
+        <w:t>st_sm80_evt* — nodo trovato, o NULL</w:t>
+      </w:r>
+    </w:p>
+    <w:p>
+      <w:r>
+        <w:rPr>
+          <w:b/>
+        </w:rPr>
+        <w:t xml:space="preserve">Note: </w:t>
+      </w:r>
+      <w:r>
+        <w:t>Usata da chkparm per validare i valori richiesti nel filtro EVENT.</w:t>
+      </w:r>
+    </w:p>
+    <w:p/>
+    <w:p>
+      <w:pPr>
+        <w:pStyle w:val="Heading3"/>
+      </w:pPr>
+      <w:r>
+        <w:t>findevtn()</w:t>
+      </w:r>
+    </w:p>
+    <w:p>
+      <w:r>
+        <w:rPr>
+          <w:rFonts w:ascii="Consolas" w:hAnsi="Consolas"/>
+          <w:i/>
+          <w:sz w:val="19"/>
+        </w:rPr>
+        <w:t>st_sm80_evt *findevtn(uint8_t num_evt, st_sm80_evt *root_evt)</w:t>
+      </w:r>
+    </w:p>
+    <w:p>
+      <w:r>
+        <w:rPr>
+          <w:b/>
+        </w:rPr>
+        <w:t xml:space="preserve">File: </w:t>
+      </w:r>
+      <w:r>
+        <w:t>findevt.c</w:t>
+      </w:r>
+    </w:p>
+    <w:p>
+      <w:r>
+        <w:rPr>
+          <w:b/>
+        </w:rPr>
+        <w:t xml:space="preserve">Scopo: </w:t>
+      </w:r>
+      <w:r>
+        <w:t>Scorre la linked list degli eventi cercando quello con codice numerico corrispondente.</w:t>
+      </w:r>
+    </w:p>
+    <w:p>
+      <w:r>
+        <w:rPr>
+          <w:b/>
+        </w:rPr>
+        <w:t>Parametri:</w:t>
+      </w:r>
+    </w:p>
+    <w:tbl>
+      <w:tblPr>
+        <w:tblStyle w:val="LightGrid-Accent1"/>
+        <w:tblW w:type="auto" w:w="0"/>
+        <w:jc w:val="center"/>
+        <w:tblLook w:firstColumn="1" w:firstRow="1" w:lastColumn="0" w:lastRow="0" w:noHBand="0" w:noVBand="1" w:val="04A0"/>
+      </w:tblPr>
+      <w:tblGrid>
+        <w:gridCol w:w="4873"/>
+        <w:gridCol w:w="4873"/>
+      </w:tblGrid>
+      <w:tr>
+        <w:tc>
+          <w:tcPr>
+            <w:tcW w:type="dxa" w:w="1984"/>
+            <w:shd w:val="clear" w:color="auto" w:fill="1F3A5F"/>
+          </w:tcPr>
+          <w:p>
+            <w:r>
+              <w:rPr>
+                <w:b/>
+                <w:color w:val="FFFFFF"/>
+              </w:rPr>
+              <w:t>Parametro</w:t>
+            </w:r>
+          </w:p>
+        </w:tc>
+        <w:tc>
+          <w:tcPr>
+            <w:tcW w:type="dxa" w:w="7087"/>
+            <w:shd w:val="clear" w:color="auto" w:fill="1F3A5F"/>
+          </w:tcPr>
+          <w:p>
+            <w:r>
+              <w:rPr>
+                <w:b/>
+                <w:color w:val="FFFFFF"/>
+              </w:rPr>
+              <w:t>Descrizione</w:t>
+            </w:r>
+          </w:p>
+        </w:tc>
+      </w:tr>
+      <w:tr>
+        <w:tc>
+          <w:tcPr>
+            <w:tcW w:type="dxa" w:w="1984"/>
+          </w:tcPr>
+          <w:p>
+            <w:r>
+              <w:t>num_evt</w:t>
+            </w:r>
+          </w:p>
+        </w:tc>
+        <w:tc>
+          <w:tcPr>
+            <w:tcW w:type="dxa" w:w="7087"/>
+          </w:tcPr>
+          <w:p>
+            <w:r>
+              <w:t>codice evento da cercare (SMF80EVT del record)</w:t>
+            </w:r>
+          </w:p>
+        </w:tc>
+      </w:tr>
+      <w:tr>
+        <w:tc>
+          <w:tcPr>
+            <w:tcW w:type="dxa" w:w="1984"/>
+          </w:tcPr>
+          <w:p>
+            <w:r>
+              <w:t>root_evt</w:t>
+            </w:r>
+          </w:p>
+        </w:tc>
+        <w:tc>
+          <w:tcPr>
+            <w:tcW w:type="dxa" w:w="7087"/>
+          </w:tcPr>
+          <w:p>
+            <w:r>
+              <w:t>radice della linked list eventi</w:t>
+            </w:r>
+          </w:p>
+        </w:tc>
+      </w:tr>
+    </w:tbl>
+    <w:p>
+      <w:r>
+        <w:rPr>
+          <w:b/>
+        </w:rPr>
+        <w:t xml:space="preserve">Valore di ritorno: </w:t>
+      </w:r>
+      <w:r>
+        <w:t>st_sm80_evt* — nodo trovato, o NULL</w:t>
+      </w:r>
+    </w:p>
+    <w:p>
+      <w:r>
+        <w:rPr>
+          <w:b/>
+        </w:rPr>
+        <w:t xml:space="preserve">Note: </w:t>
+      </w:r>
+      <w:r>
+        <w:t>Usata dai programmi principali per risolvere il nome/descrizione dell'evento di ogni record letto.</w:t>
+      </w:r>
+    </w:p>
+    <w:p/>
+    <w:p>
+      <w:pPr>
+        <w:pStyle w:val="Heading2"/>
+      </w:pPr>
+      <w:r>
+        <w:t>gettrow.c</w:t>
+      </w:r>
+    </w:p>
+    <w:p>
+      <w:r>
+        <w:rPr>
+          <w:i/>
+        </w:rPr>
+        <w:t>Estrazione, da una riga logica, di caratteristica, operatore e linked list dei filtri richiesti.</w:t>
+      </w:r>
+    </w:p>
+    <w:p>
+      <w:pPr>
+        <w:pStyle w:val="Heading3"/>
+      </w:pPr>
+      <w:r>
+        <w:t>gettrow()</w:t>
+      </w:r>
+    </w:p>
+    <w:p>
+      <w:r>
+        <w:rPr>
+          <w:rFonts w:ascii="Consolas" w:hAnsi="Consolas"/>
+          <w:i/>
+          <w:sz w:val="19"/>
+        </w:rPr>
+        <w:t>int gettrow(char *buff, runparm *p_param)</w:t>
+      </w:r>
+    </w:p>
+    <w:p>
+      <w:r>
+        <w:rPr>
+          <w:b/>
+        </w:rPr>
+        <w:t xml:space="preserve">File: </w:t>
+      </w:r>
+      <w:r>
+        <w:t>gettrow.c</w:t>
+      </w:r>
+    </w:p>
+    <w:p>
+      <w:r>
+        <w:rPr>
+          <w:b/>
+        </w:rPr>
+        <w:t xml:space="preserve">Scopo: </w:t>
+      </w:r>
+      <w:r>
+        <w:t>Tokenizza la riga logica (già ricostruita da getlrow), valida il primo token (caratteristica) e il secondo (operatore) contro le tabelle ammesse in smf80sup.h, imposta i flag delle sezioni da ricercare per quella caratteristica (p_param-&gt;smf80sec_fl), crea o recupera il nodo parametro corrispondente (consentendo l'accodamento di ulteriori filtri se l'operatore coincide con quello già impostato) e aggiunge un nodo filtro per ciascun valore rimanente nella riga, verificandone la lunghezza massima ammessa.</w:t>
+      </w:r>
+    </w:p>
+    <w:p>
+      <w:r>
+        <w:rPr>
+          <w:b/>
+        </w:rPr>
+        <w:t>Parametri:</w:t>
+      </w:r>
+    </w:p>
+    <w:tbl>
+      <w:tblPr>
+        <w:tblStyle w:val="LightGrid-Accent1"/>
+        <w:tblW w:type="auto" w:w="0"/>
+        <w:jc w:val="center"/>
+        <w:tblLook w:firstColumn="1" w:firstRow="1" w:lastColumn="0" w:lastRow="0" w:noHBand="0" w:noVBand="1" w:val="04A0"/>
+      </w:tblPr>
+      <w:tblGrid>
+        <w:gridCol w:w="4873"/>
+        <w:gridCol w:w="4873"/>
+      </w:tblGrid>
+      <w:tr>
+        <w:tc>
+          <w:tcPr>
+            <w:tcW w:type="dxa" w:w="1984"/>
+            <w:shd w:val="clear" w:color="auto" w:fill="1F3A5F"/>
+          </w:tcPr>
+          <w:p>
+            <w:r>
+              <w:rPr>
+                <w:b/>
+                <w:color w:val="FFFFFF"/>
+              </w:rPr>
+              <w:t>Parametro</w:t>
+            </w:r>
+          </w:p>
+        </w:tc>
+        <w:tc>
+          <w:tcPr>
+            <w:tcW w:type="dxa" w:w="7087"/>
+            <w:shd w:val="clear" w:color="auto" w:fill="1F3A5F"/>
+          </w:tcPr>
+          <w:p>
+            <w:r>
+              <w:rPr>
+                <w:b/>
+                <w:color w:val="FFFFFF"/>
+              </w:rPr>
+              <w:t>Descrizione</w:t>
+            </w:r>
+          </w:p>
+        </w:tc>
+      </w:tr>
+      <w:tr>
+        <w:tc>
+          <w:tcPr>
+            <w:tcW w:type="dxa" w:w="1984"/>
+          </w:tcPr>
+          <w:p>
+            <w:r>
+              <w:t>buff</w:t>
+            </w:r>
+          </w:p>
+        </w:tc>
+        <w:tc>
+          <w:tcPr>
+            <w:tcW w:type="dxa" w:w="7087"/>
+          </w:tcPr>
+          <w:p>
+            <w:r>
+              <w:t>riga logica dei criteri già concatenata</w:t>
+            </w:r>
+          </w:p>
+        </w:tc>
+      </w:tr>
+      <w:tr>
+        <w:tc>
+          <w:tcPr>
+            <w:tcW w:type="dxa" w:w="1984"/>
+          </w:tcPr>
+          <w:p>
+            <w:r>
+              <w:t>p_param</w:t>
+            </w:r>
+          </w:p>
+        </w:tc>
+        <w:tc>
+          <w:tcPr>
+            <w:tcW w:type="dxa" w:w="7087"/>
+          </w:tcPr>
+          <w:p>
+            <w:r>
+              <w:t>struttura runparm in cui accumulare i parametri/filtri</w:t>
+            </w:r>
+          </w:p>
+        </w:tc>
+      </w:tr>
+    </w:tbl>
+    <w:p>
+      <w:r>
+        <w:rPr>
+          <w:b/>
+        </w:rPr>
+        <w:t xml:space="preserve">Valore di ritorno: </w:t>
+      </w:r>
+      <w:r>
+        <w:t>int — 0 ok, 4 riga vuota o commento (ignorata), 8 errore grave (caratteristica/operatore invalidi, elemento troppo lungo, operatore ABR su filtro numerico, o operatore incoerente con richiesta precedente)</w:t>
+      </w:r>
+    </w:p>
+    <w:p>
+      <w:r>
+        <w:rPr>
+          <w:b/>
+        </w:rPr>
+        <w:t xml:space="preserve">Note: </w:t>
+      </w:r>
+      <w:r>
+        <w:t>Le righe vuote o di commento non causano l'arresto: il chiamante (getParm) tratta rc=4 come 0.</w:t>
+      </w:r>
+    </w:p>
+    <w:p/>
+    <w:p>
+      <w:pPr>
+        <w:pStyle w:val="Heading3"/>
+      </w:pPr>
+      <w:r>
+        <w:t>put_token()</w:t>
+      </w:r>
+    </w:p>
+    <w:p>
+      <w:r>
+        <w:rPr>
+          <w:rFonts w:ascii="Consolas" w:hAnsi="Consolas"/>
+          <w:i/>
+          <w:sz w:val="19"/>
+        </w:rPr>
+        <w:t>static void put_token(char *data, uint32_t num, char *desc, list_parameter *pf)</w:t>
+      </w:r>
+    </w:p>
+    <w:p>
+      <w:r>
+        <w:rPr>
+          <w:b/>
+        </w:rPr>
+        <w:t xml:space="preserve">File: </w:t>
+      </w:r>
+      <w:r>
+        <w:t>gettrow.c</w:t>
+      </w:r>
+    </w:p>
+    <w:p>
+      <w:r>
+        <w:rPr>
+          <w:b/>
+        </w:rPr>
+        <w:t xml:space="preserve">Scopo: </w:t>
+      </w:r>
+      <w:r>
+        <w:t>Crea un nodo filtro (tramite crfilter) e lo accoda alla lista dei filtri del parametro pf.</w:t>
+      </w:r>
+    </w:p>
+    <w:p>
+      <w:r>
+        <w:rPr>
+          <w:b/>
+        </w:rPr>
+        <w:t>Parametri:</w:t>
+      </w:r>
+    </w:p>
+    <w:tbl>
+      <w:tblPr>
+        <w:tblStyle w:val="LightGrid-Accent1"/>
+        <w:tblW w:type="auto" w:w="0"/>
+        <w:jc w:val="center"/>
+        <w:tblLook w:firstColumn="1" w:firstRow="1" w:lastColumn="0" w:lastRow="0" w:noHBand="0" w:noVBand="1" w:val="04A0"/>
+      </w:tblPr>
+      <w:tblGrid>
+        <w:gridCol w:w="4873"/>
+        <w:gridCol w:w="4873"/>
+      </w:tblGrid>
+      <w:tr>
+        <w:tc>
+          <w:tcPr>
+            <w:tcW w:type="dxa" w:w="1984"/>
+            <w:shd w:val="clear" w:color="auto" w:fill="1F3A5F"/>
+          </w:tcPr>
+          <w:p>
+            <w:r>
+              <w:rPr>
+                <w:b/>
+                <w:color w:val="FFFFFF"/>
+              </w:rPr>
+              <w:t>Parametro</w:t>
+            </w:r>
+          </w:p>
+        </w:tc>
+        <w:tc>
+          <w:tcPr>
+            <w:tcW w:type="dxa" w:w="7087"/>
+            <w:shd w:val="clear" w:color="auto" w:fill="1F3A5F"/>
+          </w:tcPr>
+          <w:p>
+            <w:r>
+              <w:rPr>
+                <w:b/>
+                <w:color w:val="FFFFFF"/>
+              </w:rPr>
+              <w:t>Descrizione</w:t>
+            </w:r>
+          </w:p>
+        </w:tc>
+      </w:tr>
+      <w:tr>
+        <w:tc>
+          <w:tcPr>
+            <w:tcW w:type="dxa" w:w="1984"/>
+          </w:tcPr>
+          <w:p>
+            <w:r>
+              <w:t>data</w:t>
+            </w:r>
+          </w:p>
+        </w:tc>
+        <w:tc>
+          <w:tcPr>
+            <w:tcW w:type="dxa" w:w="7087"/>
+          </w:tcPr>
+          <w:p>
+            <w:r>
+              <w:t>valore testuale del filtro</w:t>
+            </w:r>
+          </w:p>
+        </w:tc>
+      </w:tr>
+      <w:tr>
+        <w:tc>
+          <w:tcPr>
+            <w:tcW w:type="dxa" w:w="1984"/>
+          </w:tcPr>
+          <w:p>
+            <w:r>
+              <w:t>num</w:t>
+            </w:r>
+          </w:p>
+        </w:tc>
+        <w:tc>
+          <w:tcPr>
+            <w:tcW w:type="dxa" w:w="7087"/>
+          </w:tcPr>
+          <w:p>
+            <w:r>
+              <w:t>valore numerico (0 in questa fase)</w:t>
+            </w:r>
+          </w:p>
+        </w:tc>
+      </w:tr>
+      <w:tr>
+        <w:tc>
+          <w:tcPr>
+            <w:tcW w:type="dxa" w:w="1984"/>
+          </w:tcPr>
+          <w:p>
+            <w:r>
+              <w:t>desc</w:t>
+            </w:r>
+          </w:p>
+        </w:tc>
+        <w:tc>
+          <w:tcPr>
+            <w:tcW w:type="dxa" w:w="7087"/>
+          </w:tcPr>
+          <w:p>
+            <w:r>
+              <w:t>descrizione (NULL in questa fase)</w:t>
+            </w:r>
+          </w:p>
+        </w:tc>
+      </w:tr>
+      <w:tr>
+        <w:tc>
+          <w:tcPr>
+            <w:tcW w:type="dxa" w:w="1984"/>
+          </w:tcPr>
+          <w:p>
+            <w:r>
+              <w:t>pf</w:t>
+            </w:r>
+          </w:p>
+        </w:tc>
+        <w:tc>
+          <w:tcPr>
+            <w:tcW w:type="dxa" w:w="7087"/>
+          </w:tcPr>
+          <w:p>
+            <w:r>
+              <w:t>nodo parametro a cui accodare il filtro</w:t>
+            </w:r>
+          </w:p>
+        </w:tc>
+      </w:tr>
+    </w:tbl>
+    <w:p>
+      <w:r>
+        <w:rPr>
+          <w:b/>
+        </w:rPr>
+        <w:t xml:space="preserve">Valore di ritorno: </w:t>
+      </w:r>
+      <w:r>
+        <w:t>void</w:t>
+      </w:r>
+    </w:p>
+    <w:p>
+      <w:r>
+        <w:rPr>
+          <w:b/>
+        </w:rPr>
+        <w:t xml:space="preserve">Note: </w:t>
+      </w:r>
+      <w:r>
+        <w:t>Funzione locale (static) a gettrow.c.</w:t>
+      </w:r>
+    </w:p>
+    <w:p/>
+    <w:p>
+      <w:pPr>
+        <w:pStyle w:val="Heading2"/>
+      </w:pPr>
+      <w:r>
+        <w:t>chkparm.c</w:t>
+      </w:r>
+    </w:p>
+    <w:p>
+      <w:r>
+        <w:rPr>
+          <w:i/>
+        </w:rPr>
+        <w:t>Controlli di validità logica sull'insieme dei parametri e filtri caricati.</w:t>
+      </w:r>
+    </w:p>
+    <w:p>
+      <w:pPr>
+        <w:pStyle w:val="Heading3"/>
+      </w:pPr>
+      <w:r>
+        <w:t>chkparm()</w:t>
+      </w:r>
+    </w:p>
+    <w:p>
+      <w:r>
+        <w:rPr>
+          <w:rFonts w:ascii="Consolas" w:hAnsi="Consolas"/>
+          <w:i/>
+          <w:sz w:val="19"/>
+        </w:rPr>
+        <w:t>int chkparm(runparm *p_param, st_sm80_cls *root_cls, st_sm80_evt *root_evt, char *fileCNTL)</w:t>
+      </w:r>
+    </w:p>
+    <w:p>
+      <w:r>
+        <w:rPr>
+          <w:b/>
+        </w:rPr>
+        <w:t xml:space="preserve">File: </w:t>
+      </w:r>
+      <w:r>
+        <w:t>chkparm.c</w:t>
+      </w:r>
+    </w:p>
+    <w:p>
+      <w:r>
+        <w:rPr>
+          <w:b/>
+        </w:rPr>
+        <w:t xml:space="preserve">Scopo: </w:t>
+      </w:r>
+      <w:r>
+        <w:t>Esegue le verifiche incrociate tra le caratteristiche richieste, non verificabili in gettrow perché richiedono il quadro completo dei parametri: risoluzione e validazione dei valori EVENT contro la tabella eventi; RESULT richiede un solo EVENT abbinato e ne carica gli Event Qualifier validi (getEvq); DESCR/REASN/AUTH validati contro le tabelle costanti in smf80sup.h; CLASS validata contro le classi RACF caricate (rifiuta le grouping class, suggerendo la member class); USRJES ammessa solo abbinata a CLASS = JESSPOOL con operatore '='.</w:t>
+      </w:r>
+    </w:p>
+    <w:p>
+      <w:r>
+        <w:rPr>
+          <w:b/>
+        </w:rPr>
+        <w:t>Parametri:</w:t>
+      </w:r>
+    </w:p>
+    <w:tbl>
+      <w:tblPr>
+        <w:tblStyle w:val="LightGrid-Accent1"/>
+        <w:tblW w:type="auto" w:w="0"/>
+        <w:jc w:val="center"/>
+        <w:tblLook w:firstColumn="1" w:firstRow="1" w:lastColumn="0" w:lastRow="0" w:noHBand="0" w:noVBand="1" w:val="04A0"/>
+      </w:tblPr>
+      <w:tblGrid>
+        <w:gridCol w:w="4873"/>
+        <w:gridCol w:w="4873"/>
+      </w:tblGrid>
+      <w:tr>
+        <w:tc>
+          <w:tcPr>
+            <w:tcW w:type="dxa" w:w="1984"/>
+            <w:shd w:val="clear" w:color="auto" w:fill="1F3A5F"/>
+          </w:tcPr>
+          <w:p>
+            <w:r>
+              <w:rPr>
+                <w:b/>
+                <w:color w:val="FFFFFF"/>
+              </w:rPr>
+              <w:t>Parametro</w:t>
+            </w:r>
+          </w:p>
+        </w:tc>
+        <w:tc>
+          <w:tcPr>
+            <w:tcW w:type="dxa" w:w="7087"/>
+            <w:shd w:val="clear" w:color="auto" w:fill="1F3A5F"/>
+          </w:tcPr>
+          <w:p>
+            <w:r>
+              <w:rPr>
+                <w:b/>
+                <w:color w:val="FFFFFF"/>
+              </w:rPr>
+              <w:t>Descrizione</w:t>
+            </w:r>
+          </w:p>
+        </w:tc>
+      </w:tr>
+      <w:tr>
+        <w:tc>
+          <w:tcPr>
+            <w:tcW w:type="dxa" w:w="1984"/>
+          </w:tcPr>
+          <w:p>
+            <w:r>
+              <w:t>p_param</w:t>
+            </w:r>
+          </w:p>
+        </w:tc>
+        <w:tc>
+          <w:tcPr>
+            <w:tcW w:type="dxa" w:w="7087"/>
+          </w:tcPr>
+          <w:p>
+            <w:r>
+              <w:t>struttura runparm con i parametri/filtri accumulati da gettrow</w:t>
+            </w:r>
+          </w:p>
+        </w:tc>
+      </w:tr>
+      <w:tr>
+        <w:tc>
+          <w:tcPr>
+            <w:tcW w:type="dxa" w:w="1984"/>
+          </w:tcPr>
+          <w:p>
+            <w:r>
+              <w:t>root_cls</w:t>
+            </w:r>
+          </w:p>
+        </w:tc>
+        <w:tc>
+          <w:tcPr>
+            <w:tcW w:type="dxa" w:w="7087"/>
+          </w:tcPr>
+          <w:p>
+            <w:r>
+              <w:t>linked list delle classi RACF (da get_CDT)</w:t>
+            </w:r>
+          </w:p>
+        </w:tc>
+      </w:tr>
+      <w:tr>
+        <w:tc>
+          <w:tcPr>
+            <w:tcW w:type="dxa" w:w="1984"/>
+          </w:tcPr>
+          <w:p>
+            <w:r>
+              <w:t>root_evt</w:t>
+            </w:r>
+          </w:p>
+        </w:tc>
+        <w:tc>
+          <w:tcPr>
+            <w:tcW w:type="dxa" w:w="7087"/>
+          </w:tcPr>
+          <w:p>
+            <w:r>
+              <w:t>linked list degli eventi (da getEvt)</w:t>
+            </w:r>
+          </w:p>
+        </w:tc>
+      </w:tr>
+      <w:tr>
+        <w:tc>
+          <w:tcPr>
+            <w:tcW w:type="dxa" w:w="1984"/>
+          </w:tcPr>
+          <w:p>
+            <w:r>
+              <w:t>fileCNTL</w:t>
+            </w:r>
+          </w:p>
+        </w:tc>
+        <w:tc>
+          <w:tcPr>
+            <w:tcW w:type="dxa" w:w="7087"/>
+          </w:tcPr>
+          <w:p>
+            <w:r>
+              <w:t>DD/path del PDS di controllo, usato per caricare gli Event Qualifier</w:t>
+            </w:r>
+          </w:p>
+        </w:tc>
+      </w:tr>
+    </w:tbl>
+    <w:p>
+      <w:r>
+        <w:rPr>
+          <w:b/>
+        </w:rPr>
+        <w:t xml:space="preserve">Valore di ritorno: </w:t>
+      </w:r>
+      <w:r>
+        <w:t>int — max return code tra 0 (ok) e 8 (uno o più errori di validazione)</w:t>
+      </w:r>
+    </w:p>
+    <w:p>
+      <w:r>
+        <w:rPr>
+          <w:b/>
+        </w:rPr>
+        <w:t xml:space="preserve">Note: </w:t>
+      </w:r>
+      <w:r>
+        <w:t>getParm considera l'elaborazione non proseguibile se il return code è diverso da 0.</w:t>
+      </w:r>
+    </w:p>
+    <w:p/>
+    <w:p>
+      <w:pPr>
+        <w:pStyle w:val="Heading2"/>
+      </w:pPr>
+      <w:r>
+        <w:t>getParm.c</w:t>
+      </w:r>
+    </w:p>
+    <w:p>
+      <w:r>
+        <w:rPr>
+          <w:i/>
+        </w:rPr>
+        <w:t>Lettura e validazione completa del file dei parametri/criteri di estrazione.</w:t>
+      </w:r>
+    </w:p>
+    <w:p>
+      <w:pPr>
+        <w:pStyle w:val="Heading3"/>
+      </w:pPr>
+      <w:r>
+        <w:t>getParm()</w:t>
+      </w:r>
+    </w:p>
+    <w:p>
+      <w:r>
+        <w:rPr>
+          <w:rFonts w:ascii="Consolas" w:hAnsi="Consolas"/>
+          <w:i/>
+          <w:sz w:val="19"/>
+        </w:rPr>
+        <w:t>runparm *getParm(char *filePARM, char *fileCNTL, st_sm80_evt *root_evt)</w:t>
+      </w:r>
+    </w:p>
+    <w:p>
+      <w:r>
+        <w:rPr>
+          <w:b/>
+        </w:rPr>
+        <w:t xml:space="preserve">File: </w:t>
+      </w:r>
+      <w:r>
+        <w:t>getParm.c</w:t>
+      </w:r>
+    </w:p>
+    <w:p>
+      <w:r>
+        <w:rPr>
+          <w:b/>
+        </w:rPr>
+        <w:t xml:space="preserve">Scopo: </w:t>
+      </w:r>
+      <w:r>
+        <w:t>Funzione di alto livello che orchestra il caricamento dei criteri: apre DD:UTIPARM, carica le classi RACF leggendo la CDT (get_CDT), legge riga per riga con getlrow (gestendo concatenazioni), per ciascuna riga richiama gettrow per popolare la struttura runparm, quindi richiama chkparm per la validazione incrociata finale. Se il return code cumulativo è diverso da 0 termina il programma (exit). Se tutto è corretto, stampa il resoconto dei filtri effettivamente richiesti (stampa_filtri) e restituisce la struttura pronta per l'uso.</w:t>
+      </w:r>
+    </w:p>
+    <w:p>
+      <w:r>
+        <w:rPr>
+          <w:b/>
+        </w:rPr>
+        <w:t>Parametri:</w:t>
+      </w:r>
+    </w:p>
+    <w:tbl>
+      <w:tblPr>
+        <w:tblStyle w:val="LightGrid-Accent1"/>
+        <w:tblW w:type="auto" w:w="0"/>
+        <w:jc w:val="center"/>
+        <w:tblLook w:firstColumn="1" w:firstRow="1" w:lastColumn="0" w:lastRow="0" w:noHBand="0" w:noVBand="1" w:val="04A0"/>
+      </w:tblPr>
+      <w:tblGrid>
+        <w:gridCol w:w="4873"/>
+        <w:gridCol w:w="4873"/>
+      </w:tblGrid>
+      <w:tr>
+        <w:tc>
+          <w:tcPr>
+            <w:tcW w:type="dxa" w:w="1984"/>
+            <w:shd w:val="clear" w:color="auto" w:fill="1F3A5F"/>
+          </w:tcPr>
+          <w:p>
+            <w:r>
+              <w:rPr>
+                <w:b/>
+                <w:color w:val="FFFFFF"/>
+              </w:rPr>
+              <w:t>Parametro</w:t>
+            </w:r>
+          </w:p>
+        </w:tc>
+        <w:tc>
+          <w:tcPr>
+            <w:tcW w:type="dxa" w:w="7087"/>
+            <w:shd w:val="clear" w:color="auto" w:fill="1F3A5F"/>
+          </w:tcPr>
+          <w:p>
+            <w:r>
+              <w:rPr>
+                <w:b/>
+                <w:color w:val="FFFFFF"/>
+              </w:rPr>
+              <w:t>Descrizione</w:t>
+            </w:r>
+          </w:p>
+        </w:tc>
+      </w:tr>
+      <w:tr>
+        <w:tc>
+          <w:tcPr>
+            <w:tcW w:type="dxa" w:w="1984"/>
+          </w:tcPr>
+          <w:p>
+            <w:r>
+              <w:t>filePARM</w:t>
+            </w:r>
+          </w:p>
+        </w:tc>
+        <w:tc>
+          <w:tcPr>
+            <w:tcW w:type="dxa" w:w="7087"/>
+          </w:tcPr>
+          <w:p>
+            <w:r>
+              <w:t>DD/path del file sequenziale con i criteri (DD:UTIPARM)</w:t>
+            </w:r>
+          </w:p>
+        </w:tc>
+      </w:tr>
+      <w:tr>
+        <w:tc>
+          <w:tcPr>
+            <w:tcW w:type="dxa" w:w="1984"/>
+          </w:tcPr>
+          <w:p>
+            <w:r>
+              <w:t>fileCNTL</w:t>
+            </w:r>
+          </w:p>
+        </w:tc>
+        <w:tc>
+          <w:tcPr>
+            <w:tcW w:type="dxa" w:w="7087"/>
+          </w:tcPr>
+          <w:p>
+            <w:r>
+              <w:t>DD/path del PDS di controllo (DD:UTICNTL)</w:t>
+            </w:r>
+          </w:p>
+        </w:tc>
+      </w:tr>
+      <w:tr>
+        <w:tc>
+          <w:tcPr>
+            <w:tcW w:type="dxa" w:w="1984"/>
+          </w:tcPr>
+          <w:p>
+            <w:r>
+              <w:t>root_evt</w:t>
+            </w:r>
+          </w:p>
+        </w:tc>
+        <w:tc>
+          <w:tcPr>
+            <w:tcW w:type="dxa" w:w="7087"/>
+          </w:tcPr>
+          <w:p>
+            <w:r>
+              <w:t>linked list degli eventi già caricata dal chiamante</w:t>
+            </w:r>
+          </w:p>
+        </w:tc>
+      </w:tr>
+    </w:tbl>
+    <w:p>
+      <w:r>
+        <w:rPr>
+          <w:b/>
+        </w:rPr>
+        <w:t xml:space="preserve">Valore di ritorno: </w:t>
+      </w:r>
+      <w:r>
+        <w:t>runparm* — struttura con i parametri e i flag delle sezioni da cercare, pronta per il filtro</w:t>
+      </w:r>
+    </w:p>
+    <w:p>
+      <w:r>
+        <w:rPr>
+          <w:b/>
+        </w:rPr>
+        <w:t xml:space="preserve">Note: </w:t>
+      </w:r>
+      <w:r>
+        <w:t>Punto di ingresso unico usato sia da smf80dmp.c sia da smf80ext.c.</w:t>
+      </w:r>
+    </w:p>
+    <w:p/>
+    <w:p>
+      <w:pPr>
+        <w:pStyle w:val="Heading3"/>
+      </w:pPr>
+      <w:r>
+        <w:t>stampa_filtri()</w:t>
+      </w:r>
+    </w:p>
+    <w:p>
+      <w:r>
+        <w:rPr>
+          <w:rFonts w:ascii="Consolas" w:hAnsi="Consolas"/>
+          <w:i/>
+          <w:sz w:val="19"/>
+        </w:rPr>
+        <w:t>void stampa_filtri(list_parameter *p_par, int num_car)</w:t>
+      </w:r>
+    </w:p>
+    <w:p>
+      <w:r>
+        <w:rPr>
+          <w:b/>
+        </w:rPr>
+        <w:t xml:space="preserve">File: </w:t>
+      </w:r>
+      <w:r>
+        <w:t>getParm.c</w:t>
+      </w:r>
+    </w:p>
+    <w:p>
+      <w:r>
+        <w:rPr>
+          <w:b/>
+        </w:rPr>
+        <w:t xml:space="preserve">Scopo: </w:t>
+      </w:r>
+      <w:r>
+        <w:t>Stampa un resoconto leggibile dei filtri caricati per una caratteristica: nome, operatore, e per ciascun valore il codice interno (se numerico) e la descrizione; per il filtro CLASS con operatore ABR, elenca anche tutte le classi RACF che iniziano con l'abbreviazione richiesta (escludendo le grouping class).</w:t>
+      </w:r>
+    </w:p>
+    <w:p>
+      <w:r>
+        <w:rPr>
+          <w:b/>
+        </w:rPr>
+        <w:t>Parametri:</w:t>
+      </w:r>
+    </w:p>
+    <w:tbl>
+      <w:tblPr>
+        <w:tblStyle w:val="LightGrid-Accent1"/>
+        <w:tblW w:type="auto" w:w="0"/>
+        <w:jc w:val="center"/>
+        <w:tblLook w:firstColumn="1" w:firstRow="1" w:lastColumn="0" w:lastRow="0" w:noHBand="0" w:noVBand="1" w:val="04A0"/>
+      </w:tblPr>
+      <w:tblGrid>
+        <w:gridCol w:w="4873"/>
+        <w:gridCol w:w="4873"/>
+      </w:tblGrid>
+      <w:tr>
+        <w:tc>
+          <w:tcPr>
+            <w:tcW w:type="dxa" w:w="1984"/>
+            <w:shd w:val="clear" w:color="auto" w:fill="1F3A5F"/>
+          </w:tcPr>
+          <w:p>
+            <w:r>
+              <w:rPr>
+                <w:b/>
+                <w:color w:val="FFFFFF"/>
+              </w:rPr>
+              <w:t>Parametro</w:t>
+            </w:r>
+          </w:p>
+        </w:tc>
+        <w:tc>
+          <w:tcPr>
+            <w:tcW w:type="dxa" w:w="7087"/>
+            <w:shd w:val="clear" w:color="auto" w:fill="1F3A5F"/>
+          </w:tcPr>
+          <w:p>
+            <w:r>
+              <w:rPr>
+                <w:b/>
+                <w:color w:val="FFFFFF"/>
+              </w:rPr>
+              <w:t>Descrizione</w:t>
+            </w:r>
+          </w:p>
+        </w:tc>
+      </w:tr>
+      <w:tr>
+        <w:tc>
+          <w:tcPr>
+            <w:tcW w:type="dxa" w:w="1984"/>
+          </w:tcPr>
+          <w:p>
+            <w:r>
+              <w:t>p_par</w:t>
+            </w:r>
+          </w:p>
+        </w:tc>
+        <w:tc>
+          <w:tcPr>
+            <w:tcW w:type="dxa" w:w="7087"/>
+          </w:tcPr>
+          <w:p>
+            <w:r>
+              <w:t>nodo parametro (caratteristica) da stampare</w:t>
+            </w:r>
+          </w:p>
+        </w:tc>
+      </w:tr>
+      <w:tr>
+        <w:tc>
+          <w:tcPr>
+            <w:tcW w:type="dxa" w:w="1984"/>
+          </w:tcPr>
+          <w:p>
+            <w:r>
+              <w:t>num_car</w:t>
+            </w:r>
+          </w:p>
+        </w:tc>
+        <w:tc>
+          <w:tcPr>
+            <w:tcW w:type="dxa" w:w="7087"/>
+          </w:tcPr>
+          <w:p>
+            <w:r>
+              <w:t>posizione della caratteristica nell'array l_parm, per accedere alle tabelle correlate</w:t>
+            </w:r>
+          </w:p>
+        </w:tc>
+      </w:tr>
+    </w:tbl>
+    <w:p>
+      <w:r>
+        <w:rPr>
+          <w:b/>
+        </w:rPr>
+        <w:t xml:space="preserve">Valore di ritorno: </w:t>
+      </w:r>
+      <w:r>
+        <w:t>void</w:t>
+      </w:r>
+    </w:p>
+    <w:p>
+      <w:r>
+        <w:rPr>
+          <w:b/>
+        </w:rPr>
+        <w:t xml:space="preserve">Note: </w:t>
+      </w:r>
+      <w:r>
+        <w:t>Funzione locale (non extern) a getParm.c.</w:t>
+      </w:r>
+    </w:p>
+    <w:p/>
+    <w:p>
+      <w:pPr>
+        <w:pStyle w:val="Heading2"/>
+      </w:pPr>
+      <w:r>
+        <w:t>box.prolog</w:t>
+      </w:r>
+    </w:p>
+    <w:p>
+      <w:r>
+        <w:rPr>
+          <w:i/>
+        </w:rPr>
+        <w:t>Modello dell'intestazione standard (ex box.c): solo commento di testata e include, nessuna funzione implementata.</w:t>
       </w:r>
     </w:p>
     <w:p>
@@ -10659,7 +13343,20 @@
     </w:p>
     <w:p>
       <w:r>
-        <w:t>La compilazione è pensata per l'ambiente z/OS UNIX System Services, con il compilatore xlc e il tool make (nmake-like). I makefile di riferimento sono smf80dmp.mk e smf80ext.mk: compilano le funzioni di supporto in una libreria statica (myext.a) e poi il programma principale, producendo i moduli eseguibili e i relativi listati di compilazione (.lst).</w:t>
+        <w:t>La compilazione è pensata per l'ambiente z/OS UNIX System Services, con il compilatore xlc e il tool make. I makefile di riferimento sono smf80ext.mk e smf80dmp.mk; i listati di compilazione sono scritti nella sottodirectory ./lst.</w:t>
+      </w:r>
+    </w:p>
+    <w:p>
+      <w:pPr>
+        <w:pStyle w:val="Heading3"/>
+      </w:pPr>
+      <w:r>
+        <w:t>smf80ext.mk</w:t>
+      </w:r>
+    </w:p>
+    <w:p>
+      <w:r>
+        <w:t>Ogni sorgente C viene compilato in un oggetto (.o), compreso il programma principale; le routine Metal C seguono la catena .c → .s (xlc -S -qmetal), concatenazione con metalc_prolog.mac e assemblaggio con as -mgoff. Gli oggetti sono poi linkati in /u/&lt;UserId&gt;/bin; il modulo viene copiato nel PDSE &lt;MyPrefix&gt;.LLIB e i listati di smf80ext e smf81dec in &lt;MyPrefix&gt;.C.DBG per Fault Analyzer. I messaggi del binder sono scritti in ./lst/smf80ext.lnk. L'opzione -qmakedep genera per ogni sorgente un file .u con le dipendenze dagli header, incluso dal makefile: modificando un header vengono ricompilati solo i sorgenti che lo usano.</w:t>
       </w:r>
     </w:p>
     <w:p>
@@ -10668,9 +13365,292 @@
           <w:rFonts w:ascii="Consolas" w:hAnsi="Consolas"/>
           <w:sz w:val="20"/>
         </w:rPr>
+        <w:t>make -f smf80ext.mk                      solo i sorgenti modificati</w:t>
+        <w:br/>
+        <w:t>make -u -f smf80ext.mk                   ricompilazione completa</w:t>
+        <w:br/>
+        <w:t>make -p -f smf80ext.mk &gt;makeout.txt      con dump di macro e regole</w:t>
+        <w:br/>
+        <w:t>make -f smf80ext.mk clean                pulizia di oggetti, .s e .u</w:t>
+      </w:r>
+    </w:p>
+    <w:p>
+      <w:r>
+        <w:t>Variabili impostabili da riga di comando:</w:t>
+      </w:r>
+    </w:p>
+    <w:tbl>
+      <w:tblPr>
+        <w:tblStyle w:val="LightGrid-Accent1"/>
+        <w:tblW w:type="auto" w:w="0"/>
+        <w:jc w:val="center"/>
+        <w:tblLook w:firstColumn="1" w:firstRow="1" w:lastColumn="0" w:lastRow="0" w:noHBand="0" w:noVBand="1" w:val="04A0"/>
+      </w:tblPr>
+      <w:tblGrid>
+        <w:gridCol w:w="4873"/>
+        <w:gridCol w:w="4873"/>
+      </w:tblGrid>
+      <w:tr>
+        <w:tc>
+          <w:tcPr>
+            <w:tcW w:type="dxa" w:w="1984"/>
+            <w:shd w:val="clear" w:color="auto" w:fill="1F3A5F"/>
+          </w:tcPr>
+          <w:p>
+            <w:r>
+              <w:rPr>
+                <w:b/>
+                <w:color w:val="FFFFFF"/>
+              </w:rPr>
+              <w:t>Variabile</w:t>
+            </w:r>
+          </w:p>
+        </w:tc>
+        <w:tc>
+          <w:tcPr>
+            <w:tcW w:type="dxa" w:w="7087"/>
+            <w:shd w:val="clear" w:color="auto" w:fill="1F3A5F"/>
+          </w:tcPr>
+          <w:p>
+            <w:r>
+              <w:rPr>
+                <w:b/>
+                <w:color w:val="FFFFFF"/>
+              </w:rPr>
+              <w:t>Effetto</w:t>
+            </w:r>
+          </w:p>
+        </w:tc>
+      </w:tr>
+      <w:tr>
+        <w:tc>
+          <w:tcPr>
+            <w:tcW w:type="dxa" w:w="1984"/>
+          </w:tcPr>
+          <w:p>
+            <w:r>
+              <w:t>OPT</w:t>
+            </w:r>
+          </w:p>
+        </w:tc>
+        <w:tc>
+          <w:tcPr>
+            <w:tcW w:type="dxa" w:w="7087"/>
+          </w:tcPr>
+          <w:p>
+            <w:r>
+              <w:t>default -O (OPTIMIZE(2)).</w:t>
+            </w:r>
+          </w:p>
+        </w:tc>
+      </w:tr>
+      <w:tr>
+        <w:tc>
+          <w:tcPr>
+            <w:tcW w:type="dxa" w:w="1984"/>
+          </w:tcPr>
+          <w:p>
+            <w:r>
+              <w:t>DBG</w:t>
+            </w:r>
+          </w:p>
+        </w:tc>
+        <w:tc>
+          <w:tcPr>
+            <w:tcW w:type="dxa" w:w="7087"/>
+          </w:tcPr>
+          <w:p>
+            <w:r>
+              <w:t>vuota di default; DBG=-g genera il file .dbg per il debugger e disattiva l'ottimizzazione (xlc forza NOOPTIMIZE con -g, indipendentemente dall'ordine delle opzioni).</w:t>
+            </w:r>
+          </w:p>
+        </w:tc>
+      </w:tr>
+      <w:tr>
+        <w:tc>
+          <w:tcPr>
+            <w:tcW w:type="dxa" w:w="1984"/>
+          </w:tcPr>
+          <w:p>
+            <w:r>
+              <w:t>AGGR</w:t>
+            </w:r>
+          </w:p>
+        </w:tc>
+        <w:tc>
+          <w:tcPr>
+            <w:tcW w:type="dxa" w:w="7087"/>
+          </w:tcPr>
+          <w:p>
+            <w:r>
+              <w:t>vuota di default; AGGR=-Wc,AGGREGATE aggiunge ai listati la mappa di struct e union con gli offset dei campi. Per un solo programma si può usare #pragma options(aggregate).</w:t>
+            </w:r>
+          </w:p>
+        </w:tc>
+      </w:tr>
+    </w:tbl>
+    <w:p>
+      <w:r>
+        <w:t>make non rileva il cambio di opzioni: quando si attiva o disattiva DBG o AGGR occorre usare -u, ad esempio make -u -f smf80ext.mk DBG=-g. Le routine Metal C sono volutamente compilate senza ottimizzazione: sono piccole, contengono HLASM inline e sono richiamate poche volte.</w:t>
+      </w:r>
+    </w:p>
+    <w:p>
+      <w:r>
+        <w:t>Effetto dell'ottimizzazione, misurato su un'elaborazione massiva di 1.374.748.727 record SMF (570.536 estratti, stesso output nei due casi):</w:t>
+      </w:r>
+    </w:p>
+    <w:tbl>
+      <w:tblPr>
+        <w:tblStyle w:val="LightGrid-Accent1"/>
+        <w:tblW w:type="auto" w:w="0"/>
+        <w:jc w:val="center"/>
+        <w:tblLook w:firstColumn="1" w:firstRow="1" w:lastColumn="0" w:lastRow="0" w:noHBand="0" w:noVBand="1" w:val="04A0"/>
+      </w:tblPr>
+      <w:tblGrid>
+        <w:gridCol w:w="4873"/>
+        <w:gridCol w:w="4873"/>
+      </w:tblGrid>
+      <w:tr>
+        <w:tc>
+          <w:tcPr>
+            <w:tcW w:type="dxa" w:w="1984"/>
+            <w:shd w:val="clear" w:color="auto" w:fill="1F3A5F"/>
+          </w:tcPr>
+          <w:p>
+            <w:r>
+              <w:rPr>
+                <w:b/>
+                <w:color w:val="FFFFFF"/>
+              </w:rPr>
+              <w:t>Misura</w:t>
+            </w:r>
+          </w:p>
+        </w:tc>
+        <w:tc>
+          <w:tcPr>
+            <w:tcW w:type="dxa" w:w="7087"/>
+            <w:shd w:val="clear" w:color="auto" w:fill="1F3A5F"/>
+          </w:tcPr>
+          <w:p>
+            <w:r>
+              <w:rPr>
+                <w:b/>
+                <w:color w:val="FFFFFF"/>
+              </w:rPr>
+              <w:t>NOOPTIMIZE → OPTIMIZE(2)</w:t>
+            </w:r>
+          </w:p>
+        </w:tc>
+      </w:tr>
+      <w:tr>
+        <w:tc>
+          <w:tcPr>
+            <w:tcW w:type="dxa" w:w="1984"/>
+          </w:tcPr>
+          <w:p>
+            <w:r>
+              <w:t>CPU TCB</w:t>
+            </w:r>
+          </w:p>
+        </w:tc>
+        <w:tc>
+          <w:tcPr>
+            <w:tcW w:type="dxa" w:w="7087"/>
+          </w:tcPr>
+          <w:p>
+            <w:r>
+              <w:t>38,98 → 13,92 minuti (−64%)</w:t>
+            </w:r>
+          </w:p>
+        </w:tc>
+      </w:tr>
+      <w:tr>
+        <w:tc>
+          <w:tcPr>
+            <w:tcW w:type="dxa" w:w="1984"/>
+          </w:tcPr>
+          <w:p>
+            <w:r>
+              <w:t>Tempo trascorso</w:t>
+            </w:r>
+          </w:p>
+        </w:tc>
+        <w:tc>
+          <w:tcPr>
+            <w:tcW w:type="dxa" w:w="7087"/>
+          </w:tcPr>
+          <w:p>
+            <w:r>
+              <w:t>61,9 → 16,5 minuti (−73%)</w:t>
+            </w:r>
+          </w:p>
+        </w:tc>
+      </w:tr>
+      <w:tr>
+        <w:tc>
+          <w:tcPr>
+            <w:tcW w:type="dxa" w:w="1984"/>
+          </w:tcPr>
+          <w:p>
+            <w:r>
+              <w:t>Service unit</w:t>
+            </w:r>
+          </w:p>
+        </w:tc>
+        <w:tc>
+          <w:tcPr>
+            <w:tcW w:type="dxa" w:w="7087"/>
+          </w:tcPr>
+          <w:p>
+            <w:r>
+              <w:t>277,3 M → 99,1 M (−64%)</w:t>
+            </w:r>
+          </w:p>
+        </w:tc>
+      </w:tr>
+      <w:tr>
+        <w:tc>
+          <w:tcPr>
+            <w:tcW w:type="dxa" w:w="1984"/>
+          </w:tcPr>
+          <w:p>
+            <w:r>
+              <w:t>EXCP</w:t>
+            </w:r>
+          </w:p>
+        </w:tc>
+        <w:tc>
+          <w:tcPr>
+            <w:tcW w:type="dxa" w:w="7087"/>
+          </w:tcPr>
+          <w:p>
+            <w:r>
+              <w:t>170K in entrambi i casi</w:t>
+            </w:r>
+          </w:p>
+        </w:tc>
+      </w:tr>
+    </w:tbl>
+    <w:p>
+      <w:pPr>
+        <w:pStyle w:val="Heading3"/>
+      </w:pPr>
+      <w:r>
+        <w:t>smf80dmp.mk</w:t>
+      </w:r>
+    </w:p>
+    <w:p>
+      <w:r>
+        <w:t>Compila le funzioni di supporto nella libreria statica myext.a e poi il programma principale. Il makefile non è ancora allineato alla nuova gestione delle classi: l'elenco MYMEMB contiene ancora getCls e non comprende get_CDT, irrcdt, irrauth e gli oggetti Metal C, mentre getParm richiama get_CDT. Va aggiornato prima di ricompilare smf80dmp.</w:t>
+      </w:r>
+    </w:p>
+    <w:p>
+      <w:r>
+        <w:rPr>
+          <w:rFonts w:ascii="Consolas" w:hAnsi="Consolas"/>
+          <w:sz w:val="20"/>
+        </w:rPr>
         <w:t>make -f smf80dmp.mk</w:t>
-        <w:br/>
-        <w:t>make -f smf80ext.mk</w:t>
       </w:r>
     </w:p>
     <w:p>
@@ -10836,7 +13816,7 @@
           </w:tcPr>
           <w:p>
             <w:r>
-              <w:t>PDS FB 80 con eventi, event qualifier, classi e sezioni per verifica e decodifica</w:t>
+              <w:t>PDS FB 80 con eventi, event qualifier e sezioni per verifica e decodifica (le classi RACF sono lette dalla CDT)</w:t>
             </w:r>
           </w:p>
         </w:tc>
@@ -11030,7 +14010,7 @@
           </w:tcPr>
           <w:p>
             <w:r>
-              <w:t>PDS FB 80 con eventi, event qualifier, classi e sezioni per verifica e decodifica</w:t>
+              <w:t>PDS FB 80 con eventi, event qualifier e sezioni per verifica e decodifica (le classi RACF sono lette dalla CDT)</w:t>
             </w:r>
           </w:p>
         </w:tc>
@@ -11103,7 +14083,7 @@
     <w:p/>
     <w:p>
       <w:r>
-        <w:t>Autorizzazioni richieste: READ sui dataset SMF di input, ALTER/UPDATE sui dataset di output (UTI002, UTIDEC).</w:t>
+        <w:t>Autorizzazioni richieste: READ sui dataset SMF di input, ALTER/UPDATE sui dataset di output (UTI002, UTIDEC). Le classi RACF sono lette con RACROUTE REQUEST=STAT; le routine MODESET di racmode_metal.c, che richiederebbero un modulo APF-authorized, non sono utilizzate.</w:t>
       </w:r>
     </w:p>
     <w:p>
@@ -11688,11 +14668,11 @@
           <w:rFonts w:ascii="Consolas" w:hAnsi="Consolas"/>
           <w:sz w:val="20"/>
         </w:rPr>
-        <w:t>* Estrae le violazioni RACF dell'utente J43124 sulla classe DATASET</w:t>
+        <w:t>* Estrae le violazioni RACF dell'utente &lt;UserId&gt; sulla classe DATASET</w:t>
         <w:br/>
         <w:t>EVENT = ACCESS</w:t>
         <w:br/>
-        <w:t>USER  = J43124</w:t>
+        <w:t>USER  = &lt;UserId&gt;</w:t>
         <w:br/>
         <w:t>CLASS = DATASET</w:t>
         <w:br/>
@@ -11728,6 +14708,11 @@
     <w:p>
       <w:r>
         <w:t>Un return code diverso da 0 in fase di lettura parametri (getParm/chkparm) indica errori di validazione (caratteristica o operatore non riconosciuti, valori non validi per EVENT/CLASS/REASN/AUTH/DESCR, combinazioni RESULT/USRJES non corrette): l'elaborazione termina senza leggere i record SMF.</w:t>
+      </w:r>
+    </w:p>
+    <w:p>
+      <w:r>
+        <w:t>Durante il caricamento delle classi get_CDT stampa "Fine scansione: N profili trovati, nessun altro". Se la lettura della CDT fallisce, su stderr compare "Errore R_admin: SAFRC=.. RACFRC=.. RACFRS=.." con i codici di ritorno della chiamata RACROUTE.</w:t>
       </w:r>
     </w:p>
     <w:sectPr>

--- a/smf80_documentazione_tecnica.docx
+++ b/smf80_documentazione_tecnica.docx
@@ -232,7 +232,7 @@
     <w:p/>
     <w:p>
       <w:r>
-        <w:t>Entrambi i programmi filtro condividono la stessa logica di parsing dei criteri e si appoggiano a un insieme di funzioni di supporto: smf80dmp le usa tramite la libreria statica myext.a (makefile smf80dmp.mk), mentre smf80ext linka direttamente i singoli oggetti insieme alle routine Metal C per l'accesso a RACF (makefile smf80ext.mk, vedi 4.1). L'elenco delle classi RACF non viene più letto da un membro del PDS di controllo (getCls.c, membro SM80CLS prodotto da REXX): è ricavato in diretta dalla Class Descriptor Table, statica e dinamica, tramite RACROUTE REQUEST=STAT (get_CDT.c). Le schede del capitolo 3 seguono l'ordine di compilazione; quelle delle nuove funzioni RACF (get_CDT.c, irrcdt.c, irrauth.c e routine Metal C) sono inserite al posto di getCls.c, con in coda i file non referenziati dai makefile.</w:t>
+        <w:t>Entrambi i programmi filtro condividono la stessa logica di parsing dei criteri e si appoggiano a un insieme di funzioni di supporto: entrambi i makefile (smf80dmp.mk e smf80ext.mk) linkano direttamente i singoli oggetti insieme alle routine Metal C per l'accesso a RACF (vedi 4.1). L'elenco delle classi RACF non viene più letto da un membro del PDS di controllo (getCls.c, membro SM80CLS prodotto da REXX): è ricavato in diretta dalla Class Descriptor Table, statica e dinamica, tramite RACROUTE REQUEST=STAT (get_CDT.c). Le schede del capitolo 3 seguono l'ordine di compilazione; quelle delle nuove funzioni RACF (get_CDT.c, irrcdt.c, irrauth.c e routine Metal C) sono inserite al posto di getCls.c, con in coda i file non referenziati dai makefile.</w:t>
       </w:r>
     </w:p>
     <w:p>
@@ -591,7 +591,7 @@
     </w:p>
     <w:p>
       <w:r>
-        <w:t>Le funzioni sono compilate individualmente. smf80dmp.mk le archivia nella libreria statica myext.a; smf80ext.mk linka direttamente gli oggetti (.o) insieme a quelli delle routine Metal C descritte in 2.3.</w:t>
+        <w:t>Le funzioni sono compilate individualmente in oggetti (.o), condivisi tra smf80dmp.mk e smf80ext.mk, e linkate direttamente con il programma principale e con le routine Metal C descritte in 2.3. La libreria statica myext.a non è più utilizzata.</w:t>
       </w:r>
     </w:p>
     <w:tbl>
@@ -1412,7 +1412,7 @@
           </w:tcPr>
           <w:p>
             <w:r>
-              <w:t>Versione precedente della lettura delle classi RACF dal membro SM80CLS del PDS di controllo (prodotto dal REXX XCDTPROF). Sostituita da get_CDT.c; è ancora nell'elenco MYMEMB di smf80dmp.mk (vedi 4.1).</w:t>
+              <w:t>Versione precedente della lettura delle classi RACF dal membro SM80CLS del PDS di controllo (prodotto dal REXX XCDTPROF). Sostituita da get_CDT.c in entrambi i makefile.</w:t>
             </w:r>
           </w:p>
         </w:tc>
@@ -9018,7 +9018,7 @@
         <w:pStyle w:val="Heading3"/>
       </w:pPr>
       <w:r>
-        <w:t>racseq_free_profile()</w:t>
+        <w:t>copy_field_text()</w:t>
       </w:r>
     </w:p>
     <w:p>
@@ -9028,7 +9028,7 @@
           <w:i/>
           <w:sz w:val="19"/>
         </w:rPr>
-        <w:t>void racseq_free_profile(RacseqProfile *p)</w:t>
+        <w:t>static void copy_field_text(const RacseqField *f, char *buf, size_t size)</w:t>
       </w:r>
     </w:p>
     <w:p>
@@ -9050,7 +9050,7 @@
         <w:t xml:space="preserve">Scopo: </w:t>
       </w:r>
       <w:r>
-        <w:t>Libera un profilo: prima le strutture analizzate (segmenti, campi, occorrenze, con free_profile_parsed), poi il buffer grezzo con free_raw_buffer, che usa free() per i buffer della pseudo-classe _CDT e r_admin_freemain per lo storage restituito da R_admin.</w:t>
+        <w:t>Copia un campo testuale nel buffer del chiamante, troncandolo a size-1 caratteri e terminandolo sempre con NUL; se il campo non esiste o è vuoto lascia il buffer vuoto. Non lascia memoria da liberare.</w:t>
       </w:r>
     </w:p>
     <w:p>
@@ -9111,7 +9111,7 @@
           </w:tcPr>
           <w:p>
             <w:r>
-              <w:t>p</w:t>
+              <w:t>f</w:t>
             </w:r>
           </w:p>
         </w:tc>
@@ -9121,7 +9121,51 @@
           </w:tcPr>
           <w:p>
             <w:r>
-              <w:t>profilo da liberare; azzerato al termine</w:t>
+              <w:t>campo testuale da copiare</w:t>
+            </w:r>
+          </w:p>
+        </w:tc>
+      </w:tr>
+      <w:tr>
+        <w:tc>
+          <w:tcPr>
+            <w:tcW w:type="dxa" w:w="1984"/>
+          </w:tcPr>
+          <w:p>
+            <w:r>
+              <w:t>buf</w:t>
+            </w:r>
+          </w:p>
+        </w:tc>
+        <w:tc>
+          <w:tcPr>
+            <w:tcW w:type="dxa" w:w="7087"/>
+          </w:tcPr>
+          <w:p>
+            <w:r>
+              <w:t>buffer di destinazione</w:t>
+            </w:r>
+          </w:p>
+        </w:tc>
+      </w:tr>
+      <w:tr>
+        <w:tc>
+          <w:tcPr>
+            <w:tcW w:type="dxa" w:w="1984"/>
+          </w:tcPr>
+          <w:p>
+            <w:r>
+              <w:t>size</w:t>
+            </w:r>
+          </w:p>
+        </w:tc>
+        <w:tc>
+          <w:tcPr>
+            <w:tcW w:type="dxa" w:w="7087"/>
+          </w:tcPr>
+          <w:p>
+            <w:r>
+              <w:t>dimensione del buffer in byte</w:t>
             </w:r>
           </w:p>
         </w:tc>
@@ -9146,32 +9190,16 @@
         <w:t xml:space="preserve">Note: </w:t>
       </w:r>
       <w:r>
-        <w:t>Richiamata da irrcdt_extract_next per liberare il profilo precedente.</w:t>
+        <w:t>Funzione locale a get_CDT.c; usata da extract_data per DEFRC e XREF.</w:t>
       </w:r>
     </w:p>
     <w:p/>
-    <w:p>
-      <w:pPr>
-        <w:pStyle w:val="Heading2"/>
-      </w:pPr>
-      <w:r>
-        <w:t>irrcdt.c</w:t>
-      </w:r>
-    </w:p>
-    <w:p>
-      <w:r>
-        <w:rPr>
-          <w:i/>
-        </w:rPr>
-        <w:t>Pseudo-classe "_CDT": voci della Class Descriptor Table presentate come RacseqProfile con un unico segmento "CDT".</w:t>
-      </w:r>
-    </w:p>
     <w:p>
       <w:pPr>
         <w:pStyle w:val="Heading3"/>
       </w:pPr>
       <w:r>
-        <w:t>irrcdt_is_pseudo_class()</w:t>
+        <w:t>racseq_free_profile()</w:t>
       </w:r>
     </w:p>
     <w:p>
@@ -9181,7 +9209,7 @@
           <w:i/>
           <w:sz w:val="19"/>
         </w:rPr>
-        <w:t>int irrcdt_is_pseudo_class(const char *class_name)</w:t>
+        <w:t>void racseq_free_profile(RacseqProfile *p)</w:t>
       </w:r>
     </w:p>
     <w:p>
@@ -9192,7 +9220,7 @@
         <w:t xml:space="preserve">File: </w:t>
       </w:r>
       <w:r>
-        <w:t>irrcdt.c</w:t>
+        <w:t>get_CDT.c</w:t>
       </w:r>
     </w:p>
     <w:p>
@@ -9203,7 +9231,7 @@
         <w:t xml:space="preserve">Scopo: </w:t>
       </w:r>
       <w:r>
-        <w:t>Indica se il nome classe richiesto corrisponde alla pseudo-classe "_CDT".</w:t>
+        <w:t>Libera un profilo: prima le strutture analizzate (segmenti, campi, occorrenze, con free_profile_parsed), poi il buffer grezzo con free_raw_buffer, che usa free() per i buffer della pseudo-classe _CDT e r_admin_freemain per lo storage restituito da R_admin.</w:t>
       </w:r>
     </w:p>
     <w:p>
@@ -9264,7 +9292,7 @@
           </w:tcPr>
           <w:p>
             <w:r>
-              <w:t>class_name</w:t>
+              <w:t>p</w:t>
             </w:r>
           </w:p>
         </w:tc>
@@ -9274,7 +9302,7 @@
           </w:tcPr>
           <w:p>
             <w:r>
-              <w:t>nome classe da verificare</w:t>
+              <w:t>profilo da liberare; azzerato al termine</w:t>
             </w:r>
           </w:p>
         </w:tc>
@@ -9288,16 +9316,43 @@
         <w:t xml:space="preserve">Valore di ritorno: </w:t>
       </w:r>
       <w:r>
-        <w:t>int — 1 se "_CDT", 0 altrimenti</w:t>
+        <w:t>void</w:t>
+      </w:r>
+    </w:p>
+    <w:p>
+      <w:r>
+        <w:rPr>
+          <w:b/>
+        </w:rPr>
+        <w:t xml:space="preserve">Note: </w:t>
+      </w:r>
+      <w:r>
+        <w:t>Richiamata da irrcdt_extract_next per liberare il profilo precedente.</w:t>
       </w:r>
     </w:p>
     <w:p/>
+    <w:p>
+      <w:pPr>
+        <w:pStyle w:val="Heading2"/>
+      </w:pPr>
+      <w:r>
+        <w:t>irrcdt.c</w:t>
+      </w:r>
+    </w:p>
+    <w:p>
+      <w:r>
+        <w:rPr>
+          <w:i/>
+        </w:rPr>
+        <w:t>Pseudo-classe "_CDT": voci della Class Descriptor Table presentate come RacseqProfile con un unico segmento "CDT".</w:t>
+      </w:r>
+    </w:p>
     <w:p>
       <w:pPr>
         <w:pStyle w:val="Heading3"/>
       </w:pPr>
       <w:r>
-        <w:t>irrcdt_extract()</w:t>
+        <w:t>irrcdt_is_pseudo_class()</w:t>
       </w:r>
     </w:p>
     <w:p>
@@ -9307,7 +9362,7 @@
           <w:i/>
           <w:sz w:val="19"/>
         </w:rPr>
-        <w:t>RacseqRC irrcdt_extract(const char *class_name_arg, RacseqProfile *out, RacseqStatus *status)</w:t>
+        <w:t>int irrcdt_is_pseudo_class(const char *class_name)</w:t>
       </w:r>
     </w:p>
     <w:p>
@@ -9329,7 +9384,7 @@
         <w:t xml:space="preserve">Scopo: </w:t>
       </w:r>
       <w:r>
-        <w:t>Legge la voce della CDT di una classe specifica (RACROUTE STAT con CLASS=) e la converte in RacseqProfile.</w:t>
+        <w:t>Indica se il nome classe richiesto corrisponde alla pseudo-classe "_CDT".</w:t>
       </w:r>
     </w:p>
     <w:p>
@@ -9390,7 +9445,7 @@
           </w:tcPr>
           <w:p>
             <w:r>
-              <w:t>class_name_arg</w:t>
+              <w:t>class_name</w:t>
             </w:r>
           </w:p>
         </w:tc>
@@ -9400,51 +9455,7 @@
           </w:tcPr>
           <w:p>
             <w:r>
-              <w:t>nome della classe RACF da cercare</w:t>
-            </w:r>
-          </w:p>
-        </w:tc>
-      </w:tr>
-      <w:tr>
-        <w:tc>
-          <w:tcPr>
-            <w:tcW w:type="dxa" w:w="1984"/>
-          </w:tcPr>
-          <w:p>
-            <w:r>
-              <w:t>out</w:t>
-            </w:r>
-          </w:p>
-        </w:tc>
-        <w:tc>
-          <w:tcPr>
-            <w:tcW w:type="dxa" w:w="7087"/>
-          </w:tcPr>
-          <w:p>
-            <w:r>
-              <w:t>profilo restituito</w:t>
-            </w:r>
-          </w:p>
-        </w:tc>
-      </w:tr>
-      <w:tr>
-        <w:tc>
-          <w:tcPr>
-            <w:tcW w:type="dxa" w:w="1984"/>
-          </w:tcPr>
-          <w:p>
-            <w:r>
-              <w:t>status</w:t>
-            </w:r>
-          </w:p>
-        </w:tc>
-        <w:tc>
-          <w:tcPr>
-            <w:tcW w:type="dxa" w:w="7087"/>
-          </w:tcPr>
-          <w:p>
-            <w:r>
-              <w:t>SAF RC, RACF RC e reason della chiamata, a solo scopo diagnostico</w:t>
+              <w:t>nome classe da verificare</w:t>
             </w:r>
           </w:p>
         </w:tc>
@@ -9458,18 +9469,7 @@
         <w:t xml:space="preserve">Valore di ritorno: </w:t>
       </w:r>
       <w:r>
-        <w:t>RacseqRC — RACSEQ_OK se la voce è stata letta, RACSEQ_ERROR in caso di errore o classe non presente nella CDT</w:t>
-      </w:r>
-    </w:p>
-    <w:p>
-      <w:r>
-        <w:rPr>
-          <w:b/>
-        </w:rPr>
-        <w:t xml:space="preserve">Note: </w:t>
-      </w:r>
-      <w:r>
-        <w:t>L'esito è deciso solo da CNSTLGT (primi 2 byte della voce, 0 = nessuna voce), non dal SAF RC: una scansione può restituire SAF RC 4 anche su voci valide.</w:t>
+        <w:t>int — 1 se "_CDT", 0 altrimenti</w:t>
       </w:r>
     </w:p>
     <w:p/>
@@ -9478,7 +9478,7 @@
         <w:pStyle w:val="Heading3"/>
       </w:pPr>
       <w:r>
-        <w:t>irrcdt_extract_next()</w:t>
+        <w:t>irrcdt_extract()</w:t>
       </w:r>
     </w:p>
     <w:p>
@@ -9488,7 +9488,7 @@
           <w:i/>
           <w:sz w:val="19"/>
         </w:rPr>
-        <w:t>RacseqRC irrcdt_extract_next(const char *start_after_name, RacseqProfile *previous, RacseqProfile *out, RacseqStatus *status)</w:t>
+        <w:t>RacseqRC irrcdt_extract(const char *class_name_arg, RacseqProfile *out, RacseqStatus *status)</w:t>
       </w:r>
     </w:p>
     <w:p>
@@ -9510,7 +9510,7 @@
         <w:t xml:space="preserve">Scopo: </w:t>
       </w:r>
       <w:r>
-        <w:t>Legge la voce successiva della CDT (RACROUTE STAT con NEXT=) partendo dall'ultima classe restituita, o dall'inizio se previous e start_after_name sono NULL.</w:t>
+        <w:t>Legge la voce della CDT di una classe specifica (RACROUTE STAT con CLASS=) e la converte in RacseqProfile.</w:t>
       </w:r>
     </w:p>
     <w:p>
@@ -9571,7 +9571,7 @@
           </w:tcPr>
           <w:p>
             <w:r>
-              <w:t>start_after_name</w:t>
+              <w:t>class_name_arg</w:t>
             </w:r>
           </w:p>
         </w:tc>
@@ -9581,7 +9581,7 @@
           </w:tcPr>
           <w:p>
             <w:r>
-              <w:t>nome della classe da cui proseguire (alternativo a previous)</w:t>
+              <w:t>nome della classe RACF da cercare</w:t>
             </w:r>
           </w:p>
         </w:tc>
@@ -9593,7 +9593,7 @@
           </w:tcPr>
           <w:p>
             <w:r>
-              <w:t>previous</w:t>
+              <w:t>out</w:t>
             </w:r>
           </w:p>
         </w:tc>
@@ -9603,7 +9603,7 @@
           </w:tcPr>
           <w:p>
             <w:r>
-              <w:t>profilo precedente, liberato internamente; può coincidere con out</w:t>
+              <w:t>profilo restituito</w:t>
             </w:r>
           </w:p>
         </w:tc>
@@ -9615,7 +9615,7 @@
           </w:tcPr>
           <w:p>
             <w:r>
-              <w:t>out</w:t>
+              <w:t>status</w:t>
             </w:r>
           </w:p>
         </w:tc>
@@ -9625,29 +9625,7 @@
           </w:tcPr>
           <w:p>
             <w:r>
-              <w:t>profilo restituito</w:t>
-            </w:r>
-          </w:p>
-        </w:tc>
-      </w:tr>
-      <w:tr>
-        <w:tc>
-          <w:tcPr>
-            <w:tcW w:type="dxa" w:w="1984"/>
-          </w:tcPr>
-          <w:p>
-            <w:r>
-              <w:t>status</w:t>
-            </w:r>
-          </w:p>
-        </w:tc>
-        <w:tc>
-          <w:tcPr>
-            <w:tcW w:type="dxa" w:w="7087"/>
-          </w:tcPr>
-          <w:p>
-            <w:r>
-              <w:t>SAF RC, RACF RC e reason, a solo scopo diagnostico</w:t>
+              <w:t>SAF RC, RACF RC e reason della chiamata, a solo scopo diagnostico</w:t>
             </w:r>
           </w:p>
         </w:tc>
@@ -9661,7 +9639,7 @@
         <w:t xml:space="preserve">Valore di ritorno: </w:t>
       </w:r>
       <w:r>
-        <w:t>RacseqRC — RACSEQ_OK, RACSEQ_NO_MORE a fine CDT, RACSEQ_ERROR se manca memoria</w:t>
+        <w:t>RacseqRC — RACSEQ_OK se la voce è stata letta, RACSEQ_ERROR in caso di errore o classe non presente nella CDT</w:t>
       </w:r>
     </w:p>
     <w:p>
@@ -9672,32 +9650,16 @@
         <w:t xml:space="preserve">Note: </w:t>
       </w:r>
       <w:r>
-        <w:t>Ogni voce è allocata con malloc insieme a un pool per i campi testuali formattati (ACTIVE, MAXLEN, DEFRC, XREF, FIRSTCH/RESTCH...) e ai flag booleani (RESGROUP, OPERATTR, PRESCASE, RACLIST, GENLIST...).</w:t>
+        <w:t>L'esito è deciso solo da CNSTLGT (primi 2 byte della voce, 0 = nessuna voce), non dal SAF RC: una scansione può restituire SAF RC 4 anche su voci valide.</w:t>
       </w:r>
     </w:p>
     <w:p/>
-    <w:p>
-      <w:pPr>
-        <w:pStyle w:val="Heading2"/>
-      </w:pPr>
-      <w:r>
-        <w:t>irrauth.c</w:t>
-      </w:r>
-    </w:p>
-    <w:p>
-      <w:r>
-        <w:rPr>
-          <w:i/>
-        </w:rPr>
-        <w:t>Verifica di autorizzazione RACF tramite RACROUTE REQUEST=AUTH.</w:t>
-      </w:r>
-    </w:p>
     <w:p>
       <w:pPr>
         <w:pStyle w:val="Heading3"/>
       </w:pPr>
       <w:r>
-        <w:t>irrauth_check_auth()</w:t>
+        <w:t>irrcdt_extract_next()</w:t>
       </w:r>
     </w:p>
     <w:p>
@@ -9707,7 +9669,7 @@
           <w:i/>
           <w:sz w:val="19"/>
         </w:rPr>
-        <w:t>int irrauth_check_auth(const char *entity_name, const char *class_name, unsigned char attr, RacauthStatus *status)</w:t>
+        <w:t>RacseqRC irrcdt_extract_next(const char *start_after_name, RacseqProfile *previous, RacseqProfile *out, RacseqStatus *status)</w:t>
       </w:r>
     </w:p>
     <w:p>
@@ -9718,7 +9680,7 @@
         <w:t xml:space="preserve">File: </w:t>
       </w:r>
       <w:r>
-        <w:t>irrauth.c</w:t>
+        <w:t>irrcdt.c</w:t>
       </w:r>
     </w:p>
     <w:p>
@@ -9729,7 +9691,7 @@
         <w:t xml:space="preserve">Scopo: </w:t>
       </w:r>
       <w:r>
-        <w:t>Allinea a sinistra e riempie di spazi entità (246 byte) e classe (8 byte) come richiesto da RACROUTE, poi richiama r_admin_check_auth.</w:t>
+        <w:t>Legge la voce successiva della CDT (RACROUTE STAT con NEXT=) partendo dall'ultima classe restituita, o dall'inizio se previous e start_after_name sono NULL.</w:t>
       </w:r>
     </w:p>
     <w:p>
@@ -9790,7 +9752,7 @@
           </w:tcPr>
           <w:p>
             <w:r>
-              <w:t>entity_name</w:t>
+              <w:t>start_after_name</w:t>
             </w:r>
           </w:p>
         </w:tc>
@@ -9800,7 +9762,7 @@
           </w:tcPr>
           <w:p>
             <w:r>
-              <w:t>nome della risorsa</w:t>
+              <w:t>nome della classe da cui proseguire (alternativo a previous)</w:t>
             </w:r>
           </w:p>
         </w:tc>
@@ -9812,7 +9774,7 @@
           </w:tcPr>
           <w:p>
             <w:r>
-              <w:t>class_name</w:t>
+              <w:t>previous</w:t>
             </w:r>
           </w:p>
         </w:tc>
@@ -9822,7 +9784,7 @@
           </w:tcPr>
           <w:p>
             <w:r>
-              <w:t>classe RACF</w:t>
+              <w:t>profilo precedente, liberato internamente; può coincidere con out</w:t>
             </w:r>
           </w:p>
         </w:tc>
@@ -9834,7 +9796,7 @@
           </w:tcPr>
           <w:p>
             <w:r>
-              <w:t>attr</w:t>
+              <w:t>out</w:t>
             </w:r>
           </w:p>
         </w:tc>
@@ -9844,7 +9806,7 @@
           </w:tcPr>
           <w:p>
             <w:r>
-              <w:t>accesso richiesto (RACAUTH_ATTR_*)</w:t>
+              <w:t>profilo restituito</w:t>
             </w:r>
           </w:p>
         </w:tc>
@@ -9866,7 +9828,7 @@
           </w:tcPr>
           <w:p>
             <w:r>
-              <w:t>se non NULL, riceve SAF RC, RACF RC e reason</w:t>
+              <w:t>SAF RC, RACF RC e reason, a solo scopo diagnostico</w:t>
             </w:r>
           </w:p>
         </w:tc>
@@ -9880,7 +9842,7 @@
         <w:t xml:space="preserve">Valore di ritorno: </w:t>
       </w:r>
       <w:r>
-        <w:t>int — SAF RC: 0 autorizzato, 4/8/12 non autorizzato</w:t>
+        <w:t>RacseqRC — RACSEQ_OK, RACSEQ_NO_MORE a fine CDT, RACSEQ_ERROR se manca memoria</w:t>
       </w:r>
     </w:p>
     <w:p>
@@ -9891,7 +9853,7 @@
         <w:t xml:space="preserve">Note: </w:t>
       </w:r>
       <w:r>
-        <w:t>Compilata ma non richiamata da smf80ext.</w:t>
+        <w:t>Ogni voce è allocata con malloc insieme a un pool per i campi testuali formattati (ACTIVE, MAXLEN, DEFRC, XREF, FIRSTCH/RESTCH...) e ai flag booleani (RESGROUP, OPERATTR, PRESCASE, RACLIST, GENLIST...).</w:t>
       </w:r>
     </w:p>
     <w:p/>
@@ -9900,7 +9862,7 @@
         <w:pStyle w:val="Heading2"/>
       </w:pPr>
       <w:r>
-        <w:t>Routine Metal C</w:t>
+        <w:t>irrauth.c</w:t>
       </w:r>
     </w:p>
     <w:p>
@@ -9908,7 +9870,7 @@
         <w:rPr>
           <w:i/>
         </w:rPr>
-        <w:t>Funzioni compilate con xlc -qmetal, richiamate dal C con linkage OS (vedi 2.3).</w:t>
+        <w:t>Verifica di autorizzazione RACF tramite RACROUTE REQUEST=AUTH.</w:t>
       </w:r>
     </w:p>
     <w:p>
@@ -9916,7 +9878,7 @@
         <w:pStyle w:val="Heading3"/>
       </w:pPr>
       <w:r>
-        <w:t>r_admin_stat_class()</w:t>
+        <w:t>irrauth_check_auth()</w:t>
       </w:r>
     </w:p>
     <w:p>
@@ -9926,7 +9888,7 @@
           <w:i/>
           <w:sz w:val="19"/>
         </w:rPr>
-        <w:t>int r_admin_stat_class(const unsigned char class_name[8], unsigned char next_name[8], unsigned char copy_area[180], RacauthStatus *status)</w:t>
+        <w:t>int irrauth_check_auth(const char *entity_name, const char *class_name, unsigned char attr, RacauthStatus *status)</w:t>
       </w:r>
     </w:p>
     <w:p>
@@ -9937,7 +9899,7 @@
         <w:t xml:space="preserve">File: </w:t>
       </w:r>
       <w:r>
-        <w:t>racstat_metal.c</w:t>
+        <w:t>irrauth.c</w:t>
       </w:r>
     </w:p>
     <w:p>
@@ -9948,7 +9910,7 @@
         <w:t xml:space="preserve">Scopo: </w:t>
       </w:r>
       <w:r>
-        <w:t>Esegue RACROUTE REQUEST=STAT: con next_name NULL legge la classe class_name (CLASS=), altrimenti la classe successiva a next_name (NEXT=), aggiornando next_name.</w:t>
+        <w:t>Allinea a sinistra e riempie di spazi entità (246 byte) e classe (8 byte) come richiesto da RACROUTE, poi richiama r_admin_check_auth.</w:t>
       </w:r>
     </w:p>
     <w:p>
@@ -10009,7 +9971,7 @@
           </w:tcPr>
           <w:p>
             <w:r>
-              <w:t>class_name</w:t>
+              <w:t>entity_name</w:t>
             </w:r>
           </w:p>
         </w:tc>
@@ -10019,7 +9981,7 @@
           </w:tcPr>
           <w:p>
             <w:r>
-              <w:t>nome classe, 8 byte riempiti di spazi</w:t>
+              <w:t>nome della risorsa</w:t>
             </w:r>
           </w:p>
         </w:tc>
@@ -10031,7 +9993,7 @@
           </w:tcPr>
           <w:p>
             <w:r>
-              <w:t>next_name</w:t>
+              <w:t>class_name</w:t>
             </w:r>
           </w:p>
         </w:tc>
@@ -10041,7 +10003,7 @@
           </w:tcPr>
           <w:p>
             <w:r>
-              <w:t>buffer di 8 byte in/out per la scansione, spazi = inizio CDT</w:t>
+              <w:t>classe RACF</w:t>
             </w:r>
           </w:p>
         </w:tc>
@@ -10053,7 +10015,7 @@
           </w:tcPr>
           <w:p>
             <w:r>
-              <w:t>copy_area</w:t>
+              <w:t>attr</w:t>
             </w:r>
           </w:p>
         </w:tc>
@@ -10063,7 +10025,7 @@
           </w:tcPr>
           <w:p>
             <w:r>
-              <w:t>riceve la voce CNST+CNSX (180 byte)</w:t>
+              <w:t>accesso richiesto (RACAUTH_ATTR_*)</w:t>
             </w:r>
           </w:p>
         </w:tc>
@@ -10085,7 +10047,7 @@
           </w:tcPr>
           <w:p>
             <w:r>
-              <w:t>SAF RC, RACF RC e reason</w:t>
+              <w:t>se non NULL, riceve SAF RC, RACF RC e reason</w:t>
             </w:r>
           </w:p>
         </w:tc>
@@ -10099,7 +10061,7 @@
         <w:t xml:space="preserve">Valore di ritorno: </w:t>
       </w:r>
       <w:r>
-        <w:t>int — SAF RC, solo informativo</w:t>
+        <w:t>int — SAF RC: 0 autorizzato, 4/8/12 non autorizzato</w:t>
       </w:r>
     </w:p>
     <w:p>
@@ -10110,16 +10072,32 @@
         <w:t xml:space="preserve">Note: </w:t>
       </w:r>
       <w:r>
-        <w:t>Nome esterno RSQFSTAT.</w:t>
+        <w:t>Compilata ma non richiamata da smf80ext.</w:t>
       </w:r>
     </w:p>
     <w:p/>
+    <w:p>
+      <w:pPr>
+        <w:pStyle w:val="Heading2"/>
+      </w:pPr>
+      <w:r>
+        <w:t>Routine Metal C</w:t>
+      </w:r>
+    </w:p>
+    <w:p>
+      <w:r>
+        <w:rPr>
+          <w:i/>
+        </w:rPr>
+        <w:t>Funzioni compilate con xlc -qmetal, richiamate dal C con linkage OS (vedi 2.3).</w:t>
+      </w:r>
+    </w:p>
     <w:p>
       <w:pPr>
         <w:pStyle w:val="Heading3"/>
       </w:pPr>
       <w:r>
-        <w:t>r_admin_check_auth()</w:t>
+        <w:t>r_admin_stat_class()</w:t>
       </w:r>
     </w:p>
     <w:p>
@@ -10129,7 +10107,7 @@
           <w:i/>
           <w:sz w:val="19"/>
         </w:rPr>
-        <w:t>int r_admin_check_auth(unsigned char entity[246], unsigned char class_name[8], racf_byte attr, RacauthStatus *status)</w:t>
+        <w:t>int r_admin_stat_class(const unsigned char class_name[8], unsigned char next_name[8], unsigned char copy_area[180], RacauthStatus *status)</w:t>
       </w:r>
     </w:p>
     <w:p>
@@ -10140,7 +10118,7 @@
         <w:t xml:space="preserve">File: </w:t>
       </w:r>
       <w:r>
-        <w:t>racauth_metal.c</w:t>
+        <w:t>racstat_metal.c</w:t>
       </w:r>
     </w:p>
     <w:p>
@@ -10151,7 +10129,7 @@
         <w:t xml:space="preserve">Scopo: </w:t>
       </w:r>
       <w:r>
-        <w:t>Esegue RACROUTE REQUEST=AUTH per l'utente corrente sulla risorsa indicata.</w:t>
+        <w:t>Esegue RACROUTE REQUEST=STAT: con next_name NULL legge la classe class_name (CLASS=), altrimenti la classe successiva a next_name (NEXT=), aggiornando next_name.</w:t>
       </w:r>
     </w:p>
     <w:p>
@@ -10212,7 +10190,7 @@
           </w:tcPr>
           <w:p>
             <w:r>
-              <w:t>entity</w:t>
+              <w:t>class_name</w:t>
             </w:r>
           </w:p>
         </w:tc>
@@ -10222,7 +10200,7 @@
           </w:tcPr>
           <w:p>
             <w:r>
-              <w:t>nome risorsa, 246 byte riempiti di spazi</w:t>
+              <w:t>nome classe, 8 byte riempiti di spazi</w:t>
             </w:r>
           </w:p>
         </w:tc>
@@ -10234,7 +10212,7 @@
           </w:tcPr>
           <w:p>
             <w:r>
-              <w:t>class_name</w:t>
+              <w:t>next_name</w:t>
             </w:r>
           </w:p>
         </w:tc>
@@ -10244,7 +10222,7 @@
           </w:tcPr>
           <w:p>
             <w:r>
-              <w:t>classe, 8 byte</w:t>
+              <w:t>buffer di 8 byte in/out per la scansione, spazi = inizio CDT</w:t>
             </w:r>
           </w:p>
         </w:tc>
@@ -10256,7 +10234,7 @@
           </w:tcPr>
           <w:p>
             <w:r>
-              <w:t>attr</w:t>
+              <w:t>copy_area</w:t>
             </w:r>
           </w:p>
         </w:tc>
@@ -10266,7 +10244,7 @@
           </w:tcPr>
           <w:p>
             <w:r>
-              <w:t>accesso richiesto</w:t>
+              <w:t>riceve la voce CNST+CNSX (180 byte)</w:t>
             </w:r>
           </w:p>
         </w:tc>
@@ -10302,7 +10280,7 @@
         <w:t xml:space="preserve">Valore di ritorno: </w:t>
       </w:r>
       <w:r>
-        <w:t>int — SAF RC (0 = autorizzato)</w:t>
+        <w:t>int — SAF RC, solo informativo</w:t>
       </w:r>
     </w:p>
     <w:p>
@@ -10313,7 +10291,7 @@
         <w:t xml:space="preserve">Note: </w:t>
       </w:r>
       <w:r>
-        <w:t>Nome esterno RSQFAUTH.</w:t>
+        <w:t>Nome esterno RSQFSTAT.</w:t>
       </w:r>
     </w:p>
     <w:p/>
@@ -10322,7 +10300,7 @@
         <w:pStyle w:val="Heading3"/>
       </w:pPr>
       <w:r>
-        <w:t>r_admin_freemain()</w:t>
+        <w:t>r_admin_check_auth()</w:t>
       </w:r>
     </w:p>
     <w:p>
@@ -10332,7 +10310,7 @@
           <w:i/>
           <w:sz w:val="19"/>
         </w:rPr>
-        <w:t>void r_admin_freemain(void *addr, unsigned int *len, unsigned int *subpool)</w:t>
+        <w:t>int r_admin_check_auth(unsigned char entity[246], unsigned char class_name[8], racf_byte attr, RacauthStatus *status)</w:t>
       </w:r>
     </w:p>
     <w:p>
@@ -10343,7 +10321,7 @@
         <w:t xml:space="preserve">File: </w:t>
       </w:r>
       <w:r>
-        <w:t>racfree_metal.c</w:t>
+        <w:t>racauth_metal.c</w:t>
       </w:r>
     </w:p>
     <w:p>
@@ -10354,7 +10332,7 @@
         <w:t xml:space="preserve">Scopo: </w:t>
       </w:r>
       <w:r>
-        <w:t>Rilascia con FREEMAIN RU lo storage restituito da R_admin.</w:t>
+        <w:t>Esegue RACROUTE REQUEST=AUTH per l'utente corrente sulla risorsa indicata.</w:t>
       </w:r>
     </w:p>
     <w:p>
@@ -10415,7 +10393,7 @@
           </w:tcPr>
           <w:p>
             <w:r>
-              <w:t>addr</w:t>
+              <w:t>entity</w:t>
             </w:r>
           </w:p>
         </w:tc>
@@ -10425,7 +10403,7 @@
           </w:tcPr>
           <w:p>
             <w:r>
-              <w:t>indirizzo dello storage</w:t>
+              <w:t>nome risorsa, 246 byte riempiti di spazi</w:t>
             </w:r>
           </w:p>
         </w:tc>
@@ -10437,7 +10415,7 @@
           </w:tcPr>
           <w:p>
             <w:r>
-              <w:t>len</w:t>
+              <w:t>class_name</w:t>
             </w:r>
           </w:p>
         </w:tc>
@@ -10447,7 +10425,7 @@
           </w:tcPr>
           <w:p>
             <w:r>
-              <w:t>puntatore alla lunghezza</w:t>
+              <w:t>classe, 8 byte</w:t>
             </w:r>
           </w:p>
         </w:tc>
@@ -10459,7 +10437,7 @@
           </w:tcPr>
           <w:p>
             <w:r>
-              <w:t>subpool</w:t>
+              <w:t>attr</w:t>
             </w:r>
           </w:p>
         </w:tc>
@@ -10469,7 +10447,29 @@
           </w:tcPr>
           <w:p>
             <w:r>
-              <w:t>puntatore al subpool</w:t>
+              <w:t>accesso richiesto</w:t>
+            </w:r>
+          </w:p>
+        </w:tc>
+      </w:tr>
+      <w:tr>
+        <w:tc>
+          <w:tcPr>
+            <w:tcW w:type="dxa" w:w="1984"/>
+          </w:tcPr>
+          <w:p>
+            <w:r>
+              <w:t>status</w:t>
+            </w:r>
+          </w:p>
+        </w:tc>
+        <w:tc>
+          <w:tcPr>
+            <w:tcW w:type="dxa" w:w="7087"/>
+          </w:tcPr>
+          <w:p>
+            <w:r>
+              <w:t>SAF RC, RACF RC e reason</w:t>
             </w:r>
           </w:p>
         </w:tc>
@@ -10483,7 +10483,7 @@
         <w:t xml:space="preserve">Valore di ritorno: </w:t>
       </w:r>
       <w:r>
-        <w:t>void</w:t>
+        <w:t>int — SAF RC (0 = autorizzato)</w:t>
       </w:r>
     </w:p>
     <w:p>
@@ -10494,7 +10494,7 @@
         <w:t xml:space="preserve">Note: </w:t>
       </w:r>
       <w:r>
-        <w:t>Nome esterno RSQFREEM. Lunghezza e subpool sono passati per indirizzo: con linkage OS i parametri scalari passano da temporanei generati dal compilatore, non affidabili.</w:t>
+        <w:t>Nome esterno RSQFAUTH.</w:t>
       </w:r>
     </w:p>
     <w:p/>
@@ -10503,7 +10503,7 @@
         <w:pStyle w:val="Heading3"/>
       </w:pPr>
       <w:r>
-        <w:t>r_admin_is_authorized()</w:t>
+        <w:t>r_admin_freemain()</w:t>
       </w:r>
     </w:p>
     <w:p>
@@ -10513,7 +10513,7 @@
           <w:i/>
           <w:sz w:val="19"/>
         </w:rPr>
-        <w:t>int r_admin_is_authorized(void)</w:t>
+        <w:t>void r_admin_freemain(void *addr, unsigned int *len, unsigned int *subpool)</w:t>
       </w:r>
     </w:p>
     <w:p>
@@ -10524,7 +10524,7 @@
         <w:t xml:space="preserve">File: </w:t>
       </w:r>
       <w:r>
-        <w:t>racmode_metal.c</w:t>
+        <w:t>racfree_metal.c</w:t>
       </w:r>
     </w:p>
     <w:p>
@@ -10535,86 +10535,7 @@
         <w:t xml:space="preserve">Scopo: </w:t>
       </w:r>
       <w:r>
-        <w:t>Verifica con TESTAUTH se il programma è APF-authorized, in supervisor state o in system key.</w:t>
-      </w:r>
-    </w:p>
-    <w:p>
-      <w:r>
-        <w:rPr>
-          <w:b/>
-        </w:rPr>
-        <w:t xml:space="preserve">Valore di ritorno: </w:t>
-      </w:r>
-      <w:r>
-        <w:t>int — 1 se autorizzato, 0 altrimenti</w:t>
-      </w:r>
-    </w:p>
-    <w:p>
-      <w:r>
-        <w:rPr>
-          <w:b/>
-        </w:rPr>
-        <w:t xml:space="preserve">Note: </w:t>
-      </w:r>
-      <w:r>
-        <w:t>Nome esterno RSQAUTH. Insieme a r_admin_enter_supervisor/r_admin_leave_supervisor (MODESET MODE=SUP/PROB, RSQENSUP/RSQLVSUP) non è richiamata da smf80ext.</w:t>
-      </w:r>
-    </w:p>
-    <w:p/>
-    <w:p>
-      <w:pPr>
-        <w:pStyle w:val="Heading2"/>
-      </w:pPr>
-      <w:r>
-        <w:t>getSez.c</w:t>
-      </w:r>
-    </w:p>
-    <w:p>
-      <w:r>
-        <w:rPr>
-          <w:i/>
-        </w:rPr>
-        <w:t>Lettura delle descrizioni delle sezioni rilocabili dei record SMF 80.</w:t>
-      </w:r>
-    </w:p>
-    <w:p>
-      <w:pPr>
-        <w:pStyle w:val="Heading3"/>
-      </w:pPr>
-      <w:r>
-        <w:t>getSez()</w:t>
-      </w:r>
-    </w:p>
-    <w:p>
-      <w:r>
-        <w:rPr>
-          <w:rFonts w:ascii="Consolas" w:hAnsi="Consolas"/>
-          <w:i/>
-          <w:sz w:val="19"/>
-        </w:rPr>
-        <w:t>st_sm80_sez *getSez(char *filename, char *member)</w:t>
-      </w:r>
-    </w:p>
-    <w:p>
-      <w:r>
-        <w:rPr>
-          <w:b/>
-        </w:rPr>
-        <w:t xml:space="preserve">File: </w:t>
-      </w:r>
-      <w:r>
-        <w:t>getSez.c</w:t>
-      </w:r>
-    </w:p>
-    <w:p>
-      <w:r>
-        <w:rPr>
-          <w:b/>
-        </w:rPr>
-        <w:t xml:space="preserve">Scopo: </w:t>
-      </w:r>
-      <w:r>
-        <w:t>Legge il membro PDS (tipicamente SM80REL) con numero e descrizione di ciascuna sezione rilocabile, costruendo la relativa linked list usata per arricchire il dump esadecimale (smf80dmp) con la descrizione di ogni sezione trovata.</w:t>
+        <w:t>Rilascia con FREEMAIN RU lo storage restituito da R_admin.</w:t>
       </w:r>
     </w:p>
     <w:p>
@@ -10675,7 +10596,7 @@
           </w:tcPr>
           <w:p>
             <w:r>
-              <w:t>filename</w:t>
+              <w:t>addr</w:t>
             </w:r>
           </w:p>
         </w:tc>
@@ -10685,7 +10606,7 @@
           </w:tcPr>
           <w:p>
             <w:r>
-              <w:t>DD o path del PDS di controllo</w:t>
+              <w:t>indirizzo dello storage</w:t>
             </w:r>
           </w:p>
         </w:tc>
@@ -10697,7 +10618,7 @@
           </w:tcPr>
           <w:p>
             <w:r>
-              <w:t>member</w:t>
+              <w:t>len</w:t>
             </w:r>
           </w:p>
         </w:tc>
@@ -10707,7 +10628,29 @@
           </w:tcPr>
           <w:p>
             <w:r>
-              <w:t>nome del membro da leggere ("SM80REL")</w:t>
+              <w:t>puntatore alla lunghezza</w:t>
+            </w:r>
+          </w:p>
+        </w:tc>
+      </w:tr>
+      <w:tr>
+        <w:tc>
+          <w:tcPr>
+            <w:tcW w:type="dxa" w:w="1984"/>
+          </w:tcPr>
+          <w:p>
+            <w:r>
+              <w:t>subpool</w:t>
+            </w:r>
+          </w:p>
+        </w:tc>
+        <w:tc>
+          <w:tcPr>
+            <w:tcW w:type="dxa" w:w="7087"/>
+          </w:tcPr>
+          <w:p>
+            <w:r>
+              <w:t>puntatore al subpool</w:t>
             </w:r>
           </w:p>
         </w:tc>
@@ -10721,7 +10664,7 @@
         <w:t xml:space="preserve">Valore di ritorno: </w:t>
       </w:r>
       <w:r>
-        <w:t>st_sm80_sez* — radice della linked list delle sezioni</w:t>
+        <w:t>void</w:t>
       </w:r>
     </w:p>
     <w:p>
@@ -10732,7 +10675,7 @@
         <w:t xml:space="preserve">Note: </w:t>
       </w:r>
       <w:r>
-        <w:t>Termina il programma (exit(4)) se il file non può essere aperto.</w:t>
+        <w:t>Nome esterno RSQFREEM. Lunghezza e subpool sono passati per indirizzo: con linkage OS i parametri scalari passano da temporanei generati dal compilatore, non affidabili.</w:t>
       </w:r>
     </w:p>
     <w:p/>
@@ -10741,7 +10684,7 @@
         <w:pStyle w:val="Heading3"/>
       </w:pPr>
       <w:r>
-        <w:t>push_sez()</w:t>
+        <w:t>r_admin_is_authorized()</w:t>
       </w:r>
     </w:p>
     <w:p>
@@ -10751,7 +10694,7 @@
           <w:i/>
           <w:sz w:val="19"/>
         </w:rPr>
-        <w:t>void push_sez(const int numb, char *desc)</w:t>
+        <w:t>int r_admin_is_authorized(void)</w:t>
       </w:r>
     </w:p>
     <w:p>
@@ -10762,18 +10705,97 @@
         <w:t xml:space="preserve">File: </w:t>
       </w:r>
       <w:r>
+        <w:t>racmode_metal.c</w:t>
+      </w:r>
+    </w:p>
+    <w:p>
+      <w:r>
+        <w:rPr>
+          <w:b/>
+        </w:rPr>
+        <w:t xml:space="preserve">Scopo: </w:t>
+      </w:r>
+      <w:r>
+        <w:t>Verifica con TESTAUTH se il programma è APF-authorized, in supervisor state o in system key.</w:t>
+      </w:r>
+    </w:p>
+    <w:p>
+      <w:r>
+        <w:rPr>
+          <w:b/>
+        </w:rPr>
+        <w:t xml:space="preserve">Valore di ritorno: </w:t>
+      </w:r>
+      <w:r>
+        <w:t>int — 1 se autorizzato, 0 altrimenti</w:t>
+      </w:r>
+    </w:p>
+    <w:p>
+      <w:r>
+        <w:rPr>
+          <w:b/>
+        </w:rPr>
+        <w:t xml:space="preserve">Note: </w:t>
+      </w:r>
+      <w:r>
+        <w:t>Nome esterno RSQAUTH. Insieme a r_admin_enter_supervisor/r_admin_leave_supervisor (MODESET MODE=SUP/PROB, RSQENSUP/RSQLVSUP) non è richiamata da smf80ext.</w:t>
+      </w:r>
+    </w:p>
+    <w:p/>
+    <w:p>
+      <w:pPr>
+        <w:pStyle w:val="Heading2"/>
+      </w:pPr>
+      <w:r>
         <w:t>getSez.c</w:t>
       </w:r>
     </w:p>
     <w:p>
       <w:r>
         <w:rPr>
+          <w:i/>
+        </w:rPr>
+        <w:t>Lettura delle descrizioni delle sezioni rilocabili dei record SMF 80.</w:t>
+      </w:r>
+    </w:p>
+    <w:p>
+      <w:pPr>
+        <w:pStyle w:val="Heading3"/>
+      </w:pPr>
+      <w:r>
+        <w:t>getSez()</w:t>
+      </w:r>
+    </w:p>
+    <w:p>
+      <w:r>
+        <w:rPr>
+          <w:rFonts w:ascii="Consolas" w:hAnsi="Consolas"/>
+          <w:i/>
+          <w:sz w:val="19"/>
+        </w:rPr>
+        <w:t>st_sm80_sez *getSez(char *filename, char *member)</w:t>
+      </w:r>
+    </w:p>
+    <w:p>
+      <w:r>
+        <w:rPr>
           <w:b/>
         </w:rPr>
+        <w:t xml:space="preserve">File: </w:t>
+      </w:r>
+      <w:r>
+        <w:t>getSez.c</w:t>
+      </w:r>
+    </w:p>
+    <w:p>
+      <w:r>
+        <w:rPr>
+          <w:b/>
+        </w:rPr>
         <w:t xml:space="preserve">Scopo: </w:t>
       </w:r>
       <w:r>
-        <w:t>Accoda un nuovo nodo sezione, mantenendo l'ordine di lettura, in fondo alla linked list globale root_sez.</w:t>
+        <w:t>Legge il membro PDS (tipicamente SM80REL) con numero e descrizione di ciascuna sezione rilocabile, costruendo la relativa linked list usata per arricchire il dump esadecimale (smf80dmp) con la descrizione di ogni sezione trovata.</w:t>
       </w:r>
     </w:p>
     <w:p>
@@ -10834,7 +10856,7 @@
           </w:tcPr>
           <w:p>
             <w:r>
-              <w:t>numb</w:t>
+              <w:t>filename</w:t>
             </w:r>
           </w:p>
         </w:tc>
@@ -10844,7 +10866,7 @@
           </w:tcPr>
           <w:p>
             <w:r>
-              <w:t>numero della sezione rilocabile</w:t>
+              <w:t>DD o path del PDS di controllo</w:t>
             </w:r>
           </w:p>
         </w:tc>
@@ -10856,7 +10878,7 @@
           </w:tcPr>
           <w:p>
             <w:r>
-              <w:t>desc</w:t>
+              <w:t>member</w:t>
             </w:r>
           </w:p>
         </w:tc>
@@ -10866,7 +10888,7 @@
           </w:tcPr>
           <w:p>
             <w:r>
-              <w:t>descrizione della sezione</w:t>
+              <w:t>nome del membro da leggere ("SM80REL")</w:t>
             </w:r>
           </w:p>
         </w:tc>
@@ -10880,7 +10902,7 @@
         <w:t xml:space="preserve">Valore di ritorno: </w:t>
       </w:r>
       <w:r>
-        <w:t>void</w:t>
+        <w:t>st_sm80_sez* — radice della linked list delle sezioni</w:t>
       </w:r>
     </w:p>
     <w:p>
@@ -10891,32 +10913,16 @@
         <w:t xml:space="preserve">Note: </w:t>
       </w:r>
       <w:r>
-        <w:t>Funzione di supporto interna a getSez; la lista risultante è ordinata per numero crescente (il file di input è atteso ordinato), sfruttato da findsez per uscire anticipatamente dalla ricerca.</w:t>
+        <w:t>Termina il programma (exit(4)) se il file non può essere aperto.</w:t>
       </w:r>
     </w:p>
     <w:p/>
-    <w:p>
-      <w:pPr>
-        <w:pStyle w:val="Heading2"/>
-      </w:pPr>
-      <w:r>
-        <w:t>makeargv.c</w:t>
-      </w:r>
-    </w:p>
-    <w:p>
-      <w:r>
-        <w:rPr>
-          <w:i/>
-        </w:rPr>
-        <w:t>Tokenizzazione di una stringa con spazio come separatore.</w:t>
-      </w:r>
-    </w:p>
     <w:p>
       <w:pPr>
         <w:pStyle w:val="Heading3"/>
       </w:pPr>
       <w:r>
-        <w:t>makeargv()</w:t>
+        <w:t>push_sez()</w:t>
       </w:r>
     </w:p>
     <w:p>
@@ -10926,7 +10932,7 @@
           <w:i/>
           <w:sz w:val="19"/>
         </w:rPr>
-        <w:t>int makeargv(char *string, char *argv[], int argvsize, int max_argc)</w:t>
+        <w:t>void push_sez(const int numb, char *desc)</w:t>
       </w:r>
     </w:p>
     <w:p>
@@ -10937,7 +10943,7 @@
         <w:t xml:space="preserve">File: </w:t>
       </w:r>
       <w:r>
-        <w:t>makeargv.c</w:t>
+        <w:t>getSez.c</w:t>
       </w:r>
     </w:p>
     <w:p>
@@ -10948,7 +10954,7 @@
         <w:t xml:space="preserve">Scopo: </w:t>
       </w:r>
       <w:r>
-        <w:t>Suddivide la stringa in token separati da blank, popolando l'array argv. Se max_argc è diverso da 0, i primi (max_argc-1) token sono estratti singolarmente e l'ultimo token contiene il resto della stringa non ancora tokenizzata (utile per estrarre 'caratteristica operatore &lt;resto della lista valori&gt;').</w:t>
+        <w:t>Accoda un nuovo nodo sezione, mantenendo l'ordine di lettura, in fondo alla linked list globale root_sez.</w:t>
       </w:r>
     </w:p>
     <w:p>
@@ -11009,7 +11015,7 @@
           </w:tcPr>
           <w:p>
             <w:r>
-              <w:t>string</w:t>
+              <w:t>numb</w:t>
             </w:r>
           </w:p>
         </w:tc>
@@ -11019,7 +11025,7 @@
           </w:tcPr>
           <w:p>
             <w:r>
-              <w:t>stringa da tokenizzare (modificata in place: gli spazi separatori diventano '\0')</w:t>
+              <w:t>numero della sezione rilocabile</w:t>
             </w:r>
           </w:p>
         </w:tc>
@@ -11031,7 +11037,7 @@
           </w:tcPr>
           <w:p>
             <w:r>
-              <w:t>argv</w:t>
+              <w:t>desc</w:t>
             </w:r>
           </w:p>
         </w:tc>
@@ -11041,51 +11047,7 @@
           </w:tcPr>
           <w:p>
             <w:r>
-              <w:t>array di puntatori di output, un elemento per token</w:t>
-            </w:r>
-          </w:p>
-        </w:tc>
-      </w:tr>
-      <w:tr>
-        <w:tc>
-          <w:tcPr>
-            <w:tcW w:type="dxa" w:w="1984"/>
-          </w:tcPr>
-          <w:p>
-            <w:r>
-              <w:t>argvsize</w:t>
-            </w:r>
-          </w:p>
-        </w:tc>
-        <w:tc>
-          <w:tcPr>
-            <w:tcW w:type="dxa" w:w="7087"/>
-          </w:tcPr>
-          <w:p>
-            <w:r>
-              <w:t>dimensione massima dell'array argv</w:t>
-            </w:r>
-          </w:p>
-        </w:tc>
-      </w:tr>
-      <w:tr>
-        <w:tc>
-          <w:tcPr>
-            <w:tcW w:type="dxa" w:w="1984"/>
-          </w:tcPr>
-          <w:p>
-            <w:r>
-              <w:t>max_argc</w:t>
-            </w:r>
-          </w:p>
-        </w:tc>
-        <w:tc>
-          <w:tcPr>
-            <w:tcW w:type="dxa" w:w="7087"/>
-          </w:tcPr>
-          <w:p>
-            <w:r>
-              <w:t>numero di token oltre i quali il resto viene considerato un unico token (0 = nessun limite)</w:t>
+              <w:t>descrizione della sezione</w:t>
             </w:r>
           </w:p>
         </w:tc>
@@ -11099,7 +11061,18 @@
         <w:t xml:space="preserve">Valore di ritorno: </w:t>
       </w:r>
       <w:r>
-        <w:t>int — numero di token estratti (argc)</w:t>
+        <w:t>void</w:t>
+      </w:r>
+    </w:p>
+    <w:p>
+      <w:r>
+        <w:rPr>
+          <w:b/>
+        </w:rPr>
+        <w:t xml:space="preserve">Note: </w:t>
+      </w:r>
+      <w:r>
+        <w:t>Funzione di supporto interna a getSez; la lista risultante è ordinata per numero crescente (il file di input è atteso ordinato), sfruttato da findsez per uscire anticipatamente dalla ricerca.</w:t>
       </w:r>
     </w:p>
     <w:p/>
@@ -11108,7 +11081,7 @@
         <w:pStyle w:val="Heading2"/>
       </w:pPr>
       <w:r>
-        <w:t>crfilter.c</w:t>
+        <w:t>makeargv.c</w:t>
       </w:r>
     </w:p>
     <w:p>
@@ -11116,7 +11089,7 @@
         <w:rPr>
           <w:i/>
         </w:rPr>
-        <w:t>Costruttore della linked list dei filtri collegati a un parametro.</w:t>
+        <w:t>Tokenizzazione di una stringa con spazio come separatore.</w:t>
       </w:r>
     </w:p>
     <w:p>
@@ -11124,7 +11097,7 @@
         <w:pStyle w:val="Heading3"/>
       </w:pPr>
       <w:r>
-        <w:t>crfilter()</w:t>
+        <w:t>makeargv()</w:t>
       </w:r>
     </w:p>
     <w:p>
@@ -11134,7 +11107,7 @@
           <w:i/>
           <w:sz w:val="19"/>
         </w:rPr>
-        <w:t>list_filter *crfilter(uint32_t value, char *name, char *desc)</w:t>
+        <w:t>int makeargv(char *string, char *argv[], int argvsize, int max_argc)</w:t>
       </w:r>
     </w:p>
     <w:p>
@@ -11145,7 +11118,7 @@
         <w:t xml:space="preserve">File: </w:t>
       </w:r>
       <w:r>
-        <w:t>crfilter.c</w:t>
+        <w:t>makeargv.c</w:t>
       </w:r>
     </w:p>
     <w:p>
@@ -11156,7 +11129,7 @@
         <w:t xml:space="preserve">Scopo: </w:t>
       </w:r>
       <w:r>
-        <w:t>Alloca e popola un nodo filtro (valore numerico opzionale, nome testuale, descrizione opzionale) da agganciare alla lista dei filtri di un parametro.</w:t>
+        <w:t>Suddivide la stringa in token separati da blank, popolando l'array argv. Se max_argc è diverso da 0, i primi (max_argc-1) token sono estratti singolarmente e l'ultimo token contiene il resto della stringa non ancora tokenizzata (utile per estrarre 'caratteristica operatore &lt;resto della lista valori&gt;').</w:t>
       </w:r>
     </w:p>
     <w:p>
@@ -11217,7 +11190,7 @@
           </w:tcPr>
           <w:p>
             <w:r>
-              <w:t>value</w:t>
+              <w:t>string</w:t>
             </w:r>
           </w:p>
         </w:tc>
@@ -11227,7 +11200,7 @@
           </w:tcPr>
           <w:p>
             <w:r>
-              <w:t>valore numerico del filtro (se applicabile)</w:t>
+              <w:t>stringa da tokenizzare (modificata in place: gli spazi separatori diventano '\0')</w:t>
             </w:r>
           </w:p>
         </w:tc>
@@ -11239,7 +11212,7 @@
           </w:tcPr>
           <w:p>
             <w:r>
-              <w:t>name</w:t>
+              <w:t>argv</w:t>
             </w:r>
           </w:p>
         </w:tc>
@@ -11249,7 +11222,7 @@
           </w:tcPr>
           <w:p>
             <w:r>
-              <w:t>valore testuale del filtro come fornito da input</w:t>
+              <w:t>array di puntatori di output, un elemento per token</w:t>
             </w:r>
           </w:p>
         </w:tc>
@@ -11261,7 +11234,7 @@
           </w:tcPr>
           <w:p>
             <w:r>
-              <w:t>desc</w:t>
+              <w:t>argvsize</w:t>
             </w:r>
           </w:p>
         </w:tc>
@@ -11271,7 +11244,29 @@
           </w:tcPr>
           <w:p>
             <w:r>
-              <w:t>descrizione opzionale (NULL se non ancora nota, valorizzata poi da chkparm)</w:t>
+              <w:t>dimensione massima dell'array argv</w:t>
+            </w:r>
+          </w:p>
+        </w:tc>
+      </w:tr>
+      <w:tr>
+        <w:tc>
+          <w:tcPr>
+            <w:tcW w:type="dxa" w:w="1984"/>
+          </w:tcPr>
+          <w:p>
+            <w:r>
+              <w:t>max_argc</w:t>
+            </w:r>
+          </w:p>
+        </w:tc>
+        <w:tc>
+          <w:tcPr>
+            <w:tcW w:type="dxa" w:w="7087"/>
+          </w:tcPr>
+          <w:p>
+            <w:r>
+              <w:t>numero di token oltre i quali il resto viene considerato un unico token (0 = nessun limite)</w:t>
             </w:r>
           </w:p>
         </w:tc>
@@ -11285,7 +11280,7 @@
         <w:t xml:space="preserve">Valore di ritorno: </w:t>
       </w:r>
       <w:r>
-        <w:t>list_filter* — puntatore al nuovo nodo (next = NULL)</w:t>
+        <w:t>int — numero di token estratti (argc)</w:t>
       </w:r>
     </w:p>
     <w:p/>
@@ -11294,7 +11289,7 @@
         <w:pStyle w:val="Heading2"/>
       </w:pPr>
       <w:r>
-        <w:t>crparm.c</w:t>
+        <w:t>crfilter.c</w:t>
       </w:r>
     </w:p>
     <w:p>
@@ -11302,7 +11297,7 @@
         <w:rPr>
           <w:i/>
         </w:rPr>
-        <w:t>Costruttore della linked list dei parametri di input, e relativa ricerca.</w:t>
+        <w:t>Costruttore della linked list dei filtri collegati a un parametro.</w:t>
       </w:r>
     </w:p>
     <w:p>
@@ -11310,7 +11305,7 @@
         <w:pStyle w:val="Heading3"/>
       </w:pPr>
       <w:r>
-        <w:t>crparm()</w:t>
+        <w:t>crfilter()</w:t>
       </w:r>
     </w:p>
     <w:p>
@@ -11320,7 +11315,7 @@
           <w:i/>
           <w:sz w:val="19"/>
         </w:rPr>
-        <w:t>list_parameter *crparm(char *name, int num, char *oper, uint8_t opnum, char *desc)</w:t>
+        <w:t>list_filter *crfilter(uint32_t value, char *name, char *desc)</w:t>
       </w:r>
     </w:p>
     <w:p>
@@ -11331,7 +11326,7 @@
         <w:t xml:space="preserve">File: </w:t>
       </w:r>
       <w:r>
-        <w:t>crparm.c</w:t>
+        <w:t>crfilter.c</w:t>
       </w:r>
     </w:p>
     <w:p>
@@ -11342,7 +11337,7 @@
         <w:t xml:space="preserve">Scopo: </w:t>
       </w:r>
       <w:r>
-        <w:t>Alloca e popola un nodo parametro (caratteristica) con nome, codice interno, operatore testuale/numerico e tipo di filtro associato (da tabella l_parm_num).</w:t>
+        <w:t>Alloca e popola un nodo filtro (valore numerico opzionale, nome testuale, descrizione opzionale) da agganciare alla lista dei filtri di un parametro.</w:t>
       </w:r>
     </w:p>
     <w:p>
@@ -11403,7 +11398,7 @@
           </w:tcPr>
           <w:p>
             <w:r>
-              <w:t>name</w:t>
+              <w:t>value</w:t>
             </w:r>
           </w:p>
         </w:tc>
@@ -11413,7 +11408,7 @@
           </w:tcPr>
           <w:p>
             <w:r>
-              <w:t>nome della caratteristica (es. EVENT, CLASS...)</w:t>
+              <w:t>valore numerico del filtro (se applicabile)</w:t>
             </w:r>
           </w:p>
         </w:tc>
@@ -11425,7 +11420,7 @@
           </w:tcPr>
           <w:p>
             <w:r>
-              <w:t>num</w:t>
+              <w:t>name</w:t>
             </w:r>
           </w:p>
         </w:tc>
@@ -11435,7 +11430,7 @@
           </w:tcPr>
           <w:p>
             <w:r>
-              <w:t>codice interno posizionale della caratteristica</w:t>
+              <w:t>valore testuale del filtro come fornito da input</w:t>
             </w:r>
           </w:p>
         </w:tc>
@@ -11447,7 +11442,7 @@
           </w:tcPr>
           <w:p>
             <w:r>
-              <w:t>oper</w:t>
+              <w:t>desc</w:t>
             </w:r>
           </w:p>
         </w:tc>
@@ -11457,51 +11452,7 @@
           </w:tcPr>
           <w:p>
             <w:r>
-              <w:t>operatore testuale (=, &lt;&gt;, ABR)</w:t>
-            </w:r>
-          </w:p>
-        </w:tc>
-      </w:tr>
-      <w:tr>
-        <w:tc>
-          <w:tcPr>
-            <w:tcW w:type="dxa" w:w="1984"/>
-          </w:tcPr>
-          <w:p>
-            <w:r>
-              <w:t>opnum</w:t>
-            </w:r>
-          </w:p>
-        </w:tc>
-        <w:tc>
-          <w:tcPr>
-            <w:tcW w:type="dxa" w:w="7087"/>
-          </w:tcPr>
-          <w:p>
-            <w:r>
-              <w:t>codice interno dell'operatore</w:t>
-            </w:r>
-          </w:p>
-        </w:tc>
-      </w:tr>
-      <w:tr>
-        <w:tc>
-          <w:tcPr>
-            <w:tcW w:type="dxa" w:w="1984"/>
-          </w:tcPr>
-          <w:p>
-            <w:r>
-              <w:t>desc</w:t>
-            </w:r>
-          </w:p>
-        </w:tc>
-        <w:tc>
-          <w:tcPr>
-            <w:tcW w:type="dxa" w:w="7087"/>
-          </w:tcPr>
-          <w:p>
-            <w:r>
-              <w:t>descrizione opzionale</w:t>
+              <w:t>descrizione opzionale (NULL se non ancora nota, valorizzata poi da chkparm)</w:t>
             </w:r>
           </w:p>
         </w:tc>
@@ -11515,16 +11466,32 @@
         <w:t xml:space="preserve">Valore di ritorno: </w:t>
       </w:r>
       <w:r>
-        <w:t>list_parameter* — puntatore al nuovo nodo (param_filter = NULL, next = NULL)</w:t>
+        <w:t>list_filter* — puntatore al nuovo nodo (next = NULL)</w:t>
       </w:r>
     </w:p>
     <w:p/>
+    <w:p>
+      <w:pPr>
+        <w:pStyle w:val="Heading2"/>
+      </w:pPr>
+      <w:r>
+        <w:t>crparm.c</w:t>
+      </w:r>
+    </w:p>
+    <w:p>
+      <w:r>
+        <w:rPr>
+          <w:i/>
+        </w:rPr>
+        <w:t>Costruttore della linked list dei parametri di input, e relativa ricerca.</w:t>
+      </w:r>
+    </w:p>
     <w:p>
       <w:pPr>
         <w:pStyle w:val="Heading3"/>
       </w:pPr>
       <w:r>
-        <w:t>findparm()</w:t>
+        <w:t>crparm()</w:t>
       </w:r>
     </w:p>
     <w:p>
@@ -11534,7 +11501,7 @@
           <w:i/>
           <w:sz w:val="19"/>
         </w:rPr>
-        <w:t>list_parameter *findparm(char *name, uint8_t num, list_parameter *root_parameter)</w:t>
+        <w:t>list_parameter *crparm(char *name, int num, char *oper, uint8_t opnum, char *desc)</w:t>
       </w:r>
     </w:p>
     <w:p>
@@ -11556,7 +11523,7 @@
         <w:t xml:space="preserve">Scopo: </w:t>
       </w:r>
       <w:r>
-        <w:t>Cerca nella linked list dei parametri il nodo con nome o numero corrispondente.</w:t>
+        <w:t>Alloca e popola un nodo parametro (caratteristica) con nome, codice interno, operatore testuale/numerico e tipo di filtro associato (da tabella l_parm_num).</w:t>
       </w:r>
     </w:p>
     <w:p>
@@ -11627,7 +11594,7 @@
           </w:tcPr>
           <w:p>
             <w:r>
-              <w:t>nome da cercare (se non NULL, la ricerca è per nome)</w:t>
+              <w:t>nome della caratteristica (es. EVENT, CLASS...)</w:t>
             </w:r>
           </w:p>
         </w:tc>
@@ -11649,7 +11616,7 @@
           </w:tcPr>
           <w:p>
             <w:r>
-              <w:t>codice numerico da cercare (usato se name è NULL)</w:t>
+              <w:t>codice interno posizionale della caratteristica</w:t>
             </w:r>
           </w:p>
         </w:tc>
@@ -11661,7 +11628,7 @@
           </w:tcPr>
           <w:p>
             <w:r>
-              <w:t>root_parameter</w:t>
+              <w:t>oper</w:t>
             </w:r>
           </w:p>
         </w:tc>
@@ -11671,7 +11638,51 @@
           </w:tcPr>
           <w:p>
             <w:r>
-              <w:t>radice della lista da scorrere</w:t>
+              <w:t>operatore testuale (=, &lt;&gt;, ABR)</w:t>
+            </w:r>
+          </w:p>
+        </w:tc>
+      </w:tr>
+      <w:tr>
+        <w:tc>
+          <w:tcPr>
+            <w:tcW w:type="dxa" w:w="1984"/>
+          </w:tcPr>
+          <w:p>
+            <w:r>
+              <w:t>opnum</w:t>
+            </w:r>
+          </w:p>
+        </w:tc>
+        <w:tc>
+          <w:tcPr>
+            <w:tcW w:type="dxa" w:w="7087"/>
+          </w:tcPr>
+          <w:p>
+            <w:r>
+              <w:t>codice interno dell'operatore</w:t>
+            </w:r>
+          </w:p>
+        </w:tc>
+      </w:tr>
+      <w:tr>
+        <w:tc>
+          <w:tcPr>
+            <w:tcW w:type="dxa" w:w="1984"/>
+          </w:tcPr>
+          <w:p>
+            <w:r>
+              <w:t>desc</w:t>
+            </w:r>
+          </w:p>
+        </w:tc>
+        <w:tc>
+          <w:tcPr>
+            <w:tcW w:type="dxa" w:w="7087"/>
+          </w:tcPr>
+          <w:p>
+            <w:r>
+              <w:t>descrizione opzionale</w:t>
             </w:r>
           </w:p>
         </w:tc>
@@ -11685,43 +11696,16 @@
         <w:t xml:space="preserve">Valore di ritorno: </w:t>
       </w:r>
       <w:r>
-        <w:t>list_parameter* — nodo trovato, o NULL</w:t>
-      </w:r>
-    </w:p>
-    <w:p>
-      <w:r>
-        <w:rPr>
-          <w:b/>
-        </w:rPr>
-        <w:t xml:space="preserve">Note: </w:t>
-      </w:r>
-      <w:r>
-        <w:t>⚠ Il ciclo while non avanza il puntatore p quando la condizione di ricerca non è soddisfatta: la funzione non è attualmente richiamata da alcun altro modulo del progetto.</w:t>
+        <w:t>list_parameter* — puntatore al nuovo nodo (param_filter = NULL, next = NULL)</w:t>
       </w:r>
     </w:p>
     <w:p/>
-    <w:p>
-      <w:pPr>
-        <w:pStyle w:val="Heading2"/>
-      </w:pPr>
-      <w:r>
-        <w:t>getlrow.c</w:t>
-      </w:r>
-    </w:p>
-    <w:p>
-      <w:r>
-        <w:rPr>
-          <w:i/>
-        </w:rPr>
-        <w:t>Ricostruzione di una riga logica di parametri, concatenando le righe continuate con '+'.</w:t>
-      </w:r>
-    </w:p>
     <w:p>
       <w:pPr>
         <w:pStyle w:val="Heading3"/>
       </w:pPr>
       <w:r>
-        <w:t>getlrow()</w:t>
+        <w:t>findparm()</w:t>
       </w:r>
     </w:p>
     <w:p>
@@ -11731,7 +11715,7 @@
           <w:i/>
           <w:sz w:val="19"/>
         </w:rPr>
-        <w:t>char *getlrow(char *buff, FILE *parm)</w:t>
+        <w:t>list_parameter *findparm(char *name, uint8_t num, list_parameter *root_parameter)</w:t>
       </w:r>
     </w:p>
     <w:p>
@@ -11742,7 +11726,7 @@
         <w:t xml:space="preserve">File: </w:t>
       </w:r>
       <w:r>
-        <w:t>getlrow.c</w:t>
+        <w:t>crparm.c</w:t>
       </w:r>
     </w:p>
     <w:p>
@@ -11753,7 +11737,7 @@
         <w:t xml:space="preserve">Scopo: </w:t>
       </w:r>
       <w:r>
-        <w:t>Legge una riga fisica dal file dei parametri; se termina (spazi esclusi) con il carattere '+', continua a leggere e concatenare le righe successive (ignorando quelle che iniziano per '*', considerate commento) finché non trova una riga che non richiede continuazione. Segnala l'EOF restituendo una stringa vuota.</w:t>
+        <w:t>Cerca nella linked list dei parametri il nodo con nome o numero corrispondente.</w:t>
       </w:r>
     </w:p>
     <w:p>
@@ -11814,7 +11798,7 @@
           </w:tcPr>
           <w:p>
             <w:r>
-              <w:t>buff</w:t>
+              <w:t>name</w:t>
             </w:r>
           </w:p>
         </w:tc>
@@ -11824,7 +11808,7 @@
           </w:tcPr>
           <w:p>
             <w:r>
-              <w:t>buffer riallocabile in cui viene restituita la riga logica completa</w:t>
+              <w:t>nome da cercare (se non NULL, la ricerca è per nome)</w:t>
             </w:r>
           </w:p>
         </w:tc>
@@ -11836,7 +11820,7 @@
           </w:tcPr>
           <w:p>
             <w:r>
-              <w:t>parm</w:t>
+              <w:t>num</w:t>
             </w:r>
           </w:p>
         </w:tc>
@@ -11846,7 +11830,29 @@
           </w:tcPr>
           <w:p>
             <w:r>
-              <w:t>file handle del file dei parametri (DD:UTIPARM)</w:t>
+              <w:t>codice numerico da cercare (usato se name è NULL)</w:t>
+            </w:r>
+          </w:p>
+        </w:tc>
+      </w:tr>
+      <w:tr>
+        <w:tc>
+          <w:tcPr>
+            <w:tcW w:type="dxa" w:w="1984"/>
+          </w:tcPr>
+          <w:p>
+            <w:r>
+              <w:t>root_parameter</w:t>
+            </w:r>
+          </w:p>
+        </w:tc>
+        <w:tc>
+          <w:tcPr>
+            <w:tcW w:type="dxa" w:w="7087"/>
+          </w:tcPr>
+          <w:p>
+            <w:r>
+              <w:t>radice della lista da scorrere</w:t>
             </w:r>
           </w:p>
         </w:tc>
@@ -11860,7 +11866,7 @@
         <w:t xml:space="preserve">Valore di ritorno: </w:t>
       </w:r>
       <w:r>
-        <w:t>char* — buff riallocato con la riga logica (stringa vuota a EOF)</w:t>
+        <w:t>list_parameter* — nodo trovato, o NULL</w:t>
       </w:r>
     </w:p>
     <w:p>
@@ -11871,16 +11877,32 @@
         <w:t xml:space="preserve">Note: </w:t>
       </w:r>
       <w:r>
-        <w:t>Termina il programma (exit(8)) se viene richiesta una continuazione ma si incontra EOF prima di trovarla.</w:t>
+        <w:t>⚠ Il ciclo while non avanza il puntatore p quando la condizione di ricerca non è soddisfatta: la funzione non è attualmente richiamata da alcun altro modulo del progetto.</w:t>
       </w:r>
     </w:p>
     <w:p/>
+    <w:p>
+      <w:pPr>
+        <w:pStyle w:val="Heading2"/>
+      </w:pPr>
+      <w:r>
+        <w:t>getlrow.c</w:t>
+      </w:r>
+    </w:p>
+    <w:p>
+      <w:r>
+        <w:rPr>
+          <w:i/>
+        </w:rPr>
+        <w:t>Ricostruzione di una riga logica di parametri, concatenando le righe continuate con '+'.</w:t>
+      </w:r>
+    </w:p>
     <w:p>
       <w:pPr>
         <w:pStyle w:val="Heading3"/>
       </w:pPr>
       <w:r>
-        <w:t>continua()</w:t>
+        <w:t>getlrow()</w:t>
       </w:r>
     </w:p>
     <w:p>
@@ -11890,7 +11912,7 @@
           <w:i/>
           <w:sz w:val="19"/>
         </w:rPr>
-        <w:t>static int continua(char *str)</w:t>
+        <w:t>char *getlrow(char *buff, FILE *parm)</w:t>
       </w:r>
     </w:p>
     <w:p>
@@ -11912,7 +11934,7 @@
         <w:t xml:space="preserve">Scopo: </w:t>
       </w:r>
       <w:r>
-        <w:t>Verifica se la riga richiede continuazione: scandisce la stringa dalla fine ignorando gli spazi, e se trova '+' lo azzera (troncando la riga) e segnala continuazione.</w:t>
+        <w:t>Legge una riga fisica dal file dei parametri; se termina (spazi esclusi) con il carattere '+', continua a leggere e concatenare le righe successive (ignorando quelle che iniziano per '*', considerate commento) finché non trova una riga che non richiede continuazione. Segnala l'EOF restituendo una stringa vuota.</w:t>
       </w:r>
     </w:p>
     <w:p>
@@ -11973,7 +11995,7 @@
           </w:tcPr>
           <w:p>
             <w:r>
-              <w:t>str</w:t>
+              <w:t>buff</w:t>
             </w:r>
           </w:p>
         </w:tc>
@@ -11983,7 +12005,29 @@
           </w:tcPr>
           <w:p>
             <w:r>
-              <w:t>riga da esaminare (modificata in place se termina con '+')</w:t>
+              <w:t>buffer riallocabile in cui viene restituita la riga logica completa</w:t>
+            </w:r>
+          </w:p>
+        </w:tc>
+      </w:tr>
+      <w:tr>
+        <w:tc>
+          <w:tcPr>
+            <w:tcW w:type="dxa" w:w="1984"/>
+          </w:tcPr>
+          <w:p>
+            <w:r>
+              <w:t>parm</w:t>
+            </w:r>
+          </w:p>
+        </w:tc>
+        <w:tc>
+          <w:tcPr>
+            <w:tcW w:type="dxa" w:w="7087"/>
+          </w:tcPr>
+          <w:p>
+            <w:r>
+              <w:t>file handle del file dei parametri (DD:UTIPARM)</w:t>
             </w:r>
           </w:p>
         </w:tc>
@@ -11997,7 +12041,7 @@
         <w:t xml:space="preserve">Valore di ritorno: </w:t>
       </w:r>
       <w:r>
-        <w:t>int — 1 se richiesta continuazione, 0 altrimenti</w:t>
+        <w:t>char* — buff riallocato con la riga logica (stringa vuota a EOF)</w:t>
       </w:r>
     </w:p>
     <w:p>
@@ -12008,32 +12052,16 @@
         <w:t xml:space="preserve">Note: </w:t>
       </w:r>
       <w:r>
-        <w:t>Funzione locale (static) a getlrow.c.</w:t>
+        <w:t>Termina il programma (exit(8)) se viene richiesta una continuazione ma si incontra EOF prima di trovarla.</w:t>
       </w:r>
     </w:p>
     <w:p/>
-    <w:p>
-      <w:pPr>
-        <w:pStyle w:val="Heading2"/>
-      </w:pPr>
-      <w:r>
-        <w:t>findevt.c</w:t>
-      </w:r>
-    </w:p>
-    <w:p>
-      <w:r>
-        <w:rPr>
-          <w:i/>
-        </w:rPr>
-        <w:t>Ricerca di un evento nella linked list per nome o per codice.</w:t>
-      </w:r>
-    </w:p>
     <w:p>
       <w:pPr>
         <w:pStyle w:val="Heading3"/>
       </w:pPr>
       <w:r>
-        <w:t>findevt()</w:t>
+        <w:t>continua()</w:t>
       </w:r>
     </w:p>
     <w:p>
@@ -12043,7 +12071,7 @@
           <w:i/>
           <w:sz w:val="19"/>
         </w:rPr>
-        <w:t>st_sm80_evt *findevt(const char *name, st_sm80_evt *root_evt)</w:t>
+        <w:t>static int continua(char *str)</w:t>
       </w:r>
     </w:p>
     <w:p>
@@ -12054,7 +12082,7 @@
         <w:t xml:space="preserve">File: </w:t>
       </w:r>
       <w:r>
-        <w:t>findevt.c</w:t>
+        <w:t>getlrow.c</w:t>
       </w:r>
     </w:p>
     <w:p>
@@ -12065,7 +12093,7 @@
         <w:t xml:space="preserve">Scopo: </w:t>
       </w:r>
       <w:r>
-        <w:t>Scorre la linked list degli eventi cercando quello con nome corrispondente.</w:t>
+        <w:t>Verifica se la riga richiede continuazione: scandisce la stringa dalla fine ignorando gli spazi, e se trova '+' lo azzera (troncando la riga) e segnala continuazione.</w:t>
       </w:r>
     </w:p>
     <w:p>
@@ -12126,7 +12154,7 @@
           </w:tcPr>
           <w:p>
             <w:r>
-              <w:t>name</w:t>
+              <w:t>str</w:t>
             </w:r>
           </w:p>
         </w:tc>
@@ -12136,29 +12164,7 @@
           </w:tcPr>
           <w:p>
             <w:r>
-              <w:t>nome evento da cercare</w:t>
-            </w:r>
-          </w:p>
-        </w:tc>
-      </w:tr>
-      <w:tr>
-        <w:tc>
-          <w:tcPr>
-            <w:tcW w:type="dxa" w:w="1984"/>
-          </w:tcPr>
-          <w:p>
-            <w:r>
-              <w:t>root_evt</w:t>
-            </w:r>
-          </w:p>
-        </w:tc>
-        <w:tc>
-          <w:tcPr>
-            <w:tcW w:type="dxa" w:w="7087"/>
-          </w:tcPr>
-          <w:p>
-            <w:r>
-              <w:t>radice della linked list eventi</w:t>
+              <w:t>riga da esaminare (modificata in place se termina con '+')</w:t>
             </w:r>
           </w:p>
         </w:tc>
@@ -12172,7 +12178,7 @@
         <w:t xml:space="preserve">Valore di ritorno: </w:t>
       </w:r>
       <w:r>
-        <w:t>st_sm80_evt* — nodo trovato, o NULL</w:t>
+        <w:t>int — 1 se richiesta continuazione, 0 altrimenti</w:t>
       </w:r>
     </w:p>
     <w:p>
@@ -12183,16 +12189,32 @@
         <w:t xml:space="preserve">Note: </w:t>
       </w:r>
       <w:r>
-        <w:t>Usata da chkparm per validare i valori richiesti nel filtro EVENT.</w:t>
+        <w:t>Funzione locale (static) a getlrow.c.</w:t>
       </w:r>
     </w:p>
     <w:p/>
+    <w:p>
+      <w:pPr>
+        <w:pStyle w:val="Heading2"/>
+      </w:pPr>
+      <w:r>
+        <w:t>findevt.c</w:t>
+      </w:r>
+    </w:p>
+    <w:p>
+      <w:r>
+        <w:rPr>
+          <w:i/>
+        </w:rPr>
+        <w:t>Ricerca di un evento nella linked list per nome o per codice.</w:t>
+      </w:r>
+    </w:p>
     <w:p>
       <w:pPr>
         <w:pStyle w:val="Heading3"/>
       </w:pPr>
       <w:r>
-        <w:t>findevtn()</w:t>
+        <w:t>findevt()</w:t>
       </w:r>
     </w:p>
     <w:p>
@@ -12202,7 +12224,7 @@
           <w:i/>
           <w:sz w:val="19"/>
         </w:rPr>
-        <w:t>st_sm80_evt *findevtn(uint8_t num_evt, st_sm80_evt *root_evt)</w:t>
+        <w:t>st_sm80_evt *findevt(const char *name, st_sm80_evt *root_evt)</w:t>
       </w:r>
     </w:p>
     <w:p>
@@ -12224,7 +12246,7 @@
         <w:t xml:space="preserve">Scopo: </w:t>
       </w:r>
       <w:r>
-        <w:t>Scorre la linked list degli eventi cercando quello con codice numerico corrispondente.</w:t>
+        <w:t>Scorre la linked list degli eventi cercando quello con nome corrispondente.</w:t>
       </w:r>
     </w:p>
     <w:p>
@@ -12285,7 +12307,7 @@
           </w:tcPr>
           <w:p>
             <w:r>
-              <w:t>num_evt</w:t>
+              <w:t>name</w:t>
             </w:r>
           </w:p>
         </w:tc>
@@ -12295,7 +12317,7 @@
           </w:tcPr>
           <w:p>
             <w:r>
-              <w:t>codice evento da cercare (SMF80EVT del record)</w:t>
+              <w:t>nome evento da cercare</w:t>
             </w:r>
           </w:p>
         </w:tc>
@@ -12342,32 +12364,16 @@
         <w:t xml:space="preserve">Note: </w:t>
       </w:r>
       <w:r>
-        <w:t>Usata dai programmi principali per risolvere il nome/descrizione dell'evento di ogni record letto.</w:t>
+        <w:t>Usata da chkparm per validare i valori richiesti nel filtro EVENT.</w:t>
       </w:r>
     </w:p>
     <w:p/>
-    <w:p>
-      <w:pPr>
-        <w:pStyle w:val="Heading2"/>
-      </w:pPr>
-      <w:r>
-        <w:t>gettrow.c</w:t>
-      </w:r>
-    </w:p>
-    <w:p>
-      <w:r>
-        <w:rPr>
-          <w:i/>
-        </w:rPr>
-        <w:t>Estrazione, da una riga logica, di caratteristica, operatore e linked list dei filtri richiesti.</w:t>
-      </w:r>
-    </w:p>
     <w:p>
       <w:pPr>
         <w:pStyle w:val="Heading3"/>
       </w:pPr>
       <w:r>
-        <w:t>gettrow()</w:t>
+        <w:t>findevtn()</w:t>
       </w:r>
     </w:p>
     <w:p>
@@ -12377,7 +12383,7 @@
           <w:i/>
           <w:sz w:val="19"/>
         </w:rPr>
-        <w:t>int gettrow(char *buff, runparm *p_param)</w:t>
+        <w:t>st_sm80_evt *findevtn(uint8_t num_evt, st_sm80_evt *root_evt)</w:t>
       </w:r>
     </w:p>
     <w:p>
@@ -12388,7 +12394,7 @@
         <w:t xml:space="preserve">File: </w:t>
       </w:r>
       <w:r>
-        <w:t>gettrow.c</w:t>
+        <w:t>findevt.c</w:t>
       </w:r>
     </w:p>
     <w:p>
@@ -12399,7 +12405,7 @@
         <w:t xml:space="preserve">Scopo: </w:t>
       </w:r>
       <w:r>
-        <w:t>Tokenizza la riga logica (già ricostruita da getlrow), valida il primo token (caratteristica) e il secondo (operatore) contro le tabelle ammesse in smf80sup.h, imposta i flag delle sezioni da ricercare per quella caratteristica (p_param-&gt;smf80sec_fl), crea o recupera il nodo parametro corrispondente (consentendo l'accodamento di ulteriori filtri se l'operatore coincide con quello già impostato) e aggiunge un nodo filtro per ciascun valore rimanente nella riga, verificandone la lunghezza massima ammessa.</w:t>
+        <w:t>Scorre la linked list degli eventi cercando quello con codice numerico corrispondente.</w:t>
       </w:r>
     </w:p>
     <w:p>
@@ -12460,7 +12466,7 @@
           </w:tcPr>
           <w:p>
             <w:r>
-              <w:t>buff</w:t>
+              <w:t>num_evt</w:t>
             </w:r>
           </w:p>
         </w:tc>
@@ -12470,7 +12476,7 @@
           </w:tcPr>
           <w:p>
             <w:r>
-              <w:t>riga logica dei criteri già concatenata</w:t>
+              <w:t>codice evento da cercare (SMF80EVT del record)</w:t>
             </w:r>
           </w:p>
         </w:tc>
@@ -12482,7 +12488,7 @@
           </w:tcPr>
           <w:p>
             <w:r>
-              <w:t>p_param</w:t>
+              <w:t>root_evt</w:t>
             </w:r>
           </w:p>
         </w:tc>
@@ -12492,7 +12498,7 @@
           </w:tcPr>
           <w:p>
             <w:r>
-              <w:t>struttura runparm in cui accumulare i parametri/filtri</w:t>
+              <w:t>radice della linked list eventi</w:t>
             </w:r>
           </w:p>
         </w:tc>
@@ -12506,7 +12512,7 @@
         <w:t xml:space="preserve">Valore di ritorno: </w:t>
       </w:r>
       <w:r>
-        <w:t>int — 0 ok, 4 riga vuota o commento (ignorata), 8 errore grave (caratteristica/operatore invalidi, elemento troppo lungo, operatore ABR su filtro numerico, o operatore incoerente con richiesta precedente)</w:t>
+        <w:t>st_sm80_evt* — nodo trovato, o NULL</w:t>
       </w:r>
     </w:p>
     <w:p>
@@ -12517,16 +12523,32 @@
         <w:t xml:space="preserve">Note: </w:t>
       </w:r>
       <w:r>
-        <w:t>Le righe vuote o di commento non causano l'arresto: il chiamante (getParm) tratta rc=4 come 0.</w:t>
+        <w:t>Usata dai programmi principali per risolvere il nome/descrizione dell'evento di ogni record letto.</w:t>
       </w:r>
     </w:p>
     <w:p/>
+    <w:p>
+      <w:pPr>
+        <w:pStyle w:val="Heading2"/>
+      </w:pPr>
+      <w:r>
+        <w:t>gettrow.c</w:t>
+      </w:r>
+    </w:p>
+    <w:p>
+      <w:r>
+        <w:rPr>
+          <w:i/>
+        </w:rPr>
+        <w:t>Estrazione, da una riga logica, di caratteristica, operatore e linked list dei filtri richiesti.</w:t>
+      </w:r>
+    </w:p>
     <w:p>
       <w:pPr>
         <w:pStyle w:val="Heading3"/>
       </w:pPr>
       <w:r>
-        <w:t>put_token()</w:t>
+        <w:t>gettrow()</w:t>
       </w:r>
     </w:p>
     <w:p>
@@ -12536,7 +12558,7 @@
           <w:i/>
           <w:sz w:val="19"/>
         </w:rPr>
-        <w:t>static void put_token(char *data, uint32_t num, char *desc, list_parameter *pf)</w:t>
+        <w:t>int gettrow(char *buff, runparm *p_param)</w:t>
       </w:r>
     </w:p>
     <w:p>
@@ -12558,7 +12580,7 @@
         <w:t xml:space="preserve">Scopo: </w:t>
       </w:r>
       <w:r>
-        <w:t>Crea un nodo filtro (tramite crfilter) e lo accoda alla lista dei filtri del parametro pf.</w:t>
+        <w:t>Tokenizza la riga logica (già ricostruita da getlrow), valida il primo token (caratteristica) e il secondo (operatore) contro le tabelle ammesse in smf80sup.h, imposta i flag delle sezioni da ricercare per quella caratteristica (p_param-&gt;smf80sec_fl), crea o recupera il nodo parametro corrispondente (consentendo l'accodamento di ulteriori filtri se l'operatore coincide con quello già impostato) e aggiunge un nodo filtro per ciascun valore rimanente nella riga, verificandone la lunghezza massima ammessa.</w:t>
       </w:r>
     </w:p>
     <w:p>
@@ -12619,7 +12641,7 @@
           </w:tcPr>
           <w:p>
             <w:r>
-              <w:t>data</w:t>
+              <w:t>buff</w:t>
             </w:r>
           </w:p>
         </w:tc>
@@ -12629,7 +12651,7 @@
           </w:tcPr>
           <w:p>
             <w:r>
-              <w:t>valore testuale del filtro</w:t>
+              <w:t>riga logica dei criteri già concatenata</w:t>
             </w:r>
           </w:p>
         </w:tc>
@@ -12641,7 +12663,7 @@
           </w:tcPr>
           <w:p>
             <w:r>
-              <w:t>num</w:t>
+              <w:t>p_param</w:t>
             </w:r>
           </w:p>
         </w:tc>
@@ -12651,51 +12673,7 @@
           </w:tcPr>
           <w:p>
             <w:r>
-              <w:t>valore numerico (0 in questa fase)</w:t>
-            </w:r>
-          </w:p>
-        </w:tc>
-      </w:tr>
-      <w:tr>
-        <w:tc>
-          <w:tcPr>
-            <w:tcW w:type="dxa" w:w="1984"/>
-          </w:tcPr>
-          <w:p>
-            <w:r>
-              <w:t>desc</w:t>
-            </w:r>
-          </w:p>
-        </w:tc>
-        <w:tc>
-          <w:tcPr>
-            <w:tcW w:type="dxa" w:w="7087"/>
-          </w:tcPr>
-          <w:p>
-            <w:r>
-              <w:t>descrizione (NULL in questa fase)</w:t>
-            </w:r>
-          </w:p>
-        </w:tc>
-      </w:tr>
-      <w:tr>
-        <w:tc>
-          <w:tcPr>
-            <w:tcW w:type="dxa" w:w="1984"/>
-          </w:tcPr>
-          <w:p>
-            <w:r>
-              <w:t>pf</w:t>
-            </w:r>
-          </w:p>
-        </w:tc>
-        <w:tc>
-          <w:tcPr>
-            <w:tcW w:type="dxa" w:w="7087"/>
-          </w:tcPr>
-          <w:p>
-            <w:r>
-              <w:t>nodo parametro a cui accodare il filtro</w:t>
+              <w:t>struttura runparm in cui accumulare i parametri/filtri</w:t>
             </w:r>
           </w:p>
         </w:tc>
@@ -12709,7 +12687,7 @@
         <w:t xml:space="preserve">Valore di ritorno: </w:t>
       </w:r>
       <w:r>
-        <w:t>void</w:t>
+        <w:t>int — 0 ok, 4 riga vuota o commento (ignorata), 8 errore grave (caratteristica/operatore invalidi, elemento troppo lungo, operatore ABR su filtro numerico, o operatore incoerente con richiesta precedente)</w:t>
       </w:r>
     </w:p>
     <w:p>
@@ -12720,32 +12698,16 @@
         <w:t xml:space="preserve">Note: </w:t>
       </w:r>
       <w:r>
-        <w:t>Funzione locale (static) a gettrow.c.</w:t>
+        <w:t>Le righe vuote o di commento non causano l'arresto: il chiamante (getParm) tratta rc=4 come 0.</w:t>
       </w:r>
     </w:p>
     <w:p/>
-    <w:p>
-      <w:pPr>
-        <w:pStyle w:val="Heading2"/>
-      </w:pPr>
-      <w:r>
-        <w:t>chkparm.c</w:t>
-      </w:r>
-    </w:p>
-    <w:p>
-      <w:r>
-        <w:rPr>
-          <w:i/>
-        </w:rPr>
-        <w:t>Controlli di validità logica sull'insieme dei parametri e filtri caricati.</w:t>
-      </w:r>
-    </w:p>
     <w:p>
       <w:pPr>
         <w:pStyle w:val="Heading3"/>
       </w:pPr>
       <w:r>
-        <w:t>chkparm()</w:t>
+        <w:t>put_token()</w:t>
       </w:r>
     </w:p>
     <w:p>
@@ -12755,7 +12717,7 @@
           <w:i/>
           <w:sz w:val="19"/>
         </w:rPr>
-        <w:t>int chkparm(runparm *p_param, st_sm80_cls *root_cls, st_sm80_evt *root_evt, char *fileCNTL)</w:t>
+        <w:t>static void put_token(char *data, uint32_t num, char *desc, list_parameter *pf)</w:t>
       </w:r>
     </w:p>
     <w:p>
@@ -12766,7 +12728,7 @@
         <w:t xml:space="preserve">File: </w:t>
       </w:r>
       <w:r>
-        <w:t>chkparm.c</w:t>
+        <w:t>gettrow.c</w:t>
       </w:r>
     </w:p>
     <w:p>
@@ -12777,7 +12739,7 @@
         <w:t xml:space="preserve">Scopo: </w:t>
       </w:r>
       <w:r>
-        <w:t>Esegue le verifiche incrociate tra le caratteristiche richieste, non verificabili in gettrow perché richiedono il quadro completo dei parametri: risoluzione e validazione dei valori EVENT contro la tabella eventi; RESULT richiede un solo EVENT abbinato e ne carica gli Event Qualifier validi (getEvq); DESCR/REASN/AUTH validati contro le tabelle costanti in smf80sup.h; CLASS validata contro le classi RACF caricate (rifiuta le grouping class, suggerendo la member class); USRJES ammessa solo abbinata a CLASS = JESSPOOL con operatore '='.</w:t>
+        <w:t>Crea un nodo filtro (tramite crfilter) e lo accoda alla lista dei filtri del parametro pf.</w:t>
       </w:r>
     </w:p>
     <w:p>
@@ -12838,7 +12800,7 @@
           </w:tcPr>
           <w:p>
             <w:r>
-              <w:t>p_param</w:t>
+              <w:t>data</w:t>
             </w:r>
           </w:p>
         </w:tc>
@@ -12848,7 +12810,7 @@
           </w:tcPr>
           <w:p>
             <w:r>
-              <w:t>struttura runparm con i parametri/filtri accumulati da gettrow</w:t>
+              <w:t>valore testuale del filtro</w:t>
             </w:r>
           </w:p>
         </w:tc>
@@ -12860,7 +12822,7 @@
           </w:tcPr>
           <w:p>
             <w:r>
-              <w:t>root_cls</w:t>
+              <w:t>num</w:t>
             </w:r>
           </w:p>
         </w:tc>
@@ -12870,7 +12832,7 @@
           </w:tcPr>
           <w:p>
             <w:r>
-              <w:t>linked list delle classi RACF (da get_CDT)</w:t>
+              <w:t>valore numerico (0 in questa fase)</w:t>
             </w:r>
           </w:p>
         </w:tc>
@@ -12882,7 +12844,7 @@
           </w:tcPr>
           <w:p>
             <w:r>
-              <w:t>root_evt</w:t>
+              <w:t>desc</w:t>
             </w:r>
           </w:p>
         </w:tc>
@@ -12892,7 +12854,7 @@
           </w:tcPr>
           <w:p>
             <w:r>
-              <w:t>linked list degli eventi (da getEvt)</w:t>
+              <w:t>descrizione (NULL in questa fase)</w:t>
             </w:r>
           </w:p>
         </w:tc>
@@ -12904,7 +12866,7 @@
           </w:tcPr>
           <w:p>
             <w:r>
-              <w:t>fileCNTL</w:t>
+              <w:t>pf</w:t>
             </w:r>
           </w:p>
         </w:tc>
@@ -12914,7 +12876,7 @@
           </w:tcPr>
           <w:p>
             <w:r>
-              <w:t>DD/path del PDS di controllo, usato per caricare gli Event Qualifier</w:t>
+              <w:t>nodo parametro a cui accodare il filtro</w:t>
             </w:r>
           </w:p>
         </w:tc>
@@ -12928,7 +12890,7 @@
         <w:t xml:space="preserve">Valore di ritorno: </w:t>
       </w:r>
       <w:r>
-        <w:t>int — max return code tra 0 (ok) e 8 (uno o più errori di validazione)</w:t>
+        <w:t>void</w:t>
       </w:r>
     </w:p>
     <w:p>
@@ -12939,7 +12901,7 @@
         <w:t xml:space="preserve">Note: </w:t>
       </w:r>
       <w:r>
-        <w:t>getParm considera l'elaborazione non proseguibile se il return code è diverso da 0.</w:t>
+        <w:t>Funzione locale (static) a gettrow.c.</w:t>
       </w:r>
     </w:p>
     <w:p/>
@@ -12948,7 +12910,7 @@
         <w:pStyle w:val="Heading2"/>
       </w:pPr>
       <w:r>
-        <w:t>getParm.c</w:t>
+        <w:t>chkparm.c</w:t>
       </w:r>
     </w:p>
     <w:p>
@@ -12956,7 +12918,7 @@
         <w:rPr>
           <w:i/>
         </w:rPr>
-        <w:t>Lettura e validazione completa del file dei parametri/criteri di estrazione.</w:t>
+        <w:t>Controlli di validità logica sull'insieme dei parametri e filtri caricati.</w:t>
       </w:r>
     </w:p>
     <w:p>
@@ -12964,7 +12926,7 @@
         <w:pStyle w:val="Heading3"/>
       </w:pPr>
       <w:r>
-        <w:t>getParm()</w:t>
+        <w:t>chkparm()</w:t>
       </w:r>
     </w:p>
     <w:p>
@@ -12974,7 +12936,7 @@
           <w:i/>
           <w:sz w:val="19"/>
         </w:rPr>
-        <w:t>runparm *getParm(char *filePARM, char *fileCNTL, st_sm80_evt *root_evt)</w:t>
+        <w:t>int chkparm(runparm *p_param, st_sm80_cls *root_cls, st_sm80_evt *root_evt, char *fileCNTL)</w:t>
       </w:r>
     </w:p>
     <w:p>
@@ -12985,7 +12947,7 @@
         <w:t xml:space="preserve">File: </w:t>
       </w:r>
       <w:r>
-        <w:t>getParm.c</w:t>
+        <w:t>chkparm.c</w:t>
       </w:r>
     </w:p>
     <w:p>
@@ -12996,7 +12958,7 @@
         <w:t xml:space="preserve">Scopo: </w:t>
       </w:r>
       <w:r>
-        <w:t>Funzione di alto livello che orchestra il caricamento dei criteri: apre DD:UTIPARM, carica le classi RACF leggendo la CDT (get_CDT), legge riga per riga con getlrow (gestendo concatenazioni), per ciascuna riga richiama gettrow per popolare la struttura runparm, quindi richiama chkparm per la validazione incrociata finale. Se il return code cumulativo è diverso da 0 termina il programma (exit). Se tutto è corretto, stampa il resoconto dei filtri effettivamente richiesti (stampa_filtri) e restituisce la struttura pronta per l'uso.</w:t>
+        <w:t>Esegue le verifiche incrociate tra le caratteristiche richieste, non verificabili in gettrow perché richiedono il quadro completo dei parametri: risoluzione e validazione dei valori EVENT contro la tabella eventi; RESULT richiede un solo EVENT abbinato e ne carica gli Event Qualifier validi (getEvq); DESCR/REASN/AUTH validati contro le tabelle costanti in smf80sup.h; CLASS validata contro le classi RACF caricate (rifiuta le grouping class, suggerendo la member class); USRJES ammessa solo abbinata a CLASS = JESSPOOL con operatore '='.</w:t>
       </w:r>
     </w:p>
     <w:p>
@@ -13057,7 +13019,7 @@
           </w:tcPr>
           <w:p>
             <w:r>
-              <w:t>filePARM</w:t>
+              <w:t>p_param</w:t>
             </w:r>
           </w:p>
         </w:tc>
@@ -13067,7 +13029,7 @@
           </w:tcPr>
           <w:p>
             <w:r>
-              <w:t>DD/path del file sequenziale con i criteri (DD:UTIPARM)</w:t>
+              <w:t>struttura runparm con i parametri/filtri accumulati da gettrow</w:t>
             </w:r>
           </w:p>
         </w:tc>
@@ -13079,7 +13041,7 @@
           </w:tcPr>
           <w:p>
             <w:r>
-              <w:t>fileCNTL</w:t>
+              <w:t>root_cls</w:t>
             </w:r>
           </w:p>
         </w:tc>
@@ -13089,7 +13051,7 @@
           </w:tcPr>
           <w:p>
             <w:r>
-              <w:t>DD/path del PDS di controllo (DD:UTICNTL)</w:t>
+              <w:t>linked list delle classi RACF (da get_CDT)</w:t>
             </w:r>
           </w:p>
         </w:tc>
@@ -13111,7 +13073,29 @@
           </w:tcPr>
           <w:p>
             <w:r>
-              <w:t>linked list degli eventi già caricata dal chiamante</w:t>
+              <w:t>linked list degli eventi (da getEvt)</w:t>
+            </w:r>
+          </w:p>
+        </w:tc>
+      </w:tr>
+      <w:tr>
+        <w:tc>
+          <w:tcPr>
+            <w:tcW w:type="dxa" w:w="1984"/>
+          </w:tcPr>
+          <w:p>
+            <w:r>
+              <w:t>fileCNTL</w:t>
+            </w:r>
+          </w:p>
+        </w:tc>
+        <w:tc>
+          <w:tcPr>
+            <w:tcW w:type="dxa" w:w="7087"/>
+          </w:tcPr>
+          <w:p>
+            <w:r>
+              <w:t>DD/path del PDS di controllo, usato per caricare gli Event Qualifier</w:t>
             </w:r>
           </w:p>
         </w:tc>
@@ -13125,7 +13109,7 @@
         <w:t xml:space="preserve">Valore di ritorno: </w:t>
       </w:r>
       <w:r>
-        <w:t>runparm* — struttura con i parametri e i flag delle sezioni da cercare, pronta per il filtro</w:t>
+        <w:t>int — max return code tra 0 (ok) e 8 (uno o più errori di validazione)</w:t>
       </w:r>
     </w:p>
     <w:p>
@@ -13136,16 +13120,32 @@
         <w:t xml:space="preserve">Note: </w:t>
       </w:r>
       <w:r>
-        <w:t>Punto di ingresso unico usato sia da smf80dmp.c sia da smf80ext.c.</w:t>
+        <w:t>getParm considera l'elaborazione non proseguibile se il return code è diverso da 0.</w:t>
       </w:r>
     </w:p>
     <w:p/>
+    <w:p>
+      <w:pPr>
+        <w:pStyle w:val="Heading2"/>
+      </w:pPr>
+      <w:r>
+        <w:t>getParm.c</w:t>
+      </w:r>
+    </w:p>
+    <w:p>
+      <w:r>
+        <w:rPr>
+          <w:i/>
+        </w:rPr>
+        <w:t>Lettura e validazione completa del file dei parametri/criteri di estrazione.</w:t>
+      </w:r>
+    </w:p>
     <w:p>
       <w:pPr>
         <w:pStyle w:val="Heading3"/>
       </w:pPr>
       <w:r>
-        <w:t>stampa_filtri()</w:t>
+        <w:t>getParm()</w:t>
       </w:r>
     </w:p>
     <w:p>
@@ -13155,7 +13155,7 @@
           <w:i/>
           <w:sz w:val="19"/>
         </w:rPr>
-        <w:t>void stampa_filtri(list_parameter *p_par, int num_car)</w:t>
+        <w:t>runparm *getParm(char *filePARM, char *fileCNTL, st_sm80_evt *root_evt)</w:t>
       </w:r>
     </w:p>
     <w:p>
@@ -13177,7 +13177,7 @@
         <w:t xml:space="preserve">Scopo: </w:t>
       </w:r>
       <w:r>
-        <w:t>Stampa un resoconto leggibile dei filtri caricati per una caratteristica: nome, operatore, e per ciascun valore il codice interno (se numerico) e la descrizione; per il filtro CLASS con operatore ABR, elenca anche tutte le classi RACF che iniziano con l'abbreviazione richiesta (escludendo le grouping class).</w:t>
+        <w:t>Funzione di alto livello che orchestra il caricamento dei criteri: apre DD:UTIPARM, carica le classi RACF leggendo la CDT (get_CDT), legge riga per riga con getlrow (gestendo concatenazioni), per ciascuna riga richiama gettrow per popolare la struttura runparm, quindi richiama chkparm per la validazione incrociata finale. Se il return code cumulativo è diverso da 0 termina il programma (exit). Se tutto è corretto, stampa il resoconto dei filtri effettivamente richiesti (stampa_filtri) e restituisce la struttura pronta per l'uso.</w:t>
       </w:r>
     </w:p>
     <w:p>
@@ -13238,7 +13238,7 @@
           </w:tcPr>
           <w:p>
             <w:r>
-              <w:t>p_par</w:t>
+              <w:t>filePARM</w:t>
             </w:r>
           </w:p>
         </w:tc>
@@ -13248,7 +13248,7 @@
           </w:tcPr>
           <w:p>
             <w:r>
-              <w:t>nodo parametro (caratteristica) da stampare</w:t>
+              <w:t>DD/path del file sequenziale con i criteri (DD:UTIPARM)</w:t>
             </w:r>
           </w:p>
         </w:tc>
@@ -13260,7 +13260,7 @@
           </w:tcPr>
           <w:p>
             <w:r>
-              <w:t>num_car</w:t>
+              <w:t>fileCNTL</w:t>
             </w:r>
           </w:p>
         </w:tc>
@@ -13270,7 +13270,29 @@
           </w:tcPr>
           <w:p>
             <w:r>
-              <w:t>posizione della caratteristica nell'array l_parm, per accedere alle tabelle correlate</w:t>
+              <w:t>DD/path del PDS di controllo (DD:UTICNTL)</w:t>
+            </w:r>
+          </w:p>
+        </w:tc>
+      </w:tr>
+      <w:tr>
+        <w:tc>
+          <w:tcPr>
+            <w:tcW w:type="dxa" w:w="1984"/>
+          </w:tcPr>
+          <w:p>
+            <w:r>
+              <w:t>root_evt</w:t>
+            </w:r>
+          </w:p>
+        </w:tc>
+        <w:tc>
+          <w:tcPr>
+            <w:tcW w:type="dxa" w:w="7087"/>
+          </w:tcPr>
+          <w:p>
+            <w:r>
+              <w:t>linked list degli eventi già caricata dal chiamante</w:t>
             </w:r>
           </w:p>
         </w:tc>
@@ -13284,7 +13306,7 @@
         <w:t xml:space="preserve">Valore di ritorno: </w:t>
       </w:r>
       <w:r>
-        <w:t>void</w:t>
+        <w:t>runparm* — struttura con i parametri e i flag delle sezioni da cercare, pronta per il filtro</w:t>
       </w:r>
     </w:p>
     <w:p>
@@ -13295,88 +13317,56 @@
         <w:t xml:space="preserve">Note: </w:t>
       </w:r>
       <w:r>
-        <w:t>Funzione locale (non extern) a getParm.c.</w:t>
+        <w:t>Punto di ingresso unico usato sia da smf80dmp.c sia da smf80ext.c.</w:t>
       </w:r>
     </w:p>
     <w:p/>
-    <w:p>
-      <w:pPr>
-        <w:pStyle w:val="Heading2"/>
-      </w:pPr>
-      <w:r>
-        <w:t>box.prolog</w:t>
-      </w:r>
-    </w:p>
-    <w:p>
-      <w:r>
-        <w:rPr>
-          <w:i/>
-        </w:rPr>
-        <w:t>Modello dell'intestazione standard (ex box.c): solo commento di testata e include, nessuna funzione implementata.</w:t>
-      </w:r>
-    </w:p>
-    <w:p>
-      <w:r>
-        <w:t>Nessuna funzione implementata in questo file.</w:t>
-      </w:r>
-    </w:p>
-    <w:p>
-      <w:r>
-        <w:br w:type="page"/>
-      </w:r>
-    </w:p>
-    <w:p>
-      <w:pPr>
-        <w:pStyle w:val="Heading1"/>
-      </w:pPr>
-      <w:r>
-        <w:t>4. Istruzioni per l'uso</w:t>
-      </w:r>
-    </w:p>
-    <w:p>
-      <w:pPr>
-        <w:pStyle w:val="Heading2"/>
-      </w:pPr>
-      <w:r>
-        <w:t>4.1 Compilazione</w:t>
-      </w:r>
-    </w:p>
-    <w:p>
-      <w:r>
-        <w:t>La compilazione è pensata per l'ambiente z/OS UNIX System Services, con il compilatore xlc e il tool make. I makefile di riferimento sono smf80ext.mk e smf80dmp.mk; i listati di compilazione sono scritti nella sottodirectory ./lst.</w:t>
-      </w:r>
-    </w:p>
     <w:p>
       <w:pPr>
         <w:pStyle w:val="Heading3"/>
       </w:pPr>
       <w:r>
-        <w:t>smf80ext.mk</w:t>
-      </w:r>
-    </w:p>
-    <w:p>
-      <w:r>
-        <w:t>Ogni sorgente C viene compilato in un oggetto (.o), compreso il programma principale; le routine Metal C seguono la catena .c → .s (xlc -S -qmetal), concatenazione con metalc_prolog.mac e assemblaggio con as -mgoff. Gli oggetti sono poi linkati in /u/&lt;UserId&gt;/bin; il modulo viene copiato nel PDSE &lt;MyPrefix&gt;.LLIB e i listati di smf80ext e smf81dec in &lt;MyPrefix&gt;.C.DBG per Fault Analyzer. I messaggi del binder sono scritti in ./lst/smf80ext.lnk. L'opzione -qmakedep genera per ogni sorgente un file .u con le dipendenze dagli header, incluso dal makefile: modificando un header vengono ricompilati solo i sorgenti che lo usano.</w:t>
+        <w:t>stampa_filtri()</w:t>
       </w:r>
     </w:p>
     <w:p>
       <w:r>
         <w:rPr>
           <w:rFonts w:ascii="Consolas" w:hAnsi="Consolas"/>
-          <w:sz w:val="20"/>
-        </w:rPr>
-        <w:t>make -f smf80ext.mk                      solo i sorgenti modificati</w:t>
-        <w:br/>
-        <w:t>make -u -f smf80ext.mk                   ricompilazione completa</w:t>
-        <w:br/>
-        <w:t>make -p -f smf80ext.mk &gt;makeout.txt      con dump di macro e regole</w:t>
-        <w:br/>
-        <w:t>make -f smf80ext.mk clean                pulizia di oggetti, .s e .u</w:t>
-      </w:r>
-    </w:p>
-    <w:p>
-      <w:r>
-        <w:t>Variabili impostabili da riga di comando:</w:t>
+          <w:i/>
+          <w:sz w:val="19"/>
+        </w:rPr>
+        <w:t>void stampa_filtri(list_parameter *p_par, int num_car)</w:t>
+      </w:r>
+    </w:p>
+    <w:p>
+      <w:r>
+        <w:rPr>
+          <w:b/>
+        </w:rPr>
+        <w:t xml:space="preserve">File: </w:t>
+      </w:r>
+      <w:r>
+        <w:t>getParm.c</w:t>
+      </w:r>
+    </w:p>
+    <w:p>
+      <w:r>
+        <w:rPr>
+          <w:b/>
+        </w:rPr>
+        <w:t xml:space="preserve">Scopo: </w:t>
+      </w:r>
+      <w:r>
+        <w:t>Stampa un resoconto leggibile dei filtri caricati per una caratteristica: nome, operatore, e per ciascun valore il codice interno (se numerico) e la descrizione; per il filtro CLASS con operatore ABR, elenca anche tutte le classi RACF che iniziano con l'abbreviazione richiesta (escludendo le grouping class).</w:t>
+      </w:r>
+    </w:p>
+    <w:p>
+      <w:r>
+        <w:rPr>
+          <w:b/>
+        </w:rPr>
+        <w:t>Parametri:</w:t>
       </w:r>
     </w:p>
     <w:tbl>
@@ -13402,7 +13392,7 @@
                 <w:b/>
                 <w:color w:val="FFFFFF"/>
               </w:rPr>
-              <w:t>Variabile</w:t>
+              <w:t>Parametro</w:t>
             </w:r>
           </w:p>
         </w:tc>
@@ -13417,7 +13407,7 @@
                 <w:b/>
                 <w:color w:val="FFFFFF"/>
               </w:rPr>
-              <w:t>Effetto</w:t>
+              <w:t>Descrizione</w:t>
             </w:r>
           </w:p>
         </w:tc>
@@ -13429,7 +13419,7 @@
           </w:tcPr>
           <w:p>
             <w:r>
-              <w:t>OPT</w:t>
+              <w:t>p_par</w:t>
             </w:r>
           </w:p>
         </w:tc>
@@ -13439,7 +13429,7 @@
           </w:tcPr>
           <w:p>
             <w:r>
-              <w:t>default -O (OPTIMIZE(2)).</w:t>
+              <w:t>nodo parametro (caratteristica) da stampare</w:t>
             </w:r>
           </w:p>
         </w:tc>
@@ -13451,7 +13441,7 @@
           </w:tcPr>
           <w:p>
             <w:r>
-              <w:t>DBG</w:t>
+              <w:t>num_car</w:t>
             </w:r>
           </w:p>
         </w:tc>
@@ -13461,29 +13451,7 @@
           </w:tcPr>
           <w:p>
             <w:r>
-              <w:t>vuota di default; DBG=-g genera il file .dbg per il debugger e disattiva l'ottimizzazione (xlc forza NOOPTIMIZE con -g, indipendentemente dall'ordine delle opzioni).</w:t>
-            </w:r>
-          </w:p>
-        </w:tc>
-      </w:tr>
-      <w:tr>
-        <w:tc>
-          <w:tcPr>
-            <w:tcW w:type="dxa" w:w="1984"/>
-          </w:tcPr>
-          <w:p>
-            <w:r>
-              <w:t>AGGR</w:t>
-            </w:r>
-          </w:p>
-        </w:tc>
-        <w:tc>
-          <w:tcPr>
-            <w:tcW w:type="dxa" w:w="7087"/>
-          </w:tcPr>
-          <w:p>
-            <w:r>
-              <w:t>vuota di default; AGGR=-Wc,AGGREGATE aggiunge ai listati la mappa di struct e union con gli offset dei campi. Per un solo programma si può usare #pragma options(aggregate).</w:t>
+              <w:t>posizione della caratteristica nell'array l_parm, per accedere alle tabelle correlate</w:t>
             </w:r>
           </w:p>
         </w:tc>
@@ -13491,12 +13459,105 @@
     </w:tbl>
     <w:p>
       <w:r>
-        <w:t>make non rileva il cambio di opzioni: quando si attiva o disattiva DBG o AGGR occorre usare -u, ad esempio make -u -f smf80ext.mk DBG=-g. Le routine Metal C sono volutamente compilate senza ottimizzazione: sono piccole, contengono HLASM inline e sono richiamate poche volte.</w:t>
-      </w:r>
-    </w:p>
-    <w:p>
-      <w:r>
-        <w:t>Effetto dell'ottimizzazione, misurato su un'elaborazione massiva di 1.374.748.727 record SMF (570.536 estratti, stesso output nei due casi):</w:t>
+        <w:rPr>
+          <w:b/>
+        </w:rPr>
+        <w:t xml:space="preserve">Valore di ritorno: </w:t>
+      </w:r>
+      <w:r>
+        <w:t>void</w:t>
+      </w:r>
+    </w:p>
+    <w:p>
+      <w:r>
+        <w:rPr>
+          <w:b/>
+        </w:rPr>
+        <w:t xml:space="preserve">Note: </w:t>
+      </w:r>
+      <w:r>
+        <w:t>Funzione locale (non extern) a getParm.c.</w:t>
+      </w:r>
+    </w:p>
+    <w:p/>
+    <w:p>
+      <w:pPr>
+        <w:pStyle w:val="Heading2"/>
+      </w:pPr>
+      <w:r>
+        <w:t>box.prolog</w:t>
+      </w:r>
+    </w:p>
+    <w:p>
+      <w:r>
+        <w:rPr>
+          <w:i/>
+        </w:rPr>
+        <w:t>Modello dell'intestazione standard (ex box.c): solo commento di testata e include, nessuna funzione implementata.</w:t>
+      </w:r>
+    </w:p>
+    <w:p>
+      <w:r>
+        <w:t>Nessuna funzione implementata in questo file.</w:t>
+      </w:r>
+    </w:p>
+    <w:p>
+      <w:r>
+        <w:br w:type="page"/>
+      </w:r>
+    </w:p>
+    <w:p>
+      <w:pPr>
+        <w:pStyle w:val="Heading1"/>
+      </w:pPr>
+      <w:r>
+        <w:t>4. Istruzioni per l'uso</w:t>
+      </w:r>
+    </w:p>
+    <w:p>
+      <w:pPr>
+        <w:pStyle w:val="Heading2"/>
+      </w:pPr>
+      <w:r>
+        <w:t>4.1 Compilazione</w:t>
+      </w:r>
+    </w:p>
+    <w:p>
+      <w:r>
+        <w:t>La compilazione è pensata per l'ambiente z/OS UNIX System Services, con il compilatore xlc e il tool make. I makefile di riferimento sono smf80ext.mk e smf80dmp.mk; i listati di compilazione sono scritti nella sottodirectory ./lst.</w:t>
+      </w:r>
+    </w:p>
+    <w:p>
+      <w:pPr>
+        <w:pStyle w:val="Heading3"/>
+      </w:pPr>
+      <w:r>
+        <w:t>smf80ext.mk</w:t>
+      </w:r>
+    </w:p>
+    <w:p>
+      <w:r>
+        <w:t>Ogni sorgente C viene compilato in un oggetto (.o), compreso il programma principale; le routine Metal C seguono la catena .c → .s (xlc -S -qmetal), concatenazione con metalc_prolog.mac e assemblaggio con as -mgoff. Gli oggetti sono poi linkati in /u/&lt;UserId&gt;/bin; il modulo viene copiato nel PDSE &lt;MyPrefix&gt;.LLIB e i listati di smf80ext e smf81dec in &lt;MyPrefix&gt;.C.DBG per Fault Analyzer. I messaggi del binder sono scritti in ./lst/smf80ext.lnk. L'opzione -qmakedep genera per ogni sorgente un file .u con le dipendenze dagli header, incluso dal makefile: modificando un header vengono ricompilati solo i sorgenti che lo usano.</w:t>
+      </w:r>
+    </w:p>
+    <w:p>
+      <w:r>
+        <w:rPr>
+          <w:rFonts w:ascii="Consolas" w:hAnsi="Consolas"/>
+          <w:sz w:val="20"/>
+        </w:rPr>
+        <w:t>make -f smf80ext.mk                      solo i sorgenti modificati</w:t>
+        <w:br/>
+        <w:t>make -u -f smf80ext.mk                   ricompilazione completa</w:t>
+        <w:br/>
+        <w:t>make -p -f smf80ext.mk &gt;makeout.txt      con dump di macro e regole</w:t>
+        <w:br/>
+        <w:t>make -f smf80ext.mk clean                pulizia di oggetti, .s e .u</w:t>
+      </w:r>
+    </w:p>
+    <w:p>
+      <w:r>
+        <w:t>Variabili impostabili da riga di comando:</w:t>
       </w:r>
     </w:p>
     <w:tbl>
@@ -13522,6 +13583,126 @@
                 <w:b/>
                 <w:color w:val="FFFFFF"/>
               </w:rPr>
+              <w:t>Variabile</w:t>
+            </w:r>
+          </w:p>
+        </w:tc>
+        <w:tc>
+          <w:tcPr>
+            <w:tcW w:type="dxa" w:w="7087"/>
+            <w:shd w:val="clear" w:color="auto" w:fill="1F3A5F"/>
+          </w:tcPr>
+          <w:p>
+            <w:r>
+              <w:rPr>
+                <w:b/>
+                <w:color w:val="FFFFFF"/>
+              </w:rPr>
+              <w:t>Effetto</w:t>
+            </w:r>
+          </w:p>
+        </w:tc>
+      </w:tr>
+      <w:tr>
+        <w:tc>
+          <w:tcPr>
+            <w:tcW w:type="dxa" w:w="1984"/>
+          </w:tcPr>
+          <w:p>
+            <w:r>
+              <w:t>OPT</w:t>
+            </w:r>
+          </w:p>
+        </w:tc>
+        <w:tc>
+          <w:tcPr>
+            <w:tcW w:type="dxa" w:w="7087"/>
+          </w:tcPr>
+          <w:p>
+            <w:r>
+              <w:t>default -O (OPTIMIZE(2)).</w:t>
+            </w:r>
+          </w:p>
+        </w:tc>
+      </w:tr>
+      <w:tr>
+        <w:tc>
+          <w:tcPr>
+            <w:tcW w:type="dxa" w:w="1984"/>
+          </w:tcPr>
+          <w:p>
+            <w:r>
+              <w:t>DBG</w:t>
+            </w:r>
+          </w:p>
+        </w:tc>
+        <w:tc>
+          <w:tcPr>
+            <w:tcW w:type="dxa" w:w="7087"/>
+          </w:tcPr>
+          <w:p>
+            <w:r>
+              <w:t>vuota di default; DBG=-g genera il file .dbg per il debugger e disattiva l'ottimizzazione (xlc forza NOOPTIMIZE con -g, indipendentemente dall'ordine delle opzioni).</w:t>
+            </w:r>
+          </w:p>
+        </w:tc>
+      </w:tr>
+      <w:tr>
+        <w:tc>
+          <w:tcPr>
+            <w:tcW w:type="dxa" w:w="1984"/>
+          </w:tcPr>
+          <w:p>
+            <w:r>
+              <w:t>AGGR</w:t>
+            </w:r>
+          </w:p>
+        </w:tc>
+        <w:tc>
+          <w:tcPr>
+            <w:tcW w:type="dxa" w:w="7087"/>
+          </w:tcPr>
+          <w:p>
+            <w:r>
+              <w:t>vuota di default; AGGR=-Wc,AGGREGATE aggiunge ai listati la mappa di struct e union con gli offset dei campi. Per un solo programma si può usare #pragma options(aggregate).</w:t>
+            </w:r>
+          </w:p>
+        </w:tc>
+      </w:tr>
+    </w:tbl>
+    <w:p>
+      <w:r>
+        <w:t>make non rileva il cambio di opzioni: quando si attiva o disattiva DBG o AGGR occorre usare -u, ad esempio make -u -f smf80ext.mk DBG=-g. Le routine Metal C sono volutamente compilate senza ottimizzazione: sono piccole, contengono HLASM inline e sono richiamate poche volte.</w:t>
+      </w:r>
+    </w:p>
+    <w:p>
+      <w:r>
+        <w:t>Effetto dell'ottimizzazione, misurato su un'elaborazione massiva di 1.374.748.727 record SMF (570.536 estratti, stesso output nei due casi):</w:t>
+      </w:r>
+    </w:p>
+    <w:tbl>
+      <w:tblPr>
+        <w:tblStyle w:val="LightGrid-Accent1"/>
+        <w:tblW w:type="auto" w:w="0"/>
+        <w:jc w:val="center"/>
+        <w:tblLook w:firstColumn="1" w:firstRow="1" w:lastColumn="0" w:lastRow="0" w:noHBand="0" w:noVBand="1" w:val="04A0"/>
+      </w:tblPr>
+      <w:tblGrid>
+        <w:gridCol w:w="4873"/>
+        <w:gridCol w:w="4873"/>
+      </w:tblGrid>
+      <w:tr>
+        <w:tc>
+          <w:tcPr>
+            <w:tcW w:type="dxa" w:w="1984"/>
+            <w:shd w:val="clear" w:color="auto" w:fill="1F3A5F"/>
+          </w:tcPr>
+          <w:p>
+            <w:r>
+              <w:rPr>
+                <w:b/>
+                <w:color w:val="FFFFFF"/>
+              </w:rPr>
               <w:t>Misura</w:t>
             </w:r>
           </w:p>
@@ -13641,7 +13822,7 @@
     </w:p>
     <w:p>
       <w:r>
-        <w:t>Compila le funzioni di supporto nella libreria statica myext.a e poi il programma principale. Il makefile non è ancora allineato alla nuova gestione delle classi: l'elenco MYMEMB contiene ancora getCls e non comprende get_CDT, irrcdt, irrauth e gli oggetti Metal C, mentre getParm richiama get_CDT. Va aggiornato prima di ricompilare smf80dmp.</w:t>
+        <w:t>Ha la stessa struttura di smf80ext.mk (stesse variabili, stessi listati in ./lst, messaggi del binder in ./lst/smf80dmp.lnk) e condivide con esso gli oggetti. Non compila smf81dec.c, irrauth.c e le routine Metal C non necessarie: linka solo racfree_metal (FREEMAIN) e racstat_metal (RACROUTE STAT), richiesti da get_CDT.c e irrcdt.c.</w:t>
       </w:r>
     </w:p>
     <w:p>

--- a/smf80_documentazione_tecnica.docx
+++ b/smf80_documentazione_tecnica.docx
@@ -64,7 +64,7 @@
         <w:rPr>
           <w:sz w:val="22"/>
         </w:rPr>
-        <w:t>Versione documento aggiornata il 04/10/2026</w:t>
+        <w:t>Versione documento aggiornata il 05/10/2026</w:t>
         <w:br/>
       </w:r>
       <w:r>
@@ -116,7 +116,7 @@
     </w:p>
     <w:p>
       <w:r>
-        <w:t>I programmi principali sono tre:</w:t>
+        <w:t>Il progetto comprende il programma principale smf80ext e la subroutine di decodifica dei record SMF 81:</w:t>
       </w:r>
     </w:p>
     <w:tbl>
@@ -169,7 +169,7 @@
           </w:tcPr>
           <w:p>
             <w:r>
-              <w:t>smf80dmp.c</w:t>
+              <w:t>smf80ext.c</w:t>
             </w:r>
           </w:p>
         </w:tc>
@@ -179,29 +179,7 @@
           </w:tcPr>
           <w:p>
             <w:r>
-              <w:t>Filtra i record SMF 80 in base a un file di criteri e produce una stampa esadecimale formattata (dump), comprensiva di header e delle sezioni relocabili DTA e DT2.</w:t>
-            </w:r>
-          </w:p>
-        </w:tc>
-      </w:tr>
-      <w:tr>
-        <w:tc>
-          <w:tcPr>
-            <w:tcW w:type="dxa" w:w="2268"/>
-          </w:tcPr>
-          <w:p>
-            <w:r>
-              <w:t>smf80ext.c</w:t>
-            </w:r>
-          </w:p>
-        </w:tc>
-        <w:tc>
-          <w:tcPr>
-            <w:tcW w:type="dxa" w:w="6803"/>
-          </w:tcPr>
-          <w:p>
-            <w:r>
-              <w:t>Filtra i record SMF 80 in base a un file di criteri e crea un estratto (in formato originale) rispondente ai filtri forniti, da utilizzare per ulteriori elaborazioni a valle. Decodifica inoltre in chiaro i record SMF 81 incontrati, richiamando smf81dec.</w:t>
+              <w:t>Filtra i record SMF 80 in base a un file di criteri e, in base alle DD allocate, crea un estratto in formato originale (UTI002) da utilizzare per elaborazioni a valle e/o una stampa esadecimale formattata (dump) di header e sezioni rilocabili DTA e DT2 (UTIDMP). Decodifica inoltre in chiaro i record SMF 81 incontrati (UTIDEC), richiamando smf81dec, e stampa il riepilogo dei data set allocati alle DD.</w:t>
             </w:r>
           </w:p>
         </w:tc>
@@ -232,7 +210,7 @@
     <w:p/>
     <w:p>
       <w:r>
-        <w:t>Entrambi i programmi filtro condividono la stessa logica di parsing dei criteri e si appoggiano a un insieme di funzioni di supporto: entrambi i makefile (smf80dmp.mk e smf80ext.mk) linkano direttamente i singoli oggetti insieme alle routine Metal C per l'accesso a RACF (vedi 4.1). L'elenco delle classi RACF non viene più letto da un membro del PDS di controllo (getCls.c, membro SM80CLS prodotto da REXX): è ricavato in diretta dalla Class Descriptor Table, statica e dinamica, tramite RACROUTE REQUEST=STAT (get_CDT.c). Le schede del capitolo 3 seguono l'ordine di compilazione; quelle delle nuove funzioni RACF (get_CDT.c, irrcdt.c, irrauth.c e routine Metal C) sono inserite al posto di getCls.c, con in coda i file non referenziati dai makefile.</w:t>
+        <w:t>Il programma si appoggia a un insieme di funzioni di supporto, linkate direttamente con il programma principale e con le routine Metal C per l'accesso a RACF (makefile smf80ext.mk, vedi 4.1). L'elenco delle classi RACF è ricavato in diretta dalla Class Descriptor Table, statica e dinamica, tramite RACROUTE REQUEST=STAT (get_CDT.c); i data set allocati alle DD sono ricavati con SVC 99 information retrieval (getdsn.c). Le schede del capitolo 3 seguono l'ordine di compilazione.</w:t>
       </w:r>
     </w:p>
     <w:p>
@@ -389,7 +367,7 @@
           </w:tcPr>
           <w:p>
             <w:r>
-              <w:t>get_CDT.h</w:t>
+              <w:t>irrcseq.h</w:t>
             </w:r>
           </w:p>
         </w:tc>
@@ -399,7 +377,7 @@
           </w:tcPr>
           <w:p>
             <w:r>
-              <w:t>Prototipi e descrizione delle funzioni statiche di get_CDT.c (accesso ai campi di RacseqField, costruzione dei nodi st_sm80_cls).</w:t>
+              <w:t>Strutture comuni di output dei profili RACF: RacseqProfile, RacseqSegment, RacseqEntry, RacseqField, RacseqStatus e i codici di ritorno RacseqRC (RACSEQ_OK, RACSEQ_NO_MORE, RACSEQ_GHOST_GENERIC, RACSEQ_ERROR...).</w:t>
             </w:r>
           </w:p>
         </w:tc>
@@ -411,7 +389,7 @@
           </w:tcPr>
           <w:p>
             <w:r>
-              <w:t>irrcseq.h</w:t>
+              <w:t>irrcdt.h</w:t>
             </w:r>
           </w:p>
         </w:tc>
@@ -421,7 +399,7 @@
           </w:tcPr>
           <w:p>
             <w:r>
-              <w:t>Strutture comuni di output dei profili RACF: RacseqProfile, RacseqSegment, RacseqEntry, RacseqField, RacseqStatus e i codici di ritorno RacseqRC (RACSEQ_OK, RACSEQ_NO_MORE, RACSEQ_GHOST_GENERIC, RACSEQ_ERROR...).</w:t>
+              <w:t>Prototipi della pseudo-classe "_CDT": lettura delle voci della CDT presentate nella forma RacseqProfile (irrcdt_extract, irrcdt_extract_next).</w:t>
             </w:r>
           </w:p>
         </w:tc>
@@ -433,7 +411,7 @@
           </w:tcPr>
           <w:p>
             <w:r>
-              <w:t>irrcdt.h</w:t>
+              <w:t>racstat.h</w:t>
             </w:r>
           </w:p>
         </w:tc>
@@ -443,7 +421,7 @@
           </w:tcPr>
           <w:p>
             <w:r>
-              <w:t>Prototipi della pseudo-classe "_CDT": lettura delle voci della CDT presentate nella forma RacseqProfile (irrcdt_extract, irrcdt_extract_next).</w:t>
+              <w:t>Interfaccia della routine Metal C r_admin_stat_class (RACROUTE REQUEST=STAT), con linkage OS e nome esterno RSQFSTAT; lunghezza della voce CNST+CNSX (180 byte).</w:t>
             </w:r>
           </w:p>
         </w:tc>
@@ -455,7 +433,7 @@
           </w:tcPr>
           <w:p>
             <w:r>
-              <w:t>irrauth.h</w:t>
+              <w:t>racauth.h</w:t>
             </w:r>
           </w:p>
         </w:tc>
@@ -465,7 +443,7 @@
           </w:tcPr>
           <w:p>
             <w:r>
-              <w:t>Prototipo di irrauth_check_auth, verifica di autorizzazione RACF tramite RACROUTE REQUEST=AUTH.</w:t>
+              <w:t>Struttura RacauthStatus (SAF RC, RACF RC, RACF reason) e tipi comuni, usati da racstat.h e irrcseq.h.</w:t>
             </w:r>
           </w:p>
         </w:tc>
@@ -477,7 +455,7 @@
           </w:tcPr>
           <w:p>
             <w:r>
-              <w:t>racstat.h</w:t>
+              <w:t>racfree.h</w:t>
             </w:r>
           </w:p>
         </w:tc>
@@ -487,7 +465,7 @@
           </w:tcPr>
           <w:p>
             <w:r>
-              <w:t>Interfaccia della routine Metal C r_admin_stat_class (RACROUTE REQUEST=STAT), con linkage OS e nome esterno RSQFSTAT; lunghezza della voce CNST+CNSX (180 byte).</w:t>
+              <w:t>Interfaccia della routine Metal C r_admin_freemain (FREEMAIN dello storage restituito da R_admin, nome esterno RSQFREEM).</w:t>
             </w:r>
           </w:p>
         </w:tc>
@@ -499,7 +477,7 @@
           </w:tcPr>
           <w:p>
             <w:r>
-              <w:t>racauth.h</w:t>
+              <w:t>racseq.h</w:t>
             </w:r>
           </w:p>
         </w:tc>
@@ -509,7 +487,7 @@
           </w:tcPr>
           <w:p>
             <w:r>
-              <w:t>Interfaccia della routine Metal C r_admin_check_auth (RACROUTE REQUEST=AUTH, nome esterno RSQFAUTH), struttura RacauthStatus (SAF RC, RACF RC, RACF reason) e costanti RACAUTH_ATTR_*.</w:t>
+              <w:t>Mappatura C delle strutture R_admin (IRRSEQ00): ADMN_PROF_MAP e relative, usate per individuare lunghezza e subpool dello storage da rilasciare.</w:t>
             </w:r>
           </w:p>
         </w:tc>
@@ -521,7 +499,7 @@
           </w:tcPr>
           <w:p>
             <w:r>
-              <w:t>racfree.h</w:t>
+              <w:t>getdsn.h</w:t>
             </w:r>
           </w:p>
         </w:tc>
@@ -531,51 +509,7 @@
           </w:tcPr>
           <w:p>
             <w:r>
-              <w:t>Interfaccia della routine Metal C r_admin_freemain (FREEMAIN dello storage restituito da R_admin, nome esterno RSQFREEM).</w:t>
-            </w:r>
-          </w:p>
-        </w:tc>
-      </w:tr>
-      <w:tr>
-        <w:tc>
-          <w:tcPr>
-            <w:tcW w:type="dxa" w:w="1984"/>
-          </w:tcPr>
-          <w:p>
-            <w:r>
-              <w:t>racmode.h</w:t>
-            </w:r>
-          </w:p>
-        </w:tc>
-        <w:tc>
-          <w:tcPr>
-            <w:tcW w:type="dxa" w:w="7370"/>
-          </w:tcPr>
-          <w:p>
-            <w:r>
-              <w:t>Interfaccia delle routine Metal C r_admin_is_authorized (TESTAUTH), r_admin_enter_supervisor e r_admin_leave_supervisor (MODESET), nomi esterni RSQAUTH/RSQENSUP/RSQLVSUP.</w:t>
-            </w:r>
-          </w:p>
-        </w:tc>
-      </w:tr>
-      <w:tr>
-        <w:tc>
-          <w:tcPr>
-            <w:tcW w:type="dxa" w:w="1984"/>
-          </w:tcPr>
-          <w:p>
-            <w:r>
-              <w:t>racseq.h</w:t>
-            </w:r>
-          </w:p>
-        </w:tc>
-        <w:tc>
-          <w:tcPr>
-            <w:tcW w:type="dxa" w:w="7370"/>
-          </w:tcPr>
-          <w:p>
-            <w:r>
-              <w:t>Mappatura C delle strutture R_admin (IRRSEQ00): ADMN_PROF_MAP e relative, usate per individuare lunghezza e subpool dello storage da rilasciare.</w:t>
+              <w:t>Struttura st_dd_info (un nodo per ogni data set allocato alla DD, nell'ordine della concatenazione) e prototipi di get_DSName, is_dd_dummy, print_DSName, free_DSName e dump_allocations.</w:t>
             </w:r>
           </w:p>
         </w:tc>
@@ -591,7 +525,7 @@
     </w:p>
     <w:p>
       <w:r>
-        <w:t>Le funzioni sono compilate individualmente in oggetti (.o), condivisi tra smf80dmp.mk e smf80ext.mk, e linkate direttamente con il programma principale e con le routine Metal C descritte in 2.3. La libreria statica myext.a non è più utilizzata.</w:t>
+        <w:t>Le funzioni sono compilate individualmente in oggetti (.o) e linkate direttamente con il programma principale e con le routine Metal C descritte in 2.3.</w:t>
       </w:r>
     </w:p>
     <w:tbl>
@@ -874,7 +808,7 @@
           </w:tcPr>
           <w:p>
             <w:r>
-              <w:t>Costruzione della linked list delle classi RACF leggendo in diretta la Class Descriptor Table (sostituisce getCls.c).</w:t>
+              <w:t>Costruzione della linked list delle classi RACF leggendo in diretta la Class Descriptor Table.</w:t>
             </w:r>
           </w:p>
         </w:tc>
@@ -886,7 +820,7 @@
           </w:tcPr>
           <w:p>
             <w:r>
-              <w:t>irrcdt.c</w:t>
+              <w:t>getdsn.c</w:t>
             </w:r>
           </w:p>
         </w:tc>
@@ -896,7 +830,7 @@
           </w:tcPr>
           <w:p>
             <w:r>
-              <w:t>Pseudo-classe "_CDT": legge le voci della CDT con RACROUTE REQUEST=STAT e le restituisce come RacseqProfile con un unico segmento "CDT".</w:t>
+              <w:t>Lista dei data set allocati a una DD (concatenazioni, DUMMY, SYSOUT, PATH) tramite SVC 99 information retrieval; usata per il riepilogo dell'esecuzione e per attivare o disattivare gli output.</w:t>
             </w:r>
           </w:p>
         </w:tc>
@@ -908,7 +842,7 @@
           </w:tcPr>
           <w:p>
             <w:r>
-              <w:t>irrauth.c</w:t>
+              <w:t>irrcdt.c</w:t>
             </w:r>
           </w:p>
         </w:tc>
@@ -918,7 +852,7 @@
           </w:tcPr>
           <w:p>
             <w:r>
-              <w:t>Verifica di autorizzazione dell'utente corrente su una risorsa RACF (RACROUTE REQUEST=AUTH); compilata ma non richiamata da smf80ext.</w:t>
+              <w:t>Pseudo-classe "_CDT": legge le voci della CDT con RACROUTE REQUEST=STAT e le restituisce come RacseqProfile con un unico segmento "CDT".</w:t>
             </w:r>
           </w:p>
         </w:tc>
@@ -1154,7 +1088,7 @@
     </w:p>
     <w:p>
       <w:r>
-        <w:t>Le macro RACROUTE, FREEMAIN, TESTAUTH e MODESET non sono richiamabili direttamente dal C con Language Environment. Sono quindi incapsulate in piccole funzioni Metal C, compilate a parte (xlc -S -qmetal) e richiamate dal C normale con linkage OS (#pragma linkage(..., OS)). Ogni funzione ha un nome esterno di massimo 8 caratteri assegnato con #pragma map, dichiarato nell'header comune a chiamante e chiamato: un prototipo dichiarato in locale, senza l'header, produce un riferimento al nome lungo che il binder non risolve (IEW2456E).</w:t>
+        <w:t>Le macro RACROUTE e FREEMAIN non sono richiamabili direttamente dal C con Language Environment. Sono quindi incapsulate in piccole funzioni Metal C, compilate a parte (xlc -S -qmetal) e richiamate dal C normale con linkage OS (#pragma linkage(..., OS)). Ogni funzione ha un nome esterno di massimo 8 caratteri assegnato con #pragma map, dichiarato nell'header comune a chiamante e chiamato: un prototipo dichiarato in locale, senza l'header, produce un riferimento al nome lungo che il binder non risolve (IEW2456E).</w:t>
       </w:r>
     </w:p>
     <w:tbl>
@@ -1229,7 +1163,7 @@
           </w:tcPr>
           <w:p>
             <w:r>
-              <w:t>racauth_metal.c</w:t>
+              <w:t>racfree_metal.c</w:t>
             </w:r>
           </w:p>
         </w:tc>
@@ -1239,51 +1173,7 @@
           </w:tcPr>
           <w:p>
             <w:r>
-              <w:t>r_admin_check_auth (RSQFAUTH): RACROUTE REQUEST=AUTH sull'utente corrente.</w:t>
-            </w:r>
-          </w:p>
-        </w:tc>
-      </w:tr>
-      <w:tr>
-        <w:tc>
-          <w:tcPr>
-            <w:tcW w:type="dxa" w:w="1984"/>
-          </w:tcPr>
-          <w:p>
-            <w:r>
-              <w:t>racfree_metal.c</w:t>
-            </w:r>
-          </w:p>
-        </w:tc>
-        <w:tc>
-          <w:tcPr>
-            <w:tcW w:type="dxa" w:w="7370"/>
-          </w:tcPr>
-          <w:p>
-            <w:r>
               <w:t>r_admin_freemain (RSQFREEM): FREEMAIN dello storage ottenuto da R_admin (IRRSEQ00), che non appartiene allo heap C e non può essere liberato con free().</w:t>
-            </w:r>
-          </w:p>
-        </w:tc>
-      </w:tr>
-      <w:tr>
-        <w:tc>
-          <w:tcPr>
-            <w:tcW w:type="dxa" w:w="1984"/>
-          </w:tcPr>
-          <w:p>
-            <w:r>
-              <w:t>racmode_metal.c</w:t>
-            </w:r>
-          </w:p>
-        </w:tc>
-        <w:tc>
-          <w:tcPr>
-            <w:tcW w:type="dxa" w:w="7370"/>
-          </w:tcPr>
-          <w:p>
-            <w:r>
-              <w:t>r_admin_is_authorized (RSQAUTH), r_admin_enter_supervisor (RSQENSUP), r_admin_leave_supervisor (RSQLVSUP): TESTAUTH e MODESET; richiedono un modulo APF-authorized e non sono richiamate da smf80ext.</w:t>
             </w:r>
           </w:p>
         </w:tc>
@@ -1322,12 +1212,12 @@
         <w:pStyle w:val="Heading2"/>
       </w:pPr>
       <w:r>
-        <w:t>2.4 File non referenziati dai makefile attuali</w:t>
-      </w:r>
-    </w:p>
-    <w:p>
-      <w:r>
-        <w:t>I seguenti file sono presenti nel repository ma non compaiono nell'elenco dei sorgenti di smf80ext.mk, quindi non vengono compilati:</w:t>
+        <w:t>2.4 Altri file</w:t>
+      </w:r>
+    </w:p>
+    <w:p>
+      <w:r>
+        <w:t>Oltre ai sorgenti compilati, il repository contiene:</w:t>
       </w:r>
     </w:p>
     <w:tbl>
@@ -1368,7 +1258,7 @@
                 <w:b/>
                 <w:color w:val="FFFFFF"/>
               </w:rPr>
-              <w:t>Motivo</w:t>
+              <w:t>Contenuto</w:t>
             </w:r>
           </w:p>
         </w:tc>
@@ -1380,7 +1270,7 @@
           </w:tcPr>
           <w:p>
             <w:r>
-              <w:t>createDta.c</w:t>
+              <w:t>box.prolog</w:t>
             </w:r>
           </w:p>
         </w:tc>
@@ -1390,73 +1280,7 @@
           </w:tcPr>
           <w:p>
             <w:r>
-              <w:t>Prima versione di createDta/createDt2 (firma a un solo parametro, senza concatenamento in lista né numero di record). Sostituita da creDTA_2.c, che espone le stesse funzioni con firma estesa (3 parametri) e viene effettivamente inclusa nella build.</w:t>
-            </w:r>
-          </w:p>
-        </w:tc>
-      </w:tr>
-      <w:tr>
-        <w:tc>
-          <w:tcPr>
-            <w:tcW w:type="dxa" w:w="1984"/>
-          </w:tcPr>
-          <w:p>
-            <w:r>
-              <w:t>getCls.c</w:t>
-            </w:r>
-          </w:p>
-        </w:tc>
-        <w:tc>
-          <w:tcPr>
-            <w:tcW w:type="dxa" w:w="7370"/>
-          </w:tcPr>
-          <w:p>
-            <w:r>
-              <w:t>Versione precedente della lettura delle classi RACF dal membro SM80CLS del PDS di controllo (prodotto dal REXX XCDTPROF). Sostituita da get_CDT.c in entrambi i makefile.</w:t>
-            </w:r>
-          </w:p>
-        </w:tc>
-      </w:tr>
-      <w:tr>
-        <w:tc>
-          <w:tcPr>
-            <w:tcW w:type="dxa" w:w="1984"/>
-          </w:tcPr>
-          <w:p>
-            <w:r>
-              <w:t>box.prolog</w:t>
-            </w:r>
-          </w:p>
-        </w:tc>
-        <w:tc>
-          <w:tcPr>
-            <w:tcW w:type="dxa" w:w="7370"/>
-          </w:tcPr>
-          <w:p>
-            <w:r>
-              <w:t>Modello dell'intestazione standard (ex box.c) da usare come base per nuovi sorgenti: contiene solo commento di testata e include di base.</w:t>
-            </w:r>
-          </w:p>
-        </w:tc>
-      </w:tr>
-      <w:tr>
-        <w:tc>
-          <w:tcPr>
-            <w:tcW w:type="dxa" w:w="1984"/>
-          </w:tcPr>
-          <w:p>
-            <w:r>
-              <w:t>strevt.h</w:t>
-            </w:r>
-          </w:p>
-        </w:tc>
-        <w:tc>
-          <w:tcPr>
-            <w:tcW w:type="dxa" w:w="7370"/>
-          </w:tcPr>
-          <w:p>
-            <w:r>
-              <w:t>Header non incluso da alcun sorgente (dipende da uintdef.h, non presente nel repository).</w:t>
+              <w:t>Modello dell'intestazione standard da usare come base per nuovi sorgenti: contiene solo commento di testata e include di base.</w:t>
             </w:r>
           </w:p>
         </w:tc>
@@ -1905,7 +1729,7 @@
         <w:pStyle w:val="Heading2"/>
       </w:pPr>
       <w:r>
-        <w:t>smf80dmp.c</w:t>
+        <w:t>smf80ext.c</w:t>
       </w:r>
     </w:p>
     <w:p>
@@ -1913,7 +1737,7 @@
         <w:rPr>
           <w:i/>
         </w:rPr>
-        <w:t>Programma principale: dump esadecimale dei record SMF 80 filtrati.</w:t>
+        <w:t>Programma principale: filtro dei record SMF 80 con estratto in formato originale e/o dump esadecimale, decodifica dei record SMF 81.</w:t>
       </w:r>
     </w:p>
     <w:p>
@@ -1942,7 +1766,7 @@
         <w:t xml:space="preserve">File: </w:t>
       </w:r>
       <w:r>
-        <w:t>smf80dmp.c</w:t>
+        <w:t>smf80ext.c</w:t>
       </w:r>
     </w:p>
     <w:p>
@@ -1953,7 +1777,7 @@
         <w:t xml:space="preserve">Scopo: </w:t>
       </w:r>
       <w:r>
-        <w:t>Mainline del programma. Legge i parametri di filtro (DD:UTIPARM), carica le tabelle di decodifica eventi/sezioni (DD:UTICNTL), legge sequenzialmente i record SMF da DD:UTI001, filtra i soli record tipo 80 in base ai criteri, e per ciascun record che supera i filtri produce su DD:UTI002 il dump esadecimale dell'header e delle sezioni rilocabili (DTA) ed estese (DT2). Al termine stampa statistiche riepilogative (numero record letti/filtrati/estratti, date min/max, conteggi per evento).</w:t>
+        <w:t>Mainline del programma. Legge i parametri di filtro (DD:UTIPARM) e le tabelle di decodifica eventi/sezioni (DD:UTICNTL), stampa il riepilogo dei data set allocati (print_alloc) e verifica con dd_active quali output sono richiesti (UTI002, UTIDMP, UTIDEC). Legge sequenzialmente i record SMF da DD:UTI001: i record tipo 81 vengono decodificati da smf81dec se UTIDEC è attiva; i record tipo 80 vengono filtrati secondo i criteri e, se conformi, scritti senza modifiche su UTI002 e/o stampati in formato dump su UTIDMP (dump_record). Al termine stampa le statistiche: date minime e massime, lunghezze dei record, record letti, tipo 80, tipo 81, estratti e stampati nel dump e, per ogni evento, record letti, estratti, violazioni e warning.</w:t>
       </w:r>
     </w:p>
     <w:p>
@@ -2014,7 +1838,7 @@
           </w:tcPr>
           <w:p>
             <w:r>
-              <w:t>argc/argv[1]</w:t>
+              <w:t>argv[1]</w:t>
             </w:r>
           </w:p>
         </w:tc>
@@ -2024,7 +1848,7 @@
           </w:tcPr>
           <w:p>
             <w:r>
-              <w:t>opzionale: numero massimo di record da estrarre; se assente, nessun limite</w:t>
+              <w:t>opzionale (PARM='/n'): numero massimo di record da stampare nel dump; se omesso vengono stampati tutti i record estratti. Se è attivo solo il dump, al raggiungimento del limite la lettura termina.</w:t>
             </w:r>
           </w:p>
         </w:tc>
@@ -2049,7 +1873,7 @@
         <w:t xml:space="preserve">Note: </w:t>
       </w:r>
       <w:r>
-        <w:t>Alloca due array di liste concatenate (a_dta[100], a_dt2[200]) per le sezioni rilocabili di ogni record, liberate e ricostruite record per record.</w:t>
+        <w:t>Una DD di output DUMMY o non allocata disattiva l'elaborazione corrispondente; con UTI002 e UTIDMP entrambe disattivate vengono prodotte solo le statistiche.</w:t>
       </w:r>
     </w:p>
     <w:p/>
@@ -2079,7 +1903,7 @@
         <w:t xml:space="preserve">File: </w:t>
       </w:r>
       <w:r>
-        <w:t>smf80dmp.c</w:t>
+        <w:t>smf80ext.c</w:t>
       </w:r>
     </w:p>
     <w:p>
@@ -2260,7 +2084,7 @@
         <w:t xml:space="preserve">File: </w:t>
       </w:r>
       <w:r>
-        <w:t>smf80dmp.c</w:t>
+        <w:t>smf80ext.c</w:t>
       </w:r>
     </w:p>
     <w:p>
@@ -2419,7 +2243,7 @@
         <w:t xml:space="preserve">File: </w:t>
       </w:r>
       <w:r>
-        <w:t>smf80dmp.c</w:t>
+        <w:t>smf80ext.c</w:t>
       </w:r>
     </w:p>
     <w:p>
@@ -2587,26 +2411,10 @@
     <w:p/>
     <w:p>
       <w:pPr>
-        <w:pStyle w:val="Heading2"/>
-      </w:pPr>
-      <w:r>
-        <w:t>smf80ext.c</w:t>
-      </w:r>
-    </w:p>
-    <w:p>
-      <w:r>
-        <w:rPr>
-          <w:i/>
-        </w:rPr>
-        <w:t>Programma principale: estrazione dei record SMF 80 filtrati (in formato originale) e decodifica dei record SMF 81 incontrati.</w:t>
-      </w:r>
-    </w:p>
-    <w:p>
-      <w:pPr>
         <w:pStyle w:val="Heading3"/>
       </w:pPr>
       <w:r>
-        <w:t>main()</w:t>
+        <w:t>dd_active()</w:t>
       </w:r>
     </w:p>
     <w:p>
@@ -2616,7 +2424,7 @@
           <w:i/>
           <w:sz w:val="19"/>
         </w:rPr>
-        <w:t>int main(int argc, char *argv[])</w:t>
+        <w:t>static int dd_active(const char *ddname, const char *req, const char *what)</w:t>
       </w:r>
     </w:p>
     <w:p>
@@ -2638,7 +2446,7 @@
         <w:t xml:space="preserve">Scopo: </w:t>
       </w:r>
       <w:r>
-        <w:t>Mainline del programma. Analogo a smf80dmp: legge i parametri di filtro, carica le tabelle di decodifica, legge i record SMF da DD:UTI001. I record tipo 81 incontrati vengono passati a smf81dec per la decodifica su DD:UTIDEC; i record tipo 80 vengono filtrati secondo i criteri e, se conformi, riscritti senza modifiche su DD:UTI002 per elaborazioni successive. Stampa le stesse statistiche finali di smf80dmp, con l'aggiunta del conteggio dei record SMF 81.</w:t>
+        <w:t>Verifica con get_DSName se la DD di output è allocata e non DUMMY. Se la DD non è allocata stampa "W: &lt;ddname&gt; non allocata, inserirla nel JCL e metterla a DUMMY se non richiesta &lt;req&gt;"; se è DUMMY stampa "&lt;ddname&gt; DUMMY: &lt;what&gt; non eseguita".</w:t>
       </w:r>
     </w:p>
     <w:p>
@@ -2699,7 +2507,7 @@
           </w:tcPr>
           <w:p>
             <w:r>
-              <w:t>argc/argv</w:t>
+              <w:t>ddname</w:t>
             </w:r>
           </w:p>
         </w:tc>
@@ -2709,7 +2517,51 @@
           </w:tcPr>
           <w:p>
             <w:r>
-              <w:t>non utilizzati per limitare l'estrazione (a differenza di smf80dmp)</w:t>
+              <w:t>nome della DD (UTI002, UTIDMP, UTIDEC)</w:t>
+            </w:r>
+          </w:p>
+        </w:tc>
+      </w:tr>
+      <w:tr>
+        <w:tc>
+          <w:tcPr>
+            <w:tcW w:type="dxa" w:w="1984"/>
+          </w:tcPr>
+          <w:p>
+            <w:r>
+              <w:t>req</w:t>
+            </w:r>
+          </w:p>
+        </w:tc>
+        <w:tc>
+          <w:tcPr>
+            <w:tcW w:type="dxa" w:w="7087"/>
+          </w:tcPr>
+          <w:p>
+            <w:r>
+              <w:t>descrizione dell'elaborazione usata nel messaggio di DD mancante</w:t>
+            </w:r>
+          </w:p>
+        </w:tc>
+      </w:tr>
+      <w:tr>
+        <w:tc>
+          <w:tcPr>
+            <w:tcW w:type="dxa" w:w="1984"/>
+          </w:tcPr>
+          <w:p>
+            <w:r>
+              <w:t>what</w:t>
+            </w:r>
+          </w:p>
+        </w:tc>
+        <w:tc>
+          <w:tcPr>
+            <w:tcW w:type="dxa" w:w="7087"/>
+          </w:tcPr>
+          <w:p>
+            <w:r>
+              <w:t>descrizione dell'elaborazione usata nel messaggio di DD DUMMY</w:t>
             </w:r>
           </w:p>
         </w:tc>
@@ -2723,7 +2575,7 @@
         <w:t xml:space="preserve">Valore di ritorno: </w:t>
       </w:r>
       <w:r>
-        <w:t>int — 0 se ok, 8 in caso di errore di apertura file o lettura parametri</w:t>
+        <w:t>int — 1 se l'output è attivo, 0 se la DD è DUMMY o non allocata</w:t>
       </w:r>
     </w:p>
     <w:p>
@@ -2734,7 +2586,7 @@
         <w:t xml:space="preserve">Note: </w:t>
       </w:r>
       <w:r>
-        <w:t>Condivide quasi integralmente la logica di filtro con smf80dmp.c (stesso ordine di controlli su header e sezioni relocabili).</w:t>
+        <w:t>Funzione locale a smf80ext.c.</w:t>
       </w:r>
     </w:p>
     <w:p/>
@@ -2743,7 +2595,7 @@
         <w:pStyle w:val="Heading3"/>
       </w:pPr>
       <w:r>
-        <w:t>str_split()</w:t>
+        <w:t>dump_record()</w:t>
       </w:r>
     </w:p>
     <w:p>
@@ -2753,7 +2605,7 @@
           <w:i/>
           <w:sz w:val="19"/>
         </w:rPr>
-        <w:t>int str_split(char *sp, char *token, char sep)</w:t>
+        <w:t>static void dump_record(void)</w:t>
       </w:r>
     </w:p>
     <w:p>
@@ -2775,7 +2627,212 @@
         <w:t xml:space="preserve">Scopo: </w:t>
       </w:r>
       <w:r>
-        <w:t>Identica a smf80dmp.c: tokenizzazione di stringa punteggiata.</w:t>
+        <w:t>Stampa su UTIDMP il record SMF 80 corrente: carica le sezioni rilocabili estese (DT2) con createDt2, stampa numero del record, evento ed elenco delle sezioni presenti ('R' se ripetuta), poi in esadecimale con hexprt l'header, le sezioni DTA e le sezioni DT2, ciascuna con la descrizione ricavata da findsez.</w:t>
+      </w:r>
+    </w:p>
+    <w:p>
+      <w:r>
+        <w:rPr>
+          <w:b/>
+        </w:rPr>
+        <w:t xml:space="preserve">Valore di ritorno: </w:t>
+      </w:r>
+      <w:r>
+        <w:t>void</w:t>
+      </w:r>
+    </w:p>
+    <w:p>
+      <w:r>
+        <w:rPr>
+          <w:b/>
+        </w:rPr>
+        <w:t xml:space="preserve">Note: </w:t>
+      </w:r>
+      <w:r>
+        <w:t>Le sezioni con tipo oltre i limiti degli array (100 sezioni DTA, 200 sezioni DT2) vengono ignorate con un messaggio su stderr.</w:t>
+      </w:r>
+    </w:p>
+    <w:p/>
+    <w:p>
+      <w:pPr>
+        <w:pStyle w:val="Heading3"/>
+      </w:pPr>
+      <w:r>
+        <w:t>print_alloc()</w:t>
+      </w:r>
+    </w:p>
+    <w:p>
+      <w:r>
+        <w:rPr>
+          <w:rFonts w:ascii="Consolas" w:hAnsi="Consolas"/>
+          <w:i/>
+          <w:sz w:val="19"/>
+        </w:rPr>
+        <w:t>static void print_alloc(void)</w:t>
+      </w:r>
+    </w:p>
+    <w:p>
+      <w:r>
+        <w:rPr>
+          <w:b/>
+        </w:rPr>
+        <w:t xml:space="preserve">File: </w:t>
+      </w:r>
+      <w:r>
+        <w:t>smf80ext.c</w:t>
+      </w:r>
+    </w:p>
+    <w:p>
+      <w:r>
+        <w:rPr>
+          <w:b/>
+        </w:rPr>
+        <w:t xml:space="preserve">Scopo: </w:t>
+      </w:r>
+      <w:r>
+        <w:t>Stampa su SYSPRINT, per il riepilogo dell'esecuzione, i data set allocati alle DD UTIPARM, UTICNTL, UTI001, UTI002, UTIDMP e UTIDEC (get_DSName e print_DSName), indicando "non allocata" per le DD mancanti.</w:t>
+      </w:r>
+    </w:p>
+    <w:p>
+      <w:r>
+        <w:rPr>
+          <w:b/>
+        </w:rPr>
+        <w:t xml:space="preserve">Valore di ritorno: </w:t>
+      </w:r>
+      <w:r>
+        <w:t>void</w:t>
+      </w:r>
+    </w:p>
+    <w:p>
+      <w:r>
+        <w:rPr>
+          <w:b/>
+        </w:rPr>
+        <w:t xml:space="preserve">Note: </w:t>
+      </w:r>
+      <w:r>
+        <w:t>Funzione locale a smf80ext.c.</w:t>
+      </w:r>
+    </w:p>
+    <w:p/>
+    <w:p>
+      <w:pPr>
+        <w:pStyle w:val="Heading3"/>
+      </w:pPr>
+      <w:r>
+        <w:t>listalc()</w:t>
+      </w:r>
+    </w:p>
+    <w:p>
+      <w:r>
+        <w:rPr>
+          <w:rFonts w:ascii="Consolas" w:hAnsi="Consolas"/>
+          <w:i/>
+          <w:sz w:val="19"/>
+        </w:rPr>
+        <w:t>void listalc(void)</w:t>
+      </w:r>
+    </w:p>
+    <w:p>
+      <w:r>
+        <w:rPr>
+          <w:b/>
+        </w:rPr>
+        <w:t xml:space="preserve">File: </w:t>
+      </w:r>
+      <w:r>
+        <w:t>smf80ext.c</w:t>
+      </w:r>
+    </w:p>
+    <w:p>
+      <w:r>
+        <w:rPr>
+          <w:b/>
+        </w:rPr>
+        <w:t xml:space="preserve">Scopo: </w:t>
+      </w:r>
+      <w:r>
+        <w:t>Esegue il comando TSO LISTALC STATUS con system() e ne stampa l'output, letto da un file di appoggio.</w:t>
+      </w:r>
+    </w:p>
+    <w:p>
+      <w:r>
+        <w:rPr>
+          <w:b/>
+        </w:rPr>
+        <w:t xml:space="preserve">Valore di ritorno: </w:t>
+      </w:r>
+      <w:r>
+        <w:t>void</w:t>
+      </w:r>
+    </w:p>
+    <w:p>
+      <w:r>
+        <w:rPr>
+          <w:b/>
+        </w:rPr>
+        <w:t xml:space="preserve">Note: </w:t>
+      </w:r>
+      <w:r>
+        <w:t>Mantenuta per verifica e non richiamata (la chiamata in main è commentata): il riepilogo delle allocazioni è fornito da print_alloc.</w:t>
+      </w:r>
+    </w:p>
+    <w:p/>
+    <w:p>
+      <w:pPr>
+        <w:pStyle w:val="Heading2"/>
+      </w:pPr>
+      <w:r>
+        <w:t>smf81dec.c</w:t>
+      </w:r>
+    </w:p>
+    <w:p>
+      <w:r>
+        <w:rPr>
+          <w:i/>
+        </w:rPr>
+        <w:t>Subroutine di decodifica dei record SMF 81 (inizializzazione RACF), richiamata da smf80ext.c per ogni record tipo 81 incontrato.</w:t>
+      </w:r>
+    </w:p>
+    <w:p>
+      <w:pPr>
+        <w:pStyle w:val="Heading3"/>
+      </w:pPr>
+      <w:r>
+        <w:t>smf81dec()</w:t>
+      </w:r>
+    </w:p>
+    <w:p>
+      <w:r>
+        <w:rPr>
+          <w:rFonts w:ascii="Consolas" w:hAnsi="Consolas"/>
+          <w:i/>
+          <w:sz w:val="19"/>
+        </w:rPr>
+        <w:t>int smf81dec(FILE *fdmp, char *smf_buf, size_t reclen)</w:t>
+      </w:r>
+    </w:p>
+    <w:p>
+      <w:r>
+        <w:rPr>
+          <w:b/>
+        </w:rPr>
+        <w:t xml:space="preserve">File: </w:t>
+      </w:r>
+      <w:r>
+        <w:t>smf81dec.c</w:t>
+      </w:r>
+    </w:p>
+    <w:p>
+      <w:r>
+        <w:rPr>
+          <w:b/>
+        </w:rPr>
+        <w:t xml:space="preserve">Scopo: </w:t>
+      </w:r>
+      <w:r>
+        <w:t>Decodifica in chiaro l'header SMF81HDR (opzioni RACF attive alla partenza: SMF81OPT..SMF81ML2, password policy, opzioni SETROPTS, lingue, ecc.) e le sezioni rilocabili presenti (sezione 30 - dataset RACF DB/UADS, sezione 21 - classi RACF, sezione 32 - regole password e profili modello). Le sezioni non riconosciute vengono stampate in dump esadecimale tramite hexprt.</w:t>
       </w:r>
     </w:p>
     <w:p>
@@ -2836,7 +2893,7 @@
           </w:tcPr>
           <w:p>
             <w:r>
-              <w:t>sp</w:t>
+              <w:t>fdmp</w:t>
             </w:r>
           </w:p>
         </w:tc>
@@ -2846,7 +2903,7 @@
           </w:tcPr>
           <w:p>
             <w:r>
-              <w:t>vedi smf80dmp.c</w:t>
+              <w:t>file handle su cui scrivere la decodifica testuale</w:t>
             </w:r>
           </w:p>
         </w:tc>
@@ -2858,7 +2915,7 @@
           </w:tcPr>
           <w:p>
             <w:r>
-              <w:t>token</w:t>
+              <w:t>smf_buf</w:t>
             </w:r>
           </w:p>
         </w:tc>
@@ -2868,7 +2925,7 @@
           </w:tcPr>
           <w:p>
             <w:r>
-              <w:t>vedi smf80dmp.c</w:t>
+              <w:t>buffer contenente il record SMF 81 da decodificare</w:t>
             </w:r>
           </w:p>
         </w:tc>
@@ -2880,7 +2937,7 @@
           </w:tcPr>
           <w:p>
             <w:r>
-              <w:t>sep</w:t>
+              <w:t>reclen</w:t>
             </w:r>
           </w:p>
         </w:tc>
@@ -2890,7 +2947,7 @@
           </w:tcPr>
           <w:p>
             <w:r>
-              <w:t>vedi smf80dmp.c</w:t>
+              <w:t>lunghezza in byte del record passato</w:t>
             </w:r>
           </w:p>
         </w:tc>
@@ -2904,7 +2961,7 @@
         <w:t xml:space="preserve">Valore di ritorno: </w:t>
       </w:r>
       <w:r>
-        <w:t>int</w:t>
+        <w:t>int — 0 se decodificato, 8 se il record non è tipo 81 o è troppo corto</w:t>
       </w:r>
     </w:p>
     <w:p>
@@ -2915,7 +2972,7 @@
         <w:t xml:space="preserve">Note: </w:t>
       </w:r>
       <w:r>
-        <w:t>Codice duplicato rispetto a smf80dmp.c (non condiviso in libreria).</w:t>
+        <w:t>È l'unica funzione della libreria richiamata direttamente dal programma principale smf80ext.c per un tipo di record (81) diverso da quello principale (80). Gestisce internamente le proprie strutture di sezioni rilocabili (non condivise con smf80ext).</w:t>
       </w:r>
     </w:p>
     <w:p/>
@@ -2924,7 +2981,7 @@
         <w:pStyle w:val="Heading3"/>
       </w:pPr>
       <w:r>
-        <w:t>findsez()</w:t>
+        <w:t>copies()</w:t>
       </w:r>
     </w:p>
     <w:p>
@@ -2934,7 +2991,7 @@
           <w:i/>
           <w:sz w:val="19"/>
         </w:rPr>
-        <w:t>char *findsez(int n_sez, st_sm80_sez *p_sez)</w:t>
+        <w:t>static char *copies(char *s, char filler, size_t ll)</w:t>
       </w:r>
     </w:p>
     <w:p>
@@ -2945,7 +3002,7 @@
         <w:t xml:space="preserve">File: </w:t>
       </w:r>
       <w:r>
-        <w:t>smf80ext.c</w:t>
+        <w:t>smf81dec.c</w:t>
       </w:r>
     </w:p>
     <w:p>
@@ -2956,7 +3013,7 @@
         <w:t xml:space="preserve">Scopo: </w:t>
       </w:r>
       <w:r>
-        <w:t>Identica a smf80dmp.c: ricerca descrizione sezione rilocabile.</w:t>
+        <w:t>Costruisce una stringa di ll caratteri tutti uguali a filler (usata per separatori orizzontali e per riempire colonne vuote in tabella).</w:t>
       </w:r>
     </w:p>
     <w:p>
@@ -3017,7 +3074,7 @@
           </w:tcPr>
           <w:p>
             <w:r>
-              <w:t>n_sez</w:t>
+              <w:t>s</w:t>
             </w:r>
           </w:p>
         </w:tc>
@@ -3027,7 +3084,7 @@
           </w:tcPr>
           <w:p>
             <w:r>
-              <w:t>vedi smf80dmp.c</w:t>
+              <w:t>buffer di destinazione</w:t>
             </w:r>
           </w:p>
         </w:tc>
@@ -3039,7 +3096,7 @@
           </w:tcPr>
           <w:p>
             <w:r>
-              <w:t>p_sez</w:t>
+              <w:t>filler</w:t>
             </w:r>
           </w:p>
         </w:tc>
@@ -3049,7 +3106,29 @@
           </w:tcPr>
           <w:p>
             <w:r>
-              <w:t>vedi smf80dmp.c</w:t>
+              <w:t>carattere di riempimento</w:t>
+            </w:r>
+          </w:p>
+        </w:tc>
+      </w:tr>
+      <w:tr>
+        <w:tc>
+          <w:tcPr>
+            <w:tcW w:type="dxa" w:w="1984"/>
+          </w:tcPr>
+          <w:p>
+            <w:r>
+              <w:t>ll</w:t>
+            </w:r>
+          </w:p>
+        </w:tc>
+        <w:tc>
+          <w:tcPr>
+            <w:tcW w:type="dxa" w:w="7087"/>
+          </w:tcPr>
+          <w:p>
+            <w:r>
+              <w:t>lunghezza della stringa da produrre</w:t>
             </w:r>
           </w:p>
         </w:tc>
@@ -3063,7 +3142,7 @@
         <w:t xml:space="preserve">Valore di ritorno: </w:t>
       </w:r>
       <w:r>
-        <w:t>char*</w:t>
+        <w:t>char* — puntatore a s</w:t>
       </w:r>
     </w:p>
     <w:p>
@@ -3074,7 +3153,7 @@
         <w:t xml:space="preserve">Note: </w:t>
       </w:r>
       <w:r>
-        <w:t>Codice duplicato rispetto a smf80dmp.c.</w:t>
+        <w:t>Funzione locale (static) a smf81dec.c.</w:t>
       </w:r>
     </w:p>
     <w:p/>
@@ -3083,7 +3162,7 @@
         <w:pStyle w:val="Heading3"/>
       </w:pPr>
       <w:r>
-        <w:t>check_clock()</w:t>
+        <w:t>strim()</w:t>
       </w:r>
     </w:p>
     <w:p>
@@ -3093,7 +3172,7 @@
           <w:i/>
           <w:sz w:val="19"/>
         </w:rPr>
-        <w:t>void check_clock(uint32_t smfdt, uint32_t smftm, uint32_t mind[2], uint32_t maxd[2])</w:t>
+        <w:t>static char *strim(char *s, size_t ll)</w:t>
       </w:r>
     </w:p>
     <w:p>
@@ -3104,7 +3183,7 @@
         <w:t xml:space="preserve">File: </w:t>
       </w:r>
       <w:r>
-        <w:t>smf80ext.c</w:t>
+        <w:t>smf81dec.c</w:t>
       </w:r>
     </w:p>
     <w:p>
@@ -3115,7 +3194,7 @@
         <w:t xml:space="preserve">Scopo: </w:t>
       </w:r>
       <w:r>
-        <w:t>Identica a smf80dmp.c: calcolo data/ora minima e massima.</w:t>
+        <w:t>Elimina gli spazi finali da un campo CHAR a lunghezza fissa del record SMF (non terminato da '\0'), rendendolo una stringa C stampabile.</w:t>
       </w:r>
     </w:p>
     <w:p>
@@ -3176,7 +3255,7 @@
           </w:tcPr>
           <w:p>
             <w:r>
-              <w:t>smfdt</w:t>
+              <w:t>s</w:t>
             </w:r>
           </w:p>
         </w:tc>
@@ -3186,7 +3265,7 @@
           </w:tcPr>
           <w:p>
             <w:r>
-              <w:t>vedi smf80dmp.c</w:t>
+              <w:t>campo da normalizzare (modificato in place)</w:t>
             </w:r>
           </w:p>
         </w:tc>
@@ -3198,7 +3277,7 @@
           </w:tcPr>
           <w:p>
             <w:r>
-              <w:t>smftm</w:t>
+              <w:t>ll</w:t>
             </w:r>
           </w:p>
         </w:tc>
@@ -3208,51 +3287,7 @@
           </w:tcPr>
           <w:p>
             <w:r>
-              <w:t>vedi smf80dmp.c</w:t>
-            </w:r>
-          </w:p>
-        </w:tc>
-      </w:tr>
-      <w:tr>
-        <w:tc>
-          <w:tcPr>
-            <w:tcW w:type="dxa" w:w="1984"/>
-          </w:tcPr>
-          <w:p>
-            <w:r>
-              <w:t>mind</w:t>
-            </w:r>
-          </w:p>
-        </w:tc>
-        <w:tc>
-          <w:tcPr>
-            <w:tcW w:type="dxa" w:w="7087"/>
-          </w:tcPr>
-          <w:p>
-            <w:r>
-              <w:t>vedi smf80dmp.c</w:t>
-            </w:r>
-          </w:p>
-        </w:tc>
-      </w:tr>
-      <w:tr>
-        <w:tc>
-          <w:tcPr>
-            <w:tcW w:type="dxa" w:w="1984"/>
-          </w:tcPr>
-          <w:p>
-            <w:r>
-              <w:t>maxd</w:t>
-            </w:r>
-          </w:p>
-        </w:tc>
-        <w:tc>
-          <w:tcPr>
-            <w:tcW w:type="dxa" w:w="7087"/>
-          </w:tcPr>
-          <w:p>
-            <w:r>
-              <w:t>vedi smf80dmp.c</w:t>
+              <w:t>lunghezza del campo</w:t>
             </w:r>
           </w:p>
         </w:tc>
@@ -3266,7 +3301,7 @@
         <w:t xml:space="preserve">Valore di ritorno: </w:t>
       </w:r>
       <w:r>
-        <w:t>void</w:t>
+        <w:t>char* — puntatore a s</w:t>
       </w:r>
     </w:p>
     <w:p>
@@ -3277,32 +3312,16 @@
         <w:t xml:space="preserve">Note: </w:t>
       </w:r>
       <w:r>
-        <w:t>Codice duplicato rispetto a smf80dmp.c.</w:t>
+        <w:t>Funzione locale (static) a smf81dec.c.</w:t>
       </w:r>
     </w:p>
     <w:p/>
-    <w:p>
-      <w:pPr>
-        <w:pStyle w:val="Heading2"/>
-      </w:pPr>
-      <w:r>
-        <w:t>smf81dec.c</w:t>
-      </w:r>
-    </w:p>
-    <w:p>
-      <w:r>
-        <w:rPr>
-          <w:i/>
-        </w:rPr>
-        <w:t>Subroutine di decodifica dei record SMF 81 (inizializzazione RACF), richiamata da smf80ext.c per ogni record tipo 81 incontrato.</w:t>
-      </w:r>
-    </w:p>
     <w:p>
       <w:pPr>
         <w:pStyle w:val="Heading3"/>
       </w:pPr>
       <w:r>
-        <w:t>smf81dec()</w:t>
+        <w:t>fmt_bit()</w:t>
       </w:r>
     </w:p>
     <w:p>
@@ -3312,7 +3331,7 @@
           <w:i/>
           <w:sz w:val="19"/>
         </w:rPr>
-        <w:t>int smf81dec(FILE *fdmp, char *smf_buf, size_t reclen)</w:t>
+        <w:t>char *fmt_bit(char *buf, const uint8_t myByte)</w:t>
       </w:r>
     </w:p>
     <w:p>
@@ -3334,7 +3353,7 @@
         <w:t xml:space="preserve">Scopo: </w:t>
       </w:r>
       <w:r>
-        <w:t>Decodifica in chiaro l'header SMF81HDR (opzioni RACF attive alla partenza: SMF81OPT..SMF81ML2, password policy, opzioni SETROPTS, lingue, ecc.) e le sezioni rilocabili presenti (sezione 30 - dataset RACF DB/UADS, sezione 21 - classi RACF, sezione 32 - regole password e profili modello). Le sezioni non riconosciute vengono stampate in dump esadecimale tramite hexprt.</w:t>
+        <w:t>Converte un byte nella rappresentazione testuale della sua sequenza di bit (8 caratteri '0'/'1').</w:t>
       </w:r>
     </w:p>
     <w:p>
@@ -3395,7 +3414,7 @@
           </w:tcPr>
           <w:p>
             <w:r>
-              <w:t>fdmp</w:t>
+              <w:t>buf</w:t>
             </w:r>
           </w:p>
         </w:tc>
@@ -3405,7 +3424,7 @@
           </w:tcPr>
           <w:p>
             <w:r>
-              <w:t>file handle su cui scrivere la decodifica testuale</w:t>
+              <w:t>buffer di output, almeno 9 byte</w:t>
             </w:r>
           </w:p>
         </w:tc>
@@ -3417,7 +3436,7 @@
           </w:tcPr>
           <w:p>
             <w:r>
-              <w:t>smf_buf</w:t>
+              <w:t>myByte</w:t>
             </w:r>
           </w:p>
         </w:tc>
@@ -3427,29 +3446,7 @@
           </w:tcPr>
           <w:p>
             <w:r>
-              <w:t>buffer contenente il record SMF 81 da decodificare</w:t>
-            </w:r>
-          </w:p>
-        </w:tc>
-      </w:tr>
-      <w:tr>
-        <w:tc>
-          <w:tcPr>
-            <w:tcW w:type="dxa" w:w="1984"/>
-          </w:tcPr>
-          <w:p>
-            <w:r>
-              <w:t>reclen</w:t>
-            </w:r>
-          </w:p>
-        </w:tc>
-        <w:tc>
-          <w:tcPr>
-            <w:tcW w:type="dxa" w:w="7087"/>
-          </w:tcPr>
-          <w:p>
-            <w:r>
-              <w:t>lunghezza in byte del record passato</w:t>
+              <w:t>byte da rappresentare</w:t>
             </w:r>
           </w:p>
         </w:tc>
@@ -3463,7 +3460,7 @@
         <w:t xml:space="preserve">Valore di ritorno: </w:t>
       </w:r>
       <w:r>
-        <w:t>int — 0 se decodificato, 8 se il record non è tipo 81 o è troppo corto</w:t>
+        <w:t>char* — puntatore a buf</w:t>
       </w:r>
     </w:p>
     <w:p>
@@ -3474,7 +3471,7 @@
         <w:t xml:space="preserve">Note: </w:t>
       </w:r>
       <w:r>
-        <w:t>È l'unica funzione della libreria richiamata direttamente dal programma principale smf80ext.c per un tipo di record (81) diverso da quello principale (80). Gestisce internamente le proprie strutture di sezioni rilocabili (non condivise con smf80dmp/smf80ext).</w:t>
+        <w:t>Attualmente non richiamata nel corpo di smf81dec (utility disponibile).</w:t>
       </w:r>
     </w:p>
     <w:p/>
@@ -3483,7 +3480,7 @@
         <w:pStyle w:val="Heading3"/>
       </w:pPr>
       <w:r>
-        <w:t>copies()</w:t>
+        <w:t>createDt1()</w:t>
       </w:r>
     </w:p>
     <w:p>
@@ -3493,7 +3490,7 @@
           <w:i/>
           <w:sz w:val="19"/>
         </w:rPr>
-        <w:t>static char *copies(char *s, char filler, size_t ll)</w:t>
+        <w:t>rel_sect *createDt1(const SMF81DTS *p_dts, rel_sect *p_root, char *pgm_name)</w:t>
       </w:r>
     </w:p>
     <w:p>
@@ -3515,7 +3512,7 @@
         <w:t xml:space="preserve">Scopo: </w:t>
       </w:r>
       <w:r>
-        <w:t>Costruisce una stringa di ll caratteri tutti uguali a filler (usata per separatori orizzontali e per riempire colonne vuote in tabella).</w:t>
+        <w:t>Costruttore/append di un nodo nella linked list delle sezioni rilocabili SMF 81 dello stesso tipo (analogo a createDta di creDTA_2.c ma per SMF81DTS).</w:t>
       </w:r>
     </w:p>
     <w:p>
@@ -3576,7 +3573,7 @@
           </w:tcPr>
           <w:p>
             <w:r>
-              <w:t>s</w:t>
+              <w:t>p_dts</w:t>
             </w:r>
           </w:p>
         </w:tc>
@@ -3586,7 +3583,7 @@
           </w:tcPr>
           <w:p>
             <w:r>
-              <w:t>buffer di destinazione</w:t>
+              <w:t>puntatore alla sezione rilocabile letta dal record</w:t>
             </w:r>
           </w:p>
         </w:tc>
@@ -3598,7 +3595,7 @@
           </w:tcPr>
           <w:p>
             <w:r>
-              <w:t>filler</w:t>
+              <w:t>p_root</w:t>
             </w:r>
           </w:p>
         </w:tc>
@@ -3608,7 +3605,7 @@
           </w:tcPr>
           <w:p>
             <w:r>
-              <w:t>carattere di riempimento</w:t>
+              <w:t>radice della lista per il tipo di sezione (NULL se prima occorrenza)</w:t>
             </w:r>
           </w:p>
         </w:tc>
@@ -3620,7 +3617,7 @@
           </w:tcPr>
           <w:p>
             <w:r>
-              <w:t>ll</w:t>
+              <w:t>pgm_name</w:t>
             </w:r>
           </w:p>
         </w:tc>
@@ -3630,7 +3627,7 @@
           </w:tcPr>
           <w:p>
             <w:r>
-              <w:t>lunghezza della stringa da produrre</w:t>
+              <w:t>nome programma, usato nei messaggi di errore</w:t>
             </w:r>
           </w:p>
         </w:tc>
@@ -3644,7 +3641,7 @@
         <w:t xml:space="preserve">Valore di ritorno: </w:t>
       </w:r>
       <w:r>
-        <w:t>char* — puntatore a s</w:t>
+        <w:t>rel_sect* — radice della lista aggiornata</w:t>
       </w:r>
     </w:p>
     <w:p>
@@ -3655,7 +3652,7 @@
         <w:t xml:space="preserve">Note: </w:t>
       </w:r>
       <w:r>
-        <w:t>Funzione locale (static) a smf81dec.c.</w:t>
+        <w:t>Termina il programma (exit(8)) se malloc fallisce.</w:t>
       </w:r>
     </w:p>
     <w:p/>
@@ -3664,7 +3661,7 @@
         <w:pStyle w:val="Heading3"/>
       </w:pPr>
       <w:r>
-        <w:t>strim()</w:t>
+        <w:t>free_dt1()</w:t>
       </w:r>
     </w:p>
     <w:p>
@@ -3674,7 +3671,7 @@
           <w:i/>
           <w:sz w:val="19"/>
         </w:rPr>
-        <w:t>static char *strim(char *s, size_t ll)</w:t>
+        <w:t>void free_dt1(rel_sect *p_node)</w:t>
       </w:r>
     </w:p>
     <w:p>
@@ -3696,7 +3693,7 @@
         <w:t xml:space="preserve">Scopo: </w:t>
       </w:r>
       <w:r>
-        <w:t>Elimina gli spazi finali da un campo CHAR a lunghezza fissa del record SMF (non terminato da '\0'), rendendolo una stringa C stampabile.</w:t>
+        <w:t>Libera la memoria di tutti i nodi della linked list di sezioni rilocabili SMF 81, richiamata a ogni chiamata di smf81dec per azzerare le strutture del record precedente.</w:t>
       </w:r>
     </w:p>
     <w:p>
@@ -3757,7 +3754,7 @@
           </w:tcPr>
           <w:p>
             <w:r>
-              <w:t>s</w:t>
+              <w:t>p_node</w:t>
             </w:r>
           </w:p>
         </w:tc>
@@ -3767,29 +3764,7 @@
           </w:tcPr>
           <w:p>
             <w:r>
-              <w:t>campo da normalizzare (modificato in place)</w:t>
-            </w:r>
-          </w:p>
-        </w:tc>
-      </w:tr>
-      <w:tr>
-        <w:tc>
-          <w:tcPr>
-            <w:tcW w:type="dxa" w:w="1984"/>
-          </w:tcPr>
-          <w:p>
-            <w:r>
-              <w:t>ll</w:t>
-            </w:r>
-          </w:p>
-        </w:tc>
-        <w:tc>
-          <w:tcPr>
-            <w:tcW w:type="dxa" w:w="7087"/>
-          </w:tcPr>
-          <w:p>
-            <w:r>
-              <w:t>lunghezza del campo</w:t>
+              <w:t>radice della lista da liberare</w:t>
             </w:r>
           </w:p>
         </w:tc>
@@ -3803,27 +3778,32 @@
         <w:t xml:space="preserve">Valore di ritorno: </w:t>
       </w:r>
       <w:r>
-        <w:t>char* — puntatore a s</w:t>
-      </w:r>
-    </w:p>
-    <w:p>
-      <w:r>
-        <w:rPr>
-          <w:b/>
-        </w:rPr>
-        <w:t xml:space="preserve">Note: </w:t>
-      </w:r>
-      <w:r>
-        <w:t>Funzione locale (static) a smf81dec.c.</w:t>
+        <w:t>void</w:t>
       </w:r>
     </w:p>
     <w:p/>
+    <w:p>
+      <w:pPr>
+        <w:pStyle w:val="Heading2"/>
+      </w:pPr>
+      <w:r>
+        <w:t>strup.c</w:t>
+      </w:r>
+    </w:p>
+    <w:p>
+      <w:r>
+        <w:rPr>
+          <w:i/>
+        </w:rPr>
+        <w:t>Conversione di una stringa in maiuscolo.</w:t>
+      </w:r>
+    </w:p>
     <w:p>
       <w:pPr>
         <w:pStyle w:val="Heading3"/>
       </w:pPr>
       <w:r>
-        <w:t>fmt_bit()</w:t>
+        <w:t>strup()</w:t>
       </w:r>
     </w:p>
     <w:p>
@@ -3833,7 +3813,7 @@
           <w:i/>
           <w:sz w:val="19"/>
         </w:rPr>
-        <w:t>char *fmt_bit(char *buf, const uint8_t myByte)</w:t>
+        <w:t>void strup(char *s, char *u)</w:t>
       </w:r>
     </w:p>
     <w:p>
@@ -3844,7 +3824,7 @@
         <w:t xml:space="preserve">File: </w:t>
       </w:r>
       <w:r>
-        <w:t>smf81dec.c</w:t>
+        <w:t>strup.c</w:t>
       </w:r>
     </w:p>
     <w:p>
@@ -3855,7 +3835,7 @@
         <w:t xml:space="preserve">Scopo: </w:t>
       </w:r>
       <w:r>
-        <w:t>Converte un byte nella rappresentazione testuale della sua sequenza di bit (8 caratteri '0'/'1').</w:t>
+        <w:t>Converte la stringa s in maiuscolo, scrivendo il risultato in u carattere per carattere.</w:t>
       </w:r>
     </w:p>
     <w:p>
@@ -3916,7 +3896,7 @@
           </w:tcPr>
           <w:p>
             <w:r>
-              <w:t>buf</w:t>
+              <w:t>s</w:t>
             </w:r>
           </w:p>
         </w:tc>
@@ -3926,7 +3906,7 @@
           </w:tcPr>
           <w:p>
             <w:r>
-              <w:t>buffer di output, almeno 9 byte</w:t>
+              <w:t>stringa sorgente</w:t>
             </w:r>
           </w:p>
         </w:tc>
@@ -3938,7 +3918,7 @@
           </w:tcPr>
           <w:p>
             <w:r>
-              <w:t>myByte</w:t>
+              <w:t>u</w:t>
             </w:r>
           </w:p>
         </w:tc>
@@ -3948,7 +3928,7 @@
           </w:tcPr>
           <w:p>
             <w:r>
-              <w:t>byte da rappresentare</w:t>
+              <w:t>buffer di destinazione, deve poter contenere s</w:t>
             </w:r>
           </w:p>
         </w:tc>
@@ -3962,7 +3942,7 @@
         <w:t xml:space="preserve">Valore di ritorno: </w:t>
       </w:r>
       <w:r>
-        <w:t>char* — puntatore a buf</w:t>
+        <w:t>void</w:t>
       </w:r>
     </w:p>
     <w:p>
@@ -3973,16 +3953,32 @@
         <w:t xml:space="preserve">Note: </w:t>
       </w:r>
       <w:r>
-        <w:t>Attualmente non richiamata nel corpo di smf81dec (utility disponibile).</w:t>
+        <w:t>Usata per rendere case-insensitive il confronto di caratteristiche/operatori nel parsing dei criteri.</w:t>
       </w:r>
     </w:p>
     <w:p/>
+    <w:p>
+      <w:pPr>
+        <w:pStyle w:val="Heading2"/>
+      </w:pPr>
+      <w:r>
+        <w:t>trim.c</w:t>
+      </w:r>
+    </w:p>
+    <w:p>
+      <w:r>
+        <w:rPr>
+          <w:i/>
+        </w:rPr>
+        <w:t>Eliminazione di spazi iniziali/finali da una stringa.</w:t>
+      </w:r>
+    </w:p>
     <w:p>
       <w:pPr>
         <w:pStyle w:val="Heading3"/>
       </w:pPr>
       <w:r>
-        <w:t>createDt1()</w:t>
+        <w:t>trim()</w:t>
       </w:r>
     </w:p>
     <w:p>
@@ -3992,7 +3988,7 @@
           <w:i/>
           <w:sz w:val="19"/>
         </w:rPr>
-        <w:t>rel_sect *createDt1(const SMF81DTS *p_dts, rel_sect *p_root, char *pgm_name)</w:t>
+        <w:t>char *trim(char *s)</w:t>
       </w:r>
     </w:p>
     <w:p>
@@ -4003,7 +3999,7 @@
         <w:t xml:space="preserve">File: </w:t>
       </w:r>
       <w:r>
-        <w:t>smf81dec.c</w:t>
+        <w:t>trim.c</w:t>
       </w:r>
     </w:p>
     <w:p>
@@ -4014,7 +4010,7 @@
         <w:t xml:space="preserve">Scopo: </w:t>
       </w:r>
       <w:r>
-        <w:t>Costruttore/append di un nodo nella linked list delle sezioni rilocabili SMF 81 dello stesso tipo (analogo a createDta di creDTA_2.c ma per SMF81DTS).</w:t>
+        <w:t>Applica in sequenza rtrim e ltrim alla stringa.</w:t>
       </w:r>
     </w:p>
     <w:p>
@@ -4075,7 +4071,7 @@
           </w:tcPr>
           <w:p>
             <w:r>
-              <w:t>p_dts</w:t>
+              <w:t>s</w:t>
             </w:r>
           </w:p>
         </w:tc>
@@ -4085,51 +4081,7 @@
           </w:tcPr>
           <w:p>
             <w:r>
-              <w:t>puntatore alla sezione rilocabile letta dal record</w:t>
-            </w:r>
-          </w:p>
-        </w:tc>
-      </w:tr>
-      <w:tr>
-        <w:tc>
-          <w:tcPr>
-            <w:tcW w:type="dxa" w:w="1984"/>
-          </w:tcPr>
-          <w:p>
-            <w:r>
-              <w:t>p_root</w:t>
-            </w:r>
-          </w:p>
-        </w:tc>
-        <w:tc>
-          <w:tcPr>
-            <w:tcW w:type="dxa" w:w="7087"/>
-          </w:tcPr>
-          <w:p>
-            <w:r>
-              <w:t>radice della lista per il tipo di sezione (NULL se prima occorrenza)</w:t>
-            </w:r>
-          </w:p>
-        </w:tc>
-      </w:tr>
-      <w:tr>
-        <w:tc>
-          <w:tcPr>
-            <w:tcW w:type="dxa" w:w="1984"/>
-          </w:tcPr>
-          <w:p>
-            <w:r>
-              <w:t>pgm_name</w:t>
-            </w:r>
-          </w:p>
-        </w:tc>
-        <w:tc>
-          <w:tcPr>
-            <w:tcW w:type="dxa" w:w="7087"/>
-          </w:tcPr>
-          <w:p>
-            <w:r>
-              <w:t>nome programma, usato nei messaggi di errore</w:t>
+              <w:t>stringa da normalizzare (modificata in place)</w:t>
             </w:r>
           </w:p>
         </w:tc>
@@ -4143,18 +4095,7 @@
         <w:t xml:space="preserve">Valore di ritorno: </w:t>
       </w:r>
       <w:r>
-        <w:t>rel_sect* — radice della lista aggiornata</w:t>
-      </w:r>
-    </w:p>
-    <w:p>
-      <w:r>
-        <w:rPr>
-          <w:b/>
-        </w:rPr>
-        <w:t xml:space="preserve">Note: </w:t>
-      </w:r>
-      <w:r>
-        <w:t>Termina il programma (exit(8)) se malloc fallisce.</w:t>
+        <w:t>char* — puntatore alla stringa risultante (può differire da s per ltrim)</w:t>
       </w:r>
     </w:p>
     <w:p/>
@@ -4163,7 +4104,7 @@
         <w:pStyle w:val="Heading3"/>
       </w:pPr>
       <w:r>
-        <w:t>free_dt1()</w:t>
+        <w:t>rtrim()</w:t>
       </w:r>
     </w:p>
     <w:p>
@@ -4173,7 +4114,7 @@
           <w:i/>
           <w:sz w:val="19"/>
         </w:rPr>
-        <w:t>void free_dt1(rel_sect *p_node)</w:t>
+        <w:t>char *rtrim(char *s)</w:t>
       </w:r>
     </w:p>
     <w:p>
@@ -4184,7 +4125,7 @@
         <w:t xml:space="preserve">File: </w:t>
       </w:r>
       <w:r>
-        <w:t>smf81dec.c</w:t>
+        <w:t>trim.c</w:t>
       </w:r>
     </w:p>
     <w:p>
@@ -4195,7 +4136,7 @@
         <w:t xml:space="preserve">Scopo: </w:t>
       </w:r>
       <w:r>
-        <w:t>Libera la memoria di tutti i nodi della linked list di sezioni rilocabili SMF 81, richiamata a ogni chiamata di smf81dec per azzerare le strutture del record precedente.</w:t>
+        <w:t>Elimina gli spazi (o altri caratteri di spaziatura) finali dalla stringa.</w:t>
       </w:r>
     </w:p>
     <w:p>
@@ -4256,7 +4197,7 @@
           </w:tcPr>
           <w:p>
             <w:r>
-              <w:t>p_node</w:t>
+              <w:t>s</w:t>
             </w:r>
           </w:p>
         </w:tc>
@@ -4266,7 +4207,7 @@
           </w:tcPr>
           <w:p>
             <w:r>
-              <w:t>radice della lista da liberare</w:t>
+              <w:t>stringa da normalizzare (modificata in place)</w:t>
             </w:r>
           </w:p>
         </w:tc>
@@ -4280,32 +4221,16 @@
         <w:t xml:space="preserve">Valore di ritorno: </w:t>
       </w:r>
       <w:r>
-        <w:t>void</w:t>
+        <w:t>char* — s, o NULL se s è NULL</w:t>
       </w:r>
     </w:p>
     <w:p/>
-    <w:p>
-      <w:pPr>
-        <w:pStyle w:val="Heading2"/>
-      </w:pPr>
-      <w:r>
-        <w:t>strup.c</w:t>
-      </w:r>
-    </w:p>
-    <w:p>
-      <w:r>
-        <w:rPr>
-          <w:i/>
-        </w:rPr>
-        <w:t>Conversione di una stringa in maiuscolo.</w:t>
-      </w:r>
-    </w:p>
     <w:p>
       <w:pPr>
         <w:pStyle w:val="Heading3"/>
       </w:pPr>
       <w:r>
-        <w:t>strup()</w:t>
+        <w:t>ltrim()</w:t>
       </w:r>
     </w:p>
     <w:p>
@@ -4315,7 +4240,7 @@
           <w:i/>
           <w:sz w:val="19"/>
         </w:rPr>
-        <w:t>void strup(char *s, char *u)</w:t>
+        <w:t>char *ltrim(char *s)</w:t>
       </w:r>
     </w:p>
     <w:p>
@@ -4326,7 +4251,7 @@
         <w:t xml:space="preserve">File: </w:t>
       </w:r>
       <w:r>
-        <w:t>strup.c</w:t>
+        <w:t>trim.c</w:t>
       </w:r>
     </w:p>
     <w:p>
@@ -4337,7 +4262,7 @@
         <w:t xml:space="preserve">Scopo: </w:t>
       </w:r>
       <w:r>
-        <w:t>Converte la stringa s in maiuscolo, scrivendo il risultato in u carattere per carattere.</w:t>
+        <w:t>Elimina gli spazi iniziali dalla stringa restituendo un puntatore al primo carattere non-spazio.</w:t>
       </w:r>
     </w:p>
     <w:p>
@@ -4408,29 +4333,7 @@
           </w:tcPr>
           <w:p>
             <w:r>
-              <w:t>stringa sorgente</w:t>
-            </w:r>
-          </w:p>
-        </w:tc>
-      </w:tr>
-      <w:tr>
-        <w:tc>
-          <w:tcPr>
-            <w:tcW w:type="dxa" w:w="1984"/>
-          </w:tcPr>
-          <w:p>
-            <w:r>
-              <w:t>u</w:t>
-            </w:r>
-          </w:p>
-        </w:tc>
-        <w:tc>
-          <w:tcPr>
-            <w:tcW w:type="dxa" w:w="7087"/>
-          </w:tcPr>
-          <w:p>
-            <w:r>
-              <w:t>buffer di destinazione, deve poter contenere s</w:t>
+              <w:t>stringa da normalizzare</w:t>
             </w:r>
           </w:p>
         </w:tc>
@@ -4444,18 +4347,7 @@
         <w:t xml:space="preserve">Valore di ritorno: </w:t>
       </w:r>
       <w:r>
-        <w:t>void</w:t>
-      </w:r>
-    </w:p>
-    <w:p>
-      <w:r>
-        <w:rPr>
-          <w:b/>
-        </w:rPr>
-        <w:t xml:space="preserve">Note: </w:t>
-      </w:r>
-      <w:r>
-        <w:t>Usata per rendere case-insensitive il confronto di caratteristiche/operatori nel parsing dei criteri.</w:t>
+        <w:t>char* — puntatore al primo carattere non di spaziatura, o NULL se s è NULL</w:t>
       </w:r>
     </w:p>
     <w:p/>
@@ -4464,7 +4356,7 @@
         <w:pStyle w:val="Heading2"/>
       </w:pPr>
       <w:r>
-        <w:t>trim.c</w:t>
+        <w:t>openf.c</w:t>
       </w:r>
     </w:p>
     <w:p>
@@ -4472,7 +4364,7 @@
         <w:rPr>
           <w:i/>
         </w:rPr>
-        <w:t>Eliminazione di spazi iniziali/finali da una stringa.</w:t>
+        <w:t>Apertura di un file con gestione di parametri e descrizione per i messaggi.</w:t>
       </w:r>
     </w:p>
     <w:p>
@@ -4480,7 +4372,7 @@
         <w:pStyle w:val="Heading3"/>
       </w:pPr>
       <w:r>
-        <w:t>trim()</w:t>
+        <w:t>openf()</w:t>
       </w:r>
     </w:p>
     <w:p>
@@ -4490,7 +4382,7 @@
           <w:i/>
           <w:sz w:val="19"/>
         </w:rPr>
-        <w:t>char *trim(char *s)</w:t>
+        <w:t>FILE *openf(const char *filename, const char *open_parm, const char *op_desc, const char *pgmname)</w:t>
       </w:r>
     </w:p>
     <w:p>
@@ -4501,7 +4393,7 @@
         <w:t xml:space="preserve">File: </w:t>
       </w:r>
       <w:r>
-        <w:t>trim.c</w:t>
+        <w:t>openf.c</w:t>
       </w:r>
     </w:p>
     <w:p>
@@ -4512,7 +4404,7 @@
         <w:t xml:space="preserve">Scopo: </w:t>
       </w:r>
       <w:r>
-        <w:t>Applica in sequenza rtrim e ltrim alla stringa.</w:t>
+        <w:t>Wrapper di fopen che stampa un messaggio informativo (nome file e descrizione) prima dell'apertura e un messaggio di errore su stderr se l'apertura fallisce.</w:t>
       </w:r>
     </w:p>
     <w:p>
@@ -4573,7 +4465,7 @@
           </w:tcPr>
           <w:p>
             <w:r>
-              <w:t>s</w:t>
+              <w:t>filename</w:t>
             </w:r>
           </w:p>
         </w:tc>
@@ -4583,7 +4475,73 @@
           </w:tcPr>
           <w:p>
             <w:r>
-              <w:t>stringa da normalizzare (modificata in place)</w:t>
+              <w:t>nome/DD del file da aprire</w:t>
+            </w:r>
+          </w:p>
+        </w:tc>
+      </w:tr>
+      <w:tr>
+        <w:tc>
+          <w:tcPr>
+            <w:tcW w:type="dxa" w:w="1984"/>
+          </w:tcPr>
+          <w:p>
+            <w:r>
+              <w:t>open_parm</w:t>
+            </w:r>
+          </w:p>
+        </w:tc>
+        <w:tc>
+          <w:tcPr>
+            <w:tcW w:type="dxa" w:w="7087"/>
+          </w:tcPr>
+          <w:p>
+            <w:r>
+              <w:t>modalità di apertura (es. "rb,recfm=VBS,lrecl=X,type=record")</w:t>
+            </w:r>
+          </w:p>
+        </w:tc>
+      </w:tr>
+      <w:tr>
+        <w:tc>
+          <w:tcPr>
+            <w:tcW w:type="dxa" w:w="1984"/>
+          </w:tcPr>
+          <w:p>
+            <w:r>
+              <w:t>op_desc</w:t>
+            </w:r>
+          </w:p>
+        </w:tc>
+        <w:tc>
+          <w:tcPr>
+            <w:tcW w:type="dxa" w:w="7087"/>
+          </w:tcPr>
+          <w:p>
+            <w:r>
+              <w:t>descrizione testuale del file, per i messaggi</w:t>
+            </w:r>
+          </w:p>
+        </w:tc>
+      </w:tr>
+      <w:tr>
+        <w:tc>
+          <w:tcPr>
+            <w:tcW w:type="dxa" w:w="1984"/>
+          </w:tcPr>
+          <w:p>
+            <w:r>
+              <w:t>pgmname</w:t>
+            </w:r>
+          </w:p>
+        </w:tc>
+        <w:tc>
+          <w:tcPr>
+            <w:tcW w:type="dxa" w:w="7087"/>
+          </w:tcPr>
+          <w:p>
+            <w:r>
+              <w:t>nome del programma chiamante, per i messaggi di errore</w:t>
             </w:r>
           </w:p>
         </w:tc>
@@ -4597,16 +4555,32 @@
         <w:t xml:space="preserve">Valore di ritorno: </w:t>
       </w:r>
       <w:r>
-        <w:t>char* — puntatore alla stringa risultante (può differire da s per ltrim)</w:t>
+        <w:t>FILE* — file handle, o NULL se l'apertura fallisce</w:t>
       </w:r>
     </w:p>
     <w:p/>
+    <w:p>
+      <w:pPr>
+        <w:pStyle w:val="Heading2"/>
+      </w:pPr>
+      <w:r>
+        <w:t>getExt.c</w:t>
+      </w:r>
+    </w:p>
+    <w:p>
+      <w:r>
+        <w:rPr>
+          <w:i/>
+        </w:rPr>
+        <w:t>Estrazione del nome file e dell'estensione da un path.</w:t>
+      </w:r>
+    </w:p>
     <w:p>
       <w:pPr>
         <w:pStyle w:val="Heading3"/>
       </w:pPr>
       <w:r>
-        <w:t>rtrim()</w:t>
+        <w:t>getExt()</w:t>
       </w:r>
     </w:p>
     <w:p>
@@ -4616,7 +4590,7 @@
           <w:i/>
           <w:sz w:val="19"/>
         </w:rPr>
-        <w:t>char *rtrim(char *s)</w:t>
+        <w:t>char *getExt(const char *path_name, char *ext)</w:t>
       </w:r>
     </w:p>
     <w:p>
@@ -4627,7 +4601,7 @@
         <w:t xml:space="preserve">File: </w:t>
       </w:r>
       <w:r>
-        <w:t>trim.c</w:t>
+        <w:t>getExt.c</w:t>
       </w:r>
     </w:p>
     <w:p>
@@ -4638,7 +4612,7 @@
         <w:t xml:space="preserve">Scopo: </w:t>
       </w:r>
       <w:r>
-        <w:t>Elimina gli spazi (o altri caratteri di spaziatura) finali dalla stringa.</w:t>
+        <w:t>Dato un path completo, isola il nome del file (basename) senza estensione e l'estensione stessa. Usata dai programmi principali per ricavare il proprio nome dal valore di __FILE__ e usarlo nei messaggi.</w:t>
       </w:r>
     </w:p>
     <w:p>
@@ -4699,7 +4673,7 @@
           </w:tcPr>
           <w:p>
             <w:r>
-              <w:t>s</w:t>
+              <w:t>path_name</w:t>
             </w:r>
           </w:p>
         </w:tc>
@@ -4709,7 +4683,29 @@
           </w:tcPr>
           <w:p>
             <w:r>
-              <w:t>stringa da normalizzare (modificata in place)</w:t>
+              <w:t>path completo del file</w:t>
+            </w:r>
+          </w:p>
+        </w:tc>
+      </w:tr>
+      <w:tr>
+        <w:tc>
+          <w:tcPr>
+            <w:tcW w:type="dxa" w:w="1984"/>
+          </w:tcPr>
+          <w:p>
+            <w:r>
+              <w:t>ext</w:t>
+            </w:r>
+          </w:p>
+        </w:tc>
+        <w:tc>
+          <w:tcPr>
+            <w:tcW w:type="dxa" w:w="7087"/>
+          </w:tcPr>
+          <w:p>
+            <w:r>
+              <w:t>buffer di output per l'estensione</w:t>
             </w:r>
           </w:p>
         </w:tc>
@@ -4723,16 +4719,43 @@
         <w:t xml:space="preserve">Valore di ritorno: </w:t>
       </w:r>
       <w:r>
-        <w:t>char* — s, o NULL se s è NULL</w:t>
+        <w:t>char* — nome file allocato dinamicamente (senza estensione), NULL se manca il separatore '.'</w:t>
+      </w:r>
+    </w:p>
+    <w:p>
+      <w:r>
+        <w:rPr>
+          <w:b/>
+        </w:rPr>
+        <w:t xml:space="preserve">Note: </w:t>
+      </w:r>
+      <w:r>
+        <w:t>Alloca memoria con malloc/realloc: il chiamante non libera esplicitamente il buffer nei programmi attuali.</w:t>
       </w:r>
     </w:p>
     <w:p/>
+    <w:p>
+      <w:pPr>
+        <w:pStyle w:val="Heading2"/>
+      </w:pPr>
+      <w:r>
+        <w:t>createStr.c</w:t>
+      </w:r>
+    </w:p>
+    <w:p>
+      <w:r>
+        <w:rPr>
+          <w:i/>
+        </w:rPr>
+        <w:t>Costruttore di stringhe a lunghezza variabile (linked-list friendly).</w:t>
+      </w:r>
+    </w:p>
     <w:p>
       <w:pPr>
         <w:pStyle w:val="Heading3"/>
       </w:pPr>
       <w:r>
-        <w:t>ltrim()</w:t>
+        <w:t>createStr()</w:t>
       </w:r>
     </w:p>
     <w:p>
@@ -4742,7 +4765,7 @@
           <w:i/>
           <w:sz w:val="19"/>
         </w:rPr>
-        <w:t>char *ltrim(char *s)</w:t>
+        <w:t>struct string *createStr(const char *initial)</w:t>
       </w:r>
     </w:p>
     <w:p>
@@ -4753,7 +4776,7 @@
         <w:t xml:space="preserve">File: </w:t>
       </w:r>
       <w:r>
-        <w:t>trim.c</w:t>
+        <w:t>createStr.c</w:t>
       </w:r>
     </w:p>
     <w:p>
@@ -4764,7 +4787,7 @@
         <w:t xml:space="preserve">Scopo: </w:t>
       </w:r>
       <w:r>
-        <w:t>Elimina gli spazi iniziali dalla stringa restituendo un puntatore al primo carattere non-spazio.</w:t>
+        <w:t>Alloca una struttura 'string' (size + puntatore a copia della stringa) a partire da un valore iniziale, per essere referenziata da nodi delle varie linked list (eventi, classi, filtri, sezioni, ecc.).</w:t>
       </w:r>
     </w:p>
     <w:p>
@@ -4825,7 +4848,7 @@
           </w:tcPr>
           <w:p>
             <w:r>
-              <w:t>s</w:t>
+              <w:t>initial</w:t>
             </w:r>
           </w:p>
         </w:tc>
@@ -4835,7 +4858,7 @@
           </w:tcPr>
           <w:p>
             <w:r>
-              <w:t>stringa da normalizzare</w:t>
+              <w:t>stringa iniziale da copiare (non deve essere NULL)</w:t>
             </w:r>
           </w:p>
         </w:tc>
@@ -4849,7 +4872,18 @@
         <w:t xml:space="preserve">Valore di ritorno: </w:t>
       </w:r>
       <w:r>
-        <w:t>char* — puntatore al primo carattere non di spaziatura, o NULL se s è NULL</w:t>
+        <w:t>struct string* — puntatore alla nuova struttura</w:t>
+      </w:r>
+    </w:p>
+    <w:p>
+      <w:r>
+        <w:rPr>
+          <w:b/>
+        </w:rPr>
+        <w:t xml:space="preserve">Note: </w:t>
+      </w:r>
+      <w:r>
+        <w:t>Usa strdup per la copia della stringa.</w:t>
       </w:r>
     </w:p>
     <w:p/>
@@ -4858,7 +4892,7 @@
         <w:pStyle w:val="Heading2"/>
       </w:pPr>
       <w:r>
-        <w:t>openf.c</w:t>
+        <w:t>creDTA_2.c</w:t>
       </w:r>
     </w:p>
     <w:p>
@@ -4866,7 +4900,7 @@
         <w:rPr>
           <w:i/>
         </w:rPr>
-        <w:t>Apertura di un file con gestione di parametri e descrizione per i messaggi.</w:t>
+        <w:t>Costruttore (versione corrente) per le strutture dati delle sezioni rilocabili SMF 80, normali ed estese; gestione della relativa memoria.</w:t>
       </w:r>
     </w:p>
     <w:p>
@@ -4874,7 +4908,7 @@
         <w:pStyle w:val="Heading3"/>
       </w:pPr>
       <w:r>
-        <w:t>openf()</w:t>
+        <w:t>createDta()</w:t>
       </w:r>
     </w:p>
     <w:p>
@@ -4884,7 +4918,7 @@
           <w:i/>
           <w:sz w:val="19"/>
         </w:rPr>
-        <w:t>FILE *openf(const char *filename, const char *open_parm, const char *op_desc, const char *pgmname)</w:t>
+        <w:t>rel_sect *createDta(const SMF80DTS *p_dts, rel_sect *p_root, int nrec)</w:t>
       </w:r>
     </w:p>
     <w:p>
@@ -4895,7 +4929,7 @@
         <w:t xml:space="preserve">File: </w:t>
       </w:r>
       <w:r>
-        <w:t>openf.c</w:t>
+        <w:t>creDTA_2.c</w:t>
       </w:r>
     </w:p>
     <w:p>
@@ -4906,7 +4940,7 @@
         <w:t xml:space="preserve">Scopo: </w:t>
       </w:r>
       <w:r>
-        <w:t>Wrapper di fopen che stampa un messaggio informativo (nome file e descrizione) prima dell'apertura e un messaggio di errore su stderr se l'apertura fallisce.</w:t>
+        <w:t>Alloca un nuovo nodo per una sezione rilocabile (DTA) e lo accoda alla linked list esistente per quel tipo di sezione (p_root), oppure la crea se p_root è NULL.</w:t>
       </w:r>
     </w:p>
     <w:p>
@@ -4967,7 +5001,7 @@
           </w:tcPr>
           <w:p>
             <w:r>
-              <w:t>filename</w:t>
+              <w:t>p_dts</w:t>
             </w:r>
           </w:p>
         </w:tc>
@@ -4977,7 +5011,7 @@
           </w:tcPr>
           <w:p>
             <w:r>
-              <w:t>nome/DD del file da aprire</w:t>
+              <w:t>puntatore alla sezione rilocabile letta dal record</w:t>
             </w:r>
           </w:p>
         </w:tc>
@@ -4989,7 +5023,7 @@
           </w:tcPr>
           <w:p>
             <w:r>
-              <w:t>open_parm</w:t>
+              <w:t>p_root</w:t>
             </w:r>
           </w:p>
         </w:tc>
@@ -4999,7 +5033,7 @@
           </w:tcPr>
           <w:p>
             <w:r>
-              <w:t>modalità di apertura (es. "rb,recfm=VBS,lrecl=X,type=record")</w:t>
+              <w:t>radice della lista corrente per il tipo di sezione (o NULL)</w:t>
             </w:r>
           </w:p>
         </w:tc>
@@ -5011,7 +5045,7 @@
           </w:tcPr>
           <w:p>
             <w:r>
-              <w:t>op_desc</w:t>
+              <w:t>nrec</w:t>
             </w:r>
           </w:p>
         </w:tc>
@@ -5021,29 +5055,7 @@
           </w:tcPr>
           <w:p>
             <w:r>
-              <w:t>descrizione testuale del file, per i messaggi</w:t>
-            </w:r>
-          </w:p>
-        </w:tc>
-      </w:tr>
-      <w:tr>
-        <w:tc>
-          <w:tcPr>
-            <w:tcW w:type="dxa" w:w="1984"/>
-          </w:tcPr>
-          <w:p>
-            <w:r>
-              <w:t>pgmname</w:t>
-            </w:r>
-          </w:p>
-        </w:tc>
-        <w:tc>
-          <w:tcPr>
-            <w:tcW w:type="dxa" w:w="7087"/>
-          </w:tcPr>
-          <w:p>
-            <w:r>
-              <w:t>nome del programma chiamante, per i messaggi di errore</w:t>
+              <w:t>numero progressivo del record SMF, usato nei messaggi di errore/debug</w:t>
             </w:r>
           </w:p>
         </w:tc>
@@ -5057,32 +5069,27 @@
         <w:t xml:space="preserve">Valore di ritorno: </w:t>
       </w:r>
       <w:r>
-        <w:t>FILE* — file handle, o NULL se l'apertura fallisce</w:t>
+        <w:t>rel_sect* — radice della lista (invariata o nuova se p_root era NULL)</w:t>
+      </w:r>
+    </w:p>
+    <w:p>
+      <w:r>
+        <w:rPr>
+          <w:b/>
+        </w:rPr>
+        <w:t xml:space="preserve">Note: </w:t>
+      </w:r>
+      <w:r>
+        <w:t>Termina il programma (exit(8)) se malloc fallisce.</w:t>
       </w:r>
     </w:p>
     <w:p/>
-    <w:p>
-      <w:pPr>
-        <w:pStyle w:val="Heading2"/>
-      </w:pPr>
-      <w:r>
-        <w:t>getExt.c</w:t>
-      </w:r>
-    </w:p>
-    <w:p>
-      <w:r>
-        <w:rPr>
-          <w:i/>
-        </w:rPr>
-        <w:t>Estrazione del nome file e dell'estensione da un path.</w:t>
-      </w:r>
-    </w:p>
     <w:p>
       <w:pPr>
         <w:pStyle w:val="Heading3"/>
       </w:pPr>
       <w:r>
-        <w:t>getExt()</w:t>
+        <w:t>createDt2()</w:t>
       </w:r>
     </w:p>
     <w:p>
@@ -5092,7 +5099,7 @@
           <w:i/>
           <w:sz w:val="19"/>
         </w:rPr>
-        <w:t>char *getExt(const char *path_name, char *ext)</w:t>
+        <w:t>rel_sec2 *createDt2(const SMF80DT2 *p_dt2, rel_sec2 *p_root2, int nrec)</w:t>
       </w:r>
     </w:p>
     <w:p>
@@ -5103,7 +5110,7 @@
         <w:t xml:space="preserve">File: </w:t>
       </w:r>
       <w:r>
-        <w:t>getExt.c</w:t>
+        <w:t>creDTA_2.c</w:t>
       </w:r>
     </w:p>
     <w:p>
@@ -5114,7 +5121,7 @@
         <w:t xml:space="preserve">Scopo: </w:t>
       </w:r>
       <w:r>
-        <w:t>Dato un path completo, isola il nome del file (basename) senza estensione e l'estensione stessa. Usata dai programmi principali per ricavare il proprio nome dal valore di __FILE__ e usarlo nei messaggi.</w:t>
+        <w:t>Analogo a createDta ma per le sezioni rilocabili estese (DT2).</w:t>
       </w:r>
     </w:p>
     <w:p>
@@ -5175,7 +5182,7 @@
           </w:tcPr>
           <w:p>
             <w:r>
-              <w:t>path_name</w:t>
+              <w:t>p_dt2</w:t>
             </w:r>
           </w:p>
         </w:tc>
@@ -5185,7 +5192,7 @@
           </w:tcPr>
           <w:p>
             <w:r>
-              <w:t>path completo del file</w:t>
+              <w:t>puntatore alla sezione rilocabile estesa letta dal record</w:t>
             </w:r>
           </w:p>
         </w:tc>
@@ -5197,7 +5204,7 @@
           </w:tcPr>
           <w:p>
             <w:r>
-              <w:t>ext</w:t>
+              <w:t>p_root2</w:t>
             </w:r>
           </w:p>
         </w:tc>
@@ -5207,7 +5214,29 @@
           </w:tcPr>
           <w:p>
             <w:r>
-              <w:t>buffer di output per l'estensione</w:t>
+              <w:t>radice della lista corrente (o NULL)</w:t>
+            </w:r>
+          </w:p>
+        </w:tc>
+      </w:tr>
+      <w:tr>
+        <w:tc>
+          <w:tcPr>
+            <w:tcW w:type="dxa" w:w="1984"/>
+          </w:tcPr>
+          <w:p>
+            <w:r>
+              <w:t>nrec</w:t>
+            </w:r>
+          </w:p>
+        </w:tc>
+        <w:tc>
+          <w:tcPr>
+            <w:tcW w:type="dxa" w:w="7087"/>
+          </w:tcPr>
+          <w:p>
+            <w:r>
+              <w:t>numero progressivo del record SMF</w:t>
             </w:r>
           </w:p>
         </w:tc>
@@ -5221,7 +5250,7 @@
         <w:t xml:space="preserve">Valore di ritorno: </w:t>
       </w:r>
       <w:r>
-        <w:t>char* — nome file allocato dinamicamente (senza estensione), NULL se manca il separatore '.'</w:t>
+        <w:t>rel_sec2* — radice della lista aggiornata</w:t>
       </w:r>
     </w:p>
     <w:p>
@@ -5232,32 +5261,16 @@
         <w:t xml:space="preserve">Note: </w:t>
       </w:r>
       <w:r>
-        <w:t>Alloca memoria con malloc/realloc: il chiamante non libera esplicitamente il buffer nei programmi attuali.</w:t>
+        <w:t>Termina il programma (exit(8)) se malloc fallisce.</w:t>
       </w:r>
     </w:p>
     <w:p/>
-    <w:p>
-      <w:pPr>
-        <w:pStyle w:val="Heading2"/>
-      </w:pPr>
-      <w:r>
-        <w:t>createStr.c</w:t>
-      </w:r>
-    </w:p>
-    <w:p>
-      <w:r>
-        <w:rPr>
-          <w:i/>
-        </w:rPr>
-        <w:t>Costruttore di stringhe a lunghezza variabile (linked-list friendly).</w:t>
-      </w:r>
-    </w:p>
     <w:p>
       <w:pPr>
         <w:pStyle w:val="Heading3"/>
       </w:pPr>
       <w:r>
-        <w:t>createStr()</w:t>
+        <w:t>free_dta()</w:t>
       </w:r>
     </w:p>
     <w:p>
@@ -5267,7 +5280,7 @@
           <w:i/>
           <w:sz w:val="19"/>
         </w:rPr>
-        <w:t>struct string *createStr(const char *initial)</w:t>
+        <w:t>void free_dta(rel_sect *p_node)</w:t>
       </w:r>
     </w:p>
     <w:p>
@@ -5278,7 +5291,7 @@
         <w:t xml:space="preserve">File: </w:t>
       </w:r>
       <w:r>
-        <w:t>createStr.c</w:t>
+        <w:t>creDTA_2.c</w:t>
       </w:r>
     </w:p>
     <w:p>
@@ -5289,7 +5302,7 @@
         <w:t xml:space="preserve">Scopo: </w:t>
       </w:r>
       <w:r>
-        <w:t>Alloca una struttura 'string' (size + puntatore a copia della stringa) a partire da un valore iniziale, per essere referenziata da nodi delle varie linked list (eventi, classi, filtri, sezioni, ecc.).</w:t>
+        <w:t>Libera tutti i nodi della linked list di sezioni rilocabili DTA, richiamata a ogni record letto prima di ricostruire le sezioni del nuovo record.</w:t>
       </w:r>
     </w:p>
     <w:p>
@@ -5350,7 +5363,7 @@
           </w:tcPr>
           <w:p>
             <w:r>
-              <w:t>initial</w:t>
+              <w:t>p_node</w:t>
             </w:r>
           </w:p>
         </w:tc>
@@ -5360,7 +5373,7 @@
           </w:tcPr>
           <w:p>
             <w:r>
-              <w:t>stringa iniziale da copiare (non deve essere NULL)</w:t>
+              <w:t>radice della lista da liberare</w:t>
             </w:r>
           </w:p>
         </w:tc>
@@ -5374,43 +5387,16 @@
         <w:t xml:space="preserve">Valore di ritorno: </w:t>
       </w:r>
       <w:r>
-        <w:t>struct string* — puntatore alla nuova struttura</w:t>
-      </w:r>
-    </w:p>
-    <w:p>
-      <w:r>
-        <w:rPr>
-          <w:b/>
-        </w:rPr>
-        <w:t xml:space="preserve">Note: </w:t>
-      </w:r>
-      <w:r>
-        <w:t>Usa strdup per la copia della stringa.</w:t>
+        <w:t>void</w:t>
       </w:r>
     </w:p>
     <w:p/>
-    <w:p>
-      <w:pPr>
-        <w:pStyle w:val="Heading2"/>
-      </w:pPr>
-      <w:r>
-        <w:t>createDta.c</w:t>
-      </w:r>
-    </w:p>
-    <w:p>
-      <w:r>
-        <w:rPr>
-          <w:i/>
-        </w:rPr>
-        <w:t>Costruttore per struttura dati sezioni rilocabili SMF 80 — versione precedente, non più in uso.</w:t>
-      </w:r>
-    </w:p>
     <w:p>
       <w:pPr>
         <w:pStyle w:val="Heading3"/>
       </w:pPr>
       <w:r>
-        <w:t>createDta()</w:t>
+        <w:t>free_dt2()</w:t>
       </w:r>
     </w:p>
     <w:p>
@@ -5420,7 +5406,7 @@
           <w:i/>
           <w:sz w:val="19"/>
         </w:rPr>
-        <w:t>rel_sect *createDta(const SMF80DTS *p_dts)</w:t>
+        <w:t>void free_dt2(rel_sec2 *p_node)</w:t>
       </w:r>
     </w:p>
     <w:p>
@@ -5431,7 +5417,7 @@
         <w:t xml:space="preserve">File: </w:t>
       </w:r>
       <w:r>
-        <w:t>createDta.c</w:t>
+        <w:t>creDTA_2.c</w:t>
       </w:r>
     </w:p>
     <w:p>
@@ -5442,7 +5428,7 @@
         <w:t xml:space="preserve">Scopo: </w:t>
       </w:r>
       <w:r>
-        <w:t>Versione originale (singolo nodo, senza concatenamento né numero record) del costruttore di sezione rilocabile.</w:t>
+        <w:t>Analogo a free_dta per le sezioni estese DT2.</w:t>
       </w:r>
     </w:p>
     <w:p>
@@ -5503,7 +5489,7 @@
           </w:tcPr>
           <w:p>
             <w:r>
-              <w:t>p_dts</w:t>
+              <w:t>p_node</w:t>
             </w:r>
           </w:p>
         </w:tc>
@@ -5513,7 +5499,7 @@
           </w:tcPr>
           <w:p>
             <w:r>
-              <w:t>puntatore alla sezione rilocabile del record SMF 80</w:t>
+              <w:t>radice della lista da liberare</w:t>
             </w:r>
           </w:p>
         </w:tc>
@@ -5527,27 +5513,32 @@
         <w:t xml:space="preserve">Valore di ritorno: </w:t>
       </w:r>
       <w:r>
-        <w:t>rel_sect* — nuovo nodo allocato</w:t>
-      </w:r>
-    </w:p>
-    <w:p>
-      <w:r>
-        <w:rPr>
-          <w:b/>
-        </w:rPr>
-        <w:t xml:space="preserve">Note: </w:t>
-      </w:r>
-      <w:r>
-        <w:t>⚠ Non referenziata nei makefile attuali (smf80dmp.mk/smf80ext.mk usano creDTA_2.c, che espone la stessa funzione con firma estesa a 3 parametri). File obsoleto mantenuto nel repository.</w:t>
+        <w:t>void</w:t>
       </w:r>
     </w:p>
     <w:p/>
+    <w:p>
+      <w:pPr>
+        <w:pStyle w:val="Heading2"/>
+      </w:pPr>
+      <w:r>
+        <w:t>hexprt.c</w:t>
+      </w:r>
+    </w:p>
+    <w:p>
+      <w:r>
+        <w:rPr>
+          <w:i/>
+        </w:rPr>
+        <w:t>Stampa in formato dump esadecimale di un'area di memoria.</w:t>
+      </w:r>
+    </w:p>
     <w:p>
       <w:pPr>
         <w:pStyle w:val="Heading3"/>
       </w:pPr>
       <w:r>
-        <w:t>createDt2()</w:t>
+        <w:t>hexprt()</w:t>
       </w:r>
     </w:p>
     <w:p>
@@ -5557,7 +5548,7 @@
           <w:i/>
           <w:sz w:val="19"/>
         </w:rPr>
-        <w:t>rel_sect2 *createDt2(const SMF80DT2 *p_dt2)</w:t>
+        <w:t>void hexprt(FILE *fdmp, char *head, char *src, int ll, char *pgm_name)</w:t>
       </w:r>
     </w:p>
     <w:p>
@@ -5568,7 +5559,7 @@
         <w:t xml:space="preserve">File: </w:t>
       </w:r>
       <w:r>
-        <w:t>createDta.c</w:t>
+        <w:t>hexprt.c</w:t>
       </w:r>
     </w:p>
     <w:p>
@@ -5579,7 +5570,7 @@
         <w:t xml:space="preserve">Scopo: </w:t>
       </w:r>
       <w:r>
-        <w:t>Versione originale del costruttore per le sezioni estese (DT2).</w:t>
+        <w:t>Stampa il contenuto dell'area di memoria puntata da src, per ll byte, in blocchi da 80 caratteri, con tre righe per blocco: rappresentazione testo (caratteri non stampabili sostituiti da '.'), e i due nibble esadecimali (alta/bassa) di ogni byte.</w:t>
       </w:r>
     </w:p>
     <w:p>
@@ -5640,7 +5631,7 @@
           </w:tcPr>
           <w:p>
             <w:r>
-              <w:t>p_dt2</w:t>
+              <w:t>fdmp</w:t>
             </w:r>
           </w:p>
         </w:tc>
@@ -5650,7 +5641,95 @@
           </w:tcPr>
           <w:p>
             <w:r>
-              <w:t>puntatore alla sezione rilocabile estesa</w:t>
+              <w:t>file handle di output</w:t>
+            </w:r>
+          </w:p>
+        </w:tc>
+      </w:tr>
+      <w:tr>
+        <w:tc>
+          <w:tcPr>
+            <w:tcW w:type="dxa" w:w="1984"/>
+          </w:tcPr>
+          <w:p>
+            <w:r>
+              <w:t>head</w:t>
+            </w:r>
+          </w:p>
+        </w:tc>
+        <w:tc>
+          <w:tcPr>
+            <w:tcW w:type="dxa" w:w="7087"/>
+          </w:tcPr>
+          <w:p>
+            <w:r>
+              <w:t>intestazione descrittiva stampata prima del dump</w:t>
+            </w:r>
+          </w:p>
+        </w:tc>
+      </w:tr>
+      <w:tr>
+        <w:tc>
+          <w:tcPr>
+            <w:tcW w:type="dxa" w:w="1984"/>
+          </w:tcPr>
+          <w:p>
+            <w:r>
+              <w:t>src</w:t>
+            </w:r>
+          </w:p>
+        </w:tc>
+        <w:tc>
+          <w:tcPr>
+            <w:tcW w:type="dxa" w:w="7087"/>
+          </w:tcPr>
+          <w:p>
+            <w:r>
+              <w:t>puntatore all'area di memoria da stampare</w:t>
+            </w:r>
+          </w:p>
+        </w:tc>
+      </w:tr>
+      <w:tr>
+        <w:tc>
+          <w:tcPr>
+            <w:tcW w:type="dxa" w:w="1984"/>
+          </w:tcPr>
+          <w:p>
+            <w:r>
+              <w:t>ll</w:t>
+            </w:r>
+          </w:p>
+        </w:tc>
+        <w:tc>
+          <w:tcPr>
+            <w:tcW w:type="dxa" w:w="7087"/>
+          </w:tcPr>
+          <w:p>
+            <w:r>
+              <w:t>lunghezza in byte dell'area da stampare</w:t>
+            </w:r>
+          </w:p>
+        </w:tc>
+      </w:tr>
+      <w:tr>
+        <w:tc>
+          <w:tcPr>
+            <w:tcW w:type="dxa" w:w="1984"/>
+          </w:tcPr>
+          <w:p>
+            <w:r>
+              <w:t>pgm_name</w:t>
+            </w:r>
+          </w:p>
+        </w:tc>
+        <w:tc>
+          <w:tcPr>
+            <w:tcW w:type="dxa" w:w="7087"/>
+          </w:tcPr>
+          <w:p>
+            <w:r>
+              <w:t>nome programma, stampato in testa a ogni blocco</w:t>
             </w:r>
           </w:p>
         </w:tc>
@@ -5664,7 +5743,7 @@
         <w:t xml:space="preserve">Valore di ritorno: </w:t>
       </w:r>
       <w:r>
-        <w:t>rel_sect2* — nuovo nodo allocato</w:t>
+        <w:t>void</w:t>
       </w:r>
     </w:p>
     <w:p>
@@ -5675,7 +5754,7 @@
         <w:t xml:space="preserve">Note: </w:t>
       </w:r>
       <w:r>
-        <w:t>⚠ Come sopra: superata da creDTA_2.c, non compilata nei makefile attuali.</w:t>
+        <w:t>Usata per stampare header e sezioni non decodificate esplicitamente.</w:t>
       </w:r>
     </w:p>
     <w:p/>
@@ -5684,7 +5763,7 @@
         <w:pStyle w:val="Heading2"/>
       </w:pPr>
       <w:r>
-        <w:t>creDTA_2.c</w:t>
+        <w:t>fmtDtTm.c</w:t>
       </w:r>
     </w:p>
     <w:p>
@@ -5692,7 +5771,7 @@
         <w:rPr>
           <w:i/>
         </w:rPr>
-        <w:t>Costruttore (versione corrente) per le strutture dati delle sezioni rilocabili SMF 80, normali ed estese; gestione della relativa memoria.</w:t>
+        <w:t>Decodifica di date/orari presenti nei record SMF.</w:t>
       </w:r>
     </w:p>
     <w:p>
@@ -5700,7 +5779,7 @@
         <w:pStyle w:val="Heading3"/>
       </w:pPr>
       <w:r>
-        <w:t>createDta()</w:t>
+        <w:t>format_smftime()</w:t>
       </w:r>
     </w:p>
     <w:p>
@@ -5710,7 +5789,7 @@
           <w:i/>
           <w:sz w:val="19"/>
         </w:rPr>
-        <w:t>rel_sect *createDta(const SMF80DTS *p_dts, rel_sect *p_root, int nrec)</w:t>
+        <w:t>char *format_smftime(char *buffer, uint32_t smftime)</w:t>
       </w:r>
     </w:p>
     <w:p>
@@ -5721,7 +5800,7 @@
         <w:t xml:space="preserve">File: </w:t>
       </w:r>
       <w:r>
-        <w:t>creDTA_2.c</w:t>
+        <w:t>fmtDtTm.c</w:t>
       </w:r>
     </w:p>
     <w:p>
@@ -5732,7 +5811,7 @@
         <w:t xml:space="preserve">Scopo: </w:t>
       </w:r>
       <w:r>
-        <w:t>Alloca un nuovo nodo per una sezione rilocabile (DTA) e lo accoda alla linked list esistente per quel tipo di sezione (p_root), oppure la crea se p_root è NULL.</w:t>
+        <w:t>Converte un valore di tempo SMF (centesimi di secondo dalla mezzanotte) nella stringa leggibile hh:mm:ss.cc.</w:t>
       </w:r>
     </w:p>
     <w:p>
@@ -5793,7 +5872,7 @@
           </w:tcPr>
           <w:p>
             <w:r>
-              <w:t>p_dts</w:t>
+              <w:t>buffer</w:t>
             </w:r>
           </w:p>
         </w:tc>
@@ -5803,7 +5882,7 @@
           </w:tcPr>
           <w:p>
             <w:r>
-              <w:t>puntatore alla sezione rilocabile letta dal record</w:t>
+              <w:t>buffer di output, almeno 16 byte</w:t>
             </w:r>
           </w:p>
         </w:tc>
@@ -5815,7 +5894,7 @@
           </w:tcPr>
           <w:p>
             <w:r>
-              <w:t>p_root</w:t>
+              <w:t>smftime</w:t>
             </w:r>
           </w:p>
         </w:tc>
@@ -5825,29 +5904,7 @@
           </w:tcPr>
           <w:p>
             <w:r>
-              <w:t>radice della lista corrente per il tipo di sezione (o NULL)</w:t>
-            </w:r>
-          </w:p>
-        </w:tc>
-      </w:tr>
-      <w:tr>
-        <w:tc>
-          <w:tcPr>
-            <w:tcW w:type="dxa" w:w="1984"/>
-          </w:tcPr>
-          <w:p>
-            <w:r>
-              <w:t>nrec</w:t>
-            </w:r>
-          </w:p>
-        </w:tc>
-        <w:tc>
-          <w:tcPr>
-            <w:tcW w:type="dxa" w:w="7087"/>
-          </w:tcPr>
-          <w:p>
-            <w:r>
-              <w:t>numero progressivo del record SMF, usato nei messaggi di errore/debug</w:t>
+              <w:t>valore tempo SMF</w:t>
             </w:r>
           </w:p>
         </w:tc>
@@ -5861,18 +5918,7 @@
         <w:t xml:space="preserve">Valore di ritorno: </w:t>
       </w:r>
       <w:r>
-        <w:t>rel_sect* — radice della lista (invariata o nuova se p_root era NULL)</w:t>
-      </w:r>
-    </w:p>
-    <w:p>
-      <w:r>
-        <w:rPr>
-          <w:b/>
-        </w:rPr>
-        <w:t xml:space="preserve">Note: </w:t>
-      </w:r>
-      <w:r>
-        <w:t>Termina il programma (exit(8)) se malloc fallisce.</w:t>
+        <w:t>char* — puntatore a buffer</w:t>
       </w:r>
     </w:p>
     <w:p/>
@@ -5881,7 +5927,7 @@
         <w:pStyle w:val="Heading3"/>
       </w:pPr>
       <w:r>
-        <w:t>createDt2()</w:t>
+        <w:t>stck_tm()</w:t>
       </w:r>
     </w:p>
     <w:p>
@@ -5891,7 +5937,7 @@
           <w:i/>
           <w:sz w:val="19"/>
         </w:rPr>
-        <w:t>rel_sec2 *createDt2(const SMF80DT2 *p_dt2, rel_sec2 *p_root2, int nrec)</w:t>
+        <w:t>void stck_tm(char *pData, struct timespc *pTimespc)</w:t>
       </w:r>
     </w:p>
     <w:p>
@@ -5902,7 +5948,7 @@
         <w:t xml:space="preserve">File: </w:t>
       </w:r>
       <w:r>
-        <w:t>creDTA_2.c</w:t>
+        <w:t>fmtDtTm.c</w:t>
       </w:r>
     </w:p>
     <w:p>
@@ -5913,7 +5959,7 @@
         <w:t xml:space="preserve">Scopo: </w:t>
       </w:r>
       <w:r>
-        <w:t>Analogo a createDta ma per le sezioni rilocabili estese (DT2).</w:t>
+        <w:t>Converte un timestamp STCK (System/390 store-clock) nel tempo trascorso dal 1° gennaio 1970 (formato compatibile con le funzioni UNIX time), popolando una struttura timespc locale (sostituisce la struct timespec di sistema, non disponibile/compatibile nell'ambiente z/OS del progetto).</w:t>
       </w:r>
     </w:p>
     <w:p>
@@ -5974,7 +6020,7 @@
           </w:tcPr>
           <w:p>
             <w:r>
-              <w:t>p_dt2</w:t>
+              <w:t>pData</w:t>
             </w:r>
           </w:p>
         </w:tc>
@@ -5984,7 +6030,7 @@
           </w:tcPr>
           <w:p>
             <w:r>
-              <w:t>puntatore alla sezione rilocabile estesa letta dal record</w:t>
+              <w:t>puntatore agli 8 byte del valore STCK</w:t>
             </w:r>
           </w:p>
         </w:tc>
@@ -5996,7 +6042,7 @@
           </w:tcPr>
           <w:p>
             <w:r>
-              <w:t>p_root2</w:t>
+              <w:t>pTimespc</w:t>
             </w:r>
           </w:p>
         </w:tc>
@@ -6006,29 +6052,7 @@
           </w:tcPr>
           <w:p>
             <w:r>
-              <w:t>radice della lista corrente (o NULL)</w:t>
-            </w:r>
-          </w:p>
-        </w:tc>
-      </w:tr>
-      <w:tr>
-        <w:tc>
-          <w:tcPr>
-            <w:tcW w:type="dxa" w:w="1984"/>
-          </w:tcPr>
-          <w:p>
-            <w:r>
-              <w:t>nrec</w:t>
-            </w:r>
-          </w:p>
-        </w:tc>
-        <w:tc>
-          <w:tcPr>
-            <w:tcW w:type="dxa" w:w="7087"/>
-          </w:tcPr>
-          <w:p>
-            <w:r>
-              <w:t>numero progressivo del record SMF</w:t>
+              <w:t>struttura di output popolata con tv_sec/tv_nsec</w:t>
             </w:r>
           </w:p>
         </w:tc>
@@ -6042,18 +6066,7 @@
         <w:t xml:space="preserve">Valore di ritorno: </w:t>
       </w:r>
       <w:r>
-        <w:t>rel_sec2* — radice della lista aggiornata</w:t>
-      </w:r>
-    </w:p>
-    <w:p>
-      <w:r>
-        <w:rPr>
-          <w:b/>
-        </w:rPr>
-        <w:t xml:space="preserve">Note: </w:t>
-      </w:r>
-      <w:r>
-        <w:t>Termina il programma (exit(8)) se malloc fallisce.</w:t>
+        <w:t>void</w:t>
       </w:r>
     </w:p>
     <w:p/>
@@ -6062,7 +6075,7 @@
         <w:pStyle w:val="Heading3"/>
       </w:pPr>
       <w:r>
-        <w:t>free_dta()</w:t>
+        <w:t>format_smfdate()</w:t>
       </w:r>
     </w:p>
     <w:p>
@@ -6072,7 +6085,7 @@
           <w:i/>
           <w:sz w:val="19"/>
         </w:rPr>
-        <w:t>void free_dta(rel_sect *p_node)</w:t>
+        <w:t>char *format_smfdate(char *buffer, uint32_t smfdate)</w:t>
       </w:r>
     </w:p>
     <w:p>
@@ -6083,7 +6096,7 @@
         <w:t xml:space="preserve">File: </w:t>
       </w:r>
       <w:r>
-        <w:t>creDTA_2.c</w:t>
+        <w:t>fmtDtTm.c</w:t>
       </w:r>
     </w:p>
     <w:p>
@@ -6094,7 +6107,7 @@
         <w:t xml:space="preserve">Scopo: </w:t>
       </w:r>
       <w:r>
-        <w:t>Libera tutti i nodi della linked list di sezioni rilocabili DTA, richiamata a ogni record letto prima di ricostruire le sezioni del nuovo record.</w:t>
+        <w:t>Converte una data in formato SMF (0x0CYYDDDF: secolo, anno a due cifre, giorno giuliano) nella stringa leggibile YYYY/MM/DD, con gestione degli anni bisestili per la conversione da giorno giuliano a giorno/mese.</w:t>
       </w:r>
     </w:p>
     <w:p>
@@ -6155,7 +6168,7 @@
           </w:tcPr>
           <w:p>
             <w:r>
-              <w:t>p_node</w:t>
+              <w:t>buffer</w:t>
             </w:r>
           </w:p>
         </w:tc>
@@ -6165,7 +6178,29 @@
           </w:tcPr>
           <w:p>
             <w:r>
-              <w:t>radice della lista da liberare</w:t>
+              <w:t>buffer di output, almeno 16 byte</w:t>
+            </w:r>
+          </w:p>
+        </w:tc>
+      </w:tr>
+      <w:tr>
+        <w:tc>
+          <w:tcPr>
+            <w:tcW w:type="dxa" w:w="1984"/>
+          </w:tcPr>
+          <w:p>
+            <w:r>
+              <w:t>smfdate</w:t>
+            </w:r>
+          </w:p>
+        </w:tc>
+        <w:tc>
+          <w:tcPr>
+            <w:tcW w:type="dxa" w:w="7087"/>
+          </w:tcPr>
+          <w:p>
+            <w:r>
+              <w:t>valore data SMF</w:t>
             </w:r>
           </w:p>
         </w:tc>
@@ -6179,7 +6214,7 @@
         <w:t xml:space="preserve">Valore di ritorno: </w:t>
       </w:r>
       <w:r>
-        <w:t>void</w:t>
+        <w:t>char* — puntatore a buffer</w:t>
       </w:r>
     </w:p>
     <w:p/>
@@ -6188,7 +6223,7 @@
         <w:pStyle w:val="Heading3"/>
       </w:pPr>
       <w:r>
-        <w:t>free_dt2()</w:t>
+        <w:t>get_cl_time()</w:t>
       </w:r>
     </w:p>
     <w:p>
@@ -6198,7 +6233,7 @@
           <w:i/>
           <w:sz w:val="19"/>
         </w:rPr>
-        <w:t>void free_dt2(rel_sec2 *p_node)</w:t>
+        <w:t>void get_cl_time(char *t[])</w:t>
       </w:r>
     </w:p>
     <w:p>
@@ -6209,7 +6244,7 @@
         <w:t xml:space="preserve">File: </w:t>
       </w:r>
       <w:r>
-        <w:t>creDTA_2.c</w:t>
+        <w:t>fmtDtTm.c</w:t>
       </w:r>
     </w:p>
     <w:p>
@@ -6220,7 +6255,7 @@
         <w:t xml:space="preserve">Scopo: </w:t>
       </w:r>
       <w:r>
-        <w:t>Analogo a free_dta per le sezioni estese DT2.</w:t>
+        <w:t>Restituisce l'ora corrente di sistema formattata hh:mm:ss, usata per marcare temporalmente i messaggi stampati durante l'elaborazione.</w:t>
       </w:r>
     </w:p>
     <w:p>
@@ -6281,7 +6316,7 @@
           </w:tcPr>
           <w:p>
             <w:r>
-              <w:t>p_node</w:t>
+              <w:t>t</w:t>
             </w:r>
           </w:p>
         </w:tc>
@@ -6291,7 +6326,7 @@
           </w:tcPr>
           <w:p>
             <w:r>
-              <w:t>radice della lista da liberare</w:t>
+              <w:t>buffer di output per la stringa ora</w:t>
             </w:r>
           </w:p>
         </w:tc>
@@ -6314,7 +6349,7 @@
         <w:pStyle w:val="Heading2"/>
       </w:pPr>
       <w:r>
-        <w:t>hexprt.c</w:t>
+        <w:t>getEvt.c</w:t>
       </w:r>
     </w:p>
     <w:p>
@@ -6322,7 +6357,7 @@
         <w:rPr>
           <w:i/>
         </w:rPr>
-        <w:t>Stampa in formato dump esadecimale di un'area di memoria.</w:t>
+        <w:t>Estrazione degli eventi (e relative descrizioni) da PDS di controllo.</w:t>
       </w:r>
     </w:p>
     <w:p>
@@ -6330,7 +6365,7 @@
         <w:pStyle w:val="Heading3"/>
       </w:pPr>
       <w:r>
-        <w:t>hexprt()</w:t>
+        <w:t>getEvt()</w:t>
       </w:r>
     </w:p>
     <w:p>
@@ -6340,7 +6375,7 @@
           <w:i/>
           <w:sz w:val="19"/>
         </w:rPr>
-        <w:t>void hexprt(FILE *fdmp, char *head, char *src, int ll, char *pgm_name)</w:t>
+        <w:t>st_sm80_evt *getEvt(char *filename, char *member)</w:t>
       </w:r>
     </w:p>
     <w:p>
@@ -6351,7 +6386,7 @@
         <w:t xml:space="preserve">File: </w:t>
       </w:r>
       <w:r>
-        <w:t>hexprt.c</w:t>
+        <w:t>getEvt.c</w:t>
       </w:r>
     </w:p>
     <w:p>
@@ -6362,7 +6397,7 @@
         <w:t xml:space="preserve">Scopo: </w:t>
       </w:r>
       <w:r>
-        <w:t>Stampa il contenuto dell'area di memoria puntata da src, per ll byte, in blocchi da 80 caratteri, con tre righe per blocco: rappresentazione testo (caratteri non stampabili sostituiti da '.'), e i due nibble esadecimali (alta/bassa) di ogni byte.</w:t>
+        <w:t>Legge il membro PDS (tipicamente SM80EVNT) contenente il codice e la descrizione di ciascun evento RACF, costruendo la linked list degli eventi con numerazione progressiva (il codice interno = ordine di lettura + 1).</w:t>
       </w:r>
     </w:p>
     <w:p>
@@ -6423,7 +6458,7 @@
           </w:tcPr>
           <w:p>
             <w:r>
-              <w:t>fdmp</w:t>
+              <w:t>filename</w:t>
             </w:r>
           </w:p>
         </w:tc>
@@ -6433,7 +6468,7 @@
           </w:tcPr>
           <w:p>
             <w:r>
-              <w:t>file handle di output</w:t>
+              <w:t>DD o path del PDS di controllo (DD:UTICNTL)</w:t>
             </w:r>
           </w:p>
         </w:tc>
@@ -6445,7 +6480,7 @@
           </w:tcPr>
           <w:p>
             <w:r>
-              <w:t>head</w:t>
+              <w:t>member</w:t>
             </w:r>
           </w:p>
         </w:tc>
@@ -6455,73 +6490,7 @@
           </w:tcPr>
           <w:p>
             <w:r>
-              <w:t>intestazione descrittiva stampata prima del dump</w:t>
-            </w:r>
-          </w:p>
-        </w:tc>
-      </w:tr>
-      <w:tr>
-        <w:tc>
-          <w:tcPr>
-            <w:tcW w:type="dxa" w:w="1984"/>
-          </w:tcPr>
-          <w:p>
-            <w:r>
-              <w:t>src</w:t>
-            </w:r>
-          </w:p>
-        </w:tc>
-        <w:tc>
-          <w:tcPr>
-            <w:tcW w:type="dxa" w:w="7087"/>
-          </w:tcPr>
-          <w:p>
-            <w:r>
-              <w:t>puntatore all'area di memoria da stampare</w:t>
-            </w:r>
-          </w:p>
-        </w:tc>
-      </w:tr>
-      <w:tr>
-        <w:tc>
-          <w:tcPr>
-            <w:tcW w:type="dxa" w:w="1984"/>
-          </w:tcPr>
-          <w:p>
-            <w:r>
-              <w:t>ll</w:t>
-            </w:r>
-          </w:p>
-        </w:tc>
-        <w:tc>
-          <w:tcPr>
-            <w:tcW w:type="dxa" w:w="7087"/>
-          </w:tcPr>
-          <w:p>
-            <w:r>
-              <w:t>lunghezza in byte dell'area da stampare</w:t>
-            </w:r>
-          </w:p>
-        </w:tc>
-      </w:tr>
-      <w:tr>
-        <w:tc>
-          <w:tcPr>
-            <w:tcW w:type="dxa" w:w="1984"/>
-          </w:tcPr>
-          <w:p>
-            <w:r>
-              <w:t>pgm_name</w:t>
-            </w:r>
-          </w:p>
-        </w:tc>
-        <w:tc>
-          <w:tcPr>
-            <w:tcW w:type="dxa" w:w="7087"/>
-          </w:tcPr>
-          <w:p>
-            <w:r>
-              <w:t>nome programma, stampato in testa a ogni blocco</w:t>
+              <w:t>nome del membro da leggere ("SM80EVNT")</w:t>
             </w:r>
           </w:p>
         </w:tc>
@@ -6535,7 +6504,7 @@
         <w:t xml:space="preserve">Valore di ritorno: </w:t>
       </w:r>
       <w:r>
-        <w:t>void</w:t>
+        <w:t>st_sm80_evt* — radice della linked list degli eventi</w:t>
       </w:r>
     </w:p>
     <w:p>
@@ -6546,32 +6515,16 @@
         <w:t xml:space="preserve">Note: </w:t>
       </w:r>
       <w:r>
-        <w:t>Usata per stampare header e sezioni non decodificate esplicitamente.</w:t>
+        <w:t>Termina il programma (exit(4)) se il file/membro non può essere aperto. Ignora le righe che iniziano con '*' (commento).</w:t>
       </w:r>
     </w:p>
     <w:p/>
-    <w:p>
-      <w:pPr>
-        <w:pStyle w:val="Heading2"/>
-      </w:pPr>
-      <w:r>
-        <w:t>fmtDtTm.c</w:t>
-      </w:r>
-    </w:p>
-    <w:p>
-      <w:r>
-        <w:rPr>
-          <w:i/>
-        </w:rPr>
-        <w:t>Decodifica di date/orari presenti nei record SMF.</w:t>
-      </w:r>
-    </w:p>
     <w:p>
       <w:pPr>
         <w:pStyle w:val="Heading3"/>
       </w:pPr>
       <w:r>
-        <w:t>format_smftime()</w:t>
+        <w:t>push_evt()</w:t>
       </w:r>
     </w:p>
     <w:p>
@@ -6581,7 +6534,7 @@
           <w:i/>
           <w:sz w:val="19"/>
         </w:rPr>
-        <w:t>char *format_smftime(char *buffer, uint32_t smftime)</w:t>
+        <w:t>void push_evt(const char *name, int value, char *desc)</w:t>
       </w:r>
     </w:p>
     <w:p>
@@ -6592,7 +6545,7 @@
         <w:t xml:space="preserve">File: </w:t>
       </w:r>
       <w:r>
-        <w:t>fmtDtTm.c</w:t>
+        <w:t>getEvt.c</w:t>
       </w:r>
     </w:p>
     <w:p>
@@ -6603,7 +6556,7 @@
         <w:t xml:space="preserve">Scopo: </w:t>
       </w:r>
       <w:r>
-        <w:t>Converte un valore di tempo SMF (centesimi di secondo dalla mezzanotte) nella stringa leggibile hh:mm:ss.cc.</w:t>
+        <w:t>Accoda un nuovo nodo evento in fondo alla linked list globale root_evt.</w:t>
       </w:r>
     </w:p>
     <w:p>
@@ -6664,7 +6617,7 @@
           </w:tcPr>
           <w:p>
             <w:r>
-              <w:t>buffer</w:t>
+              <w:t>name</w:t>
             </w:r>
           </w:p>
         </w:tc>
@@ -6674,7 +6627,7 @@
           </w:tcPr>
           <w:p>
             <w:r>
-              <w:t>buffer di output, almeno 16 byte</w:t>
+              <w:t>nome/codice testuale dell'evento</w:t>
             </w:r>
           </w:p>
         </w:tc>
@@ -6686,7 +6639,7 @@
           </w:tcPr>
           <w:p>
             <w:r>
-              <w:t>smftime</w:t>
+              <w:t>value</w:t>
             </w:r>
           </w:p>
         </w:tc>
@@ -6696,7 +6649,29 @@
           </w:tcPr>
           <w:p>
             <w:r>
-              <w:t>valore tempo SMF</w:t>
+              <w:t>valore numerico progressivo</w:t>
+            </w:r>
+          </w:p>
+        </w:tc>
+      </w:tr>
+      <w:tr>
+        <w:tc>
+          <w:tcPr>
+            <w:tcW w:type="dxa" w:w="1984"/>
+          </w:tcPr>
+          <w:p>
+            <w:r>
+              <w:t>desc</w:t>
+            </w:r>
+          </w:p>
+        </w:tc>
+        <w:tc>
+          <w:tcPr>
+            <w:tcW w:type="dxa" w:w="7087"/>
+          </w:tcPr>
+          <w:p>
+            <w:r>
+              <w:t>descrizione dell'evento</w:t>
             </w:r>
           </w:p>
         </w:tc>
@@ -6710,16 +6685,43 @@
         <w:t xml:space="preserve">Valore di ritorno: </w:t>
       </w:r>
       <w:r>
-        <w:t>char* — puntatore a buffer</w:t>
+        <w:t>void</w:t>
+      </w:r>
+    </w:p>
+    <w:p>
+      <w:r>
+        <w:rPr>
+          <w:b/>
+        </w:rPr>
+        <w:t xml:space="preserve">Note: </w:t>
+      </w:r>
+      <w:r>
+        <w:t>Funzione di supporto interna a getEvt, non dichiarata extern negli header.</w:t>
       </w:r>
     </w:p>
     <w:p/>
+    <w:p>
+      <w:pPr>
+        <w:pStyle w:val="Heading2"/>
+      </w:pPr>
+      <w:r>
+        <w:t>getEvq.c</w:t>
+      </w:r>
+    </w:p>
+    <w:p>
+      <w:r>
+        <w:rPr>
+          <w:i/>
+        </w:rPr>
+        <w:t>Estrazione degli Event Qualifier relativi a un evento specifico.</w:t>
+      </w:r>
+    </w:p>
     <w:p>
       <w:pPr>
         <w:pStyle w:val="Heading3"/>
       </w:pPr>
       <w:r>
-        <w:t>stck_tm()</w:t>
+        <w:t>getEvq()</w:t>
       </w:r>
     </w:p>
     <w:p>
@@ -6729,7 +6731,7 @@
           <w:i/>
           <w:sz w:val="19"/>
         </w:rPr>
-        <w:t>void stck_tm(char *pData, struct timespc *pTimespc)</w:t>
+        <w:t>st_sm80_evq *getEvq(char *filename, char *member, char *d_evt)</w:t>
       </w:r>
     </w:p>
     <w:p>
@@ -6740,7 +6742,7 @@
         <w:t xml:space="preserve">File: </w:t>
       </w:r>
       <w:r>
-        <w:t>fmtDtTm.c</w:t>
+        <w:t>getEvq.c</w:t>
       </w:r>
     </w:p>
     <w:p>
@@ -6751,7 +6753,7 @@
         <w:t xml:space="preserve">Scopo: </w:t>
       </w:r>
       <w:r>
-        <w:t>Converte un timestamp STCK (System/390 store-clock) nel tempo trascorso dal 1° gennaio 1970 (formato compatibile con le funzioni UNIX time), popolando una struttura timespc locale (sostituisce la struct timespec di sistema, non disponibile/compatibile nell'ambiente z/OS del progetto).</w:t>
+        <w:t>Legge il membro PDS (tipicamente SM80EVNQ) e costruisce la linked list degli Event Qualifier relativi al solo evento richiesto (d_evt), con numerazione progressiva a partire da 0.</w:t>
       </w:r>
     </w:p>
     <w:p>
@@ -6812,7 +6814,7 @@
           </w:tcPr>
           <w:p>
             <w:r>
-              <w:t>pData</w:t>
+              <w:t>filename</w:t>
             </w:r>
           </w:p>
         </w:tc>
@@ -6822,7 +6824,7 @@
           </w:tcPr>
           <w:p>
             <w:r>
-              <w:t>puntatore agli 8 byte del valore STCK</w:t>
+              <w:t>DD o path del PDS di controllo</w:t>
             </w:r>
           </w:p>
         </w:tc>
@@ -6834,7 +6836,7 @@
           </w:tcPr>
           <w:p>
             <w:r>
-              <w:t>pTimespc</w:t>
+              <w:t>member</w:t>
             </w:r>
           </w:p>
         </w:tc>
@@ -6844,7 +6846,29 @@
           </w:tcPr>
           <w:p>
             <w:r>
-              <w:t>struttura di output popolata con tv_sec/tv_nsec</w:t>
+              <w:t>nome del membro da leggere ("SM80EVNQ")</w:t>
+            </w:r>
+          </w:p>
+        </w:tc>
+      </w:tr>
+      <w:tr>
+        <w:tc>
+          <w:tcPr>
+            <w:tcW w:type="dxa" w:w="1984"/>
+          </w:tcPr>
+          <w:p>
+            <w:r>
+              <w:t>d_evt</w:t>
+            </w:r>
+          </w:p>
+        </w:tc>
+        <w:tc>
+          <w:tcPr>
+            <w:tcW w:type="dxa" w:w="7087"/>
+          </w:tcPr>
+          <w:p>
+            <w:r>
+              <w:t>nome dell'evento per cui estrarre i qualifier</w:t>
             </w:r>
           </w:p>
         </w:tc>
@@ -6858,7 +6882,18 @@
         <w:t xml:space="preserve">Valore di ritorno: </w:t>
       </w:r>
       <w:r>
-        <w:t>void</w:t>
+        <w:t>st_sm80_evq* — radice della linked list degli event qualifier</w:t>
+      </w:r>
+    </w:p>
+    <w:p>
+      <w:r>
+        <w:rPr>
+          <w:b/>
+        </w:rPr>
+        <w:t xml:space="preserve">Note: </w:t>
+      </w:r>
+      <w:r>
+        <w:t>Richiamata da chkparm solo se è stato richiesto un filtro RESULT abbinato a un unico EVENT.</w:t>
       </w:r>
     </w:p>
     <w:p/>
@@ -6867,7 +6902,7 @@
         <w:pStyle w:val="Heading3"/>
       </w:pPr>
       <w:r>
-        <w:t>format_smfdate()</w:t>
+        <w:t>push_evq()</w:t>
       </w:r>
     </w:p>
     <w:p>
@@ -6877,7 +6912,7 @@
           <w:i/>
           <w:sz w:val="19"/>
         </w:rPr>
-        <w:t>char *format_smfdate(char *buffer, uint32_t smfdate)</w:t>
+        <w:t>void push_evq(const char *name, int value, char *desc)</w:t>
       </w:r>
     </w:p>
     <w:p>
@@ -6888,7 +6923,7 @@
         <w:t xml:space="preserve">File: </w:t>
       </w:r>
       <w:r>
-        <w:t>fmtDtTm.c</w:t>
+        <w:t>getEvq.c</w:t>
       </w:r>
     </w:p>
     <w:p>
@@ -6899,7 +6934,7 @@
         <w:t xml:space="preserve">Scopo: </w:t>
       </w:r>
       <w:r>
-        <w:t>Converte una data in formato SMF (0x0CYYDDDF: secolo, anno a due cifre, giorno giuliano) nella stringa leggibile YYYY/MM/DD, con gestione degli anni bisestili per la conversione da giorno giuliano a giorno/mese.</w:t>
+        <w:t>Accoda un nuovo nodo event qualifier in fondo alla linked list globale root_evq.</w:t>
       </w:r>
     </w:p>
     <w:p>
@@ -6960,7 +6995,7 @@
           </w:tcPr>
           <w:p>
             <w:r>
-              <w:t>buffer</w:t>
+              <w:t>name</w:t>
             </w:r>
           </w:p>
         </w:tc>
@@ -6970,7 +7005,7 @@
           </w:tcPr>
           <w:p>
             <w:r>
-              <w:t>buffer di output, almeno 16 byte</w:t>
+              <w:t>nome/codice testuale del qualifier</w:t>
             </w:r>
           </w:p>
         </w:tc>
@@ -6982,7 +7017,7 @@
           </w:tcPr>
           <w:p>
             <w:r>
-              <w:t>smfdate</w:t>
+              <w:t>value</w:t>
             </w:r>
           </w:p>
         </w:tc>
@@ -6992,7 +7027,29 @@
           </w:tcPr>
           <w:p>
             <w:r>
-              <w:t>valore data SMF</w:t>
+              <w:t>valore numerico progressivo</w:t>
+            </w:r>
+          </w:p>
+        </w:tc>
+      </w:tr>
+      <w:tr>
+        <w:tc>
+          <w:tcPr>
+            <w:tcW w:type="dxa" w:w="1984"/>
+          </w:tcPr>
+          <w:p>
+            <w:r>
+              <w:t>desc</w:t>
+            </w:r>
+          </w:p>
+        </w:tc>
+        <w:tc>
+          <w:tcPr>
+            <w:tcW w:type="dxa" w:w="7087"/>
+          </w:tcPr>
+          <w:p>
+            <w:r>
+              <w:t>descrizione del qualifier</w:t>
             </w:r>
           </w:p>
         </w:tc>
@@ -7006,16 +7063,43 @@
         <w:t xml:space="preserve">Valore di ritorno: </w:t>
       </w:r>
       <w:r>
-        <w:t>char* — puntatore a buffer</w:t>
+        <w:t>void</w:t>
+      </w:r>
+    </w:p>
+    <w:p>
+      <w:r>
+        <w:rPr>
+          <w:b/>
+        </w:rPr>
+        <w:t xml:space="preserve">Note: </w:t>
+      </w:r>
+      <w:r>
+        <w:t>Funzione di supporto interna a getEvq.</w:t>
       </w:r>
     </w:p>
     <w:p/>
+    <w:p>
+      <w:pPr>
+        <w:pStyle w:val="Heading2"/>
+      </w:pPr>
+      <w:r>
+        <w:t>get_CDT.c</w:t>
+      </w:r>
+    </w:p>
+    <w:p>
+      <w:r>
+        <w:rPr>
+          <w:i/>
+        </w:rPr>
+        <w:t>Costruzione della linked list delle classi RACF dalla Class Descriptor Table (statica e dinamica), letta in diretta tramite RACROUTE REQUEST=STAT.</w:t>
+      </w:r>
+    </w:p>
     <w:p>
       <w:pPr>
         <w:pStyle w:val="Heading3"/>
       </w:pPr>
       <w:r>
-        <w:t>get_cl_time()</w:t>
+        <w:t>get_CDT()</w:t>
       </w:r>
     </w:p>
     <w:p>
@@ -7025,7 +7109,7 @@
           <w:i/>
           <w:sz w:val="19"/>
         </w:rPr>
-        <w:t>void get_cl_time(char *t[])</w:t>
+        <w:t>st_sm80_cls *get_CDT(const char *mod_name)</w:t>
       </w:r>
     </w:p>
     <w:p>
@@ -7036,7 +7120,7 @@
         <w:t xml:space="preserve">File: </w:t>
       </w:r>
       <w:r>
-        <w:t>fmtDtTm.c</w:t>
+        <w:t>get_CDT.c</w:t>
       </w:r>
     </w:p>
     <w:p>
@@ -7047,7 +7131,7 @@
         <w:t xml:space="preserve">Scopo: </w:t>
       </w:r>
       <w:r>
-        <w:t>Restituisce l'ora corrente di sistema formattata hh:mm:ss, usata per marcare temporalmente i messaggi stampati durante l'elaborazione.</w:t>
+        <w:t>Inserisce manualmente la classe DATASET (non presente nella CDT), poi scandisce l'intera CDT con irrcdt_extract_next, usando la stessa variabile come profilo precedente e successivo, e per ogni classe richiama extract_data. Al termine stampa il numero di classi trovate, o i codici SAF/RACF in caso di errore.</w:t>
       </w:r>
     </w:p>
     <w:p>
@@ -7108,7 +7192,7 @@
           </w:tcPr>
           <w:p>
             <w:r>
-              <w:t>t</w:t>
+              <w:t>mod_name</w:t>
             </w:r>
           </w:p>
         </w:tc>
@@ -7118,7 +7202,7 @@
           </w:tcPr>
           <w:p>
             <w:r>
-              <w:t>buffer di output per la stringa ora</w:t>
+              <w:t>stringa usata come prefisso dei messaggi (nome o spazi del modulo chiamante)</w:t>
             </w:r>
           </w:p>
         </w:tc>
@@ -7132,32 +7216,27 @@
         <w:t xml:space="preserve">Valore di ritorno: </w:t>
       </w:r>
       <w:r>
-        <w:t>void</w:t>
+        <w:t>st_sm80_cls* — radice della linked list globale root_cls</w:t>
+      </w:r>
+    </w:p>
+    <w:p>
+      <w:r>
+        <w:rPr>
+          <w:b/>
+        </w:rPr>
+        <w:t xml:space="preserve">Note: </w:t>
+      </w:r>
+      <w:r>
+        <w:t>Richiamata da getParm.</w:t>
       </w:r>
     </w:p>
     <w:p/>
-    <w:p>
-      <w:pPr>
-        <w:pStyle w:val="Heading2"/>
-      </w:pPr>
-      <w:r>
-        <w:t>getEvt.c</w:t>
-      </w:r>
-    </w:p>
-    <w:p>
-      <w:r>
-        <w:rPr>
-          <w:i/>
-        </w:rPr>
-        <w:t>Estrazione degli eventi (e relative descrizioni) da PDS di controllo.</w:t>
-      </w:r>
-    </w:p>
     <w:p>
       <w:pPr>
         <w:pStyle w:val="Heading3"/>
       </w:pPr>
       <w:r>
-        <w:t>getEvt()</w:t>
+        <w:t>extract_data()</w:t>
       </w:r>
     </w:p>
     <w:p>
@@ -7167,7 +7246,7 @@
           <w:i/>
           <w:sz w:val="19"/>
         </w:rPr>
-        <w:t>st_sm80_evt *getEvt(char *filename, char *member)</w:t>
+        <w:t>void extract_data(RacseqProfile *p)</w:t>
       </w:r>
     </w:p>
     <w:p>
@@ -7178,7 +7257,7 @@
         <w:t xml:space="preserve">File: </w:t>
       </w:r>
       <w:r>
-        <w:t>getEvt.c</w:t>
+        <w:t>get_CDT.c</w:t>
       </w:r>
     </w:p>
     <w:p>
@@ -7189,7 +7268,7 @@
         <w:t xml:space="preserve">Scopo: </w:t>
       </w:r>
       <w:r>
-        <w:t>Legge il membro PDS (tipicamente SM80EVNT) contenente il codice e la descrizione di ciascun evento RACF, costruendo la linked list degli eventi con numerazione progressiva (il codice interno = ordine di lettura + 1).</w:t>
+        <w:t>Ricava dal segmento "CDT" del profilo i dati della classe: ACTIVE (testo YES/NO), MAXLEN, PRESCASE (mixed case), OPERATTR (onora OPERATIONS), DEFRC, RESGROUP (grouping class) e, per le grouping class, XREF (member class). Compone la descrizione testuale e accoda il nodo con push_cls.</w:t>
       </w:r>
     </w:p>
     <w:p>
@@ -7250,7 +7329,7 @@
           </w:tcPr>
           <w:p>
             <w:r>
-              <w:t>filename</w:t>
+              <w:t>p</w:t>
             </w:r>
           </w:p>
         </w:tc>
@@ -7260,29 +7339,7 @@
           </w:tcPr>
           <w:p>
             <w:r>
-              <w:t>DD o path del PDS di controllo (DD:UTICNTL)</w:t>
-            </w:r>
-          </w:p>
-        </w:tc>
-      </w:tr>
-      <w:tr>
-        <w:tc>
-          <w:tcPr>
-            <w:tcW w:type="dxa" w:w="1984"/>
-          </w:tcPr>
-          <w:p>
-            <w:r>
-              <w:t>member</w:t>
-            </w:r>
-          </w:p>
-        </w:tc>
-        <w:tc>
-          <w:tcPr>
-            <w:tcW w:type="dxa" w:w="7087"/>
-          </w:tcPr>
-          <w:p>
-            <w:r>
-              <w:t>nome del membro da leggere ("SM80EVNT")</w:t>
+              <w:t>profilo della pseudo-classe _CDT appena letto (non ancora liberato)</w:t>
             </w:r>
           </w:p>
         </w:tc>
@@ -7296,7 +7353,7 @@
         <w:t xml:space="preserve">Valore di ritorno: </w:t>
       </w:r>
       <w:r>
-        <w:t>st_sm80_evt* — radice della linked list degli eventi</w:t>
+        <w:t>void</w:t>
       </w:r>
     </w:p>
     <w:p>
@@ -7307,7 +7364,7 @@
         <w:t xml:space="preserve">Note: </w:t>
       </w:r>
       <w:r>
-        <w:t>Termina il programma (exit(4)) se il file/membro non può essere aperto. Ignora le righe che iniziano con '*' (commento).</w:t>
+        <w:t>I campi del profilo puntano dentro il buffer della voce CDT: vanno copiati prima della successiva irrcdt_extract_next, che libera il profilo.</w:t>
       </w:r>
     </w:p>
     <w:p/>
@@ -7316,7 +7373,7 @@
         <w:pStyle w:val="Heading3"/>
       </w:pPr>
       <w:r>
-        <w:t>push_evt()</w:t>
+        <w:t>push_cls()</w:t>
       </w:r>
     </w:p>
     <w:p>
@@ -7326,7 +7383,7 @@
           <w:i/>
           <w:sz w:val="19"/>
         </w:rPr>
-        <w:t>void push_evt(const char *name, int value, char *desc)</w:t>
+        <w:t>void push_cls(const char *name, int maxL, int act, int ope, int mix, char *RC, int typ, char *mem, char *desc)</w:t>
       </w:r>
     </w:p>
     <w:p>
@@ -7337,7 +7394,7 @@
         <w:t xml:space="preserve">File: </w:t>
       </w:r>
       <w:r>
-        <w:t>getEvt.c</w:t>
+        <w:t>get_CDT.c</w:t>
       </w:r>
     </w:p>
     <w:p>
@@ -7348,7 +7405,7 @@
         <w:t xml:space="preserve">Scopo: </w:t>
       </w:r>
       <w:r>
-        <w:t>Accoda un nuovo nodo evento in fondo alla linked list globale root_evt.</w:t>
+        <w:t>Accoda un nuovo nodo classe in fondo alla linked list globale root_cls; descrizione, default RC e member class sono copiati con createStr.</w:t>
       </w:r>
     </w:p>
     <w:p>
@@ -7419,7 +7476,7 @@
           </w:tcPr>
           <w:p>
             <w:r>
-              <w:t>nome/codice testuale dell'evento</w:t>
+              <w:t>nome della classe</w:t>
             </w:r>
           </w:p>
         </w:tc>
@@ -7431,7 +7488,7 @@
           </w:tcPr>
           <w:p>
             <w:r>
-              <w:t>value</w:t>
+              <w:t>maxL</w:t>
             </w:r>
           </w:p>
         </w:tc>
@@ -7441,7 +7498,7 @@
           </w:tcPr>
           <w:p>
             <w:r>
-              <w:t>valore numerico progressivo</w:t>
+              <w:t>lunghezza massima profilo</w:t>
             </w:r>
           </w:p>
         </w:tc>
@@ -7453,6 +7510,138 @@
           </w:tcPr>
           <w:p>
             <w:r>
+              <w:t>act</w:t>
+            </w:r>
+          </w:p>
+        </w:tc>
+        <w:tc>
+          <w:tcPr>
+            <w:tcW w:type="dxa" w:w="7087"/>
+          </w:tcPr>
+          <w:p>
+            <w:r>
+              <w:t>flag classe attiva</w:t>
+            </w:r>
+          </w:p>
+        </w:tc>
+      </w:tr>
+      <w:tr>
+        <w:tc>
+          <w:tcPr>
+            <w:tcW w:type="dxa" w:w="1984"/>
+          </w:tcPr>
+          <w:p>
+            <w:r>
+              <w:t>ope</w:t>
+            </w:r>
+          </w:p>
+        </w:tc>
+        <w:tc>
+          <w:tcPr>
+            <w:tcW w:type="dxa" w:w="7087"/>
+          </w:tcPr>
+          <w:p>
+            <w:r>
+              <w:t>flag onora OPERATIONS</w:t>
+            </w:r>
+          </w:p>
+        </w:tc>
+      </w:tr>
+      <w:tr>
+        <w:tc>
+          <w:tcPr>
+            <w:tcW w:type="dxa" w:w="1984"/>
+          </w:tcPr>
+          <w:p>
+            <w:r>
+              <w:t>mix</w:t>
+            </w:r>
+          </w:p>
+        </w:tc>
+        <w:tc>
+          <w:tcPr>
+            <w:tcW w:type="dxa" w:w="7087"/>
+          </w:tcPr>
+          <w:p>
+            <w:r>
+              <w:t>flag profili mixed case</w:t>
+            </w:r>
+          </w:p>
+        </w:tc>
+      </w:tr>
+      <w:tr>
+        <w:tc>
+          <w:tcPr>
+            <w:tcW w:type="dxa" w:w="1984"/>
+          </w:tcPr>
+          <w:p>
+            <w:r>
+              <w:t>RC</w:t>
+            </w:r>
+          </w:p>
+        </w:tc>
+        <w:tc>
+          <w:tcPr>
+            <w:tcW w:type="dxa" w:w="7087"/>
+          </w:tcPr>
+          <w:p>
+            <w:r>
+              <w:t>return code di default se profilo non trovato</w:t>
+            </w:r>
+          </w:p>
+        </w:tc>
+      </w:tr>
+      <w:tr>
+        <w:tc>
+          <w:tcPr>
+            <w:tcW w:type="dxa" w:w="1984"/>
+          </w:tcPr>
+          <w:p>
+            <w:r>
+              <w:t>typ</w:t>
+            </w:r>
+          </w:p>
+        </w:tc>
+        <w:tc>
+          <w:tcPr>
+            <w:tcW w:type="dxa" w:w="7087"/>
+          </w:tcPr>
+          <w:p>
+            <w:r>
+              <w:t>flag classe grouping</w:t>
+            </w:r>
+          </w:p>
+        </w:tc>
+      </w:tr>
+      <w:tr>
+        <w:tc>
+          <w:tcPr>
+            <w:tcW w:type="dxa" w:w="1984"/>
+          </w:tcPr>
+          <w:p>
+            <w:r>
+              <w:t>mem</w:t>
+            </w:r>
+          </w:p>
+        </w:tc>
+        <w:tc>
+          <w:tcPr>
+            <w:tcW w:type="dxa" w:w="7087"/>
+          </w:tcPr>
+          <w:p>
+            <w:r>
+              <w:t>member class se grouping</w:t>
+            </w:r>
+          </w:p>
+        </w:tc>
+      </w:tr>
+      <w:tr>
+        <w:tc>
+          <w:tcPr>
+            <w:tcW w:type="dxa" w:w="1984"/>
+          </w:tcPr>
+          <w:p>
+            <w:r>
               <w:t>desc</w:t>
             </w:r>
           </w:p>
@@ -7463,7 +7652,7 @@
           </w:tcPr>
           <w:p>
             <w:r>
-              <w:t>descrizione dell'evento</w:t>
+              <w:t>descrizione completa già formattata</w:t>
             </w:r>
           </w:p>
         </w:tc>
@@ -7488,32 +7677,16 @@
         <w:t xml:space="preserve">Note: </w:t>
       </w:r>
       <w:r>
-        <w:t>Funzione di supporto interna a getEvt, non dichiarata extern negli header.</w:t>
+        <w:t>La linked list root_cls è usata da chkparm per validare i filtri CLASS e da stampa_filtri per l'espansione delle classi abbreviate.</w:t>
       </w:r>
     </w:p>
     <w:p/>
-    <w:p>
-      <w:pPr>
-        <w:pStyle w:val="Heading2"/>
-      </w:pPr>
-      <w:r>
-        <w:t>getEvq.c</w:t>
-      </w:r>
-    </w:p>
-    <w:p>
-      <w:r>
-        <w:rPr>
-          <w:i/>
-        </w:rPr>
-        <w:t>Estrazione degli Event Qualifier relativi a un evento specifico.</w:t>
-      </w:r>
-    </w:p>
     <w:p>
       <w:pPr>
         <w:pStyle w:val="Heading3"/>
       </w:pPr>
       <w:r>
-        <w:t>getEvq()</w:t>
+        <w:t>find_field()</w:t>
       </w:r>
     </w:p>
     <w:p>
@@ -7523,7 +7696,7 @@
           <w:i/>
           <w:sz w:val="19"/>
         </w:rPr>
-        <w:t>st_sm80_evq *getEvq(char *filename, char *member, char *d_evt)</w:t>
+        <w:t>static const RacseqField *find_field(const RacseqSegment *s, const char *name)</w:t>
       </w:r>
     </w:p>
     <w:p>
@@ -7534,7 +7707,7 @@
         <w:t xml:space="preserve">File: </w:t>
       </w:r>
       <w:r>
-        <w:t>getEvq.c</w:t>
+        <w:t>get_CDT.c</w:t>
       </w:r>
     </w:p>
     <w:p>
@@ -7545,7 +7718,7 @@
         <w:t xml:space="preserve">Scopo: </w:t>
       </w:r>
       <w:r>
-        <w:t>Legge il membro PDS (tipicamente SM80EVNQ) e costruisce la linked list degli Event Qualifier relativi al solo evento richiesto (d_evt), con numerazione progressiva a partire da 0.</w:t>
+        <w:t>Cerca per nome un campo semplice (non repeat group) all'interno di un segmento.</w:t>
       </w:r>
     </w:p>
     <w:p>
@@ -7606,7 +7779,7 @@
           </w:tcPr>
           <w:p>
             <w:r>
-              <w:t>filename</w:t>
+              <w:t>s</w:t>
             </w:r>
           </w:p>
         </w:tc>
@@ -7616,7 +7789,7 @@
           </w:tcPr>
           <w:p>
             <w:r>
-              <w:t>DD o path del PDS di controllo</w:t>
+              <w:t>segmento del profilo</w:t>
             </w:r>
           </w:p>
         </w:tc>
@@ -7628,7 +7801,7 @@
           </w:tcPr>
           <w:p>
             <w:r>
-              <w:t>member</w:t>
+              <w:t>name</w:t>
             </w:r>
           </w:p>
         </w:tc>
@@ -7638,29 +7811,7 @@
           </w:tcPr>
           <w:p>
             <w:r>
-              <w:t>nome del membro da leggere ("SM80EVNQ")</w:t>
-            </w:r>
-          </w:p>
-        </w:tc>
-      </w:tr>
-      <w:tr>
-        <w:tc>
-          <w:tcPr>
-            <w:tcW w:type="dxa" w:w="1984"/>
-          </w:tcPr>
-          <w:p>
-            <w:r>
-              <w:t>d_evt</w:t>
-            </w:r>
-          </w:p>
-        </w:tc>
-        <w:tc>
-          <w:tcPr>
-            <w:tcW w:type="dxa" w:w="7087"/>
-          </w:tcPr>
-          <w:p>
-            <w:r>
-              <w:t>nome dell'evento per cui estrarre i qualifier</w:t>
+              <w:t>nome del campo (es. "MAXLEN")</w:t>
             </w:r>
           </w:p>
         </w:tc>
@@ -7674,7 +7825,7 @@
         <w:t xml:space="preserve">Valore di ritorno: </w:t>
       </w:r>
       <w:r>
-        <w:t>st_sm80_evq* — radice della linked list degli event qualifier</w:t>
+        <w:t>const RacseqField* — campo trovato, NULL se assente</w:t>
       </w:r>
     </w:p>
     <w:p>
@@ -7685,7 +7836,7 @@
         <w:t xml:space="preserve">Note: </w:t>
       </w:r>
       <w:r>
-        <w:t>Richiamata da chkparm solo se è stato richiesto un filtro RESULT abbinato a un unico EVENT.</w:t>
+        <w:t>Funzione locale a get_CDT.c.</w:t>
       </w:r>
     </w:p>
     <w:p/>
@@ -7694,7 +7845,7 @@
         <w:pStyle w:val="Heading3"/>
       </w:pPr>
       <w:r>
-        <w:t>push_evq()</w:t>
+        <w:t>field2long()</w:t>
       </w:r>
     </w:p>
     <w:p>
@@ -7704,7 +7855,7 @@
           <w:i/>
           <w:sz w:val="19"/>
         </w:rPr>
-        <w:t>void push_evq(const char *name, int value, char *desc)</w:t>
+        <w:t>static long field2long(const RacseqField *f, int *ok)</w:t>
       </w:r>
     </w:p>
     <w:p>
@@ -7715,7 +7866,7 @@
         <w:t xml:space="preserve">File: </w:t>
       </w:r>
       <w:r>
-        <w:t>getEvq.c</w:t>
+        <w:t>get_CDT.c</w:t>
       </w:r>
     </w:p>
     <w:p>
@@ -7726,7 +7877,7 @@
         <w:t xml:space="preserve">Scopo: </w:t>
       </w:r>
       <w:r>
-        <w:t>Accoda un nuovo nodo event qualifier in fondo alla linked list globale root_evq.</w:t>
+        <w:t>Converte in intero un campo testuale che il chiamante sa essere numerico, copiandolo prima in un buffer locale perché il valore non è terminato da NUL.</w:t>
       </w:r>
     </w:p>
     <w:p>
@@ -7787,7 +7938,7 @@
           </w:tcPr>
           <w:p>
             <w:r>
-              <w:t>name</w:t>
+              <w:t>f</w:t>
             </w:r>
           </w:p>
         </w:tc>
@@ -7797,7 +7948,7 @@
           </w:tcPr>
           <w:p>
             <w:r>
-              <w:t>nome/codice testuale del qualifier</w:t>
+              <w:t>campo da convertire</w:t>
             </w:r>
           </w:p>
         </w:tc>
@@ -7809,7 +7960,7 @@
           </w:tcPr>
           <w:p>
             <w:r>
-              <w:t>value</w:t>
+              <w:t>ok</w:t>
             </w:r>
           </w:p>
         </w:tc>
@@ -7819,29 +7970,7 @@
           </w:tcPr>
           <w:p>
             <w:r>
-              <w:t>valore numerico progressivo</w:t>
-            </w:r>
-          </w:p>
-        </w:tc>
-      </w:tr>
-      <w:tr>
-        <w:tc>
-          <w:tcPr>
-            <w:tcW w:type="dxa" w:w="1984"/>
-          </w:tcPr>
-          <w:p>
-            <w:r>
-              <w:t>desc</w:t>
-            </w:r>
-          </w:p>
-        </w:tc>
-        <w:tc>
-          <w:tcPr>
-            <w:tcW w:type="dxa" w:w="7087"/>
-          </w:tcPr>
-          <w:p>
-            <w:r>
-              <w:t>descrizione del qualifier</w:t>
+              <w:t>impostato a 1 se la conversione è riuscita, 0 altrimenti</w:t>
             </w:r>
           </w:p>
         </w:tc>
@@ -7855,7 +7984,7 @@
         <w:t xml:space="preserve">Valore di ritorno: </w:t>
       </w:r>
       <w:r>
-        <w:t>void</w:t>
+        <w:t>long — valore convertito, 0 in caso di errore</w:t>
       </w:r>
     </w:p>
     <w:p>
@@ -7866,32 +7995,16 @@
         <w:t xml:space="preserve">Note: </w:t>
       </w:r>
       <w:r>
-        <w:t>Funzione di supporto interna a getEvq.</w:t>
+        <w:t>Funzione locale a get_CDT.c.</w:t>
       </w:r>
     </w:p>
     <w:p/>
-    <w:p>
-      <w:pPr>
-        <w:pStyle w:val="Heading2"/>
-      </w:pPr>
-      <w:r>
-        <w:t>get_CDT.c</w:t>
-      </w:r>
-    </w:p>
-    <w:p>
-      <w:r>
-        <w:rPr>
-          <w:i/>
-        </w:rPr>
-        <w:t>Costruzione della linked list delle classi RACF dalla Class Descriptor Table (statica e dinamica), letta in diretta tramite RACROUTE REQUEST=STAT.</w:t>
-      </w:r>
-    </w:p>
     <w:p>
       <w:pPr>
         <w:pStyle w:val="Heading3"/>
       </w:pPr>
       <w:r>
-        <w:t>get_CDT()</w:t>
+        <w:t>text2bool()</w:t>
       </w:r>
     </w:p>
     <w:p>
@@ -7901,7 +8014,7 @@
           <w:i/>
           <w:sz w:val="19"/>
         </w:rPr>
-        <w:t>st_sm80_cls *get_CDT(void)</w:t>
+        <w:t>static int text2bool(const RacseqField *f, const char *yes_value)</w:t>
       </w:r>
     </w:p>
     <w:p>
@@ -7923,70 +8036,7 @@
         <w:t xml:space="preserve">Scopo: </w:t>
       </w:r>
       <w:r>
-        <w:t>Inserisce manualmente la classe DATASET (non presente nella CDT), poi scandisce l'intera CDT con irrcdt_extract_next, usando la stessa variabile come profilo precedente e successivo, e per ogni classe richiama extract_data. Al termine stampa il numero di classi trovate, o i codici SAF/RACF in caso di errore.</w:t>
-      </w:r>
-    </w:p>
-    <w:p>
-      <w:r>
-        <w:rPr>
-          <w:b/>
-        </w:rPr>
-        <w:t xml:space="preserve">Valore di ritorno: </w:t>
-      </w:r>
-      <w:r>
-        <w:t>st_sm80_cls* — radice della linked list globale root_cls</w:t>
-      </w:r>
-    </w:p>
-    <w:p>
-      <w:r>
-        <w:rPr>
-          <w:b/>
-        </w:rPr>
-        <w:t xml:space="preserve">Note: </w:t>
-      </w:r>
-      <w:r>
-        <w:t>Sostituisce getCls(filename, member): non serve più il membro SM80CLS né il REXX che lo produceva. Richiamata da getParm.</w:t>
-      </w:r>
-    </w:p>
-    <w:p/>
-    <w:p>
-      <w:pPr>
-        <w:pStyle w:val="Heading3"/>
-      </w:pPr>
-      <w:r>
-        <w:t>extract_data()</w:t>
-      </w:r>
-    </w:p>
-    <w:p>
-      <w:r>
-        <w:rPr>
-          <w:rFonts w:ascii="Consolas" w:hAnsi="Consolas"/>
-          <w:i/>
-          <w:sz w:val="19"/>
-        </w:rPr>
-        <w:t>void extract_data(RacseqProfile *p)</w:t>
-      </w:r>
-    </w:p>
-    <w:p>
-      <w:r>
-        <w:rPr>
-          <w:b/>
-        </w:rPr>
-        <w:t xml:space="preserve">File: </w:t>
-      </w:r>
-      <w:r>
-        <w:t>get_CDT.c</w:t>
-      </w:r>
-    </w:p>
-    <w:p>
-      <w:r>
-        <w:rPr>
-          <w:b/>
-        </w:rPr>
-        <w:t xml:space="preserve">Scopo: </w:t>
-      </w:r>
-      <w:r>
-        <w:t>Ricava dal segmento "CDT" del profilo i dati della classe: ACTIVE (testo YES/NO), MAXLEN, PRESCASE (mixed case), OPERATTR (onora OPERATIONS), DEFRC, RESGROUP (grouping class) e, per le grouping class, XREF (member class). Compone la descrizione testuale e accoda il nodo con push_cls.</w:t>
+        <w:t>Vero se il campo testuale vale esattamente yes_value; usata per ACTIVE ("YES"/"NO").</w:t>
       </w:r>
     </w:p>
     <w:p>
@@ -8047,7 +8097,7 @@
           </w:tcPr>
           <w:p>
             <w:r>
-              <w:t>p</w:t>
+              <w:t>f</w:t>
             </w:r>
           </w:p>
         </w:tc>
@@ -8057,7 +8107,29 @@
           </w:tcPr>
           <w:p>
             <w:r>
-              <w:t>profilo della pseudo-classe _CDT appena letto (non ancora liberato)</w:t>
+              <w:t>campo testuale</w:t>
+            </w:r>
+          </w:p>
+        </w:tc>
+      </w:tr>
+      <w:tr>
+        <w:tc>
+          <w:tcPr>
+            <w:tcW w:type="dxa" w:w="1984"/>
+          </w:tcPr>
+          <w:p>
+            <w:r>
+              <w:t>yes_value</w:t>
+            </w:r>
+          </w:p>
+        </w:tc>
+        <w:tc>
+          <w:tcPr>
+            <w:tcW w:type="dxa" w:w="7087"/>
+          </w:tcPr>
+          <w:p>
+            <w:r>
+              <w:t>valore considerato vero</w:t>
             </w:r>
           </w:p>
         </w:tc>
@@ -8071,7 +8143,7 @@
         <w:t xml:space="preserve">Valore di ritorno: </w:t>
       </w:r>
       <w:r>
-        <w:t>void</w:t>
+        <w:t>int — 1 se uguale, 0 altrimenti</w:t>
       </w:r>
     </w:p>
     <w:p>
@@ -8082,7 +8154,7 @@
         <w:t xml:space="preserve">Note: </w:t>
       </w:r>
       <w:r>
-        <w:t>I campi del profilo puntano dentro il buffer della voce CDT: vanno copiati prima della successiva irrcdt_extract_next, che libera il profilo.</w:t>
+        <w:t>Funzione locale a get_CDT.c.</w:t>
       </w:r>
     </w:p>
     <w:p/>
@@ -8091,7 +8163,7 @@
         <w:pStyle w:val="Heading3"/>
       </w:pPr>
       <w:r>
-        <w:t>push_cls()</w:t>
+        <w:t>dup_field_text()</w:t>
       </w:r>
     </w:p>
     <w:p>
@@ -8101,7 +8173,7 @@
           <w:i/>
           <w:sz w:val="19"/>
         </w:rPr>
-        <w:t>void push_cls(const char *name, int maxL, int act, int ope, int mix, char *RC, int typ, char *mem, char *desc)</w:t>
+        <w:t>static char *dup_field_text(const RacseqField *f)</w:t>
       </w:r>
     </w:p>
     <w:p>
@@ -8123,7 +8195,7 @@
         <w:t xml:space="preserve">Scopo: </w:t>
       </w:r>
       <w:r>
-        <w:t>Accoda un nuovo nodo classe in fondo alla linked list globale root_cls; descrizione, default RC e member class sono copiati con createStr.</w:t>
+        <w:t>Copia un campo testuale in una stringa allocata con malloc e terminata da NUL, posseduta dal chiamante.</w:t>
       </w:r>
     </w:p>
     <w:p>
@@ -8184,7 +8256,7 @@
           </w:tcPr>
           <w:p>
             <w:r>
-              <w:t>name</w:t>
+              <w:t>f</w:t>
             </w:r>
           </w:p>
         </w:tc>
@@ -8194,183 +8266,7 @@
           </w:tcPr>
           <w:p>
             <w:r>
-              <w:t>nome della classe</w:t>
-            </w:r>
-          </w:p>
-        </w:tc>
-      </w:tr>
-      <w:tr>
-        <w:tc>
-          <w:tcPr>
-            <w:tcW w:type="dxa" w:w="1984"/>
-          </w:tcPr>
-          <w:p>
-            <w:r>
-              <w:t>maxL</w:t>
-            </w:r>
-          </w:p>
-        </w:tc>
-        <w:tc>
-          <w:tcPr>
-            <w:tcW w:type="dxa" w:w="7087"/>
-          </w:tcPr>
-          <w:p>
-            <w:r>
-              <w:t>lunghezza massima profilo</w:t>
-            </w:r>
-          </w:p>
-        </w:tc>
-      </w:tr>
-      <w:tr>
-        <w:tc>
-          <w:tcPr>
-            <w:tcW w:type="dxa" w:w="1984"/>
-          </w:tcPr>
-          <w:p>
-            <w:r>
-              <w:t>act</w:t>
-            </w:r>
-          </w:p>
-        </w:tc>
-        <w:tc>
-          <w:tcPr>
-            <w:tcW w:type="dxa" w:w="7087"/>
-          </w:tcPr>
-          <w:p>
-            <w:r>
-              <w:t>flag classe attiva</w:t>
-            </w:r>
-          </w:p>
-        </w:tc>
-      </w:tr>
-      <w:tr>
-        <w:tc>
-          <w:tcPr>
-            <w:tcW w:type="dxa" w:w="1984"/>
-          </w:tcPr>
-          <w:p>
-            <w:r>
-              <w:t>ope</w:t>
-            </w:r>
-          </w:p>
-        </w:tc>
-        <w:tc>
-          <w:tcPr>
-            <w:tcW w:type="dxa" w:w="7087"/>
-          </w:tcPr>
-          <w:p>
-            <w:r>
-              <w:t>flag onora OPERATIONS</w:t>
-            </w:r>
-          </w:p>
-        </w:tc>
-      </w:tr>
-      <w:tr>
-        <w:tc>
-          <w:tcPr>
-            <w:tcW w:type="dxa" w:w="1984"/>
-          </w:tcPr>
-          <w:p>
-            <w:r>
-              <w:t>mix</w:t>
-            </w:r>
-          </w:p>
-        </w:tc>
-        <w:tc>
-          <w:tcPr>
-            <w:tcW w:type="dxa" w:w="7087"/>
-          </w:tcPr>
-          <w:p>
-            <w:r>
-              <w:t>flag profili mixed case</w:t>
-            </w:r>
-          </w:p>
-        </w:tc>
-      </w:tr>
-      <w:tr>
-        <w:tc>
-          <w:tcPr>
-            <w:tcW w:type="dxa" w:w="1984"/>
-          </w:tcPr>
-          <w:p>
-            <w:r>
-              <w:t>RC</w:t>
-            </w:r>
-          </w:p>
-        </w:tc>
-        <w:tc>
-          <w:tcPr>
-            <w:tcW w:type="dxa" w:w="7087"/>
-          </w:tcPr>
-          <w:p>
-            <w:r>
-              <w:t>return code di default se profilo non trovato</w:t>
-            </w:r>
-          </w:p>
-        </w:tc>
-      </w:tr>
-      <w:tr>
-        <w:tc>
-          <w:tcPr>
-            <w:tcW w:type="dxa" w:w="1984"/>
-          </w:tcPr>
-          <w:p>
-            <w:r>
-              <w:t>typ</w:t>
-            </w:r>
-          </w:p>
-        </w:tc>
-        <w:tc>
-          <w:tcPr>
-            <w:tcW w:type="dxa" w:w="7087"/>
-          </w:tcPr>
-          <w:p>
-            <w:r>
-              <w:t>flag classe grouping</w:t>
-            </w:r>
-          </w:p>
-        </w:tc>
-      </w:tr>
-      <w:tr>
-        <w:tc>
-          <w:tcPr>
-            <w:tcW w:type="dxa" w:w="1984"/>
-          </w:tcPr>
-          <w:p>
-            <w:r>
-              <w:t>mem</w:t>
-            </w:r>
-          </w:p>
-        </w:tc>
-        <w:tc>
-          <w:tcPr>
-            <w:tcW w:type="dxa" w:w="7087"/>
-          </w:tcPr>
-          <w:p>
-            <w:r>
-              <w:t>member class se grouping</w:t>
-            </w:r>
-          </w:p>
-        </w:tc>
-      </w:tr>
-      <w:tr>
-        <w:tc>
-          <w:tcPr>
-            <w:tcW w:type="dxa" w:w="1984"/>
-          </w:tcPr>
-          <w:p>
-            <w:r>
-              <w:t>desc</w:t>
-            </w:r>
-          </w:p>
-        </w:tc>
-        <w:tc>
-          <w:tcPr>
-            <w:tcW w:type="dxa" w:w="7087"/>
-          </w:tcPr>
-          <w:p>
-            <w:r>
-              <w:t>descrizione completa già formattata</w:t>
+              <w:t>campo testuale da copiare</w:t>
             </w:r>
           </w:p>
         </w:tc>
@@ -8384,7 +8280,7 @@
         <w:t xml:space="preserve">Valore di ritorno: </w:t>
       </w:r>
       <w:r>
-        <w:t>void</w:t>
+        <w:t>char* — copia del valore, NULL se il campo non esiste o è vuoto</w:t>
       </w:r>
     </w:p>
     <w:p>
@@ -8395,7 +8291,7 @@
         <w:t xml:space="preserve">Note: </w:t>
       </w:r>
       <w:r>
-        <w:t>Stessa firma della versione in getCls.c, per compatibilità con chkparm e getParm.</w:t>
+        <w:t>Funzione locale a get_CDT.c.</w:t>
       </w:r>
     </w:p>
     <w:p/>
@@ -8404,7 +8300,7 @@
         <w:pStyle w:val="Heading3"/>
       </w:pPr>
       <w:r>
-        <w:t>find_field()</w:t>
+        <w:t>copy_field_text()</w:t>
       </w:r>
     </w:p>
     <w:p>
@@ -8414,7 +8310,7 @@
           <w:i/>
           <w:sz w:val="19"/>
         </w:rPr>
-        <w:t>static const RacseqField *find_field(const RacseqSegment *s, const char *name)</w:t>
+        <w:t>static void copy_field_text(const RacseqField *f, char *buf, size_t size)</w:t>
       </w:r>
     </w:p>
     <w:p>
@@ -8436,7 +8332,7 @@
         <w:t xml:space="preserve">Scopo: </w:t>
       </w:r>
       <w:r>
-        <w:t>Cerca per nome un campo semplice (non repeat group) all'interno di un segmento.</w:t>
+        <w:t>Copia un campo testuale nel buffer del chiamante, troncandolo a size-1 caratteri e terminandolo sempre con NUL; se il campo non esiste o è vuoto lascia il buffer vuoto. Non lascia memoria da liberare.</w:t>
       </w:r>
     </w:p>
     <w:p>
@@ -8497,7 +8393,7 @@
           </w:tcPr>
           <w:p>
             <w:r>
-              <w:t>s</w:t>
+              <w:t>f</w:t>
             </w:r>
           </w:p>
         </w:tc>
@@ -8507,7 +8403,7 @@
           </w:tcPr>
           <w:p>
             <w:r>
-              <w:t>segmento del profilo</w:t>
+              <w:t>campo testuale da copiare</w:t>
             </w:r>
           </w:p>
         </w:tc>
@@ -8519,7 +8415,7 @@
           </w:tcPr>
           <w:p>
             <w:r>
-              <w:t>name</w:t>
+              <w:t>buf</w:t>
             </w:r>
           </w:p>
         </w:tc>
@@ -8529,7 +8425,29 @@
           </w:tcPr>
           <w:p>
             <w:r>
-              <w:t>nome del campo (es. "MAXLEN")</w:t>
+              <w:t>buffer di destinazione</w:t>
+            </w:r>
+          </w:p>
+        </w:tc>
+      </w:tr>
+      <w:tr>
+        <w:tc>
+          <w:tcPr>
+            <w:tcW w:type="dxa" w:w="1984"/>
+          </w:tcPr>
+          <w:p>
+            <w:r>
+              <w:t>size</w:t>
+            </w:r>
+          </w:p>
+        </w:tc>
+        <w:tc>
+          <w:tcPr>
+            <w:tcW w:type="dxa" w:w="7087"/>
+          </w:tcPr>
+          <w:p>
+            <w:r>
+              <w:t>dimensione del buffer in byte</w:t>
             </w:r>
           </w:p>
         </w:tc>
@@ -8543,7 +8461,7 @@
         <w:t xml:space="preserve">Valore di ritorno: </w:t>
       </w:r>
       <w:r>
-        <w:t>const RacseqField* — campo trovato, NULL se assente</w:t>
+        <w:t>void</w:t>
       </w:r>
     </w:p>
     <w:p>
@@ -8554,7 +8472,7 @@
         <w:t xml:space="preserve">Note: </w:t>
       </w:r>
       <w:r>
-        <w:t>Funzione locale a get_CDT.c.</w:t>
+        <w:t>Funzione locale a get_CDT.c; usata da extract_data per DEFRC e XREF.</w:t>
       </w:r>
     </w:p>
     <w:p/>
@@ -8563,7 +8481,7 @@
         <w:pStyle w:val="Heading3"/>
       </w:pPr>
       <w:r>
-        <w:t>field2long()</w:t>
+        <w:t>racseq_free_profile()</w:t>
       </w:r>
     </w:p>
     <w:p>
@@ -8573,7 +8491,7 @@
           <w:i/>
           <w:sz w:val="19"/>
         </w:rPr>
-        <w:t>static long field2long(const RacseqField *f, int *ok)</w:t>
+        <w:t>void racseq_free_profile(RacseqProfile *p)</w:t>
       </w:r>
     </w:p>
     <w:p>
@@ -8595,7 +8513,7 @@
         <w:t xml:space="preserve">Scopo: </w:t>
       </w:r>
       <w:r>
-        <w:t>Converte in intero un campo testuale che il chiamante sa essere numerico, copiandolo prima in un buffer locale perché il valore non è terminato da NUL.</w:t>
+        <w:t>Libera un profilo: prima le strutture analizzate (segmenti, campi, occorrenze, con free_profile_parsed), poi il buffer grezzo con free_raw_buffer, che usa free() per i buffer della pseudo-classe _CDT e r_admin_freemain per lo storage restituito da R_admin.</w:t>
       </w:r>
     </w:p>
     <w:p>
@@ -8656,7 +8574,7 @@
           </w:tcPr>
           <w:p>
             <w:r>
-              <w:t>f</w:t>
+              <w:t>p</w:t>
             </w:r>
           </w:p>
         </w:tc>
@@ -8666,29 +8584,7 @@
           </w:tcPr>
           <w:p>
             <w:r>
-              <w:t>campo da convertire</w:t>
-            </w:r>
-          </w:p>
-        </w:tc>
-      </w:tr>
-      <w:tr>
-        <w:tc>
-          <w:tcPr>
-            <w:tcW w:type="dxa" w:w="1984"/>
-          </w:tcPr>
-          <w:p>
-            <w:r>
-              <w:t>ok</w:t>
-            </w:r>
-          </w:p>
-        </w:tc>
-        <w:tc>
-          <w:tcPr>
-            <w:tcW w:type="dxa" w:w="7087"/>
-          </w:tcPr>
-          <w:p>
-            <w:r>
-              <w:t>impostato a 1 se la conversione è riuscita, 0 altrimenti</w:t>
+              <w:t>profilo da liberare; azzerato al termine</w:t>
             </w:r>
           </w:p>
         </w:tc>
@@ -8702,7 +8598,7 @@
         <w:t xml:space="preserve">Valore di ritorno: </w:t>
       </w:r>
       <w:r>
-        <w:t>long — valore convertito, 0 in caso di errore</w:t>
+        <w:t>void</w:t>
       </w:r>
     </w:p>
     <w:p>
@@ -8713,16 +8609,32 @@
         <w:t xml:space="preserve">Note: </w:t>
       </w:r>
       <w:r>
-        <w:t>Funzione locale a get_CDT.c.</w:t>
+        <w:t>Richiamata da irrcdt_extract_next per liberare il profilo precedente.</w:t>
       </w:r>
     </w:p>
     <w:p/>
+    <w:p>
+      <w:pPr>
+        <w:pStyle w:val="Heading2"/>
+      </w:pPr>
+      <w:r>
+        <w:t>getdsn.c</w:t>
+      </w:r>
+    </w:p>
+    <w:p>
+      <w:r>
+        <w:rPr>
+          <w:i/>
+        </w:rPr>
+        <w:t>Lista dei data set allocati a una DD tramite SVC 99 information retrieval (verbo X'07'), richiamata con svc99() in problem state. Chiavi dei text unit e layout di S99RB/S99TUNIT presi dal listato delle macro IEFZB4D0/IEFZB4D2; i valori restituiti sono stati verificati con un programma di prova.</w:t>
+      </w:r>
+    </w:p>
     <w:p>
       <w:pPr>
         <w:pStyle w:val="Heading3"/>
       </w:pPr>
       <w:r>
-        <w:t>text2bool()</w:t>
+        <w:t>get_DSName()</w:t>
       </w:r>
     </w:p>
     <w:p>
@@ -8732,7 +8644,7 @@
           <w:i/>
           <w:sz w:val="19"/>
         </w:rPr>
-        <w:t>static int text2bool(const RacseqField *f, const char *yes_value)</w:t>
+        <w:t>st_dd_info *get_DSName(const char *ddname)</w:t>
       </w:r>
     </w:p>
     <w:p>
@@ -8743,7 +8655,7 @@
         <w:t xml:space="preserve">File: </w:t>
       </w:r>
       <w:r>
-        <w:t>get_CDT.c</w:t>
+        <w:t>getdsn.c</w:t>
       </w:r>
     </w:p>
     <w:p>
@@ -8754,7 +8666,7 @@
         <w:t xml:space="preserve">Scopo: </w:t>
       </w:r>
       <w:r>
-        <w:t>Vero se il campo testuale vale esattamente yes_value; usata per ACTIVE ("YES"/"NO").</w:t>
+        <w:t>Scandisce le allocazioni del job step per numero relativo (DINRELNO) e restituisce la lista dei data set allocati alla DD richiesta, nell'ordine della concatenazione: i data set concatenati seguono la DD con il DDNAME vuoto. Per ciascuno ricava tipo (DSN, DUMMY, SYSOUT, SYSIN, terminale, PATH), nome e membro o path, primo volume, stato, disposizione e DSORG.</w:t>
       </w:r>
     </w:p>
     <w:p>
@@ -8815,7 +8727,7 @@
           </w:tcPr>
           <w:p>
             <w:r>
-              <w:t>f</w:t>
+              <w:t>ddname</w:t>
             </w:r>
           </w:p>
         </w:tc>
@@ -8825,29 +8737,7 @@
           </w:tcPr>
           <w:p>
             <w:r>
-              <w:t>campo testuale</w:t>
-            </w:r>
-          </w:p>
-        </w:tc>
-      </w:tr>
-      <w:tr>
-        <w:tc>
-          <w:tcPr>
-            <w:tcW w:type="dxa" w:w="1984"/>
-          </w:tcPr>
-          <w:p>
-            <w:r>
-              <w:t>yes_value</w:t>
-            </w:r>
-          </w:p>
-        </w:tc>
-        <w:tc>
-          <w:tcPr>
-            <w:tcW w:type="dxa" w:w="7087"/>
-          </w:tcPr>
-          <w:p>
-            <w:r>
-              <w:t>valore considerato vero</w:t>
+              <w:t>nome della DD (convertito in maiuscolo)</w:t>
             </w:r>
           </w:p>
         </w:tc>
@@ -8861,7 +8751,7 @@
         <w:t xml:space="preserve">Valore di ritorno: </w:t>
       </w:r>
       <w:r>
-        <w:t>int — 1 se uguale, 0 altrimenti</w:t>
+        <w:t>st_dd_info* — radice della lista, NULL se la DD non è allocata</w:t>
       </w:r>
     </w:p>
     <w:p>
@@ -8872,7 +8762,7 @@
         <w:t xml:space="preserve">Note: </w:t>
       </w:r>
       <w:r>
-        <w:t>Funzione locale a get_CDT.c.</w:t>
+        <w:t>DUMMY è riconosciuta dal tipo X'80' o dal DSN NULLFILE; per le DD PATH= SVC 99 restituisce il DSN "...PATH=.SPECIFIED..." e il path viene letto con una seconda richiesta (DINRPATH).</w:t>
       </w:r>
     </w:p>
     <w:p/>
@@ -8881,7 +8771,7 @@
         <w:pStyle w:val="Heading3"/>
       </w:pPr>
       <w:r>
-        <w:t>dup_field_text()</w:t>
+        <w:t>is_dd_dummy()</w:t>
       </w:r>
     </w:p>
     <w:p>
@@ -8891,7 +8781,7 @@
           <w:i/>
           <w:sz w:val="19"/>
         </w:rPr>
-        <w:t>static char *dup_field_text(const RacseqField *f)</w:t>
+        <w:t>int is_dd_dummy(const st_dd_info *list)</w:t>
       </w:r>
     </w:p>
     <w:p>
@@ -8902,7 +8792,7 @@
         <w:t xml:space="preserve">File: </w:t>
       </w:r>
       <w:r>
-        <w:t>get_CDT.c</w:t>
+        <w:t>getdsn.c</w:t>
       </w:r>
     </w:p>
     <w:p>
@@ -8913,7 +8803,7 @@
         <w:t xml:space="preserve">Scopo: </w:t>
       </w:r>
       <w:r>
-        <w:t>Copia un campo testuale in una stringa allocata con malloc e terminata da NUL, posseduta dal chiamante.</w:t>
+        <w:t>Indica se la DD è allocata DUMMY.</w:t>
       </w:r>
     </w:p>
     <w:p>
@@ -8974,7 +8864,7 @@
           </w:tcPr>
           <w:p>
             <w:r>
-              <w:t>f</w:t>
+              <w:t>list</w:t>
             </w:r>
           </w:p>
         </w:tc>
@@ -8984,7 +8874,7 @@
           </w:tcPr>
           <w:p>
             <w:r>
-              <w:t>campo testuale da copiare</w:t>
+              <w:t>lista restituita da get_DSName</w:t>
             </w:r>
           </w:p>
         </w:tc>
@@ -8998,18 +8888,7 @@
         <w:t xml:space="preserve">Valore di ritorno: </w:t>
       </w:r>
       <w:r>
-        <w:t>char* — copia del valore, NULL se il campo non esiste o è vuoto</w:t>
-      </w:r>
-    </w:p>
-    <w:p>
-      <w:r>
-        <w:rPr>
-          <w:b/>
-        </w:rPr>
-        <w:t xml:space="preserve">Note: </w:t>
-      </w:r>
-      <w:r>
-        <w:t>Funzione locale a get_CDT.c.</w:t>
+        <w:t>int — 1 se DUMMY, 0 altrimenti (anche se la DD non è allocata)</w:t>
       </w:r>
     </w:p>
     <w:p/>
@@ -9018,7 +8897,7 @@
         <w:pStyle w:val="Heading3"/>
       </w:pPr>
       <w:r>
-        <w:t>copy_field_text()</w:t>
+        <w:t>print_DSName()</w:t>
       </w:r>
     </w:p>
     <w:p>
@@ -9028,7 +8907,7 @@
           <w:i/>
           <w:sz w:val="19"/>
         </w:rPr>
-        <w:t>static void copy_field_text(const RacseqField *f, char *buf, size_t size)</w:t>
+        <w:t>void print_DSName(FILE *f, const st_dd_info *list)</w:t>
       </w:r>
     </w:p>
     <w:p>
@@ -9039,7 +8918,7 @@
         <w:t xml:space="preserve">File: </w:t>
       </w:r>
       <w:r>
-        <w:t>get_CDT.c</w:t>
+        <w:t>getdsn.c</w:t>
       </w:r>
     </w:p>
     <w:p>
@@ -9050,7 +8929,7 @@
         <w:t xml:space="preserve">Scopo: </w:t>
       </w:r>
       <w:r>
-        <w:t>Copia un campo testuale nel buffer del chiamante, troncandolo a size-1 caratteri e terminandolo sempre con NUL; se il campo non esiste o è vuoto lascia il buffer vuoto. Non lascia memoria da liberare.</w:t>
+        <w:t>Stampa una riga per data set: DD (solo sulla prima riga), posizione nella concatenazione, tipo, nome (membro) o path e, per i data set, stato, disposizione, DSORG e volume.</w:t>
       </w:r>
     </w:p>
     <w:p>
@@ -9121,7 +9000,7 @@
           </w:tcPr>
           <w:p>
             <w:r>
-              <w:t>campo testuale da copiare</w:t>
+              <w:t>file di output</w:t>
             </w:r>
           </w:p>
         </w:tc>
@@ -9133,7 +9012,7 @@
           </w:tcPr>
           <w:p>
             <w:r>
-              <w:t>buf</w:t>
+              <w:t>list</w:t>
             </w:r>
           </w:p>
         </w:tc>
@@ -9143,29 +9022,7 @@
           </w:tcPr>
           <w:p>
             <w:r>
-              <w:t>buffer di destinazione</w:t>
-            </w:r>
-          </w:p>
-        </w:tc>
-      </w:tr>
-      <w:tr>
-        <w:tc>
-          <w:tcPr>
-            <w:tcW w:type="dxa" w:w="1984"/>
-          </w:tcPr>
-          <w:p>
-            <w:r>
-              <w:t>size</w:t>
-            </w:r>
-          </w:p>
-        </w:tc>
-        <w:tc>
-          <w:tcPr>
-            <w:tcW w:type="dxa" w:w="7087"/>
-          </w:tcPr>
-          <w:p>
-            <w:r>
-              <w:t>dimensione del buffer in byte</w:t>
+              <w:t>lista restituita da get_DSName</w:t>
             </w:r>
           </w:p>
         </w:tc>
@@ -9180,17 +9037,6 @@
       </w:r>
       <w:r>
         <w:t>void</w:t>
-      </w:r>
-    </w:p>
-    <w:p>
-      <w:r>
-        <w:rPr>
-          <w:b/>
-        </w:rPr>
-        <w:t xml:space="preserve">Note: </w:t>
-      </w:r>
-      <w:r>
-        <w:t>Funzione locale a get_CDT.c; usata da extract_data per DEFRC e XREF.</w:t>
       </w:r>
     </w:p>
     <w:p/>
@@ -9199,7 +9045,7 @@
         <w:pStyle w:val="Heading3"/>
       </w:pPr>
       <w:r>
-        <w:t>racseq_free_profile()</w:t>
+        <w:t>free_DSName()</w:t>
       </w:r>
     </w:p>
     <w:p>
@@ -9209,7 +9055,7 @@
           <w:i/>
           <w:sz w:val="19"/>
         </w:rPr>
-        <w:t>void racseq_free_profile(RacseqProfile *p)</w:t>
+        <w:t>void free_DSName(st_dd_info *list)</w:t>
       </w:r>
     </w:p>
     <w:p>
@@ -9220,7 +9066,7 @@
         <w:t xml:space="preserve">File: </w:t>
       </w:r>
       <w:r>
-        <w:t>get_CDT.c</w:t>
+        <w:t>getdsn.c</w:t>
       </w:r>
     </w:p>
     <w:p>
@@ -9231,7 +9077,7 @@
         <w:t xml:space="preserve">Scopo: </w:t>
       </w:r>
       <w:r>
-        <w:t>Libera un profilo: prima le strutture analizzate (segmenti, campi, occorrenze, con free_profile_parsed), poi il buffer grezzo con free_raw_buffer, che usa free() per i buffer della pseudo-classe _CDT e r_admin_freemain per lo storage restituito da R_admin.</w:t>
+        <w:t>Libera la lista restituita da get_DSName.</w:t>
       </w:r>
     </w:p>
     <w:p>
@@ -9292,7 +9138,7 @@
           </w:tcPr>
           <w:p>
             <w:r>
-              <w:t>p</w:t>
+              <w:t>list</w:t>
             </w:r>
           </w:p>
         </w:tc>
@@ -9302,7 +9148,7 @@
           </w:tcPr>
           <w:p>
             <w:r>
-              <w:t>profilo da liberare; azzerato al termine</w:t>
+              <w:t>lista da liberare (può essere NULL)</w:t>
             </w:r>
           </w:p>
         </w:tc>
@@ -9319,40 +9165,13 @@
         <w:t>void</w:t>
       </w:r>
     </w:p>
-    <w:p>
-      <w:r>
-        <w:rPr>
-          <w:b/>
-        </w:rPr>
-        <w:t xml:space="preserve">Note: </w:t>
-      </w:r>
-      <w:r>
-        <w:t>Richiamata da irrcdt_extract_next per liberare il profilo precedente.</w:t>
-      </w:r>
-    </w:p>
     <w:p/>
-    <w:p>
-      <w:pPr>
-        <w:pStyle w:val="Heading2"/>
-      </w:pPr>
-      <w:r>
-        <w:t>irrcdt.c</w:t>
-      </w:r>
-    </w:p>
-    <w:p>
-      <w:r>
-        <w:rPr>
-          <w:i/>
-        </w:rPr>
-        <w:t>Pseudo-classe "_CDT": voci della Class Descriptor Table presentate come RacseqProfile con un unico segmento "CDT".</w:t>
-      </w:r>
-    </w:p>
     <w:p>
       <w:pPr>
         <w:pStyle w:val="Heading3"/>
       </w:pPr>
       <w:r>
-        <w:t>irrcdt_is_pseudo_class()</w:t>
+        <w:t>dump_allocations()</w:t>
       </w:r>
     </w:p>
     <w:p>
@@ -9362,7 +9181,7 @@
           <w:i/>
           <w:sz w:val="19"/>
         </w:rPr>
-        <w:t>int irrcdt_is_pseudo_class(const char *class_name)</w:t>
+        <w:t>void dump_allocations(FILE *f)</w:t>
       </w:r>
     </w:p>
     <w:p>
@@ -9373,7 +9192,7 @@
         <w:t xml:space="preserve">File: </w:t>
       </w:r>
       <w:r>
-        <w:t>irrcdt.c</w:t>
+        <w:t>getdsn.c</w:t>
       </w:r>
     </w:p>
     <w:p>
@@ -9384,7 +9203,7 @@
         <w:t xml:space="preserve">Scopo: </w:t>
       </w:r>
       <w:r>
-        <w:t>Indica se il nome classe richiesto corrisponde alla pseudo-classe "_CDT".</w:t>
+        <w:t>Stampa tutte le allocazioni del job step con i valori grezzi restituiti da SVC 99 (tipo, stato, disposizioni, DSORG, attributi, indicatore di ultima voce), per la diagnostica.</w:t>
       </w:r>
     </w:p>
     <w:p>
@@ -9445,7 +9264,7 @@
           </w:tcPr>
           <w:p>
             <w:r>
-              <w:t>class_name</w:t>
+              <w:t>f</w:t>
             </w:r>
           </w:p>
         </w:tc>
@@ -9455,7 +9274,7 @@
           </w:tcPr>
           <w:p>
             <w:r>
-              <w:t>nome classe da verificare</w:t>
+              <w:t>file di output</w:t>
             </w:r>
           </w:p>
         </w:tc>
@@ -9469,16 +9288,43 @@
         <w:t xml:space="preserve">Valore di ritorno: </w:t>
       </w:r>
       <w:r>
-        <w:t>int — 1 se "_CDT", 0 altrimenti</w:t>
+        <w:t>void</w:t>
+      </w:r>
+    </w:p>
+    <w:p>
+      <w:r>
+        <w:rPr>
+          <w:b/>
+        </w:rPr>
+        <w:t xml:space="preserve">Note: </w:t>
+      </w:r>
+      <w:r>
+        <w:t>Non richiamata da smf80ext: disponibile per eventuali verifiche.</w:t>
       </w:r>
     </w:p>
     <w:p/>
+    <w:p>
+      <w:pPr>
+        <w:pStyle w:val="Heading2"/>
+      </w:pPr>
+      <w:r>
+        <w:t>irrcdt.c</w:t>
+      </w:r>
+    </w:p>
+    <w:p>
+      <w:r>
+        <w:rPr>
+          <w:i/>
+        </w:rPr>
+        <w:t>Pseudo-classe "_CDT": voci della Class Descriptor Table presentate come RacseqProfile con un unico segmento "CDT".</w:t>
+      </w:r>
+    </w:p>
     <w:p>
       <w:pPr>
         <w:pStyle w:val="Heading3"/>
       </w:pPr>
       <w:r>
-        <w:t>irrcdt_extract()</w:t>
+        <w:t>irrcdt_is_pseudo_class()</w:t>
       </w:r>
     </w:p>
     <w:p>
@@ -9488,7 +9334,7 @@
           <w:i/>
           <w:sz w:val="19"/>
         </w:rPr>
-        <w:t>RacseqRC irrcdt_extract(const char *class_name_arg, RacseqProfile *out, RacseqStatus *status)</w:t>
+        <w:t>int irrcdt_is_pseudo_class(const char *class_name)</w:t>
       </w:r>
     </w:p>
     <w:p>
@@ -9510,7 +9356,7 @@
         <w:t xml:space="preserve">Scopo: </w:t>
       </w:r>
       <w:r>
-        <w:t>Legge la voce della CDT di una classe specifica (RACROUTE STAT con CLASS=) e la converte in RacseqProfile.</w:t>
+        <w:t>Indica se il nome classe richiesto corrisponde alla pseudo-classe "_CDT".</w:t>
       </w:r>
     </w:p>
     <w:p>
@@ -9571,7 +9417,7 @@
           </w:tcPr>
           <w:p>
             <w:r>
-              <w:t>class_name_arg</w:t>
+              <w:t>class_name</w:t>
             </w:r>
           </w:p>
         </w:tc>
@@ -9581,51 +9427,7 @@
           </w:tcPr>
           <w:p>
             <w:r>
-              <w:t>nome della classe RACF da cercare</w:t>
-            </w:r>
-          </w:p>
-        </w:tc>
-      </w:tr>
-      <w:tr>
-        <w:tc>
-          <w:tcPr>
-            <w:tcW w:type="dxa" w:w="1984"/>
-          </w:tcPr>
-          <w:p>
-            <w:r>
-              <w:t>out</w:t>
-            </w:r>
-          </w:p>
-        </w:tc>
-        <w:tc>
-          <w:tcPr>
-            <w:tcW w:type="dxa" w:w="7087"/>
-          </w:tcPr>
-          <w:p>
-            <w:r>
-              <w:t>profilo restituito</w:t>
-            </w:r>
-          </w:p>
-        </w:tc>
-      </w:tr>
-      <w:tr>
-        <w:tc>
-          <w:tcPr>
-            <w:tcW w:type="dxa" w:w="1984"/>
-          </w:tcPr>
-          <w:p>
-            <w:r>
-              <w:t>status</w:t>
-            </w:r>
-          </w:p>
-        </w:tc>
-        <w:tc>
-          <w:tcPr>
-            <w:tcW w:type="dxa" w:w="7087"/>
-          </w:tcPr>
-          <w:p>
-            <w:r>
-              <w:t>SAF RC, RACF RC e reason della chiamata, a solo scopo diagnostico</w:t>
+              <w:t>nome classe da verificare</w:t>
             </w:r>
           </w:p>
         </w:tc>
@@ -9639,18 +9441,7 @@
         <w:t xml:space="preserve">Valore di ritorno: </w:t>
       </w:r>
       <w:r>
-        <w:t>RacseqRC — RACSEQ_OK se la voce è stata letta, RACSEQ_ERROR in caso di errore o classe non presente nella CDT</w:t>
-      </w:r>
-    </w:p>
-    <w:p>
-      <w:r>
-        <w:rPr>
-          <w:b/>
-        </w:rPr>
-        <w:t xml:space="preserve">Note: </w:t>
-      </w:r>
-      <w:r>
-        <w:t>L'esito è deciso solo da CNSTLGT (primi 2 byte della voce, 0 = nessuna voce), non dal SAF RC: una scansione può restituire SAF RC 4 anche su voci valide.</w:t>
+        <w:t>int — 1 se "_CDT", 0 altrimenti</w:t>
       </w:r>
     </w:p>
     <w:p/>
@@ -9659,7 +9450,7 @@
         <w:pStyle w:val="Heading3"/>
       </w:pPr>
       <w:r>
-        <w:t>irrcdt_extract_next()</w:t>
+        <w:t>irrcdt_extract()</w:t>
       </w:r>
     </w:p>
     <w:p>
@@ -9669,7 +9460,7 @@
           <w:i/>
           <w:sz w:val="19"/>
         </w:rPr>
-        <w:t>RacseqRC irrcdt_extract_next(const char *start_after_name, RacseqProfile *previous, RacseqProfile *out, RacseqStatus *status)</w:t>
+        <w:t>RacseqRC irrcdt_extract(const char *class_name_arg, RacseqProfile *out, RacseqStatus *status)</w:t>
       </w:r>
     </w:p>
     <w:p>
@@ -9691,7 +9482,7 @@
         <w:t xml:space="preserve">Scopo: </w:t>
       </w:r>
       <w:r>
-        <w:t>Legge la voce successiva della CDT (RACROUTE STAT con NEXT=) partendo dall'ultima classe restituita, o dall'inizio se previous e start_after_name sono NULL.</w:t>
+        <w:t>Legge la voce della CDT di una classe specifica (RACROUTE STAT con CLASS=) e la converte in RacseqProfile.</w:t>
       </w:r>
     </w:p>
     <w:p>
@@ -9752,7 +9543,7 @@
           </w:tcPr>
           <w:p>
             <w:r>
-              <w:t>start_after_name</w:t>
+              <w:t>class_name_arg</w:t>
             </w:r>
           </w:p>
         </w:tc>
@@ -9762,7 +9553,7 @@
           </w:tcPr>
           <w:p>
             <w:r>
-              <w:t>nome della classe da cui proseguire (alternativo a previous)</w:t>
+              <w:t>nome della classe RACF da cercare</w:t>
             </w:r>
           </w:p>
         </w:tc>
@@ -9774,7 +9565,7 @@
           </w:tcPr>
           <w:p>
             <w:r>
-              <w:t>previous</w:t>
+              <w:t>out</w:t>
             </w:r>
           </w:p>
         </w:tc>
@@ -9784,7 +9575,7 @@
           </w:tcPr>
           <w:p>
             <w:r>
-              <w:t>profilo precedente, liberato internamente; può coincidere con out</w:t>
+              <w:t>profilo restituito</w:t>
             </w:r>
           </w:p>
         </w:tc>
@@ -9796,7 +9587,7 @@
           </w:tcPr>
           <w:p>
             <w:r>
-              <w:t>out</w:t>
+              <w:t>status</w:t>
             </w:r>
           </w:p>
         </w:tc>
@@ -9806,29 +9597,7 @@
           </w:tcPr>
           <w:p>
             <w:r>
-              <w:t>profilo restituito</w:t>
-            </w:r>
-          </w:p>
-        </w:tc>
-      </w:tr>
-      <w:tr>
-        <w:tc>
-          <w:tcPr>
-            <w:tcW w:type="dxa" w:w="1984"/>
-          </w:tcPr>
-          <w:p>
-            <w:r>
-              <w:t>status</w:t>
-            </w:r>
-          </w:p>
-        </w:tc>
-        <w:tc>
-          <w:tcPr>
-            <w:tcW w:type="dxa" w:w="7087"/>
-          </w:tcPr>
-          <w:p>
-            <w:r>
-              <w:t>SAF RC, RACF RC e reason, a solo scopo diagnostico</w:t>
+              <w:t>SAF RC, RACF RC e reason della chiamata, a solo scopo diagnostico</w:t>
             </w:r>
           </w:p>
         </w:tc>
@@ -9842,7 +9611,7 @@
         <w:t xml:space="preserve">Valore di ritorno: </w:t>
       </w:r>
       <w:r>
-        <w:t>RacseqRC — RACSEQ_OK, RACSEQ_NO_MORE a fine CDT, RACSEQ_ERROR se manca memoria</w:t>
+        <w:t>RacseqRC — RACSEQ_OK se la voce è stata letta, RACSEQ_ERROR in caso di errore o classe non presente nella CDT</w:t>
       </w:r>
     </w:p>
     <w:p>
@@ -9853,32 +9622,16 @@
         <w:t xml:space="preserve">Note: </w:t>
       </w:r>
       <w:r>
-        <w:t>Ogni voce è allocata con malloc insieme a un pool per i campi testuali formattati (ACTIVE, MAXLEN, DEFRC, XREF, FIRSTCH/RESTCH...) e ai flag booleani (RESGROUP, OPERATTR, PRESCASE, RACLIST, GENLIST...).</w:t>
+        <w:t>L'esito è deciso solo da CNSTLGT (primi 2 byte della voce, 0 = nessuna voce), non dal SAF RC: una scansione può restituire SAF RC 4 anche su voci valide.</w:t>
       </w:r>
     </w:p>
     <w:p/>
-    <w:p>
-      <w:pPr>
-        <w:pStyle w:val="Heading2"/>
-      </w:pPr>
-      <w:r>
-        <w:t>irrauth.c</w:t>
-      </w:r>
-    </w:p>
-    <w:p>
-      <w:r>
-        <w:rPr>
-          <w:i/>
-        </w:rPr>
-        <w:t>Verifica di autorizzazione RACF tramite RACROUTE REQUEST=AUTH.</w:t>
-      </w:r>
-    </w:p>
     <w:p>
       <w:pPr>
         <w:pStyle w:val="Heading3"/>
       </w:pPr>
       <w:r>
-        <w:t>irrauth_check_auth()</w:t>
+        <w:t>irrcdt_extract_next()</w:t>
       </w:r>
     </w:p>
     <w:p>
@@ -9888,7 +9641,7 @@
           <w:i/>
           <w:sz w:val="19"/>
         </w:rPr>
-        <w:t>int irrauth_check_auth(const char *entity_name, const char *class_name, unsigned char attr, RacauthStatus *status)</w:t>
+        <w:t>RacseqRC irrcdt_extract_next(const char *start_after_name, RacseqProfile *previous, RacseqProfile *out, RacseqStatus *status)</w:t>
       </w:r>
     </w:p>
     <w:p>
@@ -9899,7 +9652,7 @@
         <w:t xml:space="preserve">File: </w:t>
       </w:r>
       <w:r>
-        <w:t>irrauth.c</w:t>
+        <w:t>irrcdt.c</w:t>
       </w:r>
     </w:p>
     <w:p>
@@ -9910,7 +9663,7 @@
         <w:t xml:space="preserve">Scopo: </w:t>
       </w:r>
       <w:r>
-        <w:t>Allinea a sinistra e riempie di spazi entità (246 byte) e classe (8 byte) come richiesto da RACROUTE, poi richiama r_admin_check_auth.</w:t>
+        <w:t>Legge la voce successiva della CDT (RACROUTE STAT con NEXT=) partendo dall'ultima classe restituita, o dall'inizio se previous e start_after_name sono NULL.</w:t>
       </w:r>
     </w:p>
     <w:p>
@@ -9971,7 +9724,7 @@
           </w:tcPr>
           <w:p>
             <w:r>
-              <w:t>entity_name</w:t>
+              <w:t>start_after_name</w:t>
             </w:r>
           </w:p>
         </w:tc>
@@ -9981,7 +9734,7 @@
           </w:tcPr>
           <w:p>
             <w:r>
-              <w:t>nome della risorsa</w:t>
+              <w:t>nome della classe da cui proseguire (alternativo a previous)</w:t>
             </w:r>
           </w:p>
         </w:tc>
@@ -9993,7 +9746,7 @@
           </w:tcPr>
           <w:p>
             <w:r>
-              <w:t>class_name</w:t>
+              <w:t>previous</w:t>
             </w:r>
           </w:p>
         </w:tc>
@@ -10003,7 +9756,7 @@
           </w:tcPr>
           <w:p>
             <w:r>
-              <w:t>classe RACF</w:t>
+              <w:t>profilo precedente, liberato internamente; può coincidere con out</w:t>
             </w:r>
           </w:p>
         </w:tc>
@@ -10015,7 +9768,7 @@
           </w:tcPr>
           <w:p>
             <w:r>
-              <w:t>attr</w:t>
+              <w:t>out</w:t>
             </w:r>
           </w:p>
         </w:tc>
@@ -10025,7 +9778,7 @@
           </w:tcPr>
           <w:p>
             <w:r>
-              <w:t>accesso richiesto (RACAUTH_ATTR_*)</w:t>
+              <w:t>profilo restituito</w:t>
             </w:r>
           </w:p>
         </w:tc>
@@ -10047,7 +9800,7 @@
           </w:tcPr>
           <w:p>
             <w:r>
-              <w:t>se non NULL, riceve SAF RC, RACF RC e reason</w:t>
+              <w:t>SAF RC, RACF RC e reason, a solo scopo diagnostico</w:t>
             </w:r>
           </w:p>
         </w:tc>
@@ -10061,7 +9814,7 @@
         <w:t xml:space="preserve">Valore di ritorno: </w:t>
       </w:r>
       <w:r>
-        <w:t>int — SAF RC: 0 autorizzato, 4/8/12 non autorizzato</w:t>
+        <w:t>RacseqRC — RACSEQ_OK, RACSEQ_NO_MORE a fine CDT, RACSEQ_ERROR se manca memoria</w:t>
       </w:r>
     </w:p>
     <w:p>
@@ -10072,7 +9825,7 @@
         <w:t xml:space="preserve">Note: </w:t>
       </w:r>
       <w:r>
-        <w:t>Compilata ma non richiamata da smf80ext.</w:t>
+        <w:t>Ogni voce è allocata con malloc insieme a un pool per i campi testuali formattati (ACTIVE, MAXLEN, DEFRC, XREF, FIRSTCH/RESTCH...) e ai flag booleani (RESGROUP, OPERATTR, PRESCASE, RACLIST, GENLIST...).</w:t>
       </w:r>
     </w:p>
     <w:p/>
@@ -10300,7 +10053,7 @@
         <w:pStyle w:val="Heading3"/>
       </w:pPr>
       <w:r>
-        <w:t>r_admin_check_auth()</w:t>
+        <w:t>r_admin_freemain()</w:t>
       </w:r>
     </w:p>
     <w:p>
@@ -10310,7 +10063,7 @@
           <w:i/>
           <w:sz w:val="19"/>
         </w:rPr>
-        <w:t>int r_admin_check_auth(unsigned char entity[246], unsigned char class_name[8], racf_byte attr, RacauthStatus *status)</w:t>
+        <w:t>void r_admin_freemain(void *addr, unsigned int *len, unsigned int *subpool)</w:t>
       </w:r>
     </w:p>
     <w:p>
@@ -10321,7 +10074,7 @@
         <w:t xml:space="preserve">File: </w:t>
       </w:r>
       <w:r>
-        <w:t>racauth_metal.c</w:t>
+        <w:t>racfree_metal.c</w:t>
       </w:r>
     </w:p>
     <w:p>
@@ -10332,7 +10085,7 @@
         <w:t xml:space="preserve">Scopo: </w:t>
       </w:r>
       <w:r>
-        <w:t>Esegue RACROUTE REQUEST=AUTH per l'utente corrente sulla risorsa indicata.</w:t>
+        <w:t>Rilascia con FREEMAIN RU lo storage restituito da R_admin.</w:t>
       </w:r>
     </w:p>
     <w:p>
@@ -10393,7 +10146,7 @@
           </w:tcPr>
           <w:p>
             <w:r>
-              <w:t>entity</w:t>
+              <w:t>addr</w:t>
             </w:r>
           </w:p>
         </w:tc>
@@ -10403,7 +10156,7 @@
           </w:tcPr>
           <w:p>
             <w:r>
-              <w:t>nome risorsa, 246 byte riempiti di spazi</w:t>
+              <w:t>indirizzo dello storage</w:t>
             </w:r>
           </w:p>
         </w:tc>
@@ -10415,7 +10168,7 @@
           </w:tcPr>
           <w:p>
             <w:r>
-              <w:t>class_name</w:t>
+              <w:t>len</w:t>
             </w:r>
           </w:p>
         </w:tc>
@@ -10425,7 +10178,7 @@
           </w:tcPr>
           <w:p>
             <w:r>
-              <w:t>classe, 8 byte</w:t>
+              <w:t>puntatore alla lunghezza</w:t>
             </w:r>
           </w:p>
         </w:tc>
@@ -10437,7 +10190,7 @@
           </w:tcPr>
           <w:p>
             <w:r>
-              <w:t>attr</w:t>
+              <w:t>subpool</w:t>
             </w:r>
           </w:p>
         </w:tc>
@@ -10447,29 +10200,7 @@
           </w:tcPr>
           <w:p>
             <w:r>
-              <w:t>accesso richiesto</w:t>
-            </w:r>
-          </w:p>
-        </w:tc>
-      </w:tr>
-      <w:tr>
-        <w:tc>
-          <w:tcPr>
-            <w:tcW w:type="dxa" w:w="1984"/>
-          </w:tcPr>
-          <w:p>
-            <w:r>
-              <w:t>status</w:t>
-            </w:r>
-          </w:p>
-        </w:tc>
-        <w:tc>
-          <w:tcPr>
-            <w:tcW w:type="dxa" w:w="7087"/>
-          </w:tcPr>
-          <w:p>
-            <w:r>
-              <w:t>SAF RC, RACF RC e reason</w:t>
+              <w:t>puntatore al subpool</w:t>
             </w:r>
           </w:p>
         </w:tc>
@@ -10483,7 +10214,7 @@
         <w:t xml:space="preserve">Valore di ritorno: </w:t>
       </w:r>
       <w:r>
-        <w:t>int — SAF RC (0 = autorizzato)</w:t>
+        <w:t>void</w:t>
       </w:r>
     </w:p>
     <w:p>
@@ -10494,16 +10225,32 @@
         <w:t xml:space="preserve">Note: </w:t>
       </w:r>
       <w:r>
-        <w:t>Nome esterno RSQFAUTH.</w:t>
+        <w:t>Nome esterno RSQFREEM. Lunghezza e subpool sono passati per indirizzo: con linkage OS i parametri scalari passano da temporanei generati dal compilatore, non affidabili.</w:t>
       </w:r>
     </w:p>
     <w:p/>
+    <w:p>
+      <w:pPr>
+        <w:pStyle w:val="Heading2"/>
+      </w:pPr>
+      <w:r>
+        <w:t>getSez.c</w:t>
+      </w:r>
+    </w:p>
+    <w:p>
+      <w:r>
+        <w:rPr>
+          <w:i/>
+        </w:rPr>
+        <w:t>Lettura delle descrizioni delle sezioni rilocabili dei record SMF 80.</w:t>
+      </w:r>
+    </w:p>
     <w:p>
       <w:pPr>
         <w:pStyle w:val="Heading3"/>
       </w:pPr>
       <w:r>
-        <w:t>r_admin_freemain()</w:t>
+        <w:t>getSez()</w:t>
       </w:r>
     </w:p>
     <w:p>
@@ -10513,7 +10260,7 @@
           <w:i/>
           <w:sz w:val="19"/>
         </w:rPr>
-        <w:t>void r_admin_freemain(void *addr, unsigned int *len, unsigned int *subpool)</w:t>
+        <w:t>st_sm80_sez *getSez(char *filename, char *member)</w:t>
       </w:r>
     </w:p>
     <w:p>
@@ -10524,7 +10271,7 @@
         <w:t xml:space="preserve">File: </w:t>
       </w:r>
       <w:r>
-        <w:t>racfree_metal.c</w:t>
+        <w:t>getSez.c</w:t>
       </w:r>
     </w:p>
     <w:p>
@@ -10535,7 +10282,7 @@
         <w:t xml:space="preserve">Scopo: </w:t>
       </w:r>
       <w:r>
-        <w:t>Rilascia con FREEMAIN RU lo storage restituito da R_admin.</w:t>
+        <w:t>Legge il membro PDS (tipicamente SM80REL) con numero e descrizione di ciascuna sezione rilocabile, costruendo la relativa linked list usata per arricchire il dump esadecimale (UTIDMP) con la descrizione di ogni sezione trovata.</w:t>
       </w:r>
     </w:p>
     <w:p>
@@ -10596,7 +10343,7 @@
           </w:tcPr>
           <w:p>
             <w:r>
-              <w:t>addr</w:t>
+              <w:t>filename</w:t>
             </w:r>
           </w:p>
         </w:tc>
@@ -10606,7 +10353,7 @@
           </w:tcPr>
           <w:p>
             <w:r>
-              <w:t>indirizzo dello storage</w:t>
+              <w:t>DD o path del PDS di controllo</w:t>
             </w:r>
           </w:p>
         </w:tc>
@@ -10618,7 +10365,7 @@
           </w:tcPr>
           <w:p>
             <w:r>
-              <w:t>len</w:t>
+              <w:t>member</w:t>
             </w:r>
           </w:p>
         </w:tc>
@@ -10628,29 +10375,7 @@
           </w:tcPr>
           <w:p>
             <w:r>
-              <w:t>puntatore alla lunghezza</w:t>
-            </w:r>
-          </w:p>
-        </w:tc>
-      </w:tr>
-      <w:tr>
-        <w:tc>
-          <w:tcPr>
-            <w:tcW w:type="dxa" w:w="1984"/>
-          </w:tcPr>
-          <w:p>
-            <w:r>
-              <w:t>subpool</w:t>
-            </w:r>
-          </w:p>
-        </w:tc>
-        <w:tc>
-          <w:tcPr>
-            <w:tcW w:type="dxa" w:w="7087"/>
-          </w:tcPr>
-          <w:p>
-            <w:r>
-              <w:t>puntatore al subpool</w:t>
+              <w:t>nome del membro da leggere ("SM80REL")</w:t>
             </w:r>
           </w:p>
         </w:tc>
@@ -10664,7 +10389,7 @@
         <w:t xml:space="preserve">Valore di ritorno: </w:t>
       </w:r>
       <w:r>
-        <w:t>void</w:t>
+        <w:t>st_sm80_sez* — radice della linked list delle sezioni</w:t>
       </w:r>
     </w:p>
     <w:p>
@@ -10675,7 +10400,7 @@
         <w:t xml:space="preserve">Note: </w:t>
       </w:r>
       <w:r>
-        <w:t>Nome esterno RSQFREEM. Lunghezza e subpool sono passati per indirizzo: con linkage OS i parametri scalari passano da temporanei generati dal compilatore, non affidabili.</w:t>
+        <w:t>Termina il programma (exit(4)) se il file non può essere aperto.</w:t>
       </w:r>
     </w:p>
     <w:p/>
@@ -10684,7 +10409,7 @@
         <w:pStyle w:val="Heading3"/>
       </w:pPr>
       <w:r>
-        <w:t>r_admin_is_authorized()</w:t>
+        <w:t>push_sez()</w:t>
       </w:r>
     </w:p>
     <w:p>
@@ -10694,7 +10419,7 @@
           <w:i/>
           <w:sz w:val="19"/>
         </w:rPr>
-        <w:t>int r_admin_is_authorized(void)</w:t>
+        <w:t>void push_sez(const int numb, char *desc)</w:t>
       </w:r>
     </w:p>
     <w:p>
@@ -10705,7 +10430,7 @@
         <w:t xml:space="preserve">File: </w:t>
       </w:r>
       <w:r>
-        <w:t>racmode_metal.c</w:t>
+        <w:t>getSez.c</w:t>
       </w:r>
     </w:p>
     <w:p>
@@ -10716,86 +10441,7 @@
         <w:t xml:space="preserve">Scopo: </w:t>
       </w:r>
       <w:r>
-        <w:t>Verifica con TESTAUTH se il programma è APF-authorized, in supervisor state o in system key.</w:t>
-      </w:r>
-    </w:p>
-    <w:p>
-      <w:r>
-        <w:rPr>
-          <w:b/>
-        </w:rPr>
-        <w:t xml:space="preserve">Valore di ritorno: </w:t>
-      </w:r>
-      <w:r>
-        <w:t>int — 1 se autorizzato, 0 altrimenti</w:t>
-      </w:r>
-    </w:p>
-    <w:p>
-      <w:r>
-        <w:rPr>
-          <w:b/>
-        </w:rPr>
-        <w:t xml:space="preserve">Note: </w:t>
-      </w:r>
-      <w:r>
-        <w:t>Nome esterno RSQAUTH. Insieme a r_admin_enter_supervisor/r_admin_leave_supervisor (MODESET MODE=SUP/PROB, RSQENSUP/RSQLVSUP) non è richiamata da smf80ext.</w:t>
-      </w:r>
-    </w:p>
-    <w:p/>
-    <w:p>
-      <w:pPr>
-        <w:pStyle w:val="Heading2"/>
-      </w:pPr>
-      <w:r>
-        <w:t>getSez.c</w:t>
-      </w:r>
-    </w:p>
-    <w:p>
-      <w:r>
-        <w:rPr>
-          <w:i/>
-        </w:rPr>
-        <w:t>Lettura delle descrizioni delle sezioni rilocabili dei record SMF 80.</w:t>
-      </w:r>
-    </w:p>
-    <w:p>
-      <w:pPr>
-        <w:pStyle w:val="Heading3"/>
-      </w:pPr>
-      <w:r>
-        <w:t>getSez()</w:t>
-      </w:r>
-    </w:p>
-    <w:p>
-      <w:r>
-        <w:rPr>
-          <w:rFonts w:ascii="Consolas" w:hAnsi="Consolas"/>
-          <w:i/>
-          <w:sz w:val="19"/>
-        </w:rPr>
-        <w:t>st_sm80_sez *getSez(char *filename, char *member)</w:t>
-      </w:r>
-    </w:p>
-    <w:p>
-      <w:r>
-        <w:rPr>
-          <w:b/>
-        </w:rPr>
-        <w:t xml:space="preserve">File: </w:t>
-      </w:r>
-      <w:r>
-        <w:t>getSez.c</w:t>
-      </w:r>
-    </w:p>
-    <w:p>
-      <w:r>
-        <w:rPr>
-          <w:b/>
-        </w:rPr>
-        <w:t xml:space="preserve">Scopo: </w:t>
-      </w:r>
-      <w:r>
-        <w:t>Legge il membro PDS (tipicamente SM80REL) con numero e descrizione di ciascuna sezione rilocabile, costruendo la relativa linked list usata per arricchire il dump esadecimale (smf80dmp) con la descrizione di ogni sezione trovata.</w:t>
+        <w:t>Accoda un nuovo nodo sezione, mantenendo l'ordine di lettura, in fondo alla linked list globale root_sez.</w:t>
       </w:r>
     </w:p>
     <w:p>
@@ -10856,7 +10502,7 @@
           </w:tcPr>
           <w:p>
             <w:r>
-              <w:t>filename</w:t>
+              <w:t>numb</w:t>
             </w:r>
           </w:p>
         </w:tc>
@@ -10866,7 +10512,7 @@
           </w:tcPr>
           <w:p>
             <w:r>
-              <w:t>DD o path del PDS di controllo</w:t>
+              <w:t>numero della sezione rilocabile</w:t>
             </w:r>
           </w:p>
         </w:tc>
@@ -10878,7 +10524,7 @@
           </w:tcPr>
           <w:p>
             <w:r>
-              <w:t>member</w:t>
+              <w:t>desc</w:t>
             </w:r>
           </w:p>
         </w:tc>
@@ -10888,7 +10534,7 @@
           </w:tcPr>
           <w:p>
             <w:r>
-              <w:t>nome del membro da leggere ("SM80REL")</w:t>
+              <w:t>descrizione della sezione</w:t>
             </w:r>
           </w:p>
         </w:tc>
@@ -10902,7 +10548,7 @@
         <w:t xml:space="preserve">Valore di ritorno: </w:t>
       </w:r>
       <w:r>
-        <w:t>st_sm80_sez* — radice della linked list delle sezioni</w:t>
+        <w:t>void</w:t>
       </w:r>
     </w:p>
     <w:p>
@@ -10913,16 +10559,32 @@
         <w:t xml:space="preserve">Note: </w:t>
       </w:r>
       <w:r>
-        <w:t>Termina il programma (exit(4)) se il file non può essere aperto.</w:t>
+        <w:t>Funzione di supporto interna a getSez; la lista risultante è ordinata per numero crescente (il file di input è atteso ordinato), sfruttato da findsez per uscire anticipatamente dalla ricerca.</w:t>
       </w:r>
     </w:p>
     <w:p/>
+    <w:p>
+      <w:pPr>
+        <w:pStyle w:val="Heading2"/>
+      </w:pPr>
+      <w:r>
+        <w:t>makeargv.c</w:t>
+      </w:r>
+    </w:p>
+    <w:p>
+      <w:r>
+        <w:rPr>
+          <w:i/>
+        </w:rPr>
+        <w:t>Tokenizzazione di una stringa con spazio come separatore.</w:t>
+      </w:r>
+    </w:p>
     <w:p>
       <w:pPr>
         <w:pStyle w:val="Heading3"/>
       </w:pPr>
       <w:r>
-        <w:t>push_sez()</w:t>
+        <w:t>makeargv()</w:t>
       </w:r>
     </w:p>
     <w:p>
@@ -10932,7 +10594,7 @@
           <w:i/>
           <w:sz w:val="19"/>
         </w:rPr>
-        <w:t>void push_sez(const int numb, char *desc)</w:t>
+        <w:t>int makeargv(char *string, char *argv[], int argvsize, int max_argc)</w:t>
       </w:r>
     </w:p>
     <w:p>
@@ -10943,7 +10605,7 @@
         <w:t xml:space="preserve">File: </w:t>
       </w:r>
       <w:r>
-        <w:t>getSez.c</w:t>
+        <w:t>makeargv.c</w:t>
       </w:r>
     </w:p>
     <w:p>
@@ -10954,7 +10616,7 @@
         <w:t xml:space="preserve">Scopo: </w:t>
       </w:r>
       <w:r>
-        <w:t>Accoda un nuovo nodo sezione, mantenendo l'ordine di lettura, in fondo alla linked list globale root_sez.</w:t>
+        <w:t>Suddivide la stringa in token separati da blank, popolando l'array argv. Se max_argc è diverso da 0, i primi (max_argc-1) token sono estratti singolarmente e l'ultimo token contiene il resto della stringa non ancora tokenizzata (utile per estrarre 'caratteristica operatore &lt;resto della lista valori&gt;').</w:t>
       </w:r>
     </w:p>
     <w:p>
@@ -11015,7 +10677,7 @@
           </w:tcPr>
           <w:p>
             <w:r>
-              <w:t>numb</w:t>
+              <w:t>string</w:t>
             </w:r>
           </w:p>
         </w:tc>
@@ -11025,7 +10687,7 @@
           </w:tcPr>
           <w:p>
             <w:r>
-              <w:t>numero della sezione rilocabile</w:t>
+              <w:t>stringa da tokenizzare (modificata in place: gli spazi separatori diventano '\0')</w:t>
             </w:r>
           </w:p>
         </w:tc>
@@ -11037,7 +10699,7 @@
           </w:tcPr>
           <w:p>
             <w:r>
-              <w:t>desc</w:t>
+              <w:t>argv</w:t>
             </w:r>
           </w:p>
         </w:tc>
@@ -11047,7 +10709,51 @@
           </w:tcPr>
           <w:p>
             <w:r>
-              <w:t>descrizione della sezione</w:t>
+              <w:t>array di puntatori di output, un elemento per token</w:t>
+            </w:r>
+          </w:p>
+        </w:tc>
+      </w:tr>
+      <w:tr>
+        <w:tc>
+          <w:tcPr>
+            <w:tcW w:type="dxa" w:w="1984"/>
+          </w:tcPr>
+          <w:p>
+            <w:r>
+              <w:t>argvsize</w:t>
+            </w:r>
+          </w:p>
+        </w:tc>
+        <w:tc>
+          <w:tcPr>
+            <w:tcW w:type="dxa" w:w="7087"/>
+          </w:tcPr>
+          <w:p>
+            <w:r>
+              <w:t>dimensione massima dell'array argv</w:t>
+            </w:r>
+          </w:p>
+        </w:tc>
+      </w:tr>
+      <w:tr>
+        <w:tc>
+          <w:tcPr>
+            <w:tcW w:type="dxa" w:w="1984"/>
+          </w:tcPr>
+          <w:p>
+            <w:r>
+              <w:t>max_argc</w:t>
+            </w:r>
+          </w:p>
+        </w:tc>
+        <w:tc>
+          <w:tcPr>
+            <w:tcW w:type="dxa" w:w="7087"/>
+          </w:tcPr>
+          <w:p>
+            <w:r>
+              <w:t>numero di token oltre i quali il resto viene considerato un unico token (0 = nessun limite)</w:t>
             </w:r>
           </w:p>
         </w:tc>
@@ -11061,18 +10767,7 @@
         <w:t xml:space="preserve">Valore di ritorno: </w:t>
       </w:r>
       <w:r>
-        <w:t>void</w:t>
-      </w:r>
-    </w:p>
-    <w:p>
-      <w:r>
-        <w:rPr>
-          <w:b/>
-        </w:rPr>
-        <w:t xml:space="preserve">Note: </w:t>
-      </w:r>
-      <w:r>
-        <w:t>Funzione di supporto interna a getSez; la lista risultante è ordinata per numero crescente (il file di input è atteso ordinato), sfruttato da findsez per uscire anticipatamente dalla ricerca.</w:t>
+        <w:t>int — numero di token estratti (argc)</w:t>
       </w:r>
     </w:p>
     <w:p/>
@@ -11081,7 +10776,7 @@
         <w:pStyle w:val="Heading2"/>
       </w:pPr>
       <w:r>
-        <w:t>makeargv.c</w:t>
+        <w:t>crfilter.c</w:t>
       </w:r>
     </w:p>
     <w:p>
@@ -11089,7 +10784,7 @@
         <w:rPr>
           <w:i/>
         </w:rPr>
-        <w:t>Tokenizzazione di una stringa con spazio come separatore.</w:t>
+        <w:t>Costruttore della linked list dei filtri collegati a un parametro.</w:t>
       </w:r>
     </w:p>
     <w:p>
@@ -11097,7 +10792,7 @@
         <w:pStyle w:val="Heading3"/>
       </w:pPr>
       <w:r>
-        <w:t>makeargv()</w:t>
+        <w:t>crfilter()</w:t>
       </w:r>
     </w:p>
     <w:p>
@@ -11107,7 +10802,7 @@
           <w:i/>
           <w:sz w:val="19"/>
         </w:rPr>
-        <w:t>int makeargv(char *string, char *argv[], int argvsize, int max_argc)</w:t>
+        <w:t>list_filter *crfilter(uint32_t value, char *name, char *desc)</w:t>
       </w:r>
     </w:p>
     <w:p>
@@ -11118,7 +10813,7 @@
         <w:t xml:space="preserve">File: </w:t>
       </w:r>
       <w:r>
-        <w:t>makeargv.c</w:t>
+        <w:t>crfilter.c</w:t>
       </w:r>
     </w:p>
     <w:p>
@@ -11129,7 +10824,7 @@
         <w:t xml:space="preserve">Scopo: </w:t>
       </w:r>
       <w:r>
-        <w:t>Suddivide la stringa in token separati da blank, popolando l'array argv. Se max_argc è diverso da 0, i primi (max_argc-1) token sono estratti singolarmente e l'ultimo token contiene il resto della stringa non ancora tokenizzata (utile per estrarre 'caratteristica operatore &lt;resto della lista valori&gt;').</w:t>
+        <w:t>Alloca e popola un nodo filtro (valore numerico opzionale, nome testuale, descrizione opzionale) da agganciare alla lista dei filtri di un parametro.</w:t>
       </w:r>
     </w:p>
     <w:p>
@@ -11190,7 +10885,7 @@
           </w:tcPr>
           <w:p>
             <w:r>
-              <w:t>string</w:t>
+              <w:t>value</w:t>
             </w:r>
           </w:p>
         </w:tc>
@@ -11200,7 +10895,7 @@
           </w:tcPr>
           <w:p>
             <w:r>
-              <w:t>stringa da tokenizzare (modificata in place: gli spazi separatori diventano '\0')</w:t>
+              <w:t>valore numerico del filtro (se applicabile)</w:t>
             </w:r>
           </w:p>
         </w:tc>
@@ -11212,7 +10907,7 @@
           </w:tcPr>
           <w:p>
             <w:r>
-              <w:t>argv</w:t>
+              <w:t>name</w:t>
             </w:r>
           </w:p>
         </w:tc>
@@ -11222,7 +10917,7 @@
           </w:tcPr>
           <w:p>
             <w:r>
-              <w:t>array di puntatori di output, un elemento per token</w:t>
+              <w:t>valore testuale del filtro come fornito da input</w:t>
             </w:r>
           </w:p>
         </w:tc>
@@ -11234,7 +10929,7 @@
           </w:tcPr>
           <w:p>
             <w:r>
-              <w:t>argvsize</w:t>
+              <w:t>desc</w:t>
             </w:r>
           </w:p>
         </w:tc>
@@ -11244,29 +10939,7 @@
           </w:tcPr>
           <w:p>
             <w:r>
-              <w:t>dimensione massima dell'array argv</w:t>
-            </w:r>
-          </w:p>
-        </w:tc>
-      </w:tr>
-      <w:tr>
-        <w:tc>
-          <w:tcPr>
-            <w:tcW w:type="dxa" w:w="1984"/>
-          </w:tcPr>
-          <w:p>
-            <w:r>
-              <w:t>max_argc</w:t>
-            </w:r>
-          </w:p>
-        </w:tc>
-        <w:tc>
-          <w:tcPr>
-            <w:tcW w:type="dxa" w:w="7087"/>
-          </w:tcPr>
-          <w:p>
-            <w:r>
-              <w:t>numero di token oltre i quali il resto viene considerato un unico token (0 = nessun limite)</w:t>
+              <w:t>descrizione opzionale (NULL se non ancora nota, valorizzata poi da chkparm)</w:t>
             </w:r>
           </w:p>
         </w:tc>
@@ -11280,7 +10953,7 @@
         <w:t xml:space="preserve">Valore di ritorno: </w:t>
       </w:r>
       <w:r>
-        <w:t>int — numero di token estratti (argc)</w:t>
+        <w:t>list_filter* — puntatore al nuovo nodo (next = NULL)</w:t>
       </w:r>
     </w:p>
     <w:p/>
@@ -11289,7 +10962,7 @@
         <w:pStyle w:val="Heading2"/>
       </w:pPr>
       <w:r>
-        <w:t>crfilter.c</w:t>
+        <w:t>crparm.c</w:t>
       </w:r>
     </w:p>
     <w:p>
@@ -11297,7 +10970,7 @@
         <w:rPr>
           <w:i/>
         </w:rPr>
-        <w:t>Costruttore della linked list dei filtri collegati a un parametro.</w:t>
+        <w:t>Costruttore della linked list dei parametri di input, e relativa ricerca.</w:t>
       </w:r>
     </w:p>
     <w:p>
@@ -11305,7 +10978,7 @@
         <w:pStyle w:val="Heading3"/>
       </w:pPr>
       <w:r>
-        <w:t>crfilter()</w:t>
+        <w:t>crparm()</w:t>
       </w:r>
     </w:p>
     <w:p>
@@ -11315,7 +10988,7 @@
           <w:i/>
           <w:sz w:val="19"/>
         </w:rPr>
-        <w:t>list_filter *crfilter(uint32_t value, char *name, char *desc)</w:t>
+        <w:t>list_parameter *crparm(char *name, int num, char *oper, uint8_t opnum, char *desc)</w:t>
       </w:r>
     </w:p>
     <w:p>
@@ -11326,7 +10999,7 @@
         <w:t xml:space="preserve">File: </w:t>
       </w:r>
       <w:r>
-        <w:t>crfilter.c</w:t>
+        <w:t>crparm.c</w:t>
       </w:r>
     </w:p>
     <w:p>
@@ -11337,7 +11010,7 @@
         <w:t xml:space="preserve">Scopo: </w:t>
       </w:r>
       <w:r>
-        <w:t>Alloca e popola un nodo filtro (valore numerico opzionale, nome testuale, descrizione opzionale) da agganciare alla lista dei filtri di un parametro.</w:t>
+        <w:t>Alloca e popola un nodo parametro (caratteristica) con nome, codice interno, operatore testuale/numerico e tipo di filtro associato (da tabella l_parm_num).</w:t>
       </w:r>
     </w:p>
     <w:p>
@@ -11398,7 +11071,7 @@
           </w:tcPr>
           <w:p>
             <w:r>
-              <w:t>value</w:t>
+              <w:t>name</w:t>
             </w:r>
           </w:p>
         </w:tc>
@@ -11408,7 +11081,7 @@
           </w:tcPr>
           <w:p>
             <w:r>
-              <w:t>valore numerico del filtro (se applicabile)</w:t>
+              <w:t>nome della caratteristica (es. EVENT, CLASS...)</w:t>
             </w:r>
           </w:p>
         </w:tc>
@@ -11420,7 +11093,7 @@
           </w:tcPr>
           <w:p>
             <w:r>
-              <w:t>name</w:t>
+              <w:t>num</w:t>
             </w:r>
           </w:p>
         </w:tc>
@@ -11430,7 +11103,7 @@
           </w:tcPr>
           <w:p>
             <w:r>
-              <w:t>valore testuale del filtro come fornito da input</w:t>
+              <w:t>codice interno posizionale della caratteristica</w:t>
             </w:r>
           </w:p>
         </w:tc>
@@ -11442,6 +11115,50 @@
           </w:tcPr>
           <w:p>
             <w:r>
+              <w:t>oper</w:t>
+            </w:r>
+          </w:p>
+        </w:tc>
+        <w:tc>
+          <w:tcPr>
+            <w:tcW w:type="dxa" w:w="7087"/>
+          </w:tcPr>
+          <w:p>
+            <w:r>
+              <w:t>operatore testuale (=, &lt;&gt;, ABR)</w:t>
+            </w:r>
+          </w:p>
+        </w:tc>
+      </w:tr>
+      <w:tr>
+        <w:tc>
+          <w:tcPr>
+            <w:tcW w:type="dxa" w:w="1984"/>
+          </w:tcPr>
+          <w:p>
+            <w:r>
+              <w:t>opnum</w:t>
+            </w:r>
+          </w:p>
+        </w:tc>
+        <w:tc>
+          <w:tcPr>
+            <w:tcW w:type="dxa" w:w="7087"/>
+          </w:tcPr>
+          <w:p>
+            <w:r>
+              <w:t>codice interno dell'operatore</w:t>
+            </w:r>
+          </w:p>
+        </w:tc>
+      </w:tr>
+      <w:tr>
+        <w:tc>
+          <w:tcPr>
+            <w:tcW w:type="dxa" w:w="1984"/>
+          </w:tcPr>
+          <w:p>
+            <w:r>
               <w:t>desc</w:t>
             </w:r>
           </w:p>
@@ -11452,7 +11169,7 @@
           </w:tcPr>
           <w:p>
             <w:r>
-              <w:t>descrizione opzionale (NULL se non ancora nota, valorizzata poi da chkparm)</w:t>
+              <w:t>descrizione opzionale</w:t>
             </w:r>
           </w:p>
         </w:tc>
@@ -11466,32 +11183,16 @@
         <w:t xml:space="preserve">Valore di ritorno: </w:t>
       </w:r>
       <w:r>
-        <w:t>list_filter* — puntatore al nuovo nodo (next = NULL)</w:t>
+        <w:t>list_parameter* — puntatore al nuovo nodo (param_filter = NULL, next = NULL)</w:t>
       </w:r>
     </w:p>
     <w:p/>
-    <w:p>
-      <w:pPr>
-        <w:pStyle w:val="Heading2"/>
-      </w:pPr>
-      <w:r>
-        <w:t>crparm.c</w:t>
-      </w:r>
-    </w:p>
-    <w:p>
-      <w:r>
-        <w:rPr>
-          <w:i/>
-        </w:rPr>
-        <w:t>Costruttore della linked list dei parametri di input, e relativa ricerca.</w:t>
-      </w:r>
-    </w:p>
     <w:p>
       <w:pPr>
         <w:pStyle w:val="Heading3"/>
       </w:pPr>
       <w:r>
-        <w:t>crparm()</w:t>
+        <w:t>findparm()</w:t>
       </w:r>
     </w:p>
     <w:p>
@@ -11501,7 +11202,7 @@
           <w:i/>
           <w:sz w:val="19"/>
         </w:rPr>
-        <w:t>list_parameter *crparm(char *name, int num, char *oper, uint8_t opnum, char *desc)</w:t>
+        <w:t>list_parameter *findparm(char *name, uint8_t num, list_parameter *root_parameter)</w:t>
       </w:r>
     </w:p>
     <w:p>
@@ -11523,7 +11224,7 @@
         <w:t xml:space="preserve">Scopo: </w:t>
       </w:r>
       <w:r>
-        <w:t>Alloca e popola un nodo parametro (caratteristica) con nome, codice interno, operatore testuale/numerico e tipo di filtro associato (da tabella l_parm_num).</w:t>
+        <w:t>Cerca nella linked list dei parametri il nodo con nome o numero corrispondente.</w:t>
       </w:r>
     </w:p>
     <w:p>
@@ -11594,7 +11295,7 @@
           </w:tcPr>
           <w:p>
             <w:r>
-              <w:t>nome della caratteristica (es. EVENT, CLASS...)</w:t>
+              <w:t>nome da cercare (se non NULL, la ricerca è per nome)</w:t>
             </w:r>
           </w:p>
         </w:tc>
@@ -11616,7 +11317,7 @@
           </w:tcPr>
           <w:p>
             <w:r>
-              <w:t>codice interno posizionale della caratteristica</w:t>
+              <w:t>codice numerico da cercare (usato se name è NULL)</w:t>
             </w:r>
           </w:p>
         </w:tc>
@@ -11628,7 +11329,7 @@
           </w:tcPr>
           <w:p>
             <w:r>
-              <w:t>oper</w:t>
+              <w:t>root_parameter</w:t>
             </w:r>
           </w:p>
         </w:tc>
@@ -11638,51 +11339,7 @@
           </w:tcPr>
           <w:p>
             <w:r>
-              <w:t>operatore testuale (=, &lt;&gt;, ABR)</w:t>
-            </w:r>
-          </w:p>
-        </w:tc>
-      </w:tr>
-      <w:tr>
-        <w:tc>
-          <w:tcPr>
-            <w:tcW w:type="dxa" w:w="1984"/>
-          </w:tcPr>
-          <w:p>
-            <w:r>
-              <w:t>opnum</w:t>
-            </w:r>
-          </w:p>
-        </w:tc>
-        <w:tc>
-          <w:tcPr>
-            <w:tcW w:type="dxa" w:w="7087"/>
-          </w:tcPr>
-          <w:p>
-            <w:r>
-              <w:t>codice interno dell'operatore</w:t>
-            </w:r>
-          </w:p>
-        </w:tc>
-      </w:tr>
-      <w:tr>
-        <w:tc>
-          <w:tcPr>
-            <w:tcW w:type="dxa" w:w="1984"/>
-          </w:tcPr>
-          <w:p>
-            <w:r>
-              <w:t>desc</w:t>
-            </w:r>
-          </w:p>
-        </w:tc>
-        <w:tc>
-          <w:tcPr>
-            <w:tcW w:type="dxa" w:w="7087"/>
-          </w:tcPr>
-          <w:p>
-            <w:r>
-              <w:t>descrizione opzionale</w:t>
+              <w:t>radice della lista da scorrere</w:t>
             </w:r>
           </w:p>
         </w:tc>
@@ -11696,16 +11353,43 @@
         <w:t xml:space="preserve">Valore di ritorno: </w:t>
       </w:r>
       <w:r>
-        <w:t>list_parameter* — puntatore al nuovo nodo (param_filter = NULL, next = NULL)</w:t>
+        <w:t>list_parameter* — nodo trovato, o NULL</w:t>
+      </w:r>
+    </w:p>
+    <w:p>
+      <w:r>
+        <w:rPr>
+          <w:b/>
+        </w:rPr>
+        <w:t xml:space="preserve">Note: </w:t>
+      </w:r>
+      <w:r>
+        <w:t>⚠ Il ciclo while non avanza il puntatore p quando la condizione di ricerca non è soddisfatta: la funzione non è attualmente richiamata da alcun altro modulo del progetto.</w:t>
       </w:r>
     </w:p>
     <w:p/>
+    <w:p>
+      <w:pPr>
+        <w:pStyle w:val="Heading2"/>
+      </w:pPr>
+      <w:r>
+        <w:t>getlrow.c</w:t>
+      </w:r>
+    </w:p>
+    <w:p>
+      <w:r>
+        <w:rPr>
+          <w:i/>
+        </w:rPr>
+        <w:t>Ricostruzione di una riga logica di parametri, concatenando le righe continuate con '+'.</w:t>
+      </w:r>
+    </w:p>
     <w:p>
       <w:pPr>
         <w:pStyle w:val="Heading3"/>
       </w:pPr>
       <w:r>
-        <w:t>findparm()</w:t>
+        <w:t>getlrow()</w:t>
       </w:r>
     </w:p>
     <w:p>
@@ -11715,7 +11399,7 @@
           <w:i/>
           <w:sz w:val="19"/>
         </w:rPr>
-        <w:t>list_parameter *findparm(char *name, uint8_t num, list_parameter *root_parameter)</w:t>
+        <w:t>char *getlrow(char *buff, FILE *parm)</w:t>
       </w:r>
     </w:p>
     <w:p>
@@ -11726,7 +11410,7 @@
         <w:t xml:space="preserve">File: </w:t>
       </w:r>
       <w:r>
-        <w:t>crparm.c</w:t>
+        <w:t>getlrow.c</w:t>
       </w:r>
     </w:p>
     <w:p>
@@ -11737,7 +11421,7 @@
         <w:t xml:space="preserve">Scopo: </w:t>
       </w:r>
       <w:r>
-        <w:t>Cerca nella linked list dei parametri il nodo con nome o numero corrispondente.</w:t>
+        <w:t>Legge una riga fisica dal file dei parametri; se termina (spazi esclusi) con il carattere '+', continua a leggere e concatenare le righe successive (ignorando quelle che iniziano per '*', considerate commento) finché non trova una riga che non richiede continuazione. Segnala l'EOF restituendo una stringa vuota.</w:t>
       </w:r>
     </w:p>
     <w:p>
@@ -11798,7 +11482,7 @@
           </w:tcPr>
           <w:p>
             <w:r>
-              <w:t>name</w:t>
+              <w:t>buff</w:t>
             </w:r>
           </w:p>
         </w:tc>
@@ -11808,7 +11492,7 @@
           </w:tcPr>
           <w:p>
             <w:r>
-              <w:t>nome da cercare (se non NULL, la ricerca è per nome)</w:t>
+              <w:t>buffer riallocabile in cui viene restituita la riga logica completa</w:t>
             </w:r>
           </w:p>
         </w:tc>
@@ -11820,7 +11504,7 @@
           </w:tcPr>
           <w:p>
             <w:r>
-              <w:t>num</w:t>
+              <w:t>parm</w:t>
             </w:r>
           </w:p>
         </w:tc>
@@ -11830,29 +11514,7 @@
           </w:tcPr>
           <w:p>
             <w:r>
-              <w:t>codice numerico da cercare (usato se name è NULL)</w:t>
-            </w:r>
-          </w:p>
-        </w:tc>
-      </w:tr>
-      <w:tr>
-        <w:tc>
-          <w:tcPr>
-            <w:tcW w:type="dxa" w:w="1984"/>
-          </w:tcPr>
-          <w:p>
-            <w:r>
-              <w:t>root_parameter</w:t>
-            </w:r>
-          </w:p>
-        </w:tc>
-        <w:tc>
-          <w:tcPr>
-            <w:tcW w:type="dxa" w:w="7087"/>
-          </w:tcPr>
-          <w:p>
-            <w:r>
-              <w:t>radice della lista da scorrere</w:t>
+              <w:t>file handle del file dei parametri (DD:UTIPARM)</w:t>
             </w:r>
           </w:p>
         </w:tc>
@@ -11866,7 +11528,7 @@
         <w:t xml:space="preserve">Valore di ritorno: </w:t>
       </w:r>
       <w:r>
-        <w:t>list_parameter* — nodo trovato, o NULL</w:t>
+        <w:t>char* — buff riallocato con la riga logica (stringa vuota a EOF)</w:t>
       </w:r>
     </w:p>
     <w:p>
@@ -11877,32 +11539,16 @@
         <w:t xml:space="preserve">Note: </w:t>
       </w:r>
       <w:r>
-        <w:t>⚠ Il ciclo while non avanza il puntatore p quando la condizione di ricerca non è soddisfatta: la funzione non è attualmente richiamata da alcun altro modulo del progetto.</w:t>
+        <w:t>Termina il programma (exit(8)) se viene richiesta una continuazione ma si incontra EOF prima di trovarla.</w:t>
       </w:r>
     </w:p>
     <w:p/>
-    <w:p>
-      <w:pPr>
-        <w:pStyle w:val="Heading2"/>
-      </w:pPr>
-      <w:r>
-        <w:t>getlrow.c</w:t>
-      </w:r>
-    </w:p>
-    <w:p>
-      <w:r>
-        <w:rPr>
-          <w:i/>
-        </w:rPr>
-        <w:t>Ricostruzione di una riga logica di parametri, concatenando le righe continuate con '+'.</w:t>
-      </w:r>
-    </w:p>
     <w:p>
       <w:pPr>
         <w:pStyle w:val="Heading3"/>
       </w:pPr>
       <w:r>
-        <w:t>getlrow()</w:t>
+        <w:t>continua()</w:t>
       </w:r>
     </w:p>
     <w:p>
@@ -11912,7 +11558,7 @@
           <w:i/>
           <w:sz w:val="19"/>
         </w:rPr>
-        <w:t>char *getlrow(char *buff, FILE *parm)</w:t>
+        <w:t>static int continua(char *str)</w:t>
       </w:r>
     </w:p>
     <w:p>
@@ -11934,7 +11580,7 @@
         <w:t xml:space="preserve">Scopo: </w:t>
       </w:r>
       <w:r>
-        <w:t>Legge una riga fisica dal file dei parametri; se termina (spazi esclusi) con il carattere '+', continua a leggere e concatenare le righe successive (ignorando quelle che iniziano per '*', considerate commento) finché non trova una riga che non richiede continuazione. Segnala l'EOF restituendo una stringa vuota.</w:t>
+        <w:t>Verifica se la riga richiede continuazione: scandisce la stringa dalla fine ignorando gli spazi, e se trova '+' lo azzera (troncando la riga) e segnala continuazione.</w:t>
       </w:r>
     </w:p>
     <w:p>
@@ -11995,7 +11641,7 @@
           </w:tcPr>
           <w:p>
             <w:r>
-              <w:t>buff</w:t>
+              <w:t>str</w:t>
             </w:r>
           </w:p>
         </w:tc>
@@ -12005,29 +11651,7 @@
           </w:tcPr>
           <w:p>
             <w:r>
-              <w:t>buffer riallocabile in cui viene restituita la riga logica completa</w:t>
-            </w:r>
-          </w:p>
-        </w:tc>
-      </w:tr>
-      <w:tr>
-        <w:tc>
-          <w:tcPr>
-            <w:tcW w:type="dxa" w:w="1984"/>
-          </w:tcPr>
-          <w:p>
-            <w:r>
-              <w:t>parm</w:t>
-            </w:r>
-          </w:p>
-        </w:tc>
-        <w:tc>
-          <w:tcPr>
-            <w:tcW w:type="dxa" w:w="7087"/>
-          </w:tcPr>
-          <w:p>
-            <w:r>
-              <w:t>file handle del file dei parametri (DD:UTIPARM)</w:t>
+              <w:t>riga da esaminare (modificata in place se termina con '+')</w:t>
             </w:r>
           </w:p>
         </w:tc>
@@ -12041,7 +11665,7 @@
         <w:t xml:space="preserve">Valore di ritorno: </w:t>
       </w:r>
       <w:r>
-        <w:t>char* — buff riallocato con la riga logica (stringa vuota a EOF)</w:t>
+        <w:t>int — 1 se richiesta continuazione, 0 altrimenti</w:t>
       </w:r>
     </w:p>
     <w:p>
@@ -12052,16 +11676,32 @@
         <w:t xml:space="preserve">Note: </w:t>
       </w:r>
       <w:r>
-        <w:t>Termina il programma (exit(8)) se viene richiesta una continuazione ma si incontra EOF prima di trovarla.</w:t>
+        <w:t>Funzione locale (static) a getlrow.c.</w:t>
       </w:r>
     </w:p>
     <w:p/>
+    <w:p>
+      <w:pPr>
+        <w:pStyle w:val="Heading2"/>
+      </w:pPr>
+      <w:r>
+        <w:t>findevt.c</w:t>
+      </w:r>
+    </w:p>
+    <w:p>
+      <w:r>
+        <w:rPr>
+          <w:i/>
+        </w:rPr>
+        <w:t>Ricerca di un evento nella linked list per nome o per codice.</w:t>
+      </w:r>
+    </w:p>
     <w:p>
       <w:pPr>
         <w:pStyle w:val="Heading3"/>
       </w:pPr>
       <w:r>
-        <w:t>continua()</w:t>
+        <w:t>findevt()</w:t>
       </w:r>
     </w:p>
     <w:p>
@@ -12071,7 +11711,7 @@
           <w:i/>
           <w:sz w:val="19"/>
         </w:rPr>
-        <w:t>static int continua(char *str)</w:t>
+        <w:t>st_sm80_evt *findevt(const char *name, st_sm80_evt *root_evt)</w:t>
       </w:r>
     </w:p>
     <w:p>
@@ -12082,7 +11722,7 @@
         <w:t xml:space="preserve">File: </w:t>
       </w:r>
       <w:r>
-        <w:t>getlrow.c</w:t>
+        <w:t>findevt.c</w:t>
       </w:r>
     </w:p>
     <w:p>
@@ -12093,7 +11733,7 @@
         <w:t xml:space="preserve">Scopo: </w:t>
       </w:r>
       <w:r>
-        <w:t>Verifica se la riga richiede continuazione: scandisce la stringa dalla fine ignorando gli spazi, e se trova '+' lo azzera (troncando la riga) e segnala continuazione.</w:t>
+        <w:t>Scorre la linked list degli eventi cercando quello con nome corrispondente.</w:t>
       </w:r>
     </w:p>
     <w:p>
@@ -12154,7 +11794,7 @@
           </w:tcPr>
           <w:p>
             <w:r>
-              <w:t>str</w:t>
+              <w:t>name</w:t>
             </w:r>
           </w:p>
         </w:tc>
@@ -12164,7 +11804,29 @@
           </w:tcPr>
           <w:p>
             <w:r>
-              <w:t>riga da esaminare (modificata in place se termina con '+')</w:t>
+              <w:t>nome evento da cercare</w:t>
+            </w:r>
+          </w:p>
+        </w:tc>
+      </w:tr>
+      <w:tr>
+        <w:tc>
+          <w:tcPr>
+            <w:tcW w:type="dxa" w:w="1984"/>
+          </w:tcPr>
+          <w:p>
+            <w:r>
+              <w:t>root_evt</w:t>
+            </w:r>
+          </w:p>
+        </w:tc>
+        <w:tc>
+          <w:tcPr>
+            <w:tcW w:type="dxa" w:w="7087"/>
+          </w:tcPr>
+          <w:p>
+            <w:r>
+              <w:t>radice della linked list eventi</w:t>
             </w:r>
           </w:p>
         </w:tc>
@@ -12178,7 +11840,7 @@
         <w:t xml:space="preserve">Valore di ritorno: </w:t>
       </w:r>
       <w:r>
-        <w:t>int — 1 se richiesta continuazione, 0 altrimenti</w:t>
+        <w:t>st_sm80_evt* — nodo trovato, o NULL</w:t>
       </w:r>
     </w:p>
     <w:p>
@@ -12189,32 +11851,16 @@
         <w:t xml:space="preserve">Note: </w:t>
       </w:r>
       <w:r>
-        <w:t>Funzione locale (static) a getlrow.c.</w:t>
+        <w:t>Usata da chkparm per validare i valori richiesti nel filtro EVENT.</w:t>
       </w:r>
     </w:p>
     <w:p/>
-    <w:p>
-      <w:pPr>
-        <w:pStyle w:val="Heading2"/>
-      </w:pPr>
-      <w:r>
-        <w:t>findevt.c</w:t>
-      </w:r>
-    </w:p>
-    <w:p>
-      <w:r>
-        <w:rPr>
-          <w:i/>
-        </w:rPr>
-        <w:t>Ricerca di un evento nella linked list per nome o per codice.</w:t>
-      </w:r>
-    </w:p>
     <w:p>
       <w:pPr>
         <w:pStyle w:val="Heading3"/>
       </w:pPr>
       <w:r>
-        <w:t>findevt()</w:t>
+        <w:t>findevtn()</w:t>
       </w:r>
     </w:p>
     <w:p>
@@ -12224,7 +11870,7 @@
           <w:i/>
           <w:sz w:val="19"/>
         </w:rPr>
-        <w:t>st_sm80_evt *findevt(const char *name, st_sm80_evt *root_evt)</w:t>
+        <w:t>st_sm80_evt *findevtn(uint8_t num_evt, st_sm80_evt *root_evt)</w:t>
       </w:r>
     </w:p>
     <w:p>
@@ -12246,7 +11892,7 @@
         <w:t xml:space="preserve">Scopo: </w:t>
       </w:r>
       <w:r>
-        <w:t>Scorre la linked list degli eventi cercando quello con nome corrispondente.</w:t>
+        <w:t>Scorre la linked list degli eventi cercando quello con codice numerico corrispondente.</w:t>
       </w:r>
     </w:p>
     <w:p>
@@ -12307,7 +11953,7 @@
           </w:tcPr>
           <w:p>
             <w:r>
-              <w:t>name</w:t>
+              <w:t>num_evt</w:t>
             </w:r>
           </w:p>
         </w:tc>
@@ -12317,7 +11963,7 @@
           </w:tcPr>
           <w:p>
             <w:r>
-              <w:t>nome evento da cercare</w:t>
+              <w:t>codice evento da cercare (SMF80EVT del record)</w:t>
             </w:r>
           </w:p>
         </w:tc>
@@ -12364,16 +12010,32 @@
         <w:t xml:space="preserve">Note: </w:t>
       </w:r>
       <w:r>
-        <w:t>Usata da chkparm per validare i valori richiesti nel filtro EVENT.</w:t>
+        <w:t>Usata dai programmi principali per risolvere il nome/descrizione dell'evento di ogni record letto.</w:t>
       </w:r>
     </w:p>
     <w:p/>
+    <w:p>
+      <w:pPr>
+        <w:pStyle w:val="Heading2"/>
+      </w:pPr>
+      <w:r>
+        <w:t>gettrow.c</w:t>
+      </w:r>
+    </w:p>
+    <w:p>
+      <w:r>
+        <w:rPr>
+          <w:i/>
+        </w:rPr>
+        <w:t>Estrazione, da una riga logica, di caratteristica, operatore e linked list dei filtri richiesti.</w:t>
+      </w:r>
+    </w:p>
     <w:p>
       <w:pPr>
         <w:pStyle w:val="Heading3"/>
       </w:pPr>
       <w:r>
-        <w:t>findevtn()</w:t>
+        <w:t>gettrow()</w:t>
       </w:r>
     </w:p>
     <w:p>
@@ -12383,7 +12045,7 @@
           <w:i/>
           <w:sz w:val="19"/>
         </w:rPr>
-        <w:t>st_sm80_evt *findevtn(uint8_t num_evt, st_sm80_evt *root_evt)</w:t>
+        <w:t>int gettrow(char *buff, runparm *p_param)</w:t>
       </w:r>
     </w:p>
     <w:p>
@@ -12394,7 +12056,7 @@
         <w:t xml:space="preserve">File: </w:t>
       </w:r>
       <w:r>
-        <w:t>findevt.c</w:t>
+        <w:t>gettrow.c</w:t>
       </w:r>
     </w:p>
     <w:p>
@@ -12405,7 +12067,7 @@
         <w:t xml:space="preserve">Scopo: </w:t>
       </w:r>
       <w:r>
-        <w:t>Scorre la linked list degli eventi cercando quello con codice numerico corrispondente.</w:t>
+        <w:t>Tokenizza la riga logica (già ricostruita da getlrow), valida il primo token (caratteristica) e il secondo (operatore) contro le tabelle ammesse in smf80sup.h, imposta i flag delle sezioni da ricercare per quella caratteristica (p_param-&gt;smf80sec_fl), crea o recupera il nodo parametro corrispondente (consentendo l'accodamento di ulteriori filtri se l'operatore coincide con quello già impostato) e aggiunge un nodo filtro per ciascun valore rimanente nella riga, verificandone la lunghezza massima ammessa.</w:t>
       </w:r>
     </w:p>
     <w:p>
@@ -12466,7 +12128,7 @@
           </w:tcPr>
           <w:p>
             <w:r>
-              <w:t>num_evt</w:t>
+              <w:t>buff</w:t>
             </w:r>
           </w:p>
         </w:tc>
@@ -12476,7 +12138,7 @@
           </w:tcPr>
           <w:p>
             <w:r>
-              <w:t>codice evento da cercare (SMF80EVT del record)</w:t>
+              <w:t>riga logica dei criteri già concatenata</w:t>
             </w:r>
           </w:p>
         </w:tc>
@@ -12488,7 +12150,7 @@
           </w:tcPr>
           <w:p>
             <w:r>
-              <w:t>root_evt</w:t>
+              <w:t>p_param</w:t>
             </w:r>
           </w:p>
         </w:tc>
@@ -12498,7 +12160,7 @@
           </w:tcPr>
           <w:p>
             <w:r>
-              <w:t>radice della linked list eventi</w:t>
+              <w:t>struttura runparm in cui accumulare i parametri/filtri</w:t>
             </w:r>
           </w:p>
         </w:tc>
@@ -12512,7 +12174,7 @@
         <w:t xml:space="preserve">Valore di ritorno: </w:t>
       </w:r>
       <w:r>
-        <w:t>st_sm80_evt* — nodo trovato, o NULL</w:t>
+        <w:t>int — 0 ok, 4 riga vuota o commento (ignorata), 8 errore grave (caratteristica/operatore invalidi, elemento troppo lungo, operatore ABR su filtro numerico, o operatore incoerente con richiesta precedente)</w:t>
       </w:r>
     </w:p>
     <w:p>
@@ -12523,32 +12185,16 @@
         <w:t xml:space="preserve">Note: </w:t>
       </w:r>
       <w:r>
-        <w:t>Usata dai programmi principali per risolvere il nome/descrizione dell'evento di ogni record letto.</w:t>
+        <w:t>Le righe vuote o di commento non causano l'arresto: il chiamante (getParm) tratta rc=4 come 0.</w:t>
       </w:r>
     </w:p>
     <w:p/>
-    <w:p>
-      <w:pPr>
-        <w:pStyle w:val="Heading2"/>
-      </w:pPr>
-      <w:r>
-        <w:t>gettrow.c</w:t>
-      </w:r>
-    </w:p>
-    <w:p>
-      <w:r>
-        <w:rPr>
-          <w:i/>
-        </w:rPr>
-        <w:t>Estrazione, da una riga logica, di caratteristica, operatore e linked list dei filtri richiesti.</w:t>
-      </w:r>
-    </w:p>
     <w:p>
       <w:pPr>
         <w:pStyle w:val="Heading3"/>
       </w:pPr>
       <w:r>
-        <w:t>gettrow()</w:t>
+        <w:t>put_token()</w:t>
       </w:r>
     </w:p>
     <w:p>
@@ -12558,7 +12204,7 @@
           <w:i/>
           <w:sz w:val="19"/>
         </w:rPr>
-        <w:t>int gettrow(char *buff, runparm *p_param)</w:t>
+        <w:t>static void put_token(char *data, uint32_t num, char *desc, list_parameter *pf)</w:t>
       </w:r>
     </w:p>
     <w:p>
@@ -12580,7 +12226,7 @@
         <w:t xml:space="preserve">Scopo: </w:t>
       </w:r>
       <w:r>
-        <w:t>Tokenizza la riga logica (già ricostruita da getlrow), valida il primo token (caratteristica) e il secondo (operatore) contro le tabelle ammesse in smf80sup.h, imposta i flag delle sezioni da ricercare per quella caratteristica (p_param-&gt;smf80sec_fl), crea o recupera il nodo parametro corrispondente (consentendo l'accodamento di ulteriori filtri se l'operatore coincide con quello già impostato) e aggiunge un nodo filtro per ciascun valore rimanente nella riga, verificandone la lunghezza massima ammessa.</w:t>
+        <w:t>Crea un nodo filtro (tramite crfilter) e lo accoda alla lista dei filtri del parametro pf.</w:t>
       </w:r>
     </w:p>
     <w:p>
@@ -12641,7 +12287,7 @@
           </w:tcPr>
           <w:p>
             <w:r>
-              <w:t>buff</w:t>
+              <w:t>data</w:t>
             </w:r>
           </w:p>
         </w:tc>
@@ -12651,7 +12297,7 @@
           </w:tcPr>
           <w:p>
             <w:r>
-              <w:t>riga logica dei criteri già concatenata</w:t>
+              <w:t>valore testuale del filtro</w:t>
             </w:r>
           </w:p>
         </w:tc>
@@ -12663,7 +12309,7 @@
           </w:tcPr>
           <w:p>
             <w:r>
-              <w:t>p_param</w:t>
+              <w:t>num</w:t>
             </w:r>
           </w:p>
         </w:tc>
@@ -12673,7 +12319,51 @@
           </w:tcPr>
           <w:p>
             <w:r>
-              <w:t>struttura runparm in cui accumulare i parametri/filtri</w:t>
+              <w:t>valore numerico (0 in questa fase)</w:t>
+            </w:r>
+          </w:p>
+        </w:tc>
+      </w:tr>
+      <w:tr>
+        <w:tc>
+          <w:tcPr>
+            <w:tcW w:type="dxa" w:w="1984"/>
+          </w:tcPr>
+          <w:p>
+            <w:r>
+              <w:t>desc</w:t>
+            </w:r>
+          </w:p>
+        </w:tc>
+        <w:tc>
+          <w:tcPr>
+            <w:tcW w:type="dxa" w:w="7087"/>
+          </w:tcPr>
+          <w:p>
+            <w:r>
+              <w:t>descrizione (NULL in questa fase)</w:t>
+            </w:r>
+          </w:p>
+        </w:tc>
+      </w:tr>
+      <w:tr>
+        <w:tc>
+          <w:tcPr>
+            <w:tcW w:type="dxa" w:w="1984"/>
+          </w:tcPr>
+          <w:p>
+            <w:r>
+              <w:t>pf</w:t>
+            </w:r>
+          </w:p>
+        </w:tc>
+        <w:tc>
+          <w:tcPr>
+            <w:tcW w:type="dxa" w:w="7087"/>
+          </w:tcPr>
+          <w:p>
+            <w:r>
+              <w:t>nodo parametro a cui accodare il filtro</w:t>
             </w:r>
           </w:p>
         </w:tc>
@@ -12687,7 +12377,7 @@
         <w:t xml:space="preserve">Valore di ritorno: </w:t>
       </w:r>
       <w:r>
-        <w:t>int — 0 ok, 4 riga vuota o commento (ignorata), 8 errore grave (caratteristica/operatore invalidi, elemento troppo lungo, operatore ABR su filtro numerico, o operatore incoerente con richiesta precedente)</w:t>
+        <w:t>void</w:t>
       </w:r>
     </w:p>
     <w:p>
@@ -12698,16 +12388,32 @@
         <w:t xml:space="preserve">Note: </w:t>
       </w:r>
       <w:r>
-        <w:t>Le righe vuote o di commento non causano l'arresto: il chiamante (getParm) tratta rc=4 come 0.</w:t>
+        <w:t>Funzione locale (static) a gettrow.c.</w:t>
       </w:r>
     </w:p>
     <w:p/>
+    <w:p>
+      <w:pPr>
+        <w:pStyle w:val="Heading2"/>
+      </w:pPr>
+      <w:r>
+        <w:t>chkparm.c</w:t>
+      </w:r>
+    </w:p>
+    <w:p>
+      <w:r>
+        <w:rPr>
+          <w:i/>
+        </w:rPr>
+        <w:t>Controlli di validità logica sull'insieme dei parametri e filtri caricati.</w:t>
+      </w:r>
+    </w:p>
     <w:p>
       <w:pPr>
         <w:pStyle w:val="Heading3"/>
       </w:pPr>
       <w:r>
-        <w:t>put_token()</w:t>
+        <w:t>chkparm()</w:t>
       </w:r>
     </w:p>
     <w:p>
@@ -12717,7 +12423,7 @@
           <w:i/>
           <w:sz w:val="19"/>
         </w:rPr>
-        <w:t>static void put_token(char *data, uint32_t num, char *desc, list_parameter *pf)</w:t>
+        <w:t>int chkparm(runparm *p_param, st_sm80_cls *root_cls, st_sm80_evt *root_evt, char *fileCNTL)</w:t>
       </w:r>
     </w:p>
     <w:p>
@@ -12728,7 +12434,7 @@
         <w:t xml:space="preserve">File: </w:t>
       </w:r>
       <w:r>
-        <w:t>gettrow.c</w:t>
+        <w:t>chkparm.c</w:t>
       </w:r>
     </w:p>
     <w:p>
@@ -12739,7 +12445,7 @@
         <w:t xml:space="preserve">Scopo: </w:t>
       </w:r>
       <w:r>
-        <w:t>Crea un nodo filtro (tramite crfilter) e lo accoda alla lista dei filtri del parametro pf.</w:t>
+        <w:t>Esegue le verifiche incrociate tra le caratteristiche richieste, non verificabili in gettrow perché richiedono il quadro completo dei parametri: risoluzione e validazione dei valori EVENT contro la tabella eventi; RESULT richiede un solo EVENT abbinato e ne carica gli Event Qualifier validi (getEvq); DESCR/REASN/AUTH validati contro le tabelle costanti in smf80sup.h; CLASS validata contro le classi RACF caricate (rifiuta le grouping class, suggerendo la member class); USRJES ammessa solo abbinata a CLASS = JESSPOOL con operatore '='.</w:t>
       </w:r>
     </w:p>
     <w:p>
@@ -12800,7 +12506,7 @@
           </w:tcPr>
           <w:p>
             <w:r>
-              <w:t>data</w:t>
+              <w:t>p_param</w:t>
             </w:r>
           </w:p>
         </w:tc>
@@ -12810,7 +12516,7 @@
           </w:tcPr>
           <w:p>
             <w:r>
-              <w:t>valore testuale del filtro</w:t>
+              <w:t>struttura runparm con i parametri/filtri accumulati da gettrow</w:t>
             </w:r>
           </w:p>
         </w:tc>
@@ -12822,7 +12528,7 @@
           </w:tcPr>
           <w:p>
             <w:r>
-              <w:t>num</w:t>
+              <w:t>root_cls</w:t>
             </w:r>
           </w:p>
         </w:tc>
@@ -12832,7 +12538,7 @@
           </w:tcPr>
           <w:p>
             <w:r>
-              <w:t>valore numerico (0 in questa fase)</w:t>
+              <w:t>linked list delle classi RACF (da get_CDT)</w:t>
             </w:r>
           </w:p>
         </w:tc>
@@ -12844,7 +12550,7 @@
           </w:tcPr>
           <w:p>
             <w:r>
-              <w:t>desc</w:t>
+              <w:t>root_evt</w:t>
             </w:r>
           </w:p>
         </w:tc>
@@ -12854,7 +12560,7 @@
           </w:tcPr>
           <w:p>
             <w:r>
-              <w:t>descrizione (NULL in questa fase)</w:t>
+              <w:t>linked list degli eventi (da getEvt)</w:t>
             </w:r>
           </w:p>
         </w:tc>
@@ -12866,7 +12572,7 @@
           </w:tcPr>
           <w:p>
             <w:r>
-              <w:t>pf</w:t>
+              <w:t>fileCNTL</w:t>
             </w:r>
           </w:p>
         </w:tc>
@@ -12876,7 +12582,7 @@
           </w:tcPr>
           <w:p>
             <w:r>
-              <w:t>nodo parametro a cui accodare il filtro</w:t>
+              <w:t>DD/path del PDS di controllo, usato per caricare gli Event Qualifier</w:t>
             </w:r>
           </w:p>
         </w:tc>
@@ -12890,7 +12596,7 @@
         <w:t xml:space="preserve">Valore di ritorno: </w:t>
       </w:r>
       <w:r>
-        <w:t>void</w:t>
+        <w:t>int — max return code tra 0 (ok) e 8 (uno o più errori di validazione)</w:t>
       </w:r>
     </w:p>
     <w:p>
@@ -12901,7 +12607,7 @@
         <w:t xml:space="preserve">Note: </w:t>
       </w:r>
       <w:r>
-        <w:t>Funzione locale (static) a gettrow.c.</w:t>
+        <w:t>getParm considera l'elaborazione non proseguibile se il return code è diverso da 0.</w:t>
       </w:r>
     </w:p>
     <w:p/>
@@ -12910,7 +12616,7 @@
         <w:pStyle w:val="Heading2"/>
       </w:pPr>
       <w:r>
-        <w:t>chkparm.c</w:t>
+        <w:t>getParm.c</w:t>
       </w:r>
     </w:p>
     <w:p>
@@ -12918,7 +12624,7 @@
         <w:rPr>
           <w:i/>
         </w:rPr>
-        <w:t>Controlli di validità logica sull'insieme dei parametri e filtri caricati.</w:t>
+        <w:t>Lettura e validazione completa del file dei parametri/criteri di estrazione.</w:t>
       </w:r>
     </w:p>
     <w:p>
@@ -12926,7 +12632,7 @@
         <w:pStyle w:val="Heading3"/>
       </w:pPr>
       <w:r>
-        <w:t>chkparm()</w:t>
+        <w:t>getParm()</w:t>
       </w:r>
     </w:p>
     <w:p>
@@ -12936,7 +12642,7 @@
           <w:i/>
           <w:sz w:val="19"/>
         </w:rPr>
-        <w:t>int chkparm(runparm *p_param, st_sm80_cls *root_cls, st_sm80_evt *root_evt, char *fileCNTL)</w:t>
+        <w:t>runparm *getParm(char *filePARM, char *fileCNTL, st_sm80_evt *root_evt)</w:t>
       </w:r>
     </w:p>
     <w:p>
@@ -12947,7 +12653,7 @@
         <w:t xml:space="preserve">File: </w:t>
       </w:r>
       <w:r>
-        <w:t>chkparm.c</w:t>
+        <w:t>getParm.c</w:t>
       </w:r>
     </w:p>
     <w:p>
@@ -12958,7 +12664,7 @@
         <w:t xml:space="preserve">Scopo: </w:t>
       </w:r>
       <w:r>
-        <w:t>Esegue le verifiche incrociate tra le caratteristiche richieste, non verificabili in gettrow perché richiedono il quadro completo dei parametri: risoluzione e validazione dei valori EVENT contro la tabella eventi; RESULT richiede un solo EVENT abbinato e ne carica gli Event Qualifier validi (getEvq); DESCR/REASN/AUTH validati contro le tabelle costanti in smf80sup.h; CLASS validata contro le classi RACF caricate (rifiuta le grouping class, suggerendo la member class); USRJES ammessa solo abbinata a CLASS = JESSPOOL con operatore '='.</w:t>
+        <w:t>Funzione di alto livello che orchestra il caricamento dei criteri: apre DD:UTIPARM, carica le classi RACF leggendo la CDT (get_CDT), legge riga per riga con getlrow (gestendo concatenazioni), per ciascuna riga richiama gettrow per popolare la struttura runparm, quindi richiama chkparm per la validazione incrociata finale. Se il return code cumulativo è diverso da 0 termina il programma (exit). Se tutto è corretto, stampa il resoconto dei filtri effettivamente richiesti (stampa_filtri) e restituisce la struttura pronta per l'uso.</w:t>
       </w:r>
     </w:p>
     <w:p>
@@ -13019,7 +12725,7 @@
           </w:tcPr>
           <w:p>
             <w:r>
-              <w:t>p_param</w:t>
+              <w:t>filePARM</w:t>
             </w:r>
           </w:p>
         </w:tc>
@@ -13029,7 +12735,7 @@
           </w:tcPr>
           <w:p>
             <w:r>
-              <w:t>struttura runparm con i parametri/filtri accumulati da gettrow</w:t>
+              <w:t>DD/path del file sequenziale con i criteri (DD:UTIPARM)</w:t>
             </w:r>
           </w:p>
         </w:tc>
@@ -13041,7 +12747,7 @@
           </w:tcPr>
           <w:p>
             <w:r>
-              <w:t>root_cls</w:t>
+              <w:t>fileCNTL</w:t>
             </w:r>
           </w:p>
         </w:tc>
@@ -13051,7 +12757,7 @@
           </w:tcPr>
           <w:p>
             <w:r>
-              <w:t>linked list delle classi RACF (da get_CDT)</w:t>
+              <w:t>DD/path del PDS di controllo (DD:UTICNTL)</w:t>
             </w:r>
           </w:p>
         </w:tc>
@@ -13073,29 +12779,7 @@
           </w:tcPr>
           <w:p>
             <w:r>
-              <w:t>linked list degli eventi (da getEvt)</w:t>
-            </w:r>
-          </w:p>
-        </w:tc>
-      </w:tr>
-      <w:tr>
-        <w:tc>
-          <w:tcPr>
-            <w:tcW w:type="dxa" w:w="1984"/>
-          </w:tcPr>
-          <w:p>
-            <w:r>
-              <w:t>fileCNTL</w:t>
-            </w:r>
-          </w:p>
-        </w:tc>
-        <w:tc>
-          <w:tcPr>
-            <w:tcW w:type="dxa" w:w="7087"/>
-          </w:tcPr>
-          <w:p>
-            <w:r>
-              <w:t>DD/path del PDS di controllo, usato per caricare gli Event Qualifier</w:t>
+              <w:t>linked list degli eventi già caricata dal chiamante</w:t>
             </w:r>
           </w:p>
         </w:tc>
@@ -13109,7 +12793,7 @@
         <w:t xml:space="preserve">Valore di ritorno: </w:t>
       </w:r>
       <w:r>
-        <w:t>int — max return code tra 0 (ok) e 8 (uno o più errori di validazione)</w:t>
+        <w:t>runparm* — struttura con i parametri e i flag delle sezioni da cercare, pronta per il filtro</w:t>
       </w:r>
     </w:p>
     <w:p>
@@ -13120,32 +12804,16 @@
         <w:t xml:space="preserve">Note: </w:t>
       </w:r>
       <w:r>
-        <w:t>getParm considera l'elaborazione non proseguibile se il return code è diverso da 0.</w:t>
+        <w:t>Punto di ingresso unico per il caricamento dei criteri, richiamato da smf80ext.c.</w:t>
       </w:r>
     </w:p>
     <w:p/>
-    <w:p>
-      <w:pPr>
-        <w:pStyle w:val="Heading2"/>
-      </w:pPr>
-      <w:r>
-        <w:t>getParm.c</w:t>
-      </w:r>
-    </w:p>
-    <w:p>
-      <w:r>
-        <w:rPr>
-          <w:i/>
-        </w:rPr>
-        <w:t>Lettura e validazione completa del file dei parametri/criteri di estrazione.</w:t>
-      </w:r>
-    </w:p>
     <w:p>
       <w:pPr>
         <w:pStyle w:val="Heading3"/>
       </w:pPr>
       <w:r>
-        <w:t>getParm()</w:t>
+        <w:t>stampa_filtri()</w:t>
       </w:r>
     </w:p>
     <w:p>
@@ -13155,7 +12823,7 @@
           <w:i/>
           <w:sz w:val="19"/>
         </w:rPr>
-        <w:t>runparm *getParm(char *filePARM, char *fileCNTL, st_sm80_evt *root_evt)</w:t>
+        <w:t>void stampa_filtri(list_parameter *p_par, int num_car)</w:t>
       </w:r>
     </w:p>
     <w:p>
@@ -13177,7 +12845,7 @@
         <w:t xml:space="preserve">Scopo: </w:t>
       </w:r>
       <w:r>
-        <w:t>Funzione di alto livello che orchestra il caricamento dei criteri: apre DD:UTIPARM, carica le classi RACF leggendo la CDT (get_CDT), legge riga per riga con getlrow (gestendo concatenazioni), per ciascuna riga richiama gettrow per popolare la struttura runparm, quindi richiama chkparm per la validazione incrociata finale. Se il return code cumulativo è diverso da 0 termina il programma (exit). Se tutto è corretto, stampa il resoconto dei filtri effettivamente richiesti (stampa_filtri) e restituisce la struttura pronta per l'uso.</w:t>
+        <w:t>Stampa un resoconto leggibile dei filtri caricati per una caratteristica: nome, operatore, e per ciascun valore il codice interno (se numerico) e la descrizione; per il filtro CLASS con operatore ABR, elenca anche tutte le classi RACF che iniziano con l'abbreviazione richiesta (escludendo le grouping class).</w:t>
       </w:r>
     </w:p>
     <w:p>
@@ -13238,7 +12906,7 @@
           </w:tcPr>
           <w:p>
             <w:r>
-              <w:t>filePARM</w:t>
+              <w:t>p_par</w:t>
             </w:r>
           </w:p>
         </w:tc>
@@ -13248,7 +12916,7 @@
           </w:tcPr>
           <w:p>
             <w:r>
-              <w:t>DD/path del file sequenziale con i criteri (DD:UTIPARM)</w:t>
+              <w:t>nodo parametro (caratteristica) da stampare</w:t>
             </w:r>
           </w:p>
         </w:tc>
@@ -13260,7 +12928,7 @@
           </w:tcPr>
           <w:p>
             <w:r>
-              <w:t>fileCNTL</w:t>
+              <w:t>num_car</w:t>
             </w:r>
           </w:p>
         </w:tc>
@@ -13270,29 +12938,7 @@
           </w:tcPr>
           <w:p>
             <w:r>
-              <w:t>DD/path del PDS di controllo (DD:UTICNTL)</w:t>
-            </w:r>
-          </w:p>
-        </w:tc>
-      </w:tr>
-      <w:tr>
-        <w:tc>
-          <w:tcPr>
-            <w:tcW w:type="dxa" w:w="1984"/>
-          </w:tcPr>
-          <w:p>
-            <w:r>
-              <w:t>root_evt</w:t>
-            </w:r>
-          </w:p>
-        </w:tc>
-        <w:tc>
-          <w:tcPr>
-            <w:tcW w:type="dxa" w:w="7087"/>
-          </w:tcPr>
-          <w:p>
-            <w:r>
-              <w:t>linked list degli eventi già caricata dal chiamante</w:t>
+              <w:t>posizione della caratteristica nell'array l_parm, per accedere alle tabelle correlate</w:t>
             </w:r>
           </w:p>
         </w:tc>
@@ -13306,7 +12952,7 @@
         <w:t xml:space="preserve">Valore di ritorno: </w:t>
       </w:r>
       <w:r>
-        <w:t>runparm* — struttura con i parametri e i flag delle sezioni da cercare, pronta per il filtro</w:t>
+        <w:t>void</w:t>
       </w:r>
     </w:p>
     <w:p>
@@ -13317,56 +12963,90 @@
         <w:t xml:space="preserve">Note: </w:t>
       </w:r>
       <w:r>
-        <w:t>Punto di ingresso unico usato sia da smf80dmp.c sia da smf80ext.c.</w:t>
+        <w:t>Funzione locale (non extern) a getParm.c.</w:t>
       </w:r>
     </w:p>
     <w:p/>
+    <w:p>
+      <w:pPr>
+        <w:pStyle w:val="Heading2"/>
+      </w:pPr>
+      <w:r>
+        <w:t>box.prolog</w:t>
+      </w:r>
+    </w:p>
+    <w:p>
+      <w:r>
+        <w:rPr>
+          <w:i/>
+        </w:rPr>
+        <w:t>Modello dell'intestazione standard: solo commento di testata e include, nessuna funzione implementata.</w:t>
+      </w:r>
+    </w:p>
+    <w:p>
+      <w:r>
+        <w:t>Nessuna funzione implementata in questo file.</w:t>
+      </w:r>
+    </w:p>
+    <w:p>
+      <w:r>
+        <w:br w:type="page"/>
+      </w:r>
+    </w:p>
+    <w:p>
+      <w:pPr>
+        <w:pStyle w:val="Heading1"/>
+      </w:pPr>
+      <w:r>
+        <w:t>4. Istruzioni per l'uso</w:t>
+      </w:r>
+    </w:p>
+    <w:p>
+      <w:pPr>
+        <w:pStyle w:val="Heading2"/>
+      </w:pPr>
+      <w:r>
+        <w:t>4.1 Compilazione</w:t>
+      </w:r>
+    </w:p>
+    <w:p>
+      <w:r>
+        <w:t>La compilazione è pensata per l'ambiente z/OS UNIX System Services, con il compilatore xlc e il tool make. Il makefile di riferimento è smf80ext.mk; i listati di compilazione sono scritti nella sottodirectory ./lst.</w:t>
+      </w:r>
+    </w:p>
     <w:p>
       <w:pPr>
         <w:pStyle w:val="Heading3"/>
       </w:pPr>
       <w:r>
-        <w:t>stampa_filtri()</w:t>
+        <w:t>smf80ext.mk</w:t>
+      </w:r>
+    </w:p>
+    <w:p>
+      <w:r>
+        <w:t>Ogni sorgente C viene compilato in un oggetto (.o), compreso il programma principale; le routine Metal C seguono la catena .c → .s (xlc -S -qmetal), concatenazione con metalc_prolog.mac e assemblaggio con as -mgoff. Gli oggetti sono poi linkati in /u/&lt;UserId&gt;/bin; il modulo e i listati di smf80ext e smf81dec per Fault Analyzer vengono copiati nelle librerie di test o di produzione in base alla variabile LIV. I messaggi del binder sono scritti in ./lst/smf80ext.lnk. L'opzione -qmakedep genera per ogni sorgente un file .u con le dipendenze dagli header, incluso dal makefile: modificando un header vengono ricompilati solo i sorgenti che lo usano.</w:t>
       </w:r>
     </w:p>
     <w:p>
       <w:r>
         <w:rPr>
           <w:rFonts w:ascii="Consolas" w:hAnsi="Consolas"/>
-          <w:i/>
-          <w:sz w:val="19"/>
-        </w:rPr>
-        <w:t>void stampa_filtri(list_parameter *p_par, int num_car)</w:t>
-      </w:r>
-    </w:p>
-    <w:p>
-      <w:r>
-        <w:rPr>
-          <w:b/>
-        </w:rPr>
-        <w:t xml:space="preserve">File: </w:t>
-      </w:r>
-      <w:r>
-        <w:t>getParm.c</w:t>
-      </w:r>
-    </w:p>
-    <w:p>
-      <w:r>
-        <w:rPr>
-          <w:b/>
-        </w:rPr>
-        <w:t xml:space="preserve">Scopo: </w:t>
-      </w:r>
-      <w:r>
-        <w:t>Stampa un resoconto leggibile dei filtri caricati per una caratteristica: nome, operatore, e per ciascun valore il codice interno (se numerico) e la descrizione; per il filtro CLASS con operatore ABR, elenca anche tutte le classi RACF che iniziano con l'abbreviazione richiesta (escludendo le grouping class).</w:t>
-      </w:r>
-    </w:p>
-    <w:p>
-      <w:r>
-        <w:rPr>
-          <w:b/>
-        </w:rPr>
-        <w:t>Parametri:</w:t>
+          <w:sz w:val="20"/>
+        </w:rPr>
+        <w:t>make -f smf80ext.mk                      solo modifiche, installazione in TEST</w:t>
+        <w:br/>
+        <w:t>make -f smf80ext.mk LIV=PROD             installazione in produzione</w:t>
+        <w:br/>
+        <w:t>make -u -f smf80ext.mk                   ricompilazione completa</w:t>
+        <w:br/>
+        <w:t>make -p -f smf80ext.mk &gt;makeout.txt      con dump di macro e regole</w:t>
+        <w:br/>
+        <w:t>make -f smf80ext.mk clean                pulizia di oggetti, .s e .u</w:t>
+      </w:r>
+    </w:p>
+    <w:p>
+      <w:r>
+        <w:t>Variabili impostabili da riga di comando:</w:t>
       </w:r>
     </w:p>
     <w:tbl>
@@ -13392,7 +13072,7 @@
                 <w:b/>
                 <w:color w:val="FFFFFF"/>
               </w:rPr>
-              <w:t>Parametro</w:t>
+              <w:t>Variabile</w:t>
             </w:r>
           </w:p>
         </w:tc>
@@ -13407,7 +13087,7 @@
                 <w:b/>
                 <w:color w:val="FFFFFF"/>
               </w:rPr>
-              <w:t>Descrizione</w:t>
+              <w:t>Effetto</w:t>
             </w:r>
           </w:p>
         </w:tc>
@@ -13419,7 +13099,7 @@
           </w:tcPr>
           <w:p>
             <w:r>
-              <w:t>p_par</w:t>
+              <w:t>OPT</w:t>
             </w:r>
           </w:p>
         </w:tc>
@@ -13429,7 +13109,7 @@
           </w:tcPr>
           <w:p>
             <w:r>
-              <w:t>nodo parametro (caratteristica) da stampare</w:t>
+              <w:t>default -O (OPTIMIZE(2)).</w:t>
             </w:r>
           </w:p>
         </w:tc>
@@ -13441,7 +13121,7 @@
           </w:tcPr>
           <w:p>
             <w:r>
-              <w:t>num_car</w:t>
+              <w:t>DBG</w:t>
             </w:r>
           </w:p>
         </w:tc>
@@ -13451,7 +13131,51 @@
           </w:tcPr>
           <w:p>
             <w:r>
-              <w:t>posizione della caratteristica nell'array l_parm, per accedere alle tabelle correlate</w:t>
+              <w:t>vuota di default; DBG=-g genera il file .dbg per il debugger e disattiva l'ottimizzazione (xlc forza NOOPTIMIZE con -g, indipendentemente dall'ordine delle opzioni).</w:t>
+            </w:r>
+          </w:p>
+        </w:tc>
+      </w:tr>
+      <w:tr>
+        <w:tc>
+          <w:tcPr>
+            <w:tcW w:type="dxa" w:w="1984"/>
+          </w:tcPr>
+          <w:p>
+            <w:r>
+              <w:t>AGGR</w:t>
+            </w:r>
+          </w:p>
+        </w:tc>
+        <w:tc>
+          <w:tcPr>
+            <w:tcW w:type="dxa" w:w="7087"/>
+          </w:tcPr>
+          <w:p>
+            <w:r>
+              <w:t>vuota di default; AGGR=-Wc,AGGREGATE aggiunge ai listati la mappa di struct e union con gli offset dei campi. Per un solo programma si può usare #pragma options(aggregate).</w:t>
+            </w:r>
+          </w:p>
+        </w:tc>
+      </w:tr>
+      <w:tr>
+        <w:tc>
+          <w:tcPr>
+            <w:tcW w:type="dxa" w:w="1984"/>
+          </w:tcPr>
+          <w:p>
+            <w:r>
+              <w:t>LIV</w:t>
+            </w:r>
+          </w:p>
+        </w:tc>
+        <w:tc>
+          <w:tcPr>
+            <w:tcW w:type="dxa" w:w="7087"/>
+          </w:tcPr>
+          <w:p>
+            <w:r>
+              <w:t>TEST (default) o PROD: librerie di destinazione del modulo (LLIBTEST = &lt;MyPrefix&gt;.TEST.LLIB, LLIBPROD = &lt;MyPrefix&gt;.LLIB) e dei listati per Fault Analyzer (CDBGTEST = &lt;MyPrefix&gt;.TEST.C.DBG, CDBGPROD = &lt;MyPrefix&gt;.C.DBG). Un valore diverso ferma il make prima della compilazione (target chkliv). Il passaggio da TEST a PROD non richiede -u: vengono rifatti solo link e copia, quindi in produzione va lo stesso modulo provato.</w:t>
             </w:r>
           </w:p>
         </w:tc>
@@ -13459,105 +13183,17 @@
     </w:tbl>
     <w:p>
       <w:r>
-        <w:rPr>
-          <w:b/>
-        </w:rPr>
-        <w:t xml:space="preserve">Valore di ritorno: </w:t>
-      </w:r>
-      <w:r>
-        <w:t>void</w:t>
-      </w:r>
-    </w:p>
-    <w:p>
-      <w:r>
-        <w:rPr>
-          <w:b/>
-        </w:rPr>
-        <w:t xml:space="preserve">Note: </w:t>
-      </w:r>
-      <w:r>
-        <w:t>Funzione locale (non extern) a getParm.c.</w:t>
-      </w:r>
-    </w:p>
-    <w:p/>
-    <w:p>
-      <w:pPr>
-        <w:pStyle w:val="Heading2"/>
-      </w:pPr>
-      <w:r>
-        <w:t>box.prolog</w:t>
-      </w:r>
-    </w:p>
-    <w:p>
-      <w:r>
-        <w:rPr>
-          <w:i/>
-        </w:rPr>
-        <w:t>Modello dell'intestazione standard (ex box.c): solo commento di testata e include, nessuna funzione implementata.</w:t>
-      </w:r>
-    </w:p>
-    <w:p>
-      <w:r>
-        <w:t>Nessuna funzione implementata in questo file.</w:t>
-      </w:r>
-    </w:p>
-    <w:p>
-      <w:r>
-        <w:br w:type="page"/>
-      </w:r>
-    </w:p>
-    <w:p>
-      <w:pPr>
-        <w:pStyle w:val="Heading1"/>
-      </w:pPr>
-      <w:r>
-        <w:t>4. Istruzioni per l'uso</w:t>
-      </w:r>
-    </w:p>
-    <w:p>
-      <w:pPr>
-        <w:pStyle w:val="Heading2"/>
-      </w:pPr>
-      <w:r>
-        <w:t>4.1 Compilazione</w:t>
-      </w:r>
-    </w:p>
-    <w:p>
-      <w:r>
-        <w:t>La compilazione è pensata per l'ambiente z/OS UNIX System Services, con il compilatore xlc e il tool make. I makefile di riferimento sono smf80ext.mk e smf80dmp.mk; i listati di compilazione sono scritti nella sottodirectory ./lst.</w:t>
-      </w:r>
-    </w:p>
-    <w:p>
-      <w:pPr>
-        <w:pStyle w:val="Heading3"/>
-      </w:pPr>
-      <w:r>
-        <w:t>smf80ext.mk</w:t>
-      </w:r>
-    </w:p>
-    <w:p>
-      <w:r>
-        <w:t>Ogni sorgente C viene compilato in un oggetto (.o), compreso il programma principale; le routine Metal C seguono la catena .c → .s (xlc -S -qmetal), concatenazione con metalc_prolog.mac e assemblaggio con as -mgoff. Gli oggetti sono poi linkati in /u/&lt;UserId&gt;/bin; il modulo viene copiato nel PDSE &lt;MyPrefix&gt;.LLIB e i listati di smf80ext e smf81dec in &lt;MyPrefix&gt;.C.DBG per Fault Analyzer. I messaggi del binder sono scritti in ./lst/smf80ext.lnk. L'opzione -qmakedep genera per ogni sorgente un file .u con le dipendenze dagli header, incluso dal makefile: modificando un header vengono ricompilati solo i sorgenti che lo usano.</w:t>
-      </w:r>
-    </w:p>
-    <w:p>
-      <w:r>
-        <w:rPr>
-          <w:rFonts w:ascii="Consolas" w:hAnsi="Consolas"/>
-          <w:sz w:val="20"/>
-        </w:rPr>
-        <w:t>make -f smf80ext.mk                      solo i sorgenti modificati</w:t>
-        <w:br/>
-        <w:t>make -u -f smf80ext.mk                   ricompilazione completa</w:t>
-        <w:br/>
-        <w:t>make -p -f smf80ext.mk &gt;makeout.txt      con dump di macro e regole</w:t>
-        <w:br/>
-        <w:t>make -f smf80ext.mk clean                pulizia di oggetti, .s e .u</w:t>
-      </w:r>
-    </w:p>
-    <w:p>
-      <w:r>
-        <w:t>Variabili impostabili da riga di comando:</w:t>
+        <w:t>make non rileva il cambio di opzioni: quando si attiva o disattiva DBG o AGGR occorre usare -u, ad esempio make -u -f smf80ext.mk DBG=-g. Le routine Metal C sono volutamente compilate senza ottimizzazione: sono piccole, contengono HLASM inline e sono richiamate poche volte.</w:t>
+      </w:r>
+    </w:p>
+    <w:p>
+      <w:r>
+        <w:t>Le librerie di test vanno preallocate con gli stessi attributi di quelle di produzione (la LLIB come PDSE). Nelle regole del makefile le condizioni usano test e non [ ]: il makefile è in IBM-1140, dove le parentesi quadre hanno codici diversi da quelli attesi dalla shell (IBM-1047).</w:t>
+      </w:r>
+    </w:p>
+    <w:p>
+      <w:r>
+        <w:t>Effetto dell'ottimizzazione, misurato su un'elaborazione massiva di 1.374.748.727 record SMF (570.536 estratti, stesso output nei due casi):</w:t>
       </w:r>
     </w:p>
     <w:tbl>
@@ -13583,126 +13219,6 @@
                 <w:b/>
                 <w:color w:val="FFFFFF"/>
               </w:rPr>
-              <w:t>Variabile</w:t>
-            </w:r>
-          </w:p>
-        </w:tc>
-        <w:tc>
-          <w:tcPr>
-            <w:tcW w:type="dxa" w:w="7087"/>
-            <w:shd w:val="clear" w:color="auto" w:fill="1F3A5F"/>
-          </w:tcPr>
-          <w:p>
-            <w:r>
-              <w:rPr>
-                <w:b/>
-                <w:color w:val="FFFFFF"/>
-              </w:rPr>
-              <w:t>Effetto</w:t>
-            </w:r>
-          </w:p>
-        </w:tc>
-      </w:tr>
-      <w:tr>
-        <w:tc>
-          <w:tcPr>
-            <w:tcW w:type="dxa" w:w="1984"/>
-          </w:tcPr>
-          <w:p>
-            <w:r>
-              <w:t>OPT</w:t>
-            </w:r>
-          </w:p>
-        </w:tc>
-        <w:tc>
-          <w:tcPr>
-            <w:tcW w:type="dxa" w:w="7087"/>
-          </w:tcPr>
-          <w:p>
-            <w:r>
-              <w:t>default -O (OPTIMIZE(2)).</w:t>
-            </w:r>
-          </w:p>
-        </w:tc>
-      </w:tr>
-      <w:tr>
-        <w:tc>
-          <w:tcPr>
-            <w:tcW w:type="dxa" w:w="1984"/>
-          </w:tcPr>
-          <w:p>
-            <w:r>
-              <w:t>DBG</w:t>
-            </w:r>
-          </w:p>
-        </w:tc>
-        <w:tc>
-          <w:tcPr>
-            <w:tcW w:type="dxa" w:w="7087"/>
-          </w:tcPr>
-          <w:p>
-            <w:r>
-              <w:t>vuota di default; DBG=-g genera il file .dbg per il debugger e disattiva l'ottimizzazione (xlc forza NOOPTIMIZE con -g, indipendentemente dall'ordine delle opzioni).</w:t>
-            </w:r>
-          </w:p>
-        </w:tc>
-      </w:tr>
-      <w:tr>
-        <w:tc>
-          <w:tcPr>
-            <w:tcW w:type="dxa" w:w="1984"/>
-          </w:tcPr>
-          <w:p>
-            <w:r>
-              <w:t>AGGR</w:t>
-            </w:r>
-          </w:p>
-        </w:tc>
-        <w:tc>
-          <w:tcPr>
-            <w:tcW w:type="dxa" w:w="7087"/>
-          </w:tcPr>
-          <w:p>
-            <w:r>
-              <w:t>vuota di default; AGGR=-Wc,AGGREGATE aggiunge ai listati la mappa di struct e union con gli offset dei campi. Per un solo programma si può usare #pragma options(aggregate).</w:t>
-            </w:r>
-          </w:p>
-        </w:tc>
-      </w:tr>
-    </w:tbl>
-    <w:p>
-      <w:r>
-        <w:t>make non rileva il cambio di opzioni: quando si attiva o disattiva DBG o AGGR occorre usare -u, ad esempio make -u -f smf80ext.mk DBG=-g. Le routine Metal C sono volutamente compilate senza ottimizzazione: sono piccole, contengono HLASM inline e sono richiamate poche volte.</w:t>
-      </w:r>
-    </w:p>
-    <w:p>
-      <w:r>
-        <w:t>Effetto dell'ottimizzazione, misurato su un'elaborazione massiva di 1.374.748.727 record SMF (570.536 estratti, stesso output nei due casi):</w:t>
-      </w:r>
-    </w:p>
-    <w:tbl>
-      <w:tblPr>
-        <w:tblStyle w:val="LightGrid-Accent1"/>
-        <w:tblW w:type="auto" w:w="0"/>
-        <w:jc w:val="center"/>
-        <w:tblLook w:firstColumn="1" w:firstRow="1" w:lastColumn="0" w:lastRow="0" w:noHBand="0" w:noVBand="1" w:val="04A0"/>
-      </w:tblPr>
-      <w:tblGrid>
-        <w:gridCol w:w="4873"/>
-        <w:gridCol w:w="4873"/>
-      </w:tblGrid>
-      <w:tr>
-        <w:tc>
-          <w:tcPr>
-            <w:tcW w:type="dxa" w:w="1984"/>
-            <w:shd w:val="clear" w:color="auto" w:fill="1F3A5F"/>
-          </w:tcPr>
-          <w:p>
-            <w:r>
-              <w:rPr>
-                <w:b/>
-                <w:color w:val="FFFFFF"/>
-              </w:rPr>
               <w:t>Misura</w:t>
             </w:r>
           </w:p>
@@ -13814,37 +13330,10 @@
     </w:tbl>
     <w:p>
       <w:pPr>
-        <w:pStyle w:val="Heading3"/>
-      </w:pPr>
-      <w:r>
-        <w:t>smf80dmp.mk</w:t>
-      </w:r>
-    </w:p>
-    <w:p>
-      <w:r>
-        <w:t>Ha la stessa struttura di smf80ext.mk (stesse variabili, stessi listati in ./lst, messaggi del binder in ./lst/smf80dmp.lnk) e condivide con esso gli oggetti. Non compila smf81dec.c, irrauth.c e le routine Metal C non necessarie: linka solo racfree_metal (FREEMAIN) e racstat_metal (RACROUTE STAT), richiesti da get_CDT.c e irrcdt.c.</w:t>
-      </w:r>
-    </w:p>
-    <w:p>
-      <w:r>
-        <w:rPr>
-          <w:rFonts w:ascii="Consolas" w:hAnsi="Consolas"/>
-          <w:sz w:val="20"/>
-        </w:rPr>
-        <w:t>make -f smf80dmp.mk</w:t>
-      </w:r>
-    </w:p>
-    <w:p>
-      <w:pPr>
         <w:pStyle w:val="Heading2"/>
       </w:pPr>
       <w:r>
         <w:t>4.2 DD utilizzate</w:t>
-      </w:r>
-    </w:p>
-    <w:p>
-      <w:r>
-        <w:t>smf80dmp:</w:t>
       </w:r>
     </w:p>
     <w:tbl>
@@ -14029,7 +13518,71 @@
           </w:tcPr>
           <w:p>
             <w:r>
-              <w:t>file sequenziale VBA con il dump esadecimale dei record filtrati</w:t>
+              <w:t>file sequenziale VBS con i record SMF 80 estratti (formato originale); DUMMY se l'estratto non è richiesto</w:t>
+            </w:r>
+          </w:p>
+        </w:tc>
+      </w:tr>
+      <w:tr>
+        <w:tc>
+          <w:tcPr>
+            <w:tcW w:type="dxa" w:w="1417"/>
+          </w:tcPr>
+          <w:p>
+            <w:r>
+              <w:t>UTIDMP</w:t>
+            </w:r>
+          </w:p>
+        </w:tc>
+        <w:tc>
+          <w:tcPr>
+            <w:tcW w:type="dxa" w:w="1134"/>
+          </w:tcPr>
+          <w:p>
+            <w:r>
+              <w:t>output</w:t>
+            </w:r>
+          </w:p>
+        </w:tc>
+        <w:tc>
+          <w:tcPr>
+            <w:tcW w:type="dxa" w:w="6236"/>
+          </w:tcPr>
+          <w:p>
+            <w:r>
+              <w:t>file sequenziale VBA con il dump esadecimale dei record estratti; DUMMY se il dump non è richiesto</w:t>
+            </w:r>
+          </w:p>
+        </w:tc>
+      </w:tr>
+      <w:tr>
+        <w:tc>
+          <w:tcPr>
+            <w:tcW w:type="dxa" w:w="1417"/>
+          </w:tcPr>
+          <w:p>
+            <w:r>
+              <w:t>UTIDEC</w:t>
+            </w:r>
+          </w:p>
+        </w:tc>
+        <w:tc>
+          <w:tcPr>
+            <w:tcW w:type="dxa" w:w="1134"/>
+          </w:tcPr>
+          <w:p>
+            <w:r>
+              <w:t>output</w:t>
+            </w:r>
+          </w:p>
+        </w:tc>
+        <w:tc>
+          <w:tcPr>
+            <w:tcW w:type="dxa" w:w="6236"/>
+          </w:tcPr>
+          <w:p>
+            <w:r>
+              <w:t>file sequenziale VB con la decodifica testuale dei record SMF 81 incontrati; DUMMY se la decodifica non è richiesta</w:t>
             </w:r>
           </w:p>
         </w:tc>
@@ -14038,7 +13591,46 @@
     <w:p/>
     <w:p>
       <w:r>
-        <w:t>smf80ext:</w:t>
+        <w:t>Una DD di output DUMMY disattiva l'elaborazione corrispondente; una DD mancante è trattata come DUMMY, con un messaggio di avvertimento (W:). Con UTI002 e UTIDMP entrambe DUMMY il programma produce solo le statistiche.</w:t>
+      </w:r>
+    </w:p>
+    <w:p>
+      <w:r>
+        <w:t>Autorizzazioni richieste: READ sui dataset SMF di input, ALTER/UPDATE sui dataset di output (UTI002, UTIDMP, UTIDEC). Le classi RACF sono lette con RACROUTE REQUEST=STAT e i data set allocati con SVC 99 information retrieval, senza richiedere un modulo APF-authorized.</w:t>
+      </w:r>
+    </w:p>
+    <w:p>
+      <w:pPr>
+        <w:pStyle w:val="Heading2"/>
+      </w:pPr>
+      <w:r>
+        <w:t>4.3 Sintassi del file criteri (DD:UTIPARM)</w:t>
+      </w:r>
+    </w:p>
+    <w:p>
+      <w:r>
+        <w:t>Il file di criteri è un file sequenziale in cui ogni riga logica ha la forma:</w:t>
+      </w:r>
+    </w:p>
+    <w:p>
+      <w:r>
+        <w:rPr>
+          <w:rFonts w:ascii="Consolas" w:hAnsi="Consolas"/>
+          <w:sz w:val="20"/>
+        </w:rPr>
+        <w:t>&lt;nome car&gt; &lt;op&gt; &lt;lista valori&gt; [ + ]</w:t>
+        <w:br/>
+        <w:t xml:space="preserve">  [ continuazione lista valori ]</w:t>
+      </w:r>
+    </w:p>
+    <w:p>
+      <w:r>
+        <w:t>Le righe che iniziano con '*' sono considerate commento e ignorate. Una lista di valori può proseguire su più righe fisiche terminando la riga con '+': la riga successiva viene concatenata alla precedente (funzione getlrow).</w:t>
+      </w:r>
+    </w:p>
+    <w:p>
+      <w:r>
+        <w:t>Caratteristiche riconosciute (&lt;nome car&gt;):</w:t>
       </w:r>
     </w:p>
     <w:tbl>
@@ -14056,266 +13648,6 @@
       <w:tr>
         <w:tc>
           <w:tcPr>
-            <w:tcW w:type="dxa" w:w="1417"/>
-            <w:shd w:val="clear" w:color="auto" w:fill="1F3A5F"/>
-          </w:tcPr>
-          <w:p>
-            <w:r>
-              <w:rPr>
-                <w:b/>
-                <w:color w:val="FFFFFF"/>
-              </w:rPr>
-              <w:t>DD</w:t>
-            </w:r>
-          </w:p>
-        </w:tc>
-        <w:tc>
-          <w:tcPr>
-            <w:tcW w:type="dxa" w:w="1134"/>
-            <w:shd w:val="clear" w:color="auto" w:fill="1F3A5F"/>
-          </w:tcPr>
-          <w:p>
-            <w:r>
-              <w:rPr>
-                <w:b/>
-                <w:color w:val="FFFFFF"/>
-              </w:rPr>
-              <w:t>I/O</w:t>
-            </w:r>
-          </w:p>
-        </w:tc>
-        <w:tc>
-          <w:tcPr>
-            <w:tcW w:type="dxa" w:w="6236"/>
-            <w:shd w:val="clear" w:color="auto" w:fill="1F3A5F"/>
-          </w:tcPr>
-          <w:p>
-            <w:r>
-              <w:rPr>
-                <w:b/>
-                <w:color w:val="FFFFFF"/>
-              </w:rPr>
-              <w:t>Descrizione</w:t>
-            </w:r>
-          </w:p>
-        </w:tc>
-      </w:tr>
-      <w:tr>
-        <w:tc>
-          <w:tcPr>
-            <w:tcW w:type="dxa" w:w="1417"/>
-          </w:tcPr>
-          <w:p>
-            <w:r>
-              <w:t>UTIPARM</w:t>
-            </w:r>
-          </w:p>
-        </w:tc>
-        <w:tc>
-          <w:tcPr>
-            <w:tcW w:type="dxa" w:w="1134"/>
-          </w:tcPr>
-          <w:p>
-            <w:r>
-              <w:t>input</w:t>
-            </w:r>
-          </w:p>
-        </w:tc>
-        <w:tc>
-          <w:tcPr>
-            <w:tcW w:type="dxa" w:w="6236"/>
-          </w:tcPr>
-          <w:p>
-            <w:r>
-              <w:t>file sequenziale con i criteri di estrazione</w:t>
-            </w:r>
-          </w:p>
-        </w:tc>
-      </w:tr>
-      <w:tr>
-        <w:tc>
-          <w:tcPr>
-            <w:tcW w:type="dxa" w:w="1417"/>
-          </w:tcPr>
-          <w:p>
-            <w:r>
-              <w:t>UTI001</w:t>
-            </w:r>
-          </w:p>
-        </w:tc>
-        <w:tc>
-          <w:tcPr>
-            <w:tcW w:type="dxa" w:w="1134"/>
-          </w:tcPr>
-          <w:p>
-            <w:r>
-              <w:t>input</w:t>
-            </w:r>
-          </w:p>
-        </w:tc>
-        <w:tc>
-          <w:tcPr>
-            <w:tcW w:type="dxa" w:w="6236"/>
-          </w:tcPr>
-          <w:p>
-            <w:r>
-              <w:t>file sequenziale VBS (o concatenazione) con i record SMF da filtrare</w:t>
-            </w:r>
-          </w:p>
-        </w:tc>
-      </w:tr>
-      <w:tr>
-        <w:tc>
-          <w:tcPr>
-            <w:tcW w:type="dxa" w:w="1417"/>
-          </w:tcPr>
-          <w:p>
-            <w:r>
-              <w:t>UTICNTL</w:t>
-            </w:r>
-          </w:p>
-        </w:tc>
-        <w:tc>
-          <w:tcPr>
-            <w:tcW w:type="dxa" w:w="1134"/>
-          </w:tcPr>
-          <w:p>
-            <w:r>
-              <w:t>input</w:t>
-            </w:r>
-          </w:p>
-        </w:tc>
-        <w:tc>
-          <w:tcPr>
-            <w:tcW w:type="dxa" w:w="6236"/>
-          </w:tcPr>
-          <w:p>
-            <w:r>
-              <w:t>PDS FB 80 con eventi, event qualifier e sezioni per verifica e decodifica (le classi RACF sono lette dalla CDT)</w:t>
-            </w:r>
-          </w:p>
-        </w:tc>
-      </w:tr>
-      <w:tr>
-        <w:tc>
-          <w:tcPr>
-            <w:tcW w:type="dxa" w:w="1417"/>
-          </w:tcPr>
-          <w:p>
-            <w:r>
-              <w:t>UTI002</w:t>
-            </w:r>
-          </w:p>
-        </w:tc>
-        <w:tc>
-          <w:tcPr>
-            <w:tcW w:type="dxa" w:w="1134"/>
-          </w:tcPr>
-          <w:p>
-            <w:r>
-              <w:t>output</w:t>
-            </w:r>
-          </w:p>
-        </w:tc>
-        <w:tc>
-          <w:tcPr>
-            <w:tcW w:type="dxa" w:w="6236"/>
-          </w:tcPr>
-          <w:p>
-            <w:r>
-              <w:t>file sequenziale VBS con i record SMF 80 estratti (formato originale)</w:t>
-            </w:r>
-          </w:p>
-        </w:tc>
-      </w:tr>
-      <w:tr>
-        <w:tc>
-          <w:tcPr>
-            <w:tcW w:type="dxa" w:w="1417"/>
-          </w:tcPr>
-          <w:p>
-            <w:r>
-              <w:t>UTIDEC</w:t>
-            </w:r>
-          </w:p>
-        </w:tc>
-        <w:tc>
-          <w:tcPr>
-            <w:tcW w:type="dxa" w:w="1134"/>
-          </w:tcPr>
-          <w:p>
-            <w:r>
-              <w:t>output</w:t>
-            </w:r>
-          </w:p>
-        </w:tc>
-        <w:tc>
-          <w:tcPr>
-            <w:tcW w:type="dxa" w:w="6236"/>
-          </w:tcPr>
-          <w:p>
-            <w:r>
-              <w:t>file sequenziale VB con la decodifica testuale dei record SMF 81 incontrati</w:t>
-            </w:r>
-          </w:p>
-        </w:tc>
-      </w:tr>
-    </w:tbl>
-    <w:p/>
-    <w:p>
-      <w:r>
-        <w:t>Autorizzazioni richieste: READ sui dataset SMF di input, ALTER/UPDATE sui dataset di output (UTI002, UTIDEC). Le classi RACF sono lette con RACROUTE REQUEST=STAT; le routine MODESET di racmode_metal.c, che richiederebbero un modulo APF-authorized, non sono utilizzate.</w:t>
-      </w:r>
-    </w:p>
-    <w:p>
-      <w:pPr>
-        <w:pStyle w:val="Heading2"/>
-      </w:pPr>
-      <w:r>
-        <w:t>4.3 Sintassi del file criteri (DD:UTIPARM)</w:t>
-      </w:r>
-    </w:p>
-    <w:p>
-      <w:r>
-        <w:t>Il file di criteri è un file sequenziale in cui ogni riga logica ha la forma:</w:t>
-      </w:r>
-    </w:p>
-    <w:p>
-      <w:r>
-        <w:rPr>
-          <w:rFonts w:ascii="Consolas" w:hAnsi="Consolas"/>
-          <w:sz w:val="20"/>
-        </w:rPr>
-        <w:t>&lt;nome car&gt; &lt;op&gt; &lt;lista valori&gt; [ + ]</w:t>
-        <w:br/>
-        <w:t xml:space="preserve">  [ continuazione lista valori ]</w:t>
-      </w:r>
-    </w:p>
-    <w:p>
-      <w:r>
-        <w:t>Le righe che iniziano con '*' sono considerate commento e ignorate. Una lista di valori può proseguire su più righe fisiche terminando la riga con '+': la riga successiva viene concatenata alla precedente (funzione getlrow).</w:t>
-      </w:r>
-    </w:p>
-    <w:p>
-      <w:r>
-        <w:t>Caratteristiche riconosciute (&lt;nome car&gt;):</w:t>
-      </w:r>
-    </w:p>
-    <w:tbl>
-      <w:tblPr>
-        <w:tblStyle w:val="LightGrid-Accent1"/>
-        <w:tblW w:type="auto" w:w="0"/>
-        <w:jc w:val="center"/>
-        <w:tblLook w:firstColumn="1" w:firstRow="1" w:lastColumn="0" w:lastRow="0" w:noHBand="0" w:noVBand="1" w:val="04A0"/>
-      </w:tblPr>
-      <w:tblGrid>
-        <w:gridCol w:w="3249"/>
-        <w:gridCol w:w="3249"/>
-        <w:gridCol w:w="3249"/>
-      </w:tblGrid>
-      <w:tr>
-        <w:tc>
-          <w:tcPr>
             <w:tcW w:type="dxa" w:w="1304"/>
             <w:shd w:val="clear" w:color="auto" w:fill="1F3A5F"/>
           </w:tcPr>
@@ -14870,7 +14202,40 @@
     </w:p>
     <w:p>
       <w:r>
-        <w:t>L'esecuzione avviene tramite JCL, con le DD sopra elencate preallocate. smf80dmp accetta un parametro opzionale (primo argomento del programma / PARM= in JCL) che limita il numero massimo di record estratti da stampare; se omesso, vengono stampati tutti i record che soddisfano i criteri. smf80ext non prevede parametri di invocazione.</w:t>
+        <w:t>L'esecuzione avviene tramite JCL. Il parametro opzionale PARM='/n' limita a n i record stampati nel dump (la barra separa le opzioni di runtime LE dagli argomenti del programma); se omesso vengono stampati tutti i record estratti. Le combinazioni di output si ottengono allocando o mettendo a DUMMY le DD UTI002, UTIDMP e UTIDEC. Nell'esempio, dump dei primi 100 record estratti senza estratto né decodifica SMF 81:</w:t>
+      </w:r>
+    </w:p>
+    <w:p>
+      <w:r>
+        <w:rPr>
+          <w:rFonts w:ascii="Consolas" w:hAnsi="Consolas"/>
+          <w:sz w:val="20"/>
+        </w:rPr>
+        <w:t>//ST010    EXEC PGM=SMF80EXT,PARM='/100'</w:t>
+        <w:br/>
+        <w:t>//STEPLIB  DD DISP=SHR,DSN=&lt;MyPrefix&gt;.LLIB</w:t>
+        <w:br/>
+        <w:t>//UTIPARM  DD *</w:t>
+        <w:br/>
+        <w:t>EVENT = ACCESS</w:t>
+        <w:br/>
+        <w:t>DESCR = VIOLATION</w:t>
+        <w:br/>
+        <w:t>/*</w:t>
+        <w:br/>
+        <w:t>//UTICNTL  DD DISP=SHR,DSN=&lt;MyPrefix&gt;.CNTL</w:t>
+        <w:br/>
+        <w:t>//UTI001   DD DISP=SHR,DSN=&lt;data set SMF 1&gt;</w:t>
+        <w:br/>
+        <w:t>//         DD DISP=SHR,DSN=&lt;data set SMF 2&gt;</w:t>
+        <w:br/>
+        <w:t>//UTI002   DD DUMMY</w:t>
+        <w:br/>
+        <w:t>//UTIDMP   DD SYSOUT=*</w:t>
+        <w:br/>
+        <w:t>//UTIDEC   DD DUMMY</w:t>
+        <w:br/>
+        <w:t>//SYSPRINT DD SYSOUT=*</w:t>
       </w:r>
     </w:p>
     <w:p>
@@ -14883,7 +14248,7 @@
     </w:p>
     <w:p>
       <w:r>
-        <w:t>Durante l'elaborazione i programmi stampano su SYSPRINT: il resoconto dei filtri caricati (con eventuale espansione delle classi per i filtri CLASS con operatore ABR), l'avanzamento della lettura (ogni 10 milioni di record), e al termine un riepilogo con date minime/massime incontrate, lunghezza massima/minima dei record, numero di record letti/tipo 80/tipo 81/estratti, e un conteggio per evento (letti ed estratti).</w:t>
+        <w:t>Durante l'elaborazione il programma stampa su SYSPRINT: il resoconto dei filtri caricati (con eventuale espansione delle classi per i filtri CLASS con operatore ABR), il riepilogo dei data set allocati alle DD, l'avanzamento della lettura (ogni 10 milioni di record) e al termine un riepilogo con date minime/massime incontrate, lunghezza massima/minima dei record, numero di record letti/tipo 80/tipo 81/estratti/stampati nel dump, e per ogni evento i record letti, estratti, le violazioni e i warning.</w:t>
       </w:r>
     </w:p>
     <w:p>
@@ -14894,6 +14259,11 @@
     <w:p>
       <w:r>
         <w:t>Durante il caricamento delle classi get_CDT stampa "Fine scansione: N profili trovati, nessun altro". Se la lettura della CDT fallisce, su stderr compare "Errore R_admin: SAFRC=.. RACFRC=.. RACFRS=.." con i codici di ritorno della chiamata RACROUTE.</w:t>
+      </w:r>
+    </w:p>
+    <w:p>
+      <w:r>
+        <w:t>Per ogni DD di output DUMMY viene stampato "&lt;DD&gt; DUMMY: &lt;elaborazione&gt; non eseguita"; per una DD mancante "W: &lt;DD&gt; non allocata, inserirla nel JCL e metterla a DUMMY se non richiesta &lt;elaborazione&gt;". Se è attivo solo il dump e viene raggiunto il limite del PARM, la lettura si interrompe con il messaggio "raggiunto il limite di stampa dump".</w:t>
       </w:r>
     </w:p>
     <w:sectPr>
